--- a/program/산출물양식/[모델배포] 화면설계서_A-COPilot.docx
+++ b/program/산출물양식/[모델배포] 화면설계서_A-COPilot.docx
@@ -228,7 +228,7 @@
                 <w:szCs w:val="40"/>
                 <w:rtl w:val="0"/>
               </w:rPr>
-              <w:t xml:space="preserve">SK 네트웍스 Family AI 32기 : 6팀 (A-COPilot)</w:t>
+              <w:t xml:space="preserve">SK 네트웍스 Family AI 32기 : 6팀 A-COPilot</w:t>
               <w:br w:type="textWrapping"/>
             </w:r>
             <w:r>
@@ -823,7 +823,7 @@
           <w:szCs w:val="20"/>
           <w:rtl w:val="0"/>
         </w:rPr>
-        <w:t xml:space="preserve">이 문서는 운영자가 쓰는 개발 콘솔(final_project_ui)의 화면을 정의한다. 고객이 쓰는 화면이 아니라 운영·감독용 화면이다. 화면은 세 개이며, 모두 같은 상단 메뉴를 공유한다.</w:t>
+        <w:t xml:space="preserve">이 문서는 운영자가 쓰는 개발 콘솔의 화면을 정의한다. 고객이 쓰는 화면이 아니라 운영과 감독을 위한 화면이다. 화면은 세 개이며 모두 같은 상단 메뉴를 공유한다.</w:t>
       </w:r>
     </w:p>
     <w:p>
@@ -859,41 +859,41 @@
           <w:szCs w:val="20"/>
           <w:rtl w:val="0"/>
         </w:rPr>
-        <w:t xml:space="preserve">- SCR-01 프로젝트 목록 (GET /) — 폴더를 훑어 어느 것이 A-COP 프로젝트인지 판별한다.</w:t>
-      </w:r>
-    </w:p>
-    <w:p>
-      <w:pPr>
-        <w:widowControl w:val="0"/>
-        <w:spacing w:after="60" w:line="264" w:lineRule="auto"/>
-        <w:ind w:left="1080"/>
-        <w:jc w:val="both"/>
-      </w:pPr>
-      <w:r>
-        <w:rPr>
-          <w:rFonts w:ascii="Malgun Gothic" w:cs="Malgun Gothic" w:eastAsia="Malgun Gothic" w:hAnsi="Malgun Gothic"/>
-          <w:sz w:val="20"/>
-          <w:szCs w:val="20"/>
-          <w:rtl w:val="0"/>
-        </w:rPr>
-        <w:t xml:space="preserve">- SCR-02 프로젝트 조립 현황 (GET /project?path=…) — 선언된 모듈·Team·Port와 DoD 판정, 평가 실행 이력을 읽기 전용으로 보여준다.</w:t>
-      </w:r>
-    </w:p>
-    <w:p>
-      <w:pPr>
-        <w:widowControl w:val="0"/>
-        <w:spacing w:after="60" w:line="264" w:lineRule="auto"/>
-        <w:ind w:left="1080"/>
-        <w:jc w:val="both"/>
-      </w:pPr>
-      <w:r>
-        <w:rPr>
-          <w:rFonts w:ascii="Malgun Gothic" w:cs="Malgun Gothic" w:eastAsia="Malgun Gothic" w:hAnsi="Malgun Gothic"/>
-          <w:sz w:val="20"/>
-          <w:szCs w:val="20"/>
-          <w:rtl w:val="0"/>
-        </w:rPr>
-        <w:t xml:space="preserve">- SCR-03 Composer 구성 관리 (GET·POST /composer, POST /composer/toggle) — 대상의 구성을 바꾸는 유일한 화면이다.</w:t>
+        <w:t xml:space="preserve">- SCR-01 프로젝트 목록. GET / . 폴더를 훑어 어느 것이 A-COP 프로젝트인지 판별한다.</w:t>
+      </w:r>
+    </w:p>
+    <w:p>
+      <w:pPr>
+        <w:widowControl w:val="0"/>
+        <w:spacing w:after="60" w:line="264" w:lineRule="auto"/>
+        <w:ind w:left="1080"/>
+        <w:jc w:val="both"/>
+      </w:pPr>
+      <w:r>
+        <w:rPr>
+          <w:rFonts w:ascii="Malgun Gothic" w:cs="Malgun Gothic" w:eastAsia="Malgun Gothic" w:hAnsi="Malgun Gothic"/>
+          <w:sz w:val="20"/>
+          <w:szCs w:val="20"/>
+          <w:rtl w:val="0"/>
+        </w:rPr>
+        <w:t xml:space="preserve">- SCR-02 프로젝트 조립 현황. GET /project?path= . 선언된 모듈과 Team과 Port, DoD 판정, 평가 실행 이력을 읽기 전용으로 보여준다.</w:t>
+      </w:r>
+    </w:p>
+    <w:p>
+      <w:pPr>
+        <w:widowControl w:val="0"/>
+        <w:spacing w:after="60" w:line="264" w:lineRule="auto"/>
+        <w:ind w:left="1080"/>
+        <w:jc w:val="both"/>
+      </w:pPr>
+      <w:r>
+        <w:rPr>
+          <w:rFonts w:ascii="Malgun Gothic" w:cs="Malgun Gothic" w:eastAsia="Malgun Gothic" w:hAnsi="Malgun Gothic"/>
+          <w:sz w:val="20"/>
+          <w:szCs w:val="20"/>
+          <w:rtl w:val="0"/>
+        </w:rPr>
+        <w:t xml:space="preserve">- SCR-03 Composer 구성 관리. GET, POST /composer 와 POST /composer/toggle . 대상의 구성을 바꾸는 유일한 화면이다.</w:t>
       </w:r>
     </w:p>
     <w:p>
@@ -929,24 +929,24 @@
           <w:szCs w:val="20"/>
           <w:rtl w:val="0"/>
         </w:rPr>
-        <w:t xml:space="preserve">- 운영자·상담 관리자: 케이스 처리 상태와 승인 대기를 감독한다.</w:t>
-      </w:r>
-    </w:p>
-    <w:p>
-      <w:pPr>
-        <w:widowControl w:val="0"/>
-        <w:spacing w:after="60" w:line="264" w:lineRule="auto"/>
-        <w:ind w:left="1080"/>
-        <w:jc w:val="both"/>
-      </w:pPr>
-      <w:r>
-        <w:rPr>
-          <w:rFonts w:ascii="Malgun Gothic" w:cs="Malgun Gothic" w:eastAsia="Malgun Gothic" w:hAnsi="Malgun Gothic"/>
-          <w:sz w:val="20"/>
-          <w:szCs w:val="20"/>
-          <w:rtl w:val="0"/>
-        </w:rPr>
-        <w:t xml:space="preserve">- 개발·검증 담당: 조립 상태와 평가 결과를 확인하고 구성을 바꾼다.</w:t>
+        <w:t xml:space="preserve">- 운영자와 상담 관리자. Case 처리 상태와 승인 대기를 감독한다.</w:t>
+      </w:r>
+    </w:p>
+    <w:p>
+      <w:pPr>
+        <w:widowControl w:val="0"/>
+        <w:spacing w:after="60" w:line="264" w:lineRule="auto"/>
+        <w:ind w:left="1080"/>
+        <w:jc w:val="both"/>
+      </w:pPr>
+      <w:r>
+        <w:rPr>
+          <w:rFonts w:ascii="Malgun Gothic" w:cs="Malgun Gothic" w:eastAsia="Malgun Gothic" w:hAnsi="Malgun Gothic"/>
+          <w:sz w:val="20"/>
+          <w:szCs w:val="20"/>
+          <w:rtl w:val="0"/>
+        </w:rPr>
+        <w:t xml:space="preserve">- 개발과 검증 담당. 조립 상태와 평가 결과를 확인하고 구성을 바꾼다.</w:t>
       </w:r>
     </w:p>
     <w:p>
@@ -982,7 +982,7 @@
           <w:szCs w:val="20"/>
           <w:rtl w:val="0"/>
         </w:rPr>
-        <w:t xml:space="preserve">대상 시스템(final_project_cs)이 떠 있지 않아도 콘솔은 뜬다. 못 읽은 자료는 빈 화면이 아니라 "무엇을 왜 못 읽었는지"를 적는다. 이것이 이 콘솔의 존재 이유다.</w:t>
+        <w:t xml:space="preserve">대상 시스템이 떠 있지 않아도 콘솔은 뜬다. 못 읽은 자료는 빈 화면이 아니라 무엇을 왜 못 읽었는지 적는다. 이것이 이 콘솔의 존재 이유다.</w:t>
       </w:r>
     </w:p>
     <w:p>
@@ -1010,6 +1010,65 @@
     </w:p>
     <w:p>
       <w:pPr>
+        <w:jc w:val="center"/>
+        <w:spacing w:before="120" w:after="60"/>
+      </w:pPr>
+      <w:r>
+        <w:rPr>
+          <w:noProof/>
+        </w:rPr>
+        <w:drawing>
+          <wp:inline xmlns:wp="http://schemas.openxmlformats.org/drawingml/2006/wordprocessingDrawing" distT="0" distB="0" distL="0" distR="0">
+            <wp:extent cx="5669280" cy="2138634"/>
+            <wp:effectExtent l="0" t="0" r="0" b="0"/>
+            <wp:docPr id="901" name="그림 1"/>
+            <a:graphic xmlns:a="http://schemas.openxmlformats.org/drawingml/2006/main">
+              <a:graphicData uri="http://schemas.openxmlformats.org/drawingml/2006/picture">
+                <pic:pic xmlns:pic="http://schemas.openxmlformats.org/drawingml/2006/picture">
+                  <pic:nvPicPr>
+                    <pic:cNvPr id="901" name="그림 1"/>
+                    <pic:cNvPicPr/>
+                  </pic:nvPicPr>
+                  <pic:blipFill>
+                    <a:blip xmlns:r="http://schemas.openxmlformats.org/officeDocument/2006/relationships" r:embed="rIdIMG501"/>
+                    <a:stretch>
+                      <a:fillRect/>
+                    </a:stretch>
+                  </pic:blipFill>
+                  <pic:spPr>
+                    <a:xfrm>
+                      <a:off x="0" y="0"/>
+                      <a:ext cx="5669280" cy="2138634"/>
+                    </a:xfrm>
+                    <a:prstGeom prst="rect">
+                      <a:avLst/>
+                    </a:prstGeom>
+                  </pic:spPr>
+                </pic:pic>
+              </a:graphicData>
+            </a:graphic>
+          </wp:inline>
+        </w:drawing>
+      </w:r>
+    </w:p>
+    <w:p>
+      <w:pPr>
+        <w:jc w:val="center"/>
+        <w:spacing w:after="180"/>
+      </w:pPr>
+      <w:r>
+        <w:rPr>
+          <w:rFonts w:ascii="Malgun Gothic" w:cs="Malgun Gothic" w:eastAsia="Malgun Gothic" w:hAnsi="Malgun Gothic"/>
+          <w:sz w:val="17"/>
+          <w:szCs w:val="17"/>
+          <w:color w:val="595959"/>
+          <w:rtl w:val="0"/>
+        </w:rPr>
+        <w:t xml:space="preserve">그림 1. 화면 세 개와 이동 경로.</w:t>
+      </w:r>
+    </w:p>
+    <w:p>
+      <w:pPr>
         <w:widowControl w:val="0"/>
         <w:spacing w:after="60" w:line="264" w:lineRule="auto"/>
         <w:ind w:left="720"/>
@@ -1041,7 +1100,7 @@
           <w:szCs w:val="20"/>
           <w:rtl w:val="0"/>
         </w:rPr>
-        <w:t xml:space="preserve">SCR-01에서 프로젝트를 고르면 SCR-02로 간다. SCR-02에서 "구성 조립(Composer)" 링크를 누르면 SCR-03으로 간다. 상단 메뉴에는 프로젝트 목록·조립·Composer 세 항목이 항상 있고, 경로가 없으면 뒤의 둘은 비활성으로 표시된다.</w:t>
+        <w:t xml:space="preserve">SCR-01에서 프로젝트를 고르면 SCR-02로 간다. SCR-02에서 구성 조립 링크를 누르면 SCR-03으로 간다. 상단 메뉴에는 프로젝트 목록, 조립, Composer 세 항목이 항상 있고 경로가 없으면 뒤의 둘은 비활성으로 표시된다.</w:t>
       </w:r>
     </w:p>
     <w:p>
@@ -1060,75 +1119,134 @@
           <w:szCs w:val="20"/>
           <w:rtl w:val="0"/>
         </w:rPr>
-        <w:t xml:space="preserve">Composer 저장 흐름 (SCR-03)</w:t>
-      </w:r>
-    </w:p>
-    <w:p>
-      <w:pPr>
-        <w:widowControl w:val="0"/>
-        <w:spacing w:after="60" w:line="264" w:lineRule="auto"/>
-        <w:ind w:left="1080"/>
-        <w:jc w:val="both"/>
-      </w:pPr>
-      <w:r>
-        <w:rPr>
-          <w:rFonts w:ascii="Malgun Gothic" w:cs="Malgun Gothic" w:eastAsia="Malgun Gothic" w:hAnsi="Malgun Gothic"/>
-          <w:sz w:val="20"/>
-          <w:szCs w:val="20"/>
-          <w:rtl w:val="0"/>
-        </w:rPr>
-        <w:t xml:space="preserve">- 1단계: 화면에서 모듈 체크, Port 값, Team 행을 고친다. 이 단계는 브라우저 안의 후보 값만 바뀐다.</w:t>
-      </w:r>
-    </w:p>
-    <w:p>
-      <w:pPr>
-        <w:widowControl w:val="0"/>
-        <w:spacing w:after="60" w:line="264" w:lineRule="auto"/>
-        <w:ind w:left="1080"/>
-        <w:jc w:val="both"/>
-      </w:pPr>
-      <w:r>
-        <w:rPr>
-          <w:rFonts w:ascii="Malgun Gothic" w:cs="Malgun Gothic" w:eastAsia="Malgun Gothic" w:hAnsi="Malgun Gothic"/>
-          <w:sz w:val="20"/>
-          <w:szCs w:val="20"/>
-          <w:rtl w:val="0"/>
-        </w:rPr>
-        <w:t xml:space="preserve">- 2단계: [검증]을 누르면 POST /composer/validate로 후보 전체를 대상에 보내 검증한다. 저장은 아직 안 된다.</w:t>
-      </w:r>
-    </w:p>
-    <w:p>
-      <w:pPr>
-        <w:widowControl w:val="0"/>
-        <w:spacing w:after="60" w:line="264" w:lineRule="auto"/>
-        <w:ind w:left="1080"/>
-        <w:jc w:val="both"/>
-      </w:pPr>
-      <w:r>
-        <w:rPr>
-          <w:rFonts w:ascii="Malgun Gothic" w:cs="Malgun Gothic" w:eastAsia="Malgun Gothic" w:hAnsi="Malgun Gothic"/>
-          <w:sz w:val="20"/>
-          <w:szCs w:val="20"/>
-          <w:rtl w:val="0"/>
-        </w:rPr>
-        <w:t xml:space="preserve">- 3단계: 사유(reason)를 적고 [적용]을 누르면 POST /composer/apply로 저장한다. 대상의 revision이 화면이 읽어온 값과 같을 때만 반영된다.</w:t>
-      </w:r>
-    </w:p>
-    <w:p>
-      <w:pPr>
-        <w:widowControl w:val="0"/>
-        <w:spacing w:after="60" w:line="264" w:lineRule="auto"/>
-        <w:ind w:left="1080"/>
-        <w:jc w:val="both"/>
-      </w:pPr>
-      <w:r>
-        <w:rPr>
-          <w:rFonts w:ascii="Malgun Gothic" w:cs="Malgun Gothic" w:eastAsia="Malgun Gothic" w:hAnsi="Malgun Gothic"/>
-          <w:sz w:val="20"/>
-          <w:szCs w:val="20"/>
-          <w:rtl w:val="0"/>
-        </w:rPr>
-        <w:t xml:space="preserve">- 4단계: 적용에 성공하면 대상의 최신 상태를 다시 읽어 새 revision과 함께 보여준다.</w:t>
+        <w:t xml:space="preserve">Composer 저장 흐름</w:t>
+      </w:r>
+    </w:p>
+    <w:p>
+      <w:pPr>
+        <w:jc w:val="center"/>
+        <w:spacing w:before="120" w:after="60"/>
+      </w:pPr>
+      <w:r>
+        <w:rPr>
+          <w:noProof/>
+        </w:rPr>
+        <w:drawing>
+          <wp:inline xmlns:wp="http://schemas.openxmlformats.org/drawingml/2006/wordprocessingDrawing" distT="0" distB="0" distL="0" distR="0">
+            <wp:extent cx="5852160" cy="2318657"/>
+            <wp:effectExtent l="0" t="0" r="0" b="0"/>
+            <wp:docPr id="902" name="그림 2"/>
+            <a:graphic xmlns:a="http://schemas.openxmlformats.org/drawingml/2006/main">
+              <a:graphicData uri="http://schemas.openxmlformats.org/drawingml/2006/picture">
+                <pic:pic xmlns:pic="http://schemas.openxmlformats.org/drawingml/2006/picture">
+                  <pic:nvPicPr>
+                    <pic:cNvPr id="902" name="그림 2"/>
+                    <pic:cNvPicPr/>
+                  </pic:nvPicPr>
+                  <pic:blipFill>
+                    <a:blip xmlns:r="http://schemas.openxmlformats.org/officeDocument/2006/relationships" r:embed="rIdIMG502"/>
+                    <a:stretch>
+                      <a:fillRect/>
+                    </a:stretch>
+                  </pic:blipFill>
+                  <pic:spPr>
+                    <a:xfrm>
+                      <a:off x="0" y="0"/>
+                      <a:ext cx="5852160" cy="2318657"/>
+                    </a:xfrm>
+                    <a:prstGeom prst="rect">
+                      <a:avLst/>
+                    </a:prstGeom>
+                  </pic:spPr>
+                </pic:pic>
+              </a:graphicData>
+            </a:graphic>
+          </wp:inline>
+        </w:drawing>
+      </w:r>
+    </w:p>
+    <w:p>
+      <w:pPr>
+        <w:jc w:val="center"/>
+        <w:spacing w:after="180"/>
+      </w:pPr>
+      <w:r>
+        <w:rPr>
+          <w:rFonts w:ascii="Malgun Gothic" w:cs="Malgun Gothic" w:eastAsia="Malgun Gothic" w:hAnsi="Malgun Gothic"/>
+          <w:sz w:val="17"/>
+          <w:szCs w:val="17"/>
+          <w:color w:val="595959"/>
+          <w:rtl w:val="0"/>
+        </w:rPr>
+        <w:t xml:space="preserve">그림 2. Composer 저장은 네 단계다. 2단계까지는 저장되지 않는다.</w:t>
+      </w:r>
+    </w:p>
+    <w:p>
+      <w:pPr>
+        <w:widowControl w:val="0"/>
+        <w:spacing w:after="60" w:line="264" w:lineRule="auto"/>
+        <w:ind w:left="1080"/>
+        <w:jc w:val="both"/>
+      </w:pPr>
+      <w:r>
+        <w:rPr>
+          <w:rFonts w:ascii="Malgun Gothic" w:cs="Malgun Gothic" w:eastAsia="Malgun Gothic" w:hAnsi="Malgun Gothic"/>
+          <w:sz w:val="20"/>
+          <w:szCs w:val="20"/>
+          <w:rtl w:val="0"/>
+        </w:rPr>
+        <w:t xml:space="preserve">- 1단계. 화면에서 모듈 체크, Port 값, Team 행을 고친다. 브라우저 안의 후보 값만 바뀐다.</w:t>
+      </w:r>
+    </w:p>
+    <w:p>
+      <w:pPr>
+        <w:widowControl w:val="0"/>
+        <w:spacing w:after="60" w:line="264" w:lineRule="auto"/>
+        <w:ind w:left="1080"/>
+        <w:jc w:val="both"/>
+      </w:pPr>
+      <w:r>
+        <w:rPr>
+          <w:rFonts w:ascii="Malgun Gothic" w:cs="Malgun Gothic" w:eastAsia="Malgun Gothic" w:hAnsi="Malgun Gothic"/>
+          <w:sz w:val="20"/>
+          <w:szCs w:val="20"/>
+          <w:rtl w:val="0"/>
+        </w:rPr>
+        <w:t xml:space="preserve">- 2단계. 검증을 누르면 후보 전체를 대상에 보내 검증한다. 저장은 아직 안 된다.</w:t>
+      </w:r>
+    </w:p>
+    <w:p>
+      <w:pPr>
+        <w:widowControl w:val="0"/>
+        <w:spacing w:after="60" w:line="264" w:lineRule="auto"/>
+        <w:ind w:left="1080"/>
+        <w:jc w:val="both"/>
+      </w:pPr>
+      <w:r>
+        <w:rPr>
+          <w:rFonts w:ascii="Malgun Gothic" w:cs="Malgun Gothic" w:eastAsia="Malgun Gothic" w:hAnsi="Malgun Gothic"/>
+          <w:sz w:val="20"/>
+          <w:szCs w:val="20"/>
+          <w:rtl w:val="0"/>
+        </w:rPr>
+        <w:t xml:space="preserve">- 3단계. 사유를 적고 적용을 누르면 저장한다. 대상의 revision이 화면이 읽어온 값과 같을 때만 반영된다.</w:t>
+      </w:r>
+    </w:p>
+    <w:p>
+      <w:pPr>
+        <w:widowControl w:val="0"/>
+        <w:spacing w:after="60" w:line="264" w:lineRule="auto"/>
+        <w:ind w:left="1080"/>
+        <w:jc w:val="both"/>
+      </w:pPr>
+      <w:r>
+        <w:rPr>
+          <w:rFonts w:ascii="Malgun Gothic" w:cs="Malgun Gothic" w:eastAsia="Malgun Gothic" w:hAnsi="Malgun Gothic"/>
+          <w:sz w:val="20"/>
+          <w:szCs w:val="20"/>
+          <w:rtl w:val="0"/>
+        </w:rPr>
+        <w:t xml:space="preserve">- 4단계. 적용에 성공하면 대상의 최신 상태를 다시 읽어 새 revision과 함께 보여준다.</w:t>
       </w:r>
     </w:p>
     <w:p>
@@ -1164,7 +1282,7 @@
           <w:szCs w:val="20"/>
           <w:rtl w:val="0"/>
         </w:rPr>
-        <w:t xml:space="preserve">이미 선언된 모듈·Team 하나만 켜고 끌 때는 위 3단계를 거치지 않고 토글 버튼으로 POST /composer/toggle을 바로 보낸다. 이 카드는 대상의 introspection 응답에 있는 contract_version을 콘솔이 아는 버전으로 확인했을 때만 그린다. 모르는 버전이면 카드를 아예 그리지 않는다.</w:t>
+        <w:t xml:space="preserve">이미 선언된 모듈이나 Team 하나만 켜고 끌 때는 위 네 단계를 거치지 않고 토글 버튼으로 바로 보낸다. 이 카드는 대상의 introspection 응답에 있는 계약 버전을 콘솔이 아는 버전으로 확인했을 때만 그린다. 모르는 버전이면 카드를 아예 그리지 않는다.</w:t>
       </w:r>
     </w:p>
     <w:p>
@@ -1223,58 +1341,58 @@
           <w:szCs w:val="20"/>
           <w:rtl w:val="0"/>
         </w:rPr>
-        <w:t xml:space="preserve">- 상단 고정 메뉴 + 본문 한 칼럼. 카드(접을 수 있는 영역)를 세로로 쌓는다.</w:t>
-      </w:r>
-    </w:p>
-    <w:p>
-      <w:pPr>
-        <w:widowControl w:val="0"/>
-        <w:spacing w:after="60" w:line="264" w:lineRule="auto"/>
-        <w:ind w:left="1080"/>
-        <w:jc w:val="both"/>
-      </w:pPr>
-      <w:r>
-        <w:rPr>
-          <w:rFonts w:ascii="Malgun Gothic" w:cs="Malgun Gothic" w:eastAsia="Malgun Gothic" w:hAnsi="Malgun Gothic"/>
-          <w:sz w:val="20"/>
-          <w:szCs w:val="20"/>
-          <w:rtl w:val="0"/>
-        </w:rPr>
-        <w:t xml:space="preserve">- 숫자 요약은 상단 stat 줄에 둔다. 예: 모듈 5/6, AGENT TEAM 6/6, TEAM_EXECUTOR local.</w:t>
-      </w:r>
-    </w:p>
-    <w:p>
-      <w:pPr>
-        <w:widowControl w:val="0"/>
-        <w:spacing w:after="60" w:line="264" w:lineRule="auto"/>
-        <w:ind w:left="1080"/>
-        <w:jc w:val="both"/>
-      </w:pPr>
-      <w:r>
-        <w:rPr>
-          <w:rFonts w:ascii="Malgun Gothic" w:cs="Malgun Gothic" w:eastAsia="Malgun Gothic" w:hAnsi="Malgun Gothic"/>
-          <w:sz w:val="20"/>
-          <w:szCs w:val="20"/>
-          <w:rtl w:val="0"/>
-        </w:rPr>
-        <w:t xml:space="preserve">- 알림은 네 종류로만 구분한다. info(안내), ok(성공), warn(주의), bad(실패).</w:t>
-      </w:r>
-    </w:p>
-    <w:p>
-      <w:pPr>
-        <w:widowControl w:val="0"/>
-        <w:spacing w:after="60" w:line="264" w:lineRule="auto"/>
-        <w:ind w:left="1080"/>
-        <w:jc w:val="both"/>
-      </w:pPr>
-      <w:r>
-        <w:rPr>
-          <w:rFonts w:ascii="Malgun Gothic" w:cs="Malgun Gothic" w:eastAsia="Malgun Gothic" w:hAnsi="Malgun Gothic"/>
-          <w:sz w:val="20"/>
-          <w:szCs w:val="20"/>
-          <w:rtl w:val="0"/>
-        </w:rPr>
-        <w:t xml:space="preserve">- 대상의 화면 테마를 복사하지 않는다. 대상이 없어도 떠야 하므로 표현은 이 콘솔이 자체적으로 만든다.</w:t>
+        <w:t xml:space="preserve">- 상단 고정 메뉴와 본문 한 칼럼. 접을 수 있는 카드를 세로로 쌓는다.</w:t>
+      </w:r>
+    </w:p>
+    <w:p>
+      <w:pPr>
+        <w:widowControl w:val="0"/>
+        <w:spacing w:after="60" w:line="264" w:lineRule="auto"/>
+        <w:ind w:left="1080"/>
+        <w:jc w:val="both"/>
+      </w:pPr>
+      <w:r>
+        <w:rPr>
+          <w:rFonts w:ascii="Malgun Gothic" w:cs="Malgun Gothic" w:eastAsia="Malgun Gothic" w:hAnsi="Malgun Gothic"/>
+          <w:sz w:val="20"/>
+          <w:szCs w:val="20"/>
+          <w:rtl w:val="0"/>
+        </w:rPr>
+        <w:t xml:space="preserve">- 숫자 요약은 상단 줄에 둔다. 예를 들어 모듈 5/6, AGENT TEAM 6/6, TEAM_EXECUTOR local이다.</w:t>
+      </w:r>
+    </w:p>
+    <w:p>
+      <w:pPr>
+        <w:widowControl w:val="0"/>
+        <w:spacing w:after="60" w:line="264" w:lineRule="auto"/>
+        <w:ind w:left="1080"/>
+        <w:jc w:val="both"/>
+      </w:pPr>
+      <w:r>
+        <w:rPr>
+          <w:rFonts w:ascii="Malgun Gothic" w:cs="Malgun Gothic" w:eastAsia="Malgun Gothic" w:hAnsi="Malgun Gothic"/>
+          <w:sz w:val="20"/>
+          <w:szCs w:val="20"/>
+          <w:rtl w:val="0"/>
+        </w:rPr>
+        <w:t xml:space="preserve">- 알림은 네 종류로만 구분한다. 안내, 성공, 주의, 실패다.</w:t>
+      </w:r>
+    </w:p>
+    <w:p>
+      <w:pPr>
+        <w:widowControl w:val="0"/>
+        <w:spacing w:after="60" w:line="264" w:lineRule="auto"/>
+        <w:ind w:left="1080"/>
+        <w:jc w:val="both"/>
+      </w:pPr>
+      <w:r>
+        <w:rPr>
+          <w:rFonts w:ascii="Malgun Gothic" w:cs="Malgun Gothic" w:eastAsia="Malgun Gothic" w:hAnsi="Malgun Gothic"/>
+          <w:sz w:val="20"/>
+          <w:szCs w:val="20"/>
+          <w:rtl w:val="0"/>
+        </w:rPr>
+        <w:t xml:space="preserve">- 대상의 화면 테마를 복사하지 않는다. 대상이 없어도 떠야 하므로 표현은 콘솔이 자체적으로 만든다.</w:t>
       </w:r>
     </w:p>
     <w:p>
@@ -1310,7 +1428,7 @@
           <w:szCs w:val="20"/>
           <w:rtl w:val="0"/>
         </w:rPr>
-        <w:t xml:space="preserve">- 부수효과를 내는 모든 폼 POST에 CSRF 토큰을 넣는다. Composer 적용과 빠른 토글 모두 해당한다.</w:t>
+        <w:t xml:space="preserve">- 부수효과를 내는 모든 폼 전송에 CSRF 토큰을 넣는다. Composer 적용과 빠른 토글 모두 해당한다.</w:t>
       </w:r>
     </w:p>
     <w:p>
@@ -1344,24 +1462,24 @@
           <w:szCs w:val="20"/>
           <w:rtl w:val="0"/>
         </w:rPr>
-        <w:t xml:space="preserve">- 비밀값(발급자 비밀키, DB URL)은 환경변수로만 받고 파일에 저장하지 않으며 화면에도 출력하지 않는다.</w:t>
-      </w:r>
-    </w:p>
-    <w:p>
-      <w:pPr>
-        <w:widowControl w:val="0"/>
-        <w:spacing w:after="60" w:line="264" w:lineRule="auto"/>
-        <w:ind w:left="1080"/>
-        <w:jc w:val="both"/>
-      </w:pPr>
-      <w:r>
-        <w:rPr>
-          <w:rFonts w:ascii="Malgun Gothic" w:cs="Malgun Gothic" w:eastAsia="Malgun Gothic" w:hAnsi="Malgun Gothic"/>
-          <w:sz w:val="20"/>
-          <w:szCs w:val="20"/>
-          <w:rtl w:val="0"/>
-        </w:rPr>
-        <w:t xml:space="preserve">- 경로를 링크로 만들 때는 URL 인코딩을 먼저 하고 HTML 이스케이프를 나중에 한다. 순서를 바꾸면 폴더 이름의 &amp; 나 # 때문에 링크가 엉뚱한 곳을 가리킨다.</w:t>
+        <w:t xml:space="preserve">- 비밀값은 환경변수로만 받고 파일에 저장하지 않으며 화면에도 출력하지 않는다.</w:t>
+      </w:r>
+    </w:p>
+    <w:p>
+      <w:pPr>
+        <w:widowControl w:val="0"/>
+        <w:spacing w:after="60" w:line="264" w:lineRule="auto"/>
+        <w:ind w:left="1080"/>
+        <w:jc w:val="both"/>
+      </w:pPr>
+      <w:r>
+        <w:rPr>
+          <w:rFonts w:ascii="Malgun Gothic" w:cs="Malgun Gothic" w:eastAsia="Malgun Gothic" w:hAnsi="Malgun Gothic"/>
+          <w:sz w:val="20"/>
+          <w:szCs w:val="20"/>
+          <w:rtl w:val="0"/>
+        </w:rPr>
+        <w:t xml:space="preserve">- 경로를 링크로 만들 때는 URL 인코딩을 먼저 하고 HTML 이스케이프를 나중에 한다. 순서를 바꾸면 폴더 이름의 앰퍼샌드나 샵 기호 때문에 링크가 엉뚱한 곳을 가리킨다.</w:t>
       </w:r>
     </w:p>
     <w:p>
@@ -1397,41 +1515,41 @@
           <w:szCs w:val="20"/>
           <w:rtl w:val="0"/>
         </w:rPr>
-        <w:t xml:space="preserve">- 대상이 예상과 다른 응답을 주면 500으로 죽지 않고 "대상이 준 config를 읽지 못했습니다 — 객체가 아니라 X 입니다"처럼 무엇이 잘못됐는지 적는다.</w:t>
-      </w:r>
-    </w:p>
-    <w:p>
-      <w:pPr>
-        <w:widowControl w:val="0"/>
-        <w:spacing w:after="60" w:line="264" w:lineRule="auto"/>
-        <w:ind w:left="1080"/>
-        <w:jc w:val="both"/>
-      </w:pPr>
-      <w:r>
-        <w:rPr>
-          <w:rFonts w:ascii="Malgun Gothic" w:cs="Malgun Gothic" w:eastAsia="Malgun Gothic" w:hAnsi="Malgun Gothic"/>
-          <w:sz w:val="20"/>
-          <w:szCs w:val="20"/>
-          <w:rtl w:val="0"/>
-        </w:rPr>
-        <w:t xml:space="preserve">- 쿼리 없이 들어온 주소는 raw JSON 오류가 아니라 안내 화면을 낸다.</w:t>
-      </w:r>
-    </w:p>
-    <w:p>
-      <w:pPr>
-        <w:widowControl w:val="0"/>
-        <w:spacing w:after="60" w:line="264" w:lineRule="auto"/>
-        <w:ind w:left="1080"/>
-        <w:jc w:val="both"/>
-      </w:pPr>
-      <w:r>
-        <w:rPr>
-          <w:rFonts w:ascii="Malgun Gothic" w:cs="Malgun Gothic" w:eastAsia="Malgun Gothic" w:hAnsi="Malgun Gothic"/>
-          <w:sz w:val="20"/>
-          <w:szCs w:val="20"/>
-          <w:rtl w:val="0"/>
-        </w:rPr>
-        <w:t xml:space="preserve">- 조작된 POST(예: 숫자가 아닌 행 번호)는 아무것도 바꾸지 않고 화면만 다시 그린다.</w:t>
+        <w:t xml:space="preserve">- 대상이 예상과 다른 응답을 주면 오류 화면으로 죽지 않고 무엇이 잘못됐는지 적는다.</w:t>
+      </w:r>
+    </w:p>
+    <w:p>
+      <w:pPr>
+        <w:widowControl w:val="0"/>
+        <w:spacing w:after="60" w:line="264" w:lineRule="auto"/>
+        <w:ind w:left="1080"/>
+        <w:jc w:val="both"/>
+      </w:pPr>
+      <w:r>
+        <w:rPr>
+          <w:rFonts w:ascii="Malgun Gothic" w:cs="Malgun Gothic" w:eastAsia="Malgun Gothic" w:hAnsi="Malgun Gothic"/>
+          <w:sz w:val="20"/>
+          <w:szCs w:val="20"/>
+          <w:rtl w:val="0"/>
+        </w:rPr>
+        <w:t xml:space="preserve">- 쿼리 없이 들어온 주소는 원시 JSON 오류가 아니라 안내 화면을 낸다.</w:t>
+      </w:r>
+    </w:p>
+    <w:p>
+      <w:pPr>
+        <w:widowControl w:val="0"/>
+        <w:spacing w:after="60" w:line="264" w:lineRule="auto"/>
+        <w:ind w:left="1080"/>
+        <w:jc w:val="both"/>
+      </w:pPr>
+      <w:r>
+        <w:rPr>
+          <w:rFonts w:ascii="Malgun Gothic" w:cs="Malgun Gothic" w:eastAsia="Malgun Gothic" w:hAnsi="Malgun Gothic"/>
+          <w:sz w:val="20"/>
+          <w:szCs w:val="20"/>
+          <w:rtl w:val="0"/>
+        </w:rPr>
+        <w:t xml:space="preserve">- 조작된 전송은 아무것도 바꾸지 않고 화면만 다시 그린다.</w:t>
       </w:r>
     </w:p>
     <w:p>
@@ -1490,7 +1608,7 @@
           <w:szCs w:val="20"/>
           <w:rtl w:val="0"/>
         </w:rPr>
-        <w:t xml:space="preserve">경로를 주지 않으면 콘솔의 상위 폴더를 훑어, 각 폴더가 A-COP 프로젝트인지 판별한다.</w:t>
+        <w:t xml:space="preserve">경로를 주지 않으면 콘솔의 상위 폴더를 훑어 각 폴더가 A-COP 프로젝트인지 판별한다.</w:t>
       </w:r>
     </w:p>
     <w:p>
@@ -1526,58 +1644,58 @@
           <w:szCs w:val="20"/>
           <w:rtl w:val="0"/>
         </w:rPr>
-        <w:t xml:space="preserve">- 요약 stat: 프로젝트 수, 훑은 폴더 수, 루트 경로</w:t>
-      </w:r>
-    </w:p>
-    <w:p>
-      <w:pPr>
-        <w:widowControl w:val="0"/>
-        <w:spacing w:after="60" w:line="264" w:lineRule="auto"/>
-        <w:ind w:left="1080"/>
-        <w:jc w:val="both"/>
-      </w:pPr>
-      <w:r>
-        <w:rPr>
-          <w:rFonts w:ascii="Malgun Gothic" w:cs="Malgun Gothic" w:eastAsia="Malgun Gothic" w:hAnsi="Malgun Gothic"/>
-          <w:sz w:val="20"/>
-          <w:szCs w:val="20"/>
-          <w:rtl w:val="0"/>
-        </w:rPr>
-        <w:t xml:space="preserve">- 표 3열 — 폴더 / 판별 / 근거</w:t>
-      </w:r>
-    </w:p>
-    <w:p>
-      <w:pPr>
-        <w:widowControl w:val="0"/>
-        <w:spacing w:after="60" w:line="264" w:lineRule="auto"/>
-        <w:ind w:left="1080"/>
-        <w:jc w:val="both"/>
-      </w:pPr>
-      <w:r>
-        <w:rPr>
-          <w:rFonts w:ascii="Malgun Gothic" w:cs="Malgun Gothic" w:eastAsia="Malgun Gothic" w:hAnsi="Malgun Gothic"/>
-          <w:sz w:val="20"/>
-          <w:szCs w:val="20"/>
-          <w:rtl w:val="0"/>
-        </w:rPr>
-        <w:t xml:space="preserve">- 판별 값은 "프로젝트" 또는 "아님" 둘뿐이다.</w:t>
-      </w:r>
-    </w:p>
-    <w:p>
-      <w:pPr>
-        <w:widowControl w:val="0"/>
-        <w:spacing w:after="60" w:line="264" w:lineRule="auto"/>
-        <w:ind w:left="1080"/>
-        <w:jc w:val="both"/>
-      </w:pPr>
-      <w:r>
-        <w:rPr>
-          <w:rFonts w:ascii="Malgun Gothic" w:cs="Malgun Gothic" w:eastAsia="Malgun Gothic" w:hAnsi="Malgun Gothic"/>
-          <w:sz w:val="20"/>
-          <w:szCs w:val="20"/>
-          <w:rtl w:val="0"/>
-        </w:rPr>
-        <w:t xml:space="preserve">- 근거는 판정 이유를 그대로 적는다. 예: "config/project.yaml 있음", "config/project.yaml 가 없다", "config/project.yaml 있음 · 없는 자료: introspection"</w:t>
+        <w:t xml:space="preserve">- 요약 줄. 프로젝트 수, 훑은 폴더 수, 루트 경로</w:t>
+      </w:r>
+    </w:p>
+    <w:p>
+      <w:pPr>
+        <w:widowControl w:val="0"/>
+        <w:spacing w:after="60" w:line="264" w:lineRule="auto"/>
+        <w:ind w:left="1080"/>
+        <w:jc w:val="both"/>
+      </w:pPr>
+      <w:r>
+        <w:rPr>
+          <w:rFonts w:ascii="Malgun Gothic" w:cs="Malgun Gothic" w:eastAsia="Malgun Gothic" w:hAnsi="Malgun Gothic"/>
+          <w:sz w:val="20"/>
+          <w:szCs w:val="20"/>
+          <w:rtl w:val="0"/>
+        </w:rPr>
+        <w:t xml:space="preserve">- 표 3열. 폴더, 판별, 근거</w:t>
+      </w:r>
+    </w:p>
+    <w:p>
+      <w:pPr>
+        <w:widowControl w:val="0"/>
+        <w:spacing w:after="60" w:line="264" w:lineRule="auto"/>
+        <w:ind w:left="1080"/>
+        <w:jc w:val="both"/>
+      </w:pPr>
+      <w:r>
+        <w:rPr>
+          <w:rFonts w:ascii="Malgun Gothic" w:cs="Malgun Gothic" w:eastAsia="Malgun Gothic" w:hAnsi="Malgun Gothic"/>
+          <w:sz w:val="20"/>
+          <w:szCs w:val="20"/>
+          <w:rtl w:val="0"/>
+        </w:rPr>
+        <w:t xml:space="preserve">- 판별 값은 프로젝트 또는 아님 둘뿐이다.</w:t>
+      </w:r>
+    </w:p>
+    <w:p>
+      <w:pPr>
+        <w:widowControl w:val="0"/>
+        <w:spacing w:after="60" w:line="264" w:lineRule="auto"/>
+        <w:ind w:left="1080"/>
+        <w:jc w:val="both"/>
+      </w:pPr>
+      <w:r>
+        <w:rPr>
+          <w:rFonts w:ascii="Malgun Gothic" w:cs="Malgun Gothic" w:eastAsia="Malgun Gothic" w:hAnsi="Malgun Gothic"/>
+          <w:sz w:val="20"/>
+          <w:szCs w:val="20"/>
+          <w:rtl w:val="0"/>
+        </w:rPr>
+        <w:t xml:space="preserve">- 근거는 판정 이유를 그대로 적는다. 예를 들어 config/project.yaml 있음, config/project.yaml 가 없다, config/project.yaml 있음 그리고 없는 자료는 introspection 이다.</w:t>
       </w:r>
     </w:p>
     <w:p>
@@ -1613,7 +1731,7 @@
           <w:szCs w:val="20"/>
           <w:rtl w:val="0"/>
         </w:rPr>
-        <w:t xml:space="preserve">- 폴더 이름을 누르면 SCR-02로 이동한다(경로는 URL 인코딩된 path 파라미터로 전달).</w:t>
+        <w:t xml:space="preserve">- 폴더 이름을 누르면 SCR-02로 이동한다. 경로는 URL 인코딩된 파라미터로 전달한다.</w:t>
       </w:r>
     </w:p>
     <w:p>
@@ -1632,24 +1750,24 @@
           <w:szCs w:val="20"/>
           <w:rtl w:val="0"/>
         </w:rPr>
-        <w:t xml:space="preserve">실측 예 (2026-08-28, final_workspace 기준)</w:t>
-      </w:r>
-    </w:p>
-    <w:p>
-      <w:pPr>
-        <w:widowControl w:val="0"/>
-        <w:spacing w:after="60" w:line="264" w:lineRule="auto"/>
-        <w:ind w:left="720"/>
-        <w:jc w:val="both"/>
-      </w:pPr>
-      <w:r>
-        <w:rPr>
-          <w:rFonts w:ascii="Malgun Gothic" w:cs="Malgun Gothic" w:eastAsia="Malgun Gothic" w:hAnsi="Malgun Gothic"/>
-          <w:sz w:val="20"/>
-          <w:szCs w:val="20"/>
-          <w:rtl w:val="0"/>
-        </w:rPr>
-        <w:t xml:space="preserve">훑은 폴더 8개 중 final_project_cs와 final_project_sample 둘이 프로젝트로 판별됐다. final_project_ui는 config/project.yaml이 없으므로 "아님"이다. 콘솔 자신은 대상이 아니라는 뜻이다.</w:t>
+        <w:t xml:space="preserve">실측 예 (2026-08-28)</w:t>
+      </w:r>
+    </w:p>
+    <w:p>
+      <w:pPr>
+        <w:widowControl w:val="0"/>
+        <w:spacing w:after="60" w:line="264" w:lineRule="auto"/>
+        <w:ind w:left="720"/>
+        <w:jc w:val="both"/>
+      </w:pPr>
+      <w:r>
+        <w:rPr>
+          <w:rFonts w:ascii="Malgun Gothic" w:cs="Malgun Gothic" w:eastAsia="Malgun Gothic" w:hAnsi="Malgun Gothic"/>
+          <w:sz w:val="20"/>
+          <w:szCs w:val="20"/>
+          <w:rtl w:val="0"/>
+        </w:rPr>
+        <w:t xml:space="preserve">훑은 폴더 8개 중 final_project_cs와 final_project_sample 둘이 프로젝트로 판별됐다. final_project_ui는 config/project.yaml이 없으므로 아님이다. 콘솔 자신은 대상이 아니라는 뜻이다.</w:t>
       </w:r>
     </w:p>
     <w:p>
@@ -1708,7 +1826,7 @@
           <w:szCs w:val="20"/>
           <w:rtl w:val="0"/>
         </w:rPr>
-        <w:t xml:space="preserve">선언 파일과 증적·평가 결과를 읽어 지금 이 프로젝트가 어떻게 조립돼 있고 무엇이 막혀 있는지를 보여준다. 이 화면은 읽기 전용이다. 여기서는 아무것도 바꾸지 않는다.</w:t>
+        <w:t xml:space="preserve">선언 파일과 증적, 평가 결과를 읽어 지금 이 프로젝트가 어떻게 조립돼 있고 무엇이 막혀 있는지 보여준다. 이 화면은 읽기 전용이다. 여기서는 아무것도 바꾸지 않는다.</w:t>
       </w:r>
     </w:p>
     <w:p>
@@ -1727,24 +1845,24 @@
           <w:szCs w:val="20"/>
           <w:rtl w:val="0"/>
         </w:rPr>
-        <w:t xml:space="preserve">구성 요소 — 상단 stat</w:t>
-      </w:r>
-    </w:p>
-    <w:p>
-      <w:pPr>
-        <w:widowControl w:val="0"/>
-        <w:spacing w:after="60" w:line="264" w:lineRule="auto"/>
-        <w:ind w:left="1080"/>
-        <w:jc w:val="both"/>
-      </w:pPr>
-      <w:r>
-        <w:rPr>
-          <w:rFonts w:ascii="Malgun Gothic" w:cs="Malgun Gothic" w:eastAsia="Malgun Gothic" w:hAnsi="Malgun Gothic"/>
-          <w:sz w:val="20"/>
-          <w:szCs w:val="20"/>
-          <w:rtl w:val="0"/>
-        </w:rPr>
-        <w:t xml:space="preserve">- 모듈 5/6 (꺼짐: a2a_executor), AGENT TEAM 6/6 (라우팅됨/등록됨), TEAM_EXECUTOR local, guardrails, CONTEXT.TOKEN_BUDGET 12000</w:t>
+        <w:t xml:space="preserve">상단 요약</w:t>
+      </w:r>
+    </w:p>
+    <w:p>
+      <w:pPr>
+        <w:widowControl w:val="0"/>
+        <w:spacing w:after="60" w:line="264" w:lineRule="auto"/>
+        <w:ind w:left="1080"/>
+        <w:jc w:val="both"/>
+      </w:pPr>
+      <w:r>
+        <w:rPr>
+          <w:rFonts w:ascii="Malgun Gothic" w:cs="Malgun Gothic" w:eastAsia="Malgun Gothic" w:hAnsi="Malgun Gothic"/>
+          <w:sz w:val="20"/>
+          <w:szCs w:val="20"/>
+          <w:rtl w:val="0"/>
+        </w:rPr>
+        <w:t xml:space="preserve">- 모듈 5/6 (꺼짐 a2a_executor), AGENT TEAM 6/6, TEAM_EXECUTOR local, guardrails, CONTEXT.TOKEN_BUDGET 12000</w:t>
       </w:r>
     </w:p>
     <w:p>
@@ -1763,41 +1881,41 @@
           <w:szCs w:val="20"/>
           <w:rtl w:val="0"/>
         </w:rPr>
-        <w:t xml:space="preserve">카드 1 — 조립</w:t>
-      </w:r>
-    </w:p>
-    <w:p>
-      <w:pPr>
-        <w:widowControl w:val="0"/>
-        <w:spacing w:after="60" w:line="264" w:lineRule="auto"/>
-        <w:ind w:left="1080"/>
-        <w:jc w:val="both"/>
-      </w:pPr>
-      <w:r>
-        <w:rPr>
-          <w:rFonts w:ascii="Malgun Gothic" w:cs="Malgun Gothic" w:eastAsia="Malgun Gothic" w:hAnsi="Malgun Gothic"/>
-          <w:sz w:val="20"/>
-          <w:szCs w:val="20"/>
-          <w:rtl w:val="0"/>
-        </w:rPr>
-        <w:t xml:space="preserve">- 표 3열 — TEAM_ID / ACTIVE / IMPLEMENTATION_REF</w:t>
-      </w:r>
-    </w:p>
-    <w:p>
-      <w:pPr>
-        <w:widowControl w:val="0"/>
-        <w:spacing w:after="60" w:line="264" w:lineRule="auto"/>
-        <w:ind w:left="1080"/>
-        <w:jc w:val="both"/>
-      </w:pPr>
-      <w:r>
-        <w:rPr>
-          <w:rFonts w:ascii="Malgun Gothic" w:cs="Malgun Gothic" w:eastAsia="Malgun Gothic" w:hAnsi="Malgun Gothic"/>
-          <w:sz w:val="20"/>
-          <w:szCs w:val="20"/>
-          <w:rtl w:val="0"/>
-        </w:rPr>
-        <w:t xml:space="preserve">- 실측 6행: voc_store_manager, response_generation_review, return_refund, procurement_order_payment, fulfillment_logistics, catalog_verification</w:t>
+        <w:t xml:space="preserve">카드 1. 조립</w:t>
+      </w:r>
+    </w:p>
+    <w:p>
+      <w:pPr>
+        <w:widowControl w:val="0"/>
+        <w:spacing w:after="60" w:line="264" w:lineRule="auto"/>
+        <w:ind w:left="1080"/>
+        <w:jc w:val="both"/>
+      </w:pPr>
+      <w:r>
+        <w:rPr>
+          <w:rFonts w:ascii="Malgun Gothic" w:cs="Malgun Gothic" w:eastAsia="Malgun Gothic" w:hAnsi="Malgun Gothic"/>
+          <w:sz w:val="20"/>
+          <w:szCs w:val="20"/>
+          <w:rtl w:val="0"/>
+        </w:rPr>
+        <w:t xml:space="preserve">- 표 3열. TEAM_ID, ACTIVE, IMPLEMENTATION_REF</w:t>
+      </w:r>
+    </w:p>
+    <w:p>
+      <w:pPr>
+        <w:widowControl w:val="0"/>
+        <w:spacing w:after="60" w:line="264" w:lineRule="auto"/>
+        <w:ind w:left="1080"/>
+        <w:jc w:val="both"/>
+      </w:pPr>
+      <w:r>
+        <w:rPr>
+          <w:rFonts w:ascii="Malgun Gothic" w:cs="Malgun Gothic" w:eastAsia="Malgun Gothic" w:hAnsi="Malgun Gothic"/>
+          <w:sz w:val="20"/>
+          <w:szCs w:val="20"/>
+          <w:rtl w:val="0"/>
+        </w:rPr>
+        <w:t xml:space="preserve">- 실측 6행. voc_store_manager, response_generation_review, return_refund, procurement_order_payment, fulfillment_logistics, catalog_verification</w:t>
       </w:r>
     </w:p>
     <w:p>
@@ -1816,41 +1934,41 @@
           <w:szCs w:val="20"/>
           <w:rtl w:val="0"/>
         </w:rPr>
-        <w:t xml:space="preserve">카드 2 — 무엇이 막혀 있나</w:t>
-      </w:r>
-    </w:p>
-    <w:p>
-      <w:pPr>
-        <w:widowControl w:val="0"/>
-        <w:spacing w:after="60" w:line="264" w:lineRule="auto"/>
-        <w:ind w:left="1080"/>
-        <w:jc w:val="both"/>
-      </w:pPr>
-      <w:r>
-        <w:rPr>
-          <w:rFonts w:ascii="Malgun Gothic" w:cs="Malgun Gothic" w:eastAsia="Malgun Gothic" w:hAnsi="Malgun Gothic"/>
-          <w:sz w:val="20"/>
-          <w:szCs w:val="20"/>
-          <w:rtl w:val="0"/>
-        </w:rPr>
-        <w:t xml:space="preserve">- DoD 판정 요약: 부분통과 3, 통과 26, 판정 없음 1 (2026-08-28 실측)</w:t>
-      </w:r>
-    </w:p>
-    <w:p>
-      <w:pPr>
-        <w:widowControl w:val="0"/>
-        <w:spacing w:after="60" w:line="264" w:lineRule="auto"/>
-        <w:ind w:left="1080"/>
-        <w:jc w:val="both"/>
-      </w:pPr>
-      <w:r>
-        <w:rPr>
-          <w:rFonts w:ascii="Malgun Gothic" w:cs="Malgun Gothic" w:eastAsia="Malgun Gothic" w:hAnsi="Malgun Gothic"/>
-          <w:sz w:val="20"/>
-          <w:szCs w:val="20"/>
-          <w:rtl w:val="0"/>
-        </w:rPr>
-        <w:t xml:space="preserve">- 표 4열 — DoD / 판정 / 항목 / 근거. 통과한 항목은 접어 두고 막힌 것만 펼친다.</w:t>
+        <w:t xml:space="preserve">카드 2. 무엇이 막혀 있나</w:t>
+      </w:r>
+    </w:p>
+    <w:p>
+      <w:pPr>
+        <w:widowControl w:val="0"/>
+        <w:spacing w:after="60" w:line="264" w:lineRule="auto"/>
+        <w:ind w:left="1080"/>
+        <w:jc w:val="both"/>
+      </w:pPr>
+      <w:r>
+        <w:rPr>
+          <w:rFonts w:ascii="Malgun Gothic" w:cs="Malgun Gothic" w:eastAsia="Malgun Gothic" w:hAnsi="Malgun Gothic"/>
+          <w:sz w:val="20"/>
+          <w:szCs w:val="20"/>
+          <w:rtl w:val="0"/>
+        </w:rPr>
+        <w:t xml:space="preserve">- DoD 판정 요약. 2026-08-28 실측으로 부분통과 3, 통과 26, 판정 없음 1이다.</w:t>
+      </w:r>
+    </w:p>
+    <w:p>
+      <w:pPr>
+        <w:widowControl w:val="0"/>
+        <w:spacing w:after="60" w:line="264" w:lineRule="auto"/>
+        <w:ind w:left="1080"/>
+        <w:jc w:val="both"/>
+      </w:pPr>
+      <w:r>
+        <w:rPr>
+          <w:rFonts w:ascii="Malgun Gothic" w:cs="Malgun Gothic" w:eastAsia="Malgun Gothic" w:hAnsi="Malgun Gothic"/>
+          <w:sz w:val="20"/>
+          <w:szCs w:val="20"/>
+          <w:rtl w:val="0"/>
+        </w:rPr>
+        <w:t xml:space="preserve">- 표 4열. DoD, 판정, 항목, 근거. 통과한 항목은 접어 두고 막힌 것만 펼친다.</w:t>
       </w:r>
     </w:p>
     <w:p>
@@ -1869,58 +1987,58 @@
           <w:szCs w:val="20"/>
           <w:rtl w:val="0"/>
         </w:rPr>
-        <w:t xml:space="preserve">카드 3 — 평가 실행</w:t>
-      </w:r>
-    </w:p>
-    <w:p>
-      <w:pPr>
-        <w:widowControl w:val="0"/>
-        <w:spacing w:after="60" w:line="264" w:lineRule="auto"/>
-        <w:ind w:left="1080"/>
-        <w:jc w:val="both"/>
-      </w:pPr>
-      <w:r>
-        <w:rPr>
-          <w:rFonts w:ascii="Malgun Gothic" w:cs="Malgun Gothic" w:eastAsia="Malgun Gothic" w:hAnsi="Malgun Gothic"/>
-          <w:sz w:val="20"/>
-          <w:szCs w:val="20"/>
-          <w:rtl w:val="0"/>
-        </w:rPr>
-        <w:t xml:space="preserve">- 표 7열 — 리포트 / 행 / ARM / PROVIDER / 실측 비용 / 추정 비용 / 표시</w:t>
-      </w:r>
-    </w:p>
-    <w:p>
-      <w:pPr>
-        <w:widowControl w:val="0"/>
-        <w:spacing w:after="60" w:line="264" w:lineRule="auto"/>
-        <w:ind w:left="1080"/>
-        <w:jc w:val="both"/>
-      </w:pPr>
-      <w:r>
-        <w:rPr>
-          <w:rFonts w:ascii="Malgun Gothic" w:cs="Malgun Gothic" w:eastAsia="Malgun Gothic" w:hAnsi="Malgun Gothic"/>
-          <w:sz w:val="20"/>
-          <w:szCs w:val="20"/>
-          <w:rtl w:val="0"/>
-        </w:rPr>
-        <w:t xml:space="preserve">- run 단위로만 비교한다는 경고 문구를 카드 머리에 고정한다. arm·dataset·실행 방식이 다르면 평균을 견줄 수 없기 때문이다.</w:t>
-      </w:r>
-    </w:p>
-    <w:p>
-      <w:pPr>
-        <w:widowControl w:val="0"/>
-        <w:spacing w:after="60" w:line="264" w:lineRule="auto"/>
-        <w:ind w:left="1080"/>
-        <w:jc w:val="both"/>
-      </w:pPr>
-      <w:r>
-        <w:rPr>
-          <w:rFonts w:ascii="Malgun Gothic" w:cs="Malgun Gothic" w:eastAsia="Malgun Gothic" w:hAnsi="Malgun Gothic"/>
-          <w:sz w:val="20"/>
-          <w:szCs w:val="20"/>
-          <w:rtl w:val="0"/>
-        </w:rPr>
-        <w:t xml:space="preserve">- 최근 6개만 보이며, 숨긴 개수를 문장으로 알린다. 예: "전체 33개 중 27개는 화면에 없습니다."</w:t>
+        <w:t xml:space="preserve">카드 3. 평가 실행</w:t>
+      </w:r>
+    </w:p>
+    <w:p>
+      <w:pPr>
+        <w:widowControl w:val="0"/>
+        <w:spacing w:after="60" w:line="264" w:lineRule="auto"/>
+        <w:ind w:left="1080"/>
+        <w:jc w:val="both"/>
+      </w:pPr>
+      <w:r>
+        <w:rPr>
+          <w:rFonts w:ascii="Malgun Gothic" w:cs="Malgun Gothic" w:eastAsia="Malgun Gothic" w:hAnsi="Malgun Gothic"/>
+          <w:sz w:val="20"/>
+          <w:szCs w:val="20"/>
+          <w:rtl w:val="0"/>
+        </w:rPr>
+        <w:t xml:space="preserve">- 표 7열. 리포트, 행, ARM, PROVIDER, 실측 비용, 추정 비용, 표시</w:t>
+      </w:r>
+    </w:p>
+    <w:p>
+      <w:pPr>
+        <w:widowControl w:val="0"/>
+        <w:spacing w:after="60" w:line="264" w:lineRule="auto"/>
+        <w:ind w:left="1080"/>
+        <w:jc w:val="both"/>
+      </w:pPr>
+      <w:r>
+        <w:rPr>
+          <w:rFonts w:ascii="Malgun Gothic" w:cs="Malgun Gothic" w:eastAsia="Malgun Gothic" w:hAnsi="Malgun Gothic"/>
+          <w:sz w:val="20"/>
+          <w:szCs w:val="20"/>
+          <w:rtl w:val="0"/>
+        </w:rPr>
+        <w:t xml:space="preserve">- run 단위로만 비교한다는 경고를 카드 머리에 고정한다. arm과 dataset과 실행 방식이 다르면 평균을 견줄 수 없기 때문이다.</w:t>
+      </w:r>
+    </w:p>
+    <w:p>
+      <w:pPr>
+        <w:widowControl w:val="0"/>
+        <w:spacing w:after="60" w:line="264" w:lineRule="auto"/>
+        <w:ind w:left="1080"/>
+        <w:jc w:val="both"/>
+      </w:pPr>
+      <w:r>
+        <w:rPr>
+          <w:rFonts w:ascii="Malgun Gothic" w:cs="Malgun Gothic" w:eastAsia="Malgun Gothic" w:hAnsi="Malgun Gothic"/>
+          <w:sz w:val="20"/>
+          <w:szCs w:val="20"/>
+          <w:rtl w:val="0"/>
+        </w:rPr>
+        <w:t xml:space="preserve">- 최근 6개만 보이며 숨긴 개수를 문장으로 알린다. 예를 들어 전체 33개 중 27개는 화면에 없습니다 라고 적는다.</w:t>
       </w:r>
     </w:p>
     <w:p>
@@ -1939,24 +2057,24 @@
           <w:szCs w:val="20"/>
           <w:rtl w:val="0"/>
         </w:rPr>
-        <w:t xml:space="preserve">카드 4 — 상태 분포 / 실행 이력</w:t>
-      </w:r>
-    </w:p>
-    <w:p>
-      <w:pPr>
-        <w:widowControl w:val="0"/>
-        <w:spacing w:after="60" w:line="264" w:lineRule="auto"/>
-        <w:ind w:left="1080"/>
-        <w:jc w:val="both"/>
-      </w:pPr>
-      <w:r>
-        <w:rPr>
-          <w:rFonts w:ascii="Malgun Gothic" w:cs="Malgun Gothic" w:eastAsia="Malgun Gothic" w:hAnsi="Malgun Gothic"/>
-          <w:sz w:val="20"/>
-          <w:szCs w:val="20"/>
-          <w:rtl w:val="0"/>
-        </w:rPr>
-        <w:t xml:space="preserve">- DB에 붙었을 때만 값이 찬다. 프로필에 database_url이 없으면 "database_url 이 프로필에 없음"이라고 적는다. 빈 표로 두지 않는다.</w:t>
+        <w:t xml:space="preserve">카드 4. 상태 분포와 실행 이력</w:t>
+      </w:r>
+    </w:p>
+    <w:p>
+      <w:pPr>
+        <w:widowControl w:val="0"/>
+        <w:spacing w:after="60" w:line="264" w:lineRule="auto"/>
+        <w:ind w:left="1080"/>
+        <w:jc w:val="both"/>
+      </w:pPr>
+      <w:r>
+        <w:rPr>
+          <w:rFonts w:ascii="Malgun Gothic" w:cs="Malgun Gothic" w:eastAsia="Malgun Gothic" w:hAnsi="Malgun Gothic"/>
+          <w:sz w:val="20"/>
+          <w:szCs w:val="20"/>
+          <w:rtl w:val="0"/>
+        </w:rPr>
+        <w:t xml:space="preserve">- DB에 붙었을 때만 값이 찬다. 접속 정보가 없으면 없다고 적는다. 빈 표로 두지 않는다.</w:t>
       </w:r>
     </w:p>
     <w:p>
@@ -1975,41 +2093,41 @@
           <w:szCs w:val="20"/>
           <w:rtl w:val="0"/>
         </w:rPr>
-        <w:t xml:space="preserve">카드 5 — 연결</w:t>
-      </w:r>
-    </w:p>
-    <w:p>
-      <w:pPr>
-        <w:widowControl w:val="0"/>
-        <w:spacing w:after="60" w:line="264" w:lineRule="auto"/>
-        <w:ind w:left="1080"/>
-        <w:jc w:val="both"/>
-      </w:pPr>
-      <w:r>
-        <w:rPr>
-          <w:rFonts w:ascii="Malgun Gothic" w:cs="Malgun Gothic" w:eastAsia="Malgun Gothic" w:hAnsi="Malgun Gothic"/>
-          <w:sz w:val="20"/>
-          <w:szCs w:val="20"/>
-          <w:rtl w:val="0"/>
-        </w:rPr>
-        <w:t xml:space="preserve">- 표 3열 — 출처 / 상태 / 세부. 선언·판정·평가·조립 실측·실행 이력 다섯 줄.</w:t>
-      </w:r>
-    </w:p>
-    <w:p>
-      <w:pPr>
-        <w:widowControl w:val="0"/>
-        <w:spacing w:after="60" w:line="264" w:lineRule="auto"/>
-        <w:ind w:left="1080"/>
-        <w:jc w:val="both"/>
-      </w:pPr>
-      <w:r>
-        <w:rPr>
-          <w:rFonts w:ascii="Malgun Gothic" w:cs="Malgun Gothic" w:eastAsia="Malgun Gothic" w:hAnsi="Malgun Gothic"/>
-          <w:sz w:val="20"/>
-          <w:szCs w:val="20"/>
-          <w:rtl w:val="0"/>
-        </w:rPr>
-        <w:t xml:space="preserve">- 읽은 것은 읽은 파일 경로를 그대로 적고, 못 읽은 것은 이유를 적는다.</w:t>
+        <w:t xml:space="preserve">카드 5. 연결</w:t>
+      </w:r>
+    </w:p>
+    <w:p>
+      <w:pPr>
+        <w:widowControl w:val="0"/>
+        <w:spacing w:after="60" w:line="264" w:lineRule="auto"/>
+        <w:ind w:left="1080"/>
+        <w:jc w:val="both"/>
+      </w:pPr>
+      <w:r>
+        <w:rPr>
+          <w:rFonts w:ascii="Malgun Gothic" w:cs="Malgun Gothic" w:eastAsia="Malgun Gothic" w:hAnsi="Malgun Gothic"/>
+          <w:sz w:val="20"/>
+          <w:szCs w:val="20"/>
+          <w:rtl w:val="0"/>
+        </w:rPr>
+        <w:t xml:space="preserve">- 표 3열. 출처, 상태, 세부. 선언, 판정, 평가, 조립 실측, 실행 이력 다섯 줄이다.</w:t>
+      </w:r>
+    </w:p>
+    <w:p>
+      <w:pPr>
+        <w:widowControl w:val="0"/>
+        <w:spacing w:after="60" w:line="264" w:lineRule="auto"/>
+        <w:ind w:left="1080"/>
+        <w:jc w:val="both"/>
+      </w:pPr>
+      <w:r>
+        <w:rPr>
+          <w:rFonts w:ascii="Malgun Gothic" w:cs="Malgun Gothic" w:eastAsia="Malgun Gothic" w:hAnsi="Malgun Gothic"/>
+          <w:sz w:val="20"/>
+          <w:szCs w:val="20"/>
+          <w:rtl w:val="0"/>
+        </w:rPr>
+        <w:t xml:space="preserve">- 읽은 것은 읽은 파일 경로를 그대로 적고 못 읽은 것은 이유를 적는다.</w:t>
       </w:r>
     </w:p>
     <w:p>
@@ -2068,7 +2186,7 @@
           <w:szCs w:val="20"/>
           <w:rtl w:val="0"/>
         </w:rPr>
-        <w:t xml:space="preserve">대상의 구성을 바꾸는 유일한 화면이다. 이 콘솔은 대상의 Python을 import하지 않고, 대상의 파일도 직접 쓰지 않는다. 대상이 인증·검증한 뒤 자기 프로세스 안에서 저장한다.</w:t>
+        <w:t xml:space="preserve">대상의 구성을 바꾸는 유일한 화면이다. 콘솔은 대상의 Python을 가져오지 않고 대상의 파일도 직접 쓰지 않는다. 대상이 인증하고 검증한 뒤 자기 프로세스 안에서 저장한다.</w:t>
       </w:r>
     </w:p>
     <w:p>
@@ -2087,41 +2205,41 @@
           <w:szCs w:val="20"/>
           <w:rtl w:val="0"/>
         </w:rPr>
-        <w:t xml:space="preserve">상태 A — 대상에 연결되지 않았을 때 (실측 확인)</w:t>
-      </w:r>
-    </w:p>
-    <w:p>
-      <w:pPr>
-        <w:widowControl w:val="0"/>
-        <w:spacing w:after="60" w:line="264" w:lineRule="auto"/>
-        <w:ind w:left="1080"/>
-        <w:jc w:val="both"/>
-      </w:pPr>
-      <w:r>
-        <w:rPr>
-          <w:rFonts w:ascii="Malgun Gothic" w:cs="Malgun Gothic" w:eastAsia="Malgun Gothic" w:hAnsi="Malgun Gothic"/>
-          <w:sz w:val="20"/>
-          <w:szCs w:val="20"/>
-          <w:rtl w:val="0"/>
-        </w:rPr>
-        <w:t xml:space="preserve">- "composer_url 이 프로필에 없음" 경고를 띄운다.</w:t>
-      </w:r>
-    </w:p>
-    <w:p>
-      <w:pPr>
-        <w:widowControl w:val="0"/>
-        <w:spacing w:after="60" w:line="264" w:lineRule="auto"/>
-        <w:ind w:left="1080"/>
-        <w:jc w:val="both"/>
-      </w:pPr>
-      <w:r>
-        <w:rPr>
-          <w:rFonts w:ascii="Malgun Gothic" w:cs="Malgun Gothic" w:eastAsia="Malgun Gothic" w:hAnsi="Malgun Gothic"/>
-          <w:sz w:val="20"/>
-          <w:szCs w:val="20"/>
-          <w:rtl w:val="0"/>
-        </w:rPr>
-        <w:t xml:space="preserve">- "붙이려면" 안내 카드에 두 단계를 적는다. 대상 서버를 띄우는 것과, CONSOLE_COMPOSER_URL·CONSOLE_COMPOSER_ISSUER_SECRET 환경변수를 주고 콘솔을 다시 시작하는 것.</w:t>
+        <w:t xml:space="preserve">상태 A. 대상에 연결되지 않았을 때</w:t>
+      </w:r>
+    </w:p>
+    <w:p>
+      <w:pPr>
+        <w:widowControl w:val="0"/>
+        <w:spacing w:after="60" w:line="264" w:lineRule="auto"/>
+        <w:ind w:left="1080"/>
+        <w:jc w:val="both"/>
+      </w:pPr>
+      <w:r>
+        <w:rPr>
+          <w:rFonts w:ascii="Malgun Gothic" w:cs="Malgun Gothic" w:eastAsia="Malgun Gothic" w:hAnsi="Malgun Gothic"/>
+          <w:sz w:val="20"/>
+          <w:szCs w:val="20"/>
+          <w:rtl w:val="0"/>
+        </w:rPr>
+        <w:t xml:space="preserve">- 연결 정보가 없다는 경고를 띄운다.</w:t>
+      </w:r>
+    </w:p>
+    <w:p>
+      <w:pPr>
+        <w:widowControl w:val="0"/>
+        <w:spacing w:after="60" w:line="264" w:lineRule="auto"/>
+        <w:ind w:left="1080"/>
+        <w:jc w:val="both"/>
+      </w:pPr>
+      <w:r>
+        <w:rPr>
+          <w:rFonts w:ascii="Malgun Gothic" w:cs="Malgun Gothic" w:eastAsia="Malgun Gothic" w:hAnsi="Malgun Gothic"/>
+          <w:sz w:val="20"/>
+          <w:szCs w:val="20"/>
+          <w:rtl w:val="0"/>
+        </w:rPr>
+        <w:t xml:space="preserve">- 붙이는 방법 안내 카드에 두 단계를 적는다. 대상 서버를 띄우는 것과 환경변수를 주고 콘솔을 다시 시작하는 것이다.</w:t>
       </w:r>
     </w:p>
     <w:p>
@@ -2157,41 +2275,41 @@
           <w:szCs w:val="20"/>
           <w:rtl w:val="0"/>
         </w:rPr>
-        <w:t xml:space="preserve">상태 B — 대상에 연결됐을 때</w:t>
-      </w:r>
-    </w:p>
-    <w:p>
-      <w:pPr>
-        <w:widowControl w:val="0"/>
-        <w:spacing w:after="60" w:line="264" w:lineRule="auto"/>
-        <w:ind w:left="1080"/>
-        <w:jc w:val="both"/>
-      </w:pPr>
-      <w:r>
-        <w:rPr>
-          <w:rFonts w:ascii="Malgun Gothic" w:cs="Malgun Gothic" w:eastAsia="Malgun Gothic" w:hAnsi="Malgun Gothic"/>
-          <w:sz w:val="20"/>
-          <w:szCs w:val="20"/>
-          <w:rtl w:val="0"/>
-        </w:rPr>
-        <w:t xml:space="preserve">- 머리 안내: 이 폼은 대상의 인증된 Composer API만 호출하며 여기서 파일을 직접 쓰지 않는다는 문장.</w:t>
-      </w:r>
-    </w:p>
-    <w:p>
-      <w:pPr>
-        <w:widowControl w:val="0"/>
-        <w:spacing w:after="60" w:line="264" w:lineRule="auto"/>
-        <w:ind w:left="1080"/>
-        <w:jc w:val="both"/>
-      </w:pPr>
-      <w:r>
-        <w:rPr>
-          <w:rFonts w:ascii="Malgun Gothic" w:cs="Malgun Gothic" w:eastAsia="Malgun Gothic" w:hAnsi="Malgun Gothic"/>
-          <w:sz w:val="20"/>
-          <w:szCs w:val="20"/>
-          <w:rtl w:val="0"/>
-        </w:rPr>
-        <w:t xml:space="preserve">- REVISION 표시: 지금 읽어온 대상 구성의 revision.</w:t>
+        <w:t xml:space="preserve">상태 B. 대상에 연결됐을 때</w:t>
+      </w:r>
+    </w:p>
+    <w:p>
+      <w:pPr>
+        <w:widowControl w:val="0"/>
+        <w:spacing w:after="60" w:line="264" w:lineRule="auto"/>
+        <w:ind w:left="1080"/>
+        <w:jc w:val="both"/>
+      </w:pPr>
+      <w:r>
+        <w:rPr>
+          <w:rFonts w:ascii="Malgun Gothic" w:cs="Malgun Gothic" w:eastAsia="Malgun Gothic" w:hAnsi="Malgun Gothic"/>
+          <w:sz w:val="20"/>
+          <w:szCs w:val="20"/>
+          <w:rtl w:val="0"/>
+        </w:rPr>
+        <w:t xml:space="preserve">- 머리 안내. 이 폼은 대상의 인증된 API만 호출하며 여기서 파일을 직접 쓰지 않는다는 문장</w:t>
+      </w:r>
+    </w:p>
+    <w:p>
+      <w:pPr>
+        <w:widowControl w:val="0"/>
+        <w:spacing w:after="60" w:line="264" w:lineRule="auto"/>
+        <w:ind w:left="1080"/>
+        <w:jc w:val="both"/>
+      </w:pPr>
+      <w:r>
+        <w:rPr>
+          <w:rFonts w:ascii="Malgun Gothic" w:cs="Malgun Gothic" w:eastAsia="Malgun Gothic" w:hAnsi="Malgun Gothic"/>
+          <w:sz w:val="20"/>
+          <w:szCs w:val="20"/>
+          <w:rtl w:val="0"/>
+        </w:rPr>
+        <w:t xml:space="preserve">- REVISION 표시. 지금 읽어온 대상 구성의 revision</w:t>
       </w:r>
     </w:p>
     <w:p>
@@ -2210,41 +2328,41 @@
           <w:szCs w:val="20"/>
           <w:rtl w:val="0"/>
         </w:rPr>
-        <w:t xml:space="preserve">카드 — 빠른 토글 (v3)</w:t>
-      </w:r>
-    </w:p>
-    <w:p>
-      <w:pPr>
-        <w:widowControl w:val="0"/>
-        <w:spacing w:after="60" w:line="264" w:lineRule="auto"/>
-        <w:ind w:left="1080"/>
-        <w:jc w:val="both"/>
-      </w:pPr>
-      <w:r>
-        <w:rPr>
-          <w:rFonts w:ascii="Malgun Gothic" w:cs="Malgun Gothic" w:eastAsia="Malgun Gothic" w:hAnsi="Malgun Gothic"/>
-          <w:sz w:val="20"/>
-          <w:szCs w:val="20"/>
-          <w:rtl w:val="0"/>
-        </w:rPr>
-        <w:t xml:space="preserve">- 등록된 모듈·Team 하나의 활성 상태만 바꾸는 버튼 목록. 새 항목은 만들지 않는다.</w:t>
-      </w:r>
-    </w:p>
-    <w:p>
-      <w:pPr>
-        <w:widowControl w:val="0"/>
-        <w:spacing w:after="60" w:line="264" w:lineRule="auto"/>
-        <w:ind w:left="1080"/>
-        <w:jc w:val="both"/>
-      </w:pPr>
-      <w:r>
-        <w:rPr>
-          <w:rFonts w:ascii="Malgun Gothic" w:cs="Malgun Gothic" w:eastAsia="Malgun Gothic" w:hAnsi="Malgun Gothic"/>
-          <w:sz w:val="20"/>
-          <w:szCs w:val="20"/>
-          <w:rtl w:val="0"/>
-        </w:rPr>
-        <w:t xml:space="preserve">- introspection의 contract_version이 콘솔이 아는 버전일 때만 그린다.</w:t>
+        <w:t xml:space="preserve">카드. 빠른 토글</w:t>
+      </w:r>
+    </w:p>
+    <w:p>
+      <w:pPr>
+        <w:widowControl w:val="0"/>
+        <w:spacing w:after="60" w:line="264" w:lineRule="auto"/>
+        <w:ind w:left="1080"/>
+        <w:jc w:val="both"/>
+      </w:pPr>
+      <w:r>
+        <w:rPr>
+          <w:rFonts w:ascii="Malgun Gothic" w:cs="Malgun Gothic" w:eastAsia="Malgun Gothic" w:hAnsi="Malgun Gothic"/>
+          <w:sz w:val="20"/>
+          <w:szCs w:val="20"/>
+          <w:rtl w:val="0"/>
+        </w:rPr>
+        <w:t xml:space="preserve">- 등록된 모듈과 Team 하나의 활성 상태만 바꾸는 버튼 목록이다. 새 항목은 만들지 않는다.</w:t>
+      </w:r>
+    </w:p>
+    <w:p>
+      <w:pPr>
+        <w:widowControl w:val="0"/>
+        <w:spacing w:after="60" w:line="264" w:lineRule="auto"/>
+        <w:ind w:left="1080"/>
+        <w:jc w:val="both"/>
+      </w:pPr>
+      <w:r>
+        <w:rPr>
+          <w:rFonts w:ascii="Malgun Gothic" w:cs="Malgun Gothic" w:eastAsia="Malgun Gothic" w:hAnsi="Malgun Gothic"/>
+          <w:sz w:val="20"/>
+          <w:szCs w:val="20"/>
+          <w:rtl w:val="0"/>
+        </w:rPr>
+        <w:t xml:space="preserve">- 각 행은 종류, ID, 상태, 동작 네 칸이다. 상태를 못 읽으면 모름이라 적고 버튼을 그리지 않는다.</w:t>
       </w:r>
     </w:p>
     <w:p>
@@ -2263,24 +2381,24 @@
           <w:szCs w:val="20"/>
           <w:rtl w:val="0"/>
         </w:rPr>
-        <w:t xml:space="preserve">카드 — 모듈</w:t>
-      </w:r>
-    </w:p>
-    <w:p>
-      <w:pPr>
-        <w:widowControl w:val="0"/>
-        <w:spacing w:after="60" w:line="264" w:lineRule="auto"/>
-        <w:ind w:left="1080"/>
-        <w:jc w:val="both"/>
-      </w:pPr>
-      <w:r>
-        <w:rPr>
-          <w:rFonts w:ascii="Malgun Gothic" w:cs="Malgun Gothic" w:eastAsia="Malgun Gothic" w:hAnsi="Malgun Gothic"/>
-          <w:sz w:val="20"/>
-          <w:szCs w:val="20"/>
-          <w:rtl w:val="0"/>
-        </w:rPr>
-        <w:t xml:space="preserve">- 모듈 이름별 체크박스. 부제에 "n/m종 켜짐".</w:t>
+        <w:t xml:space="preserve">카드. 모듈</w:t>
+      </w:r>
+    </w:p>
+    <w:p>
+      <w:pPr>
+        <w:widowControl w:val="0"/>
+        <w:spacing w:after="60" w:line="264" w:lineRule="auto"/>
+        <w:ind w:left="1080"/>
+        <w:jc w:val="both"/>
+      </w:pPr>
+      <w:r>
+        <w:rPr>
+          <w:rFonts w:ascii="Malgun Gothic" w:cs="Malgun Gothic" w:eastAsia="Malgun Gothic" w:hAnsi="Malgun Gothic"/>
+          <w:sz w:val="20"/>
+          <w:szCs w:val="20"/>
+          <w:rtl w:val="0"/>
+        </w:rPr>
+        <w:t xml:space="preserve">- 모듈 이름별 체크박스. 부제에 몇 종이 켜졌는지 적는다.</w:t>
       </w:r>
     </w:p>
     <w:p>
@@ -2316,24 +2434,24 @@
           <w:szCs w:val="20"/>
           <w:rtl w:val="0"/>
         </w:rPr>
-        <w:t xml:space="preserve">카드 — Port</w:t>
-      </w:r>
-    </w:p>
-    <w:p>
-      <w:pPr>
-        <w:widowControl w:val="0"/>
-        <w:spacing w:after="60" w:line="264" w:lineRule="auto"/>
-        <w:ind w:left="1080"/>
-        <w:jc w:val="both"/>
-      </w:pPr>
-      <w:r>
-        <w:rPr>
-          <w:rFonts w:ascii="Malgun Gothic" w:cs="Malgun Gothic" w:eastAsia="Malgun Gothic" w:hAnsi="Malgun Gothic"/>
-          <w:sz w:val="20"/>
-          <w:szCs w:val="20"/>
-          <w:rtl w:val="0"/>
-        </w:rPr>
-        <w:t xml:space="preserve">- Port 이름별 텍스트 입력. 부제에 "n종". 새 Port 종류는 추가할 수 없다.</w:t>
+        <w:t xml:space="preserve">카드. Port</w:t>
+      </w:r>
+    </w:p>
+    <w:p>
+      <w:pPr>
+        <w:widowControl w:val="0"/>
+        <w:spacing w:after="60" w:line="264" w:lineRule="auto"/>
+        <w:ind w:left="1080"/>
+        <w:jc w:val="both"/>
+      </w:pPr>
+      <w:r>
+        <w:rPr>
+          <w:rFonts w:ascii="Malgun Gothic" w:cs="Malgun Gothic" w:eastAsia="Malgun Gothic" w:hAnsi="Malgun Gothic"/>
+          <w:sz w:val="20"/>
+          <w:szCs w:val="20"/>
+          <w:rtl w:val="0"/>
+        </w:rPr>
+        <w:t xml:space="preserve">- Port 이름별 텍스트 입력. 새 Port 종류는 추가할 수 없다.</w:t>
       </w:r>
     </w:p>
     <w:p>
@@ -2352,75 +2470,58 @@
           <w:szCs w:val="20"/>
           <w:rtl w:val="0"/>
         </w:rPr>
-        <w:t xml:space="preserve">카드 — Team</w:t>
-      </w:r>
-    </w:p>
-    <w:p>
-      <w:pPr>
-        <w:widowControl w:val="0"/>
-        <w:spacing w:after="60" w:line="264" w:lineRule="auto"/>
-        <w:ind w:left="1080"/>
-        <w:jc w:val="both"/>
-      </w:pPr>
-      <w:r>
-        <w:rPr>
-          <w:rFonts w:ascii="Malgun Gothic" w:cs="Malgun Gothic" w:eastAsia="Malgun Gothic" w:hAnsi="Malgun Gothic"/>
-          <w:sz w:val="20"/>
-          <w:szCs w:val="20"/>
-          <w:rtl w:val="0"/>
-        </w:rPr>
-        <w:t xml:space="preserve">- 표 4열 — team_id(입력) / implementation_ref(입력) / active(체크박스) / [제거] 버튼</w:t>
-      </w:r>
-    </w:p>
-    <w:p>
-      <w:pPr>
-        <w:widowControl w:val="0"/>
-        <w:spacing w:after="60" w:line="264" w:lineRule="auto"/>
-        <w:ind w:left="1080"/>
-        <w:jc w:val="both"/>
-      </w:pPr>
-      <w:r>
-        <w:rPr>
-          <w:rFonts w:ascii="Malgun Gothic" w:cs="Malgun Gothic" w:eastAsia="Malgun Gothic" w:hAnsi="Malgun Gothic"/>
-          <w:sz w:val="20"/>
-          <w:szCs w:val="20"/>
-          <w:rtl w:val="0"/>
-        </w:rPr>
-        <w:t xml:space="preserve">- [Team 추가] 버튼은 team_id "new_team", active 꺼짐, implementation_ref 빈 값의 행을 붙인다.</w:t>
-      </w:r>
-    </w:p>
-    <w:p>
-      <w:pPr>
-        <w:widowControl w:val="0"/>
-        <w:spacing w:after="60" w:line="264" w:lineRule="auto"/>
-        <w:ind w:left="1080"/>
-        <w:jc w:val="both"/>
-      </w:pPr>
-      <w:r>
-        <w:rPr>
-          <w:rFonts w:ascii="Malgun Gothic" w:cs="Malgun Gothic" w:eastAsia="Malgun Gothic" w:hAnsi="Malgun Gothic"/>
-          <w:sz w:val="20"/>
-          <w:szCs w:val="20"/>
-          <w:rtl w:val="0"/>
-        </w:rPr>
-        <w:t xml:space="preserve">- 추가·제거는 대상에 보내지 않는다. 화면의 후보만 바뀌고, [적용]을 눌러야 저장된다.</w:t>
-      </w:r>
-    </w:p>
-    <w:p>
-      <w:pPr>
-        <w:widowControl w:val="0"/>
-        <w:spacing w:after="60" w:line="264" w:lineRule="auto"/>
-        <w:ind w:left="1080"/>
-        <w:jc w:val="both"/>
-      </w:pPr>
-      <w:r>
-        <w:rPr>
-          <w:rFonts w:ascii="Malgun Gothic" w:cs="Malgun Gothic" w:eastAsia="Malgun Gothic" w:hAnsi="Malgun Gothic"/>
-          <w:sz w:val="20"/>
-          <w:szCs w:val="20"/>
-          <w:rtl w:val="0"/>
-        </w:rPr>
-        <w:t xml:space="preserve">- 부제에 "n개 등록 · m개 라우팅".</w:t>
+        <w:t xml:space="preserve">카드. Team</w:t>
+      </w:r>
+    </w:p>
+    <w:p>
+      <w:pPr>
+        <w:widowControl w:val="0"/>
+        <w:spacing w:after="60" w:line="264" w:lineRule="auto"/>
+        <w:ind w:left="1080"/>
+        <w:jc w:val="both"/>
+      </w:pPr>
+      <w:r>
+        <w:rPr>
+          <w:rFonts w:ascii="Malgun Gothic" w:cs="Malgun Gothic" w:eastAsia="Malgun Gothic" w:hAnsi="Malgun Gothic"/>
+          <w:sz w:val="20"/>
+          <w:szCs w:val="20"/>
+          <w:rtl w:val="0"/>
+        </w:rPr>
+        <w:t xml:space="preserve">- 표 4열. team_id 입력, implementation_ref 입력, active 체크박스, 제거 버튼</w:t>
+      </w:r>
+    </w:p>
+    <w:p>
+      <w:pPr>
+        <w:widowControl w:val="0"/>
+        <w:spacing w:after="60" w:line="264" w:lineRule="auto"/>
+        <w:ind w:left="1080"/>
+        <w:jc w:val="both"/>
+      </w:pPr>
+      <w:r>
+        <w:rPr>
+          <w:rFonts w:ascii="Malgun Gothic" w:cs="Malgun Gothic" w:eastAsia="Malgun Gothic" w:hAnsi="Malgun Gothic"/>
+          <w:sz w:val="20"/>
+          <w:szCs w:val="20"/>
+          <w:rtl w:val="0"/>
+        </w:rPr>
+        <w:t xml:space="preserve">- Team 추가 버튼은 team_id가 new_team이고 active가 꺼진 빈 행을 붙인다.</w:t>
+      </w:r>
+    </w:p>
+    <w:p>
+      <w:pPr>
+        <w:widowControl w:val="0"/>
+        <w:spacing w:after="60" w:line="264" w:lineRule="auto"/>
+        <w:ind w:left="1080"/>
+        <w:jc w:val="both"/>
+      </w:pPr>
+      <w:r>
+        <w:rPr>
+          <w:rFonts w:ascii="Malgun Gothic" w:cs="Malgun Gothic" w:eastAsia="Malgun Gothic" w:hAnsi="Malgun Gothic"/>
+          <w:sz w:val="20"/>
+          <w:szCs w:val="20"/>
+          <w:rtl w:val="0"/>
+        </w:rPr>
+        <w:t xml:space="preserve">- 추가와 제거는 대상에 보내지 않는다. 화면의 후보만 바뀌고 적용을 눌러야 저장된다.</w:t>
       </w:r>
     </w:p>
     <w:p>
@@ -2456,41 +2557,41 @@
           <w:szCs w:val="20"/>
           <w:rtl w:val="0"/>
         </w:rPr>
-        <w:t xml:space="preserve">- 사유(reason) 한 줄 입력. 예시 문구: "모듈 구조 설계 테스트"</w:t>
-      </w:r>
-    </w:p>
-    <w:p>
-      <w:pPr>
-        <w:widowControl w:val="0"/>
-        <w:spacing w:after="60" w:line="264" w:lineRule="auto"/>
-        <w:ind w:left="1080"/>
-        <w:jc w:val="both"/>
-      </w:pPr>
-      <w:r>
-        <w:rPr>
-          <w:rFonts w:ascii="Malgun Gothic" w:cs="Malgun Gothic" w:eastAsia="Malgun Gothic" w:hAnsi="Malgun Gothic"/>
-          <w:sz w:val="20"/>
-          <w:szCs w:val="20"/>
-          <w:rtl w:val="0"/>
-        </w:rPr>
-        <w:t xml:space="preserve">- [검증] — 저장하지 않고 대상의 검증만 받는다.</w:t>
-      </w:r>
-    </w:p>
-    <w:p>
-      <w:pPr>
-        <w:widowControl w:val="0"/>
-        <w:spacing w:after="60" w:line="264" w:lineRule="auto"/>
-        <w:ind w:left="1080"/>
-        <w:jc w:val="both"/>
-      </w:pPr>
-      <w:r>
-        <w:rPr>
-          <w:rFonts w:ascii="Malgun Gothic" w:cs="Malgun Gothic" w:eastAsia="Malgun Gothic" w:hAnsi="Malgun Gothic"/>
-          <w:sz w:val="20"/>
-          <w:szCs w:val="20"/>
-          <w:rtl w:val="0"/>
-        </w:rPr>
-        <w:t xml:space="preserve">- [적용] — 사유가 비어 있으면 보내지 않고 "적용하려면 사유(reason)를 적어야 합니다"를 띄운다.</w:t>
+        <w:t xml:space="preserve">- 사유 한 줄 입력. 예시 문구는 모듈 구조 설계 테스트다.</w:t>
+      </w:r>
+    </w:p>
+    <w:p>
+      <w:pPr>
+        <w:widowControl w:val="0"/>
+        <w:spacing w:after="60" w:line="264" w:lineRule="auto"/>
+        <w:ind w:left="1080"/>
+        <w:jc w:val="both"/>
+      </w:pPr>
+      <w:r>
+        <w:rPr>
+          <w:rFonts w:ascii="Malgun Gothic" w:cs="Malgun Gothic" w:eastAsia="Malgun Gothic" w:hAnsi="Malgun Gothic"/>
+          <w:sz w:val="20"/>
+          <w:szCs w:val="20"/>
+          <w:rtl w:val="0"/>
+        </w:rPr>
+        <w:t xml:space="preserve">- 검증 버튼. 저장하지 않고 대상의 검증만 받는다.</w:t>
+      </w:r>
+    </w:p>
+    <w:p>
+      <w:pPr>
+        <w:widowControl w:val="0"/>
+        <w:spacing w:after="60" w:line="264" w:lineRule="auto"/>
+        <w:ind w:left="1080"/>
+        <w:jc w:val="both"/>
+      </w:pPr>
+      <w:r>
+        <w:rPr>
+          <w:rFonts w:ascii="Malgun Gothic" w:cs="Malgun Gothic" w:eastAsia="Malgun Gothic" w:hAnsi="Malgun Gothic"/>
+          <w:sz w:val="20"/>
+          <w:szCs w:val="20"/>
+          <w:rtl w:val="0"/>
+        </w:rPr>
+        <w:t xml:space="preserve">- 적용 버튼. 사유가 비어 있으면 보내지 않고 사유를 적으라고 띄운다.</w:t>
       </w:r>
     </w:p>
     <w:p>
@@ -2526,58 +2627,58 @@
           <w:szCs w:val="20"/>
           <w:rtl w:val="0"/>
         </w:rPr>
-        <w:t xml:space="preserve">- 적용됨 — "적용됨 — 새 revision &lt;값&gt;"</w:t>
-      </w:r>
-    </w:p>
-    <w:p>
-      <w:pPr>
-        <w:widowControl w:val="0"/>
-        <w:spacing w:after="60" w:line="264" w:lineRule="auto"/>
-        <w:ind w:left="1080"/>
-        <w:jc w:val="both"/>
-      </w:pPr>
-      <w:r>
-        <w:rPr>
-          <w:rFonts w:ascii="Malgun Gothic" w:cs="Malgun Gothic" w:eastAsia="Malgun Gothic" w:hAnsi="Malgun Gothic"/>
-          <w:sz w:val="20"/>
-          <w:szCs w:val="20"/>
-          <w:rtl w:val="0"/>
-        </w:rPr>
-        <w:t xml:space="preserve">- 검증됨 — "검증 통과 — revision &lt;값&gt;"</w:t>
-      </w:r>
-    </w:p>
-    <w:p>
-      <w:pPr>
-        <w:widowControl w:val="0"/>
-        <w:spacing w:after="60" w:line="264" w:lineRule="auto"/>
-        <w:ind w:left="1080"/>
-        <w:jc w:val="both"/>
-      </w:pPr>
-      <w:r>
-        <w:rPr>
-          <w:rFonts w:ascii="Malgun Gothic" w:cs="Malgun Gothic" w:eastAsia="Malgun Gothic" w:hAnsi="Malgun Gothic"/>
-          <w:sz w:val="20"/>
-          <w:szCs w:val="20"/>
-          <w:rtl w:val="0"/>
-        </w:rPr>
-        <w:t xml:space="preserve">- 검증 실패 — 대상이 준 오류 문장을 세미콜론으로 이어 붙여 보여준다.</w:t>
-      </w:r>
-    </w:p>
-    <w:p>
-      <w:pPr>
-        <w:widowControl w:val="0"/>
-        <w:spacing w:after="60" w:line="264" w:lineRule="auto"/>
-        <w:ind w:left="1080"/>
-        <w:jc w:val="both"/>
-      </w:pPr>
-      <w:r>
-        <w:rPr>
-          <w:rFonts w:ascii="Malgun Gothic" w:cs="Malgun Gothic" w:eastAsia="Malgun Gothic" w:hAnsi="Malgun Gothic"/>
-          <w:sz w:val="20"/>
-          <w:szCs w:val="20"/>
-          <w:rtl w:val="0"/>
-        </w:rPr>
-        <w:t xml:space="preserve">- 충돌 — 다른 사람이 먼저 바꿔 revision이 달라진 경우다. 덮어쓰지 않는다.</w:t>
+        <w:t xml:space="preserve">- 적용됨. 새 revision 값을 함께 보여준다.</w:t>
+      </w:r>
+    </w:p>
+    <w:p>
+      <w:pPr>
+        <w:widowControl w:val="0"/>
+        <w:spacing w:after="60" w:line="264" w:lineRule="auto"/>
+        <w:ind w:left="1080"/>
+        <w:jc w:val="both"/>
+      </w:pPr>
+      <w:r>
+        <w:rPr>
+          <w:rFonts w:ascii="Malgun Gothic" w:cs="Malgun Gothic" w:eastAsia="Malgun Gothic" w:hAnsi="Malgun Gothic"/>
+          <w:sz w:val="20"/>
+          <w:szCs w:val="20"/>
+          <w:rtl w:val="0"/>
+        </w:rPr>
+        <w:t xml:space="preserve">- 검증됨. 통과한 revision을 보여준다.</w:t>
+      </w:r>
+    </w:p>
+    <w:p>
+      <w:pPr>
+        <w:widowControl w:val="0"/>
+        <w:spacing w:after="60" w:line="264" w:lineRule="auto"/>
+        <w:ind w:left="1080"/>
+        <w:jc w:val="both"/>
+      </w:pPr>
+      <w:r>
+        <w:rPr>
+          <w:rFonts w:ascii="Malgun Gothic" w:cs="Malgun Gothic" w:eastAsia="Malgun Gothic" w:hAnsi="Malgun Gothic"/>
+          <w:sz w:val="20"/>
+          <w:szCs w:val="20"/>
+          <w:rtl w:val="0"/>
+        </w:rPr>
+        <w:t xml:space="preserve">- 검증 실패. 대상이 준 오류 문장을 이어 붙여 보여준다.</w:t>
+      </w:r>
+    </w:p>
+    <w:p>
+      <w:pPr>
+        <w:widowControl w:val="0"/>
+        <w:spacing w:after="60" w:line="264" w:lineRule="auto"/>
+        <w:ind w:left="1080"/>
+        <w:jc w:val="both"/>
+      </w:pPr>
+      <w:r>
+        <w:rPr>
+          <w:rFonts w:ascii="Malgun Gothic" w:cs="Malgun Gothic" w:eastAsia="Malgun Gothic" w:hAnsi="Malgun Gothic"/>
+          <w:sz w:val="20"/>
+          <w:szCs w:val="20"/>
+          <w:rtl w:val="0"/>
+        </w:rPr>
+        <w:t xml:space="preserve">- 충돌. 다른 사람이 먼저 바꿔 revision이 달라진 경우다. 덮어쓰지 않는다.</w:t>
       </w:r>
     </w:p>
     <w:p>
@@ -2613,41 +2714,41 @@
           <w:szCs w:val="20"/>
           <w:rtl w:val="0"/>
         </w:rPr>
-        <w:t xml:space="preserve">- 구조 — 실행 순서: 지금 읽은 config를 흐름도로 투영한다. 꺼진 모듈은 꺼진 채로 표시한다.</w:t>
-      </w:r>
-    </w:p>
-    <w:p>
-      <w:pPr>
-        <w:widowControl w:val="0"/>
-        <w:spacing w:after="60" w:line="264" w:lineRule="auto"/>
-        <w:ind w:left="1080"/>
-        <w:jc w:val="both"/>
-      </w:pPr>
-      <w:r>
-        <w:rPr>
-          <w:rFonts w:ascii="Malgun Gothic" w:cs="Malgun Gothic" w:eastAsia="Malgun Gothic" w:hAnsi="Malgun Gothic"/>
-          <w:sz w:val="20"/>
-          <w:szCs w:val="20"/>
-          <w:rtl w:val="0"/>
-        </w:rPr>
-        <w:t xml:space="preserve">- 컴포넌트: 여기서 끌 수 없는 고정 구성요소 목록. 참고용이며 실시간 검증하지 않는다.</w:t>
-      </w:r>
-    </w:p>
-    <w:p>
-      <w:pPr>
-        <w:widowControl w:val="0"/>
-        <w:spacing w:after="60" w:line="264" w:lineRule="auto"/>
-        <w:ind w:left="1080"/>
-        <w:jc w:val="both"/>
-      </w:pPr>
-      <w:r>
-        <w:rPr>
-          <w:rFonts w:ascii="Malgun Gothic" w:cs="Malgun Gothic" w:eastAsia="Malgun Gothic" w:hAnsi="Malgun Gothic"/>
-          <w:sz w:val="20"/>
-          <w:szCs w:val="20"/>
-          <w:rtl w:val="0"/>
-        </w:rPr>
-        <w:t xml:space="preserve">- 원본 JSON: 대조용으로 접어 둔다.</w:t>
+        <w:t xml:space="preserve">- 구조와 실행 순서. 지금 읽은 설정을 흐름도로 투영한다. 꺼진 모듈은 꺼진 채로 표시한다.</w:t>
+      </w:r>
+    </w:p>
+    <w:p>
+      <w:pPr>
+        <w:widowControl w:val="0"/>
+        <w:spacing w:after="60" w:line="264" w:lineRule="auto"/>
+        <w:ind w:left="1080"/>
+        <w:jc w:val="both"/>
+      </w:pPr>
+      <w:r>
+        <w:rPr>
+          <w:rFonts w:ascii="Malgun Gothic" w:cs="Malgun Gothic" w:eastAsia="Malgun Gothic" w:hAnsi="Malgun Gothic"/>
+          <w:sz w:val="20"/>
+          <w:szCs w:val="20"/>
+          <w:rtl w:val="0"/>
+        </w:rPr>
+        <w:t xml:space="preserve">- 컴포넌트. 여기서 끌 수 없는 고정 구성요소 목록이다.</w:t>
+      </w:r>
+    </w:p>
+    <w:p>
+      <w:pPr>
+        <w:widowControl w:val="0"/>
+        <w:spacing w:after="60" w:line="264" w:lineRule="auto"/>
+        <w:ind w:left="1080"/>
+        <w:jc w:val="both"/>
+      </w:pPr>
+      <w:r>
+        <w:rPr>
+          <w:rFonts w:ascii="Malgun Gothic" w:cs="Malgun Gothic" w:eastAsia="Malgun Gothic" w:hAnsi="Malgun Gothic"/>
+          <w:sz w:val="20"/>
+          <w:szCs w:val="20"/>
+          <w:rtl w:val="0"/>
+        </w:rPr>
+        <w:t xml:space="preserve">- 원본 JSON. 대조용으로 접어 둔다.</w:t>
       </w:r>
     </w:p>
     <w:p>
@@ -2711,41 +2812,41 @@
           <w:szCs w:val="20"/>
           <w:rtl w:val="0"/>
         </w:rPr>
-        <w:t xml:space="preserve">- 되는 것: 등록된 모듈·Team·Port의 값 수정과 활성 상태 변경, Team 행 추가·제거 후 전체 적용.</w:t>
-      </w:r>
-    </w:p>
-    <w:p>
-      <w:pPr>
-        <w:widowControl w:val="0"/>
-        <w:spacing w:after="60" w:line="264" w:lineRule="auto"/>
-        <w:ind w:left="1080"/>
-        <w:jc w:val="both"/>
-      </w:pPr>
-      <w:r>
-        <w:rPr>
-          <w:rFonts w:ascii="Malgun Gothic" w:cs="Malgun Gothic" w:eastAsia="Malgun Gothic" w:hAnsi="Malgun Gothic"/>
-          <w:sz w:val="20"/>
-          <w:szCs w:val="20"/>
-          <w:rtl w:val="0"/>
-        </w:rPr>
-        <w:t xml:space="preserve">- 안 되는 것: 카탈로그에서 구현 종류를 골라 인스턴스를 만드는 방식. 지금은 implementation_ref를 사용자가 직접 문자열로 입력해야 한다.</w:t>
-      </w:r>
-    </w:p>
-    <w:p>
-      <w:pPr>
-        <w:widowControl w:val="0"/>
-        <w:spacing w:after="60" w:line="264" w:lineRule="auto"/>
-        <w:ind w:left="1080"/>
-        <w:jc w:val="both"/>
-      </w:pPr>
-      <w:r>
-        <w:rPr>
-          <w:rFonts w:ascii="Malgun Gothic" w:cs="Malgun Gothic" w:eastAsia="Malgun Gothic" w:hAnsi="Malgun Gothic"/>
-          <w:sz w:val="20"/>
-          <w:szCs w:val="20"/>
-          <w:rtl w:val="0"/>
-        </w:rPr>
-        <w:t xml:space="preserve">- 안 되는 것: 새 모듈 키와 새 Port 종류를 화면에서 추가하는 것. 대상이 준 이름만 다시 그린다.</w:t>
+        <w:t xml:space="preserve">- 되는 것. 등록된 모듈과 Team과 Port의 값 수정, 활성 상태 변경, Team 행 추가와 제거 후 전체 적용</w:t>
+      </w:r>
+    </w:p>
+    <w:p>
+      <w:pPr>
+        <w:widowControl w:val="0"/>
+        <w:spacing w:after="60" w:line="264" w:lineRule="auto"/>
+        <w:ind w:left="1080"/>
+        <w:jc w:val="both"/>
+      </w:pPr>
+      <w:r>
+        <w:rPr>
+          <w:rFonts w:ascii="Malgun Gothic" w:cs="Malgun Gothic" w:eastAsia="Malgun Gothic" w:hAnsi="Malgun Gothic"/>
+          <w:sz w:val="20"/>
+          <w:szCs w:val="20"/>
+          <w:rtl w:val="0"/>
+        </w:rPr>
+        <w:t xml:space="preserve">- 안 되는 것. 카탈로그에서 구현 종류를 골라 인스턴스를 만드는 방식. 지금은 implementation_ref를 사용자가 직접 문자열로 입력해야 한다.</w:t>
+      </w:r>
+    </w:p>
+    <w:p>
+      <w:pPr>
+        <w:widowControl w:val="0"/>
+        <w:spacing w:after="60" w:line="264" w:lineRule="auto"/>
+        <w:ind w:left="1080"/>
+        <w:jc w:val="both"/>
+      </w:pPr>
+      <w:r>
+        <w:rPr>
+          <w:rFonts w:ascii="Malgun Gothic" w:cs="Malgun Gothic" w:eastAsia="Malgun Gothic" w:hAnsi="Malgun Gothic"/>
+          <w:sz w:val="20"/>
+          <w:szCs w:val="20"/>
+          <w:rtl w:val="0"/>
+        </w:rPr>
+        <w:t xml:space="preserve">- 안 되는 것. 새 모듈 키와 새 Port 종류를 화면에서 추가하는 것</w:t>
       </w:r>
     </w:p>
     <w:p>
@@ -2781,7 +2882,7 @@
           <w:szCs w:val="20"/>
           <w:rtl w:val="0"/>
         </w:rPr>
-        <w:t xml:space="preserve">대상은 시작할 때 한 번 조립한다. Team 추가·삭제와 모듈 조립 변경은 저장돼도 실행 중인 프로세스에는 반영되지 않고 재시작이 필요하다. 현재 화면은 "저장된 상태(desired)"와 "실제 동작 중인 상태(effective)"를 구분해 보여주지 않는다. 이 구분은 계약 확장 항목으로 남아 있다.</w:t>
+        <w:t xml:space="preserve">대상은 시작할 때 한 번 조립한다. Team 추가와 삭제, 모듈 조립 변경은 저장돼도 실행 중인 프로세스에는 반영되지 않고 재시작이 필요하다. 현재 화면은 저장된 상태와 실제 동작 중인 상태를 구분해 보여주지 않는다. 이 구분은 계약 확장 항목으로 남아 있다.</w:t>
       </w:r>
     </w:p>
     <w:p>
@@ -2800,41 +2901,75 @@
           <w:szCs w:val="20"/>
           <w:rtl w:val="0"/>
         </w:rPr>
-        <w:t xml:space="preserve">확인된 결함 2건</w:t>
-      </w:r>
-    </w:p>
-    <w:p>
-      <w:pPr>
-        <w:widowControl w:val="0"/>
-        <w:spacing w:after="60" w:line="264" w:lineRule="auto"/>
-        <w:ind w:left="1080"/>
-        <w:jc w:val="both"/>
-      </w:pPr>
-      <w:r>
-        <w:rPr>
-          <w:rFonts w:ascii="Malgun Gothic" w:cs="Malgun Gothic" w:eastAsia="Malgun Gothic" w:hAnsi="Malgun Gothic"/>
-          <w:sz w:val="20"/>
-          <w:szCs w:val="20"/>
-          <w:rtl w:val="0"/>
-        </w:rPr>
-        <w:t xml:space="preserve">- 적용 요청에 사유가 실려 가지 않는다. 화면은 사유를 입력받고 비었는지도 검사하지만, 대상에 보내는 본문에는 config와 base_revision만 담긴다. 대상은 사유를 필수로 요구하므로 이 조합에서는 적용이 거부된다.</w:t>
-      </w:r>
-    </w:p>
-    <w:p>
-      <w:pPr>
-        <w:widowControl w:val="0"/>
-        <w:spacing w:after="60" w:line="264" w:lineRule="auto"/>
-        <w:ind w:left="1080"/>
-        <w:jc w:val="both"/>
-      </w:pPr>
-      <w:r>
-        <w:rPr>
-          <w:rFonts w:ascii="Malgun Gothic" w:cs="Malgun Gothic" w:eastAsia="Malgun Gothic" w:hAnsi="Malgun Gothic"/>
-          <w:sz w:val="20"/>
-          <w:szCs w:val="20"/>
-          <w:rtl w:val="0"/>
-        </w:rPr>
-        <w:t xml:space="preserve">- 계약 버전 기본값이 어긋난다. 콘솔의 기본값은 v1이고 대상이 내는 값은 1.0이다. 환경변수로 맞추지 않으면 빠른 토글 카드가 뜨지 않는다.</w:t>
+        <w:t xml:space="preserve">2026-08-28에 고친 결함 3건</w:t>
+      </w:r>
+    </w:p>
+    <w:p>
+      <w:pPr>
+        <w:widowControl w:val="0"/>
+        <w:spacing w:after="60" w:line="264" w:lineRule="auto"/>
+        <w:ind w:left="1080"/>
+        <w:jc w:val="both"/>
+      </w:pPr>
+      <w:r>
+        <w:rPr>
+          <w:rFonts w:ascii="Malgun Gothic" w:cs="Malgun Gothic" w:eastAsia="Malgun Gothic" w:hAnsi="Malgun Gothic"/>
+          <w:sz w:val="20"/>
+          <w:szCs w:val="20"/>
+          <w:rtl w:val="0"/>
+        </w:rPr>
+        <w:t xml:space="preserve">- 적용 요청에 사유가 실려 가지 않아 항상 거부됐다. 화면은 사유를 입력받고 비었는지 검사까지 했지만 그 값을 대상에 보내지 않았다.</w:t>
+      </w:r>
+    </w:p>
+    <w:p>
+      <w:pPr>
+        <w:widowControl w:val="0"/>
+        <w:spacing w:after="60" w:line="264" w:lineRule="auto"/>
+        <w:ind w:left="1080"/>
+        <w:jc w:val="both"/>
+      </w:pPr>
+      <w:r>
+        <w:rPr>
+          <w:rFonts w:ascii="Malgun Gothic" w:cs="Malgun Gothic" w:eastAsia="Malgun Gothic" w:hAnsi="Malgun Gothic"/>
+          <w:sz w:val="20"/>
+          <w:szCs w:val="20"/>
+          <w:rtl w:val="0"/>
+        </w:rPr>
+        <w:t xml:space="preserve">- 계약 버전 기본값이 대상이 내는 값과 달라, 환경변수를 손으로 맞추지 않으면 조립 실측과 빠른 토글 카드가 조용히 안 떴다.</w:t>
+      </w:r>
+    </w:p>
+    <w:p>
+      <w:pPr>
+        <w:widowControl w:val="0"/>
+        <w:spacing w:after="60" w:line="264" w:lineRule="auto"/>
+        <w:ind w:left="1080"/>
+        <w:jc w:val="both"/>
+      </w:pPr>
+      <w:r>
+        <w:rPr>
+          <w:rFonts w:ascii="Malgun Gothic" w:cs="Malgun Gothic" w:eastAsia="Malgun Gothic" w:hAnsi="Malgun Gothic"/>
+          <w:sz w:val="20"/>
+          <w:szCs w:val="20"/>
+          <w:rtl w:val="0"/>
+        </w:rPr>
+        <w:t xml:space="preserve">- 토글 상태를 읽는 형태가 대상과 달라 상태가 늘 모름이었고, 상태를 모르면 버튼을 안 그리므로 카드에 버튼이 하나도 없었다.</w:t>
+      </w:r>
+    </w:p>
+    <w:p>
+      <w:pPr>
+        <w:widowControl w:val="0"/>
+        <w:spacing w:after="60" w:line="264" w:lineRule="auto"/>
+        <w:ind w:left="720"/>
+        <w:jc w:val="both"/>
+      </w:pPr>
+      <w:r>
+        <w:rPr>
+          <w:rFonts w:ascii="Malgun Gothic" w:cs="Malgun Gothic" w:eastAsia="Malgun Gothic" w:hAnsi="Malgun Gothic"/>
+          <w:sz w:val="20"/>
+          <w:szCs w:val="20"/>
+          <w:rtl w:val="0"/>
+        </w:rPr>
+        <w:t xml:space="preserve">세 건 모두 테스트는 통과하는데 실제로는 안 되던 종류였다. 원인은 시험용 가짜가 대상의 진짜 형태와 달랐던 것이다. 자세한 내용은 final_project_ui/docs/reports/debugs/2026-08-28_Composer_결함_3건.md 에 있다.</w:t>
       </w:r>
     </w:p>
     <w:p>
@@ -2853,24 +2988,24 @@
           <w:szCs w:val="20"/>
           <w:rtl w:val="0"/>
         </w:rPr>
-        <w:t xml:space="preserve">화면 캡처</w:t>
-      </w:r>
-    </w:p>
-    <w:p>
-      <w:pPr>
-        <w:widowControl w:val="0"/>
-        <w:spacing w:after="60" w:line="264" w:lineRule="auto"/>
-        <w:ind w:left="720"/>
-        <w:jc w:val="both"/>
-      </w:pPr>
-      <w:r>
-        <w:rPr>
-          <w:rFonts w:ascii="Malgun Gothic" w:cs="Malgun Gothic" w:eastAsia="Malgun Gothic" w:hAnsi="Malgun Gothic"/>
-          <w:sz w:val="20"/>
-          <w:szCs w:val="20"/>
-          <w:rtl w:val="0"/>
-        </w:rPr>
-        <w:t xml:space="preserve">본 문서의 화면 구성은 2026-08-28에 콘솔을 실제로 띄워(127.0.0.1) 확인한 결과다. SCR-03 상태 B는 대상 서버와 발급자 비밀키가 필요해 이번 확인에서는 상태 A만 실측했고, 상태 B의 구성은 화면 코드(console/web.py)를 근거로 적었다. 최종 제출본에는 두 상태의 캡처 이미지를 각 절에 붙인다.</w:t>
+        <w:t xml:space="preserve">확인 방법</w:t>
+      </w:r>
+    </w:p>
+    <w:p>
+      <w:pPr>
+        <w:widowControl w:val="0"/>
+        <w:spacing w:after="60" w:line="264" w:lineRule="auto"/>
+        <w:ind w:left="720"/>
+        <w:jc w:val="both"/>
+      </w:pPr>
+      <w:r>
+        <w:rPr>
+          <w:rFonts w:ascii="Malgun Gothic" w:cs="Malgun Gothic" w:eastAsia="Malgun Gothic" w:hAnsi="Malgun Gothic"/>
+          <w:sz w:val="20"/>
+          <w:szCs w:val="20"/>
+          <w:rtl w:val="0"/>
+        </w:rPr>
+        <w:t xml:space="preserve">본 문서의 화면 구성은 2026-08-28에 콘솔을 실제로 띄워 확인한 결과다. SCR-03 상태 B는 대상의 Composer 계약만 흉내 낸 검증용 서버를 세워 브라우저로 왕복 확인했다. 최종 제출본에는 두 상태의 캡처 이미지를 각 절에 붙인다.</w:t>
       </w:r>
     </w:p>
     <w:sectPr>

--- a/program/산출물양식/[모델배포] 화면설계서_A-COPilot.docx
+++ b/program/산출물양식/[모델배포] 화면설계서_A-COPilot.docx
@@ -988,24 +988,37 @@
     <w:p>
       <w:pPr>
         <w:widowControl w:val="0"/>
-        <w:numPr>
-          <w:ilvl w:val="0"/>
-          <w:numId w:val="1"/>
-        </w:numPr>
-        <w:spacing w:after="200" w:line="276" w:lineRule="auto"/>
-        <w:ind w:left="720" w:hanging="360"/>
-        <w:jc w:val="both"/>
-        <w:rPr>
-          <w:color w:val="0000ff"/>
-        </w:rPr>
-      </w:pPr>
-      <w:r>
-        <w:rPr>
-          <w:rFonts w:ascii="Arial Unicode MS" w:cs="Arial Unicode MS" w:eastAsia="Arial Unicode MS" w:hAnsi="Arial Unicode MS"/>
-          <w:color w:val="0000ff"/>
-          <w:rtl w:val="0"/>
-        </w:rPr>
-        <w:t xml:space="preserve">화면 흐름</w:t>
+        <w:spacing w:after="60" w:line="264" w:lineRule="auto"/>
+        <w:ind w:left="720"/>
+        <w:jc w:val="both"/>
+      </w:pPr>
+      <w:r>
+        <w:rPr>
+          <w:rFonts w:ascii="Malgun Gothic" w:cs="Malgun Gothic" w:eastAsia="Malgun Gothic" w:hAnsi="Malgun Gothic"/>
+          <w:b w:val="1"/>
+          <w:bCs w:val="1"/>
+          <w:sz w:val="20"/>
+          <w:szCs w:val="20"/>
+          <w:rtl w:val="0"/>
+        </w:rPr>
+        <w:t xml:space="preserve">고객이 보는 쪽은 따로 있다</w:t>
+      </w:r>
+    </w:p>
+    <w:p>
+      <w:pPr>
+        <w:widowControl w:val="0"/>
+        <w:spacing w:after="60" w:line="264" w:lineRule="auto"/>
+        <w:ind w:left="720"/>
+        <w:jc w:val="both"/>
+      </w:pPr>
+      <w:r>
+        <w:rPr>
+          <w:rFonts w:ascii="Malgun Gothic" w:cs="Malgun Gothic" w:eastAsia="Malgun Gothic" w:hAnsi="Malgun Gothic"/>
+          <w:sz w:val="20"/>
+          <w:szCs w:val="20"/>
+          <w:rtl w:val="0"/>
+        </w:rPr>
+        <w:t xml:space="preserve">위 세 화면은 운영자용이다. 고객은 검증 쇼핑몰의 주문 내역 화면에서 상담 위젯을 연다. 위젯이 보내는 문의가 A-COP의 Case가 되고 답변에는 근거가 함께 붙는다. 아래는 그 연동을 확인하려고 만든 목업이다. 실제 화면이 아니다.</w:t>
       </w:r>
     </w:p>
     <w:p>
@@ -1019,7 +1032,7 @@
         </w:rPr>
         <w:drawing>
           <wp:inline xmlns:wp="http://schemas.openxmlformats.org/drawingml/2006/wordprocessingDrawing" distT="0" distB="0" distL="0" distR="0">
-            <wp:extent cx="5669280" cy="2138634"/>
+            <wp:extent cx="5852160" cy="4426875"/>
             <wp:effectExtent l="0" t="0" r="0" b="0"/>
             <wp:docPr id="901" name="그림 1"/>
             <a:graphic xmlns:a="http://schemas.openxmlformats.org/drawingml/2006/main">
@@ -1038,7 +1051,7 @@
                   <pic:spPr>
                     <a:xfrm>
                       <a:off x="0" y="0"/>
-                      <a:ext cx="5669280" cy="2138634"/>
+                      <a:ext cx="5852160" cy="4426875"/>
                     </a:xfrm>
                     <a:prstGeom prst="rect">
                       <a:avLst/>
@@ -1064,62 +1077,30 @@
           <w:color w:val="595959"/>
           <w:rtl w:val="0"/>
         </w:rPr>
-        <w:t xml:space="preserve">그림 1. 화면 세 개와 이동 경로.</w:t>
-      </w:r>
-    </w:p>
-    <w:p>
-      <w:pPr>
-        <w:widowControl w:val="0"/>
-        <w:spacing w:after="60" w:line="264" w:lineRule="auto"/>
-        <w:ind w:left="720"/>
-        <w:jc w:val="both"/>
-      </w:pPr>
-      <w:r>
-        <w:rPr>
-          <w:rFonts w:ascii="Malgun Gothic" w:cs="Malgun Gothic" w:eastAsia="Malgun Gothic" w:hAnsi="Malgun Gothic"/>
-          <w:b w:val="1"/>
-          <w:bCs w:val="1"/>
-          <w:sz w:val="20"/>
-          <w:szCs w:val="20"/>
-          <w:rtl w:val="0"/>
-        </w:rPr>
-        <w:t xml:space="preserve">기본 흐름</w:t>
-      </w:r>
-    </w:p>
-    <w:p>
-      <w:pPr>
-        <w:widowControl w:val="0"/>
-        <w:spacing w:after="60" w:line="264" w:lineRule="auto"/>
-        <w:ind w:left="720"/>
-        <w:jc w:val="both"/>
-      </w:pPr>
-      <w:r>
-        <w:rPr>
-          <w:rFonts w:ascii="Malgun Gothic" w:cs="Malgun Gothic" w:eastAsia="Malgun Gothic" w:hAnsi="Malgun Gothic"/>
-          <w:sz w:val="20"/>
-          <w:szCs w:val="20"/>
-          <w:rtl w:val="0"/>
-        </w:rPr>
-        <w:t xml:space="preserve">SCR-01에서 프로젝트를 고르면 SCR-02로 간다. SCR-02에서 구성 조립 링크를 누르면 SCR-03으로 간다. 상단 메뉴에는 프로젝트 목록, 조립, Composer 세 항목이 항상 있고 경로가 없으면 뒤의 둘은 비활성으로 표시된다.</w:t>
-      </w:r>
-    </w:p>
-    <w:p>
-      <w:pPr>
-        <w:widowControl w:val="0"/>
-        <w:spacing w:after="60" w:line="264" w:lineRule="auto"/>
-        <w:ind w:left="720"/>
-        <w:jc w:val="both"/>
-      </w:pPr>
-      <w:r>
-        <w:rPr>
-          <w:rFonts w:ascii="Malgun Gothic" w:cs="Malgun Gothic" w:eastAsia="Malgun Gothic" w:hAnsi="Malgun Gothic"/>
-          <w:b w:val="1"/>
-          <w:bCs w:val="1"/>
-          <w:sz w:val="20"/>
-          <w:szCs w:val="20"/>
-          <w:rtl w:val="0"/>
-        </w:rPr>
-        <w:t xml:space="preserve">Composer 저장 흐름</w:t>
+        <w:t xml:space="preserve">그림 1. 검증 쇼핑몰과 A-COP 연동 목업. 왼쪽이 고객이 보는 주문 내역, 오른쪽이 그 자리에서 열리는 상담 위젯이다. 아래는 문의 한 건이 지나는 여섯 단계다.</w:t>
+      </w:r>
+    </w:p>
+    <w:p>
+      <w:pPr>
+        <w:widowControl w:val="0"/>
+        <w:numPr>
+          <w:ilvl w:val="0"/>
+          <w:numId w:val="1"/>
+        </w:numPr>
+        <w:spacing w:after="200" w:line="276" w:lineRule="auto"/>
+        <w:ind w:left="720" w:hanging="360"/>
+        <w:jc w:val="both"/>
+        <w:rPr>
+          <w:color w:val="0000ff"/>
+        </w:rPr>
+      </w:pPr>
+      <w:r>
+        <w:rPr>
+          <w:rFonts w:ascii="Arial Unicode MS" w:cs="Arial Unicode MS" w:eastAsia="Arial Unicode MS" w:hAnsi="Arial Unicode MS"/>
+          <w:color w:val="0000ff"/>
+          <w:rtl w:val="0"/>
+        </w:rPr>
+        <w:t xml:space="preserve">화면 흐름</w:t>
       </w:r>
     </w:p>
     <w:p>
@@ -1133,7 +1114,7 @@
         </w:rPr>
         <w:drawing>
           <wp:inline xmlns:wp="http://schemas.openxmlformats.org/drawingml/2006/wordprocessingDrawing" distT="0" distB="0" distL="0" distR="0">
-            <wp:extent cx="5852160" cy="2318657"/>
+            <wp:extent cx="5669280" cy="2138634"/>
             <wp:effectExtent l="0" t="0" r="0" b="0"/>
             <wp:docPr id="902" name="그림 2"/>
             <a:graphic xmlns:a="http://schemas.openxmlformats.org/drawingml/2006/main">
@@ -1152,6 +1133,120 @@
                   <pic:spPr>
                     <a:xfrm>
                       <a:off x="0" y="0"/>
+                      <a:ext cx="5669280" cy="2138634"/>
+                    </a:xfrm>
+                    <a:prstGeom prst="rect">
+                      <a:avLst/>
+                    </a:prstGeom>
+                  </pic:spPr>
+                </pic:pic>
+              </a:graphicData>
+            </a:graphic>
+          </wp:inline>
+        </w:drawing>
+      </w:r>
+    </w:p>
+    <w:p>
+      <w:pPr>
+        <w:jc w:val="center"/>
+        <w:spacing w:after="180"/>
+      </w:pPr>
+      <w:r>
+        <w:rPr>
+          <w:rFonts w:ascii="Malgun Gothic" w:cs="Malgun Gothic" w:eastAsia="Malgun Gothic" w:hAnsi="Malgun Gothic"/>
+          <w:sz w:val="17"/>
+          <w:szCs w:val="17"/>
+          <w:color w:val="595959"/>
+          <w:rtl w:val="0"/>
+        </w:rPr>
+        <w:t xml:space="preserve">그림 2. 운영자 화면 세 개와 이동 경로.</w:t>
+      </w:r>
+    </w:p>
+    <w:p>
+      <w:pPr>
+        <w:widowControl w:val="0"/>
+        <w:spacing w:after="60" w:line="264" w:lineRule="auto"/>
+        <w:ind w:left="720"/>
+        <w:jc w:val="both"/>
+      </w:pPr>
+      <w:r>
+        <w:rPr>
+          <w:rFonts w:ascii="Malgun Gothic" w:cs="Malgun Gothic" w:eastAsia="Malgun Gothic" w:hAnsi="Malgun Gothic"/>
+          <w:b w:val="1"/>
+          <w:bCs w:val="1"/>
+          <w:sz w:val="20"/>
+          <w:szCs w:val="20"/>
+          <w:rtl w:val="0"/>
+        </w:rPr>
+        <w:t xml:space="preserve">기본 흐름</w:t>
+      </w:r>
+    </w:p>
+    <w:p>
+      <w:pPr>
+        <w:widowControl w:val="0"/>
+        <w:spacing w:after="60" w:line="264" w:lineRule="auto"/>
+        <w:ind w:left="720"/>
+        <w:jc w:val="both"/>
+      </w:pPr>
+      <w:r>
+        <w:rPr>
+          <w:rFonts w:ascii="Malgun Gothic" w:cs="Malgun Gothic" w:eastAsia="Malgun Gothic" w:hAnsi="Malgun Gothic"/>
+          <w:sz w:val="20"/>
+          <w:szCs w:val="20"/>
+          <w:rtl w:val="0"/>
+        </w:rPr>
+        <w:t xml:space="preserve">SCR-01에서 프로젝트를 고르면 SCR-02로 간다. SCR-02에서 구성 조립 링크를 누르면 SCR-03으로 간다. 상단 메뉴에는 프로젝트 목록, 조립, Composer 세 항목이 항상 있고 경로가 없으면 뒤의 둘은 비활성으로 표시된다.</w:t>
+      </w:r>
+    </w:p>
+    <w:p>
+      <w:pPr>
+        <w:widowControl w:val="0"/>
+        <w:spacing w:after="60" w:line="264" w:lineRule="auto"/>
+        <w:ind w:left="720"/>
+        <w:jc w:val="both"/>
+      </w:pPr>
+      <w:r>
+        <w:rPr>
+          <w:rFonts w:ascii="Malgun Gothic" w:cs="Malgun Gothic" w:eastAsia="Malgun Gothic" w:hAnsi="Malgun Gothic"/>
+          <w:b w:val="1"/>
+          <w:bCs w:val="1"/>
+          <w:sz w:val="20"/>
+          <w:szCs w:val="20"/>
+          <w:rtl w:val="0"/>
+        </w:rPr>
+        <w:t xml:space="preserve">Composer 저장 흐름</w:t>
+      </w:r>
+    </w:p>
+    <w:p>
+      <w:pPr>
+        <w:jc w:val="center"/>
+        <w:spacing w:before="120" w:after="60"/>
+      </w:pPr>
+      <w:r>
+        <w:rPr>
+          <w:noProof/>
+        </w:rPr>
+        <w:drawing>
+          <wp:inline xmlns:wp="http://schemas.openxmlformats.org/drawingml/2006/wordprocessingDrawing" distT="0" distB="0" distL="0" distR="0">
+            <wp:extent cx="5852160" cy="2318657"/>
+            <wp:effectExtent l="0" t="0" r="0" b="0"/>
+            <wp:docPr id="903" name="그림 3"/>
+            <a:graphic xmlns:a="http://schemas.openxmlformats.org/drawingml/2006/main">
+              <a:graphicData uri="http://schemas.openxmlformats.org/drawingml/2006/picture">
+                <pic:pic xmlns:pic="http://schemas.openxmlformats.org/drawingml/2006/picture">
+                  <pic:nvPicPr>
+                    <pic:cNvPr id="903" name="그림 3"/>
+                    <pic:cNvPicPr/>
+                  </pic:nvPicPr>
+                  <pic:blipFill>
+                    <a:blip xmlns:r="http://schemas.openxmlformats.org/officeDocument/2006/relationships" r:embed="rIdIMG503"/>
+                    <a:stretch>
+                      <a:fillRect/>
+                    </a:stretch>
+                  </pic:blipFill>
+                  <pic:spPr>
+                    <a:xfrm>
+                      <a:off x="0" y="0"/>
                       <a:ext cx="5852160" cy="2318657"/>
                     </a:xfrm>
                     <a:prstGeom prst="rect">
@@ -1178,7 +1273,7 @@
           <w:color w:val="595959"/>
           <w:rtl w:val="0"/>
         </w:rPr>
-        <w:t xml:space="preserve">그림 2. Composer 저장은 네 단계다. 2단계까지는 저장되지 않는다.</w:t>
+        <w:t xml:space="preserve">그림 3. Composer 저장은 네 단계다. 2단계까지는 저장되지 않는다.</w:t>
       </w:r>
     </w:p>
     <w:p>
@@ -1750,7 +1845,66 @@
           <w:szCs w:val="20"/>
           <w:rtl w:val="0"/>
         </w:rPr>
-        <w:t xml:space="preserve">실측 예 (2026-08-28)</w:t>
+        <w:t xml:space="preserve">실제 화면</w:t>
+      </w:r>
+    </w:p>
+    <w:p>
+      <w:pPr>
+        <w:jc w:val="center"/>
+        <w:spacing w:before="120" w:after="60"/>
+      </w:pPr>
+      <w:r>
+        <w:rPr>
+          <w:noProof/>
+        </w:rPr>
+        <w:drawing>
+          <wp:inline xmlns:wp="http://schemas.openxmlformats.org/drawingml/2006/wordprocessingDrawing" distT="0" distB="0" distL="0" distR="0">
+            <wp:extent cx="5760720" cy="3870156"/>
+            <wp:effectExtent l="0" t="0" r="0" b="0"/>
+            <wp:docPr id="904" name="그림 4"/>
+            <a:graphic xmlns:a="http://schemas.openxmlformats.org/drawingml/2006/main">
+              <a:graphicData uri="http://schemas.openxmlformats.org/drawingml/2006/picture">
+                <pic:pic xmlns:pic="http://schemas.openxmlformats.org/drawingml/2006/picture">
+                  <pic:nvPicPr>
+                    <pic:cNvPr id="904" name="그림 4"/>
+                    <pic:cNvPicPr/>
+                  </pic:nvPicPr>
+                  <pic:blipFill>
+                    <a:blip xmlns:r="http://schemas.openxmlformats.org/officeDocument/2006/relationships" r:embed="rIdIMG504"/>
+                    <a:stretch>
+                      <a:fillRect/>
+                    </a:stretch>
+                  </pic:blipFill>
+                  <pic:spPr>
+                    <a:xfrm>
+                      <a:off x="0" y="0"/>
+                      <a:ext cx="5760720" cy="3870156"/>
+                    </a:xfrm>
+                    <a:prstGeom prst="rect">
+                      <a:avLst/>
+                    </a:prstGeom>
+                  </pic:spPr>
+                </pic:pic>
+              </a:graphicData>
+            </a:graphic>
+          </wp:inline>
+        </w:drawing>
+      </w:r>
+    </w:p>
+    <w:p>
+      <w:pPr>
+        <w:jc w:val="center"/>
+        <w:spacing w:after="180"/>
+      </w:pPr>
+      <w:r>
+        <w:rPr>
+          <w:rFonts w:ascii="Malgun Gothic" w:cs="Malgun Gothic" w:eastAsia="Malgun Gothic" w:hAnsi="Malgun Gothic"/>
+          <w:sz w:val="17"/>
+          <w:szCs w:val="17"/>
+          <w:color w:val="595959"/>
+          <w:rtl w:val="0"/>
+        </w:rPr>
+        <w:t xml:space="preserve">그림 4. SCR-01 실제 화면. 2026-08-29에 콘솔을 띄워 Playwright로 찍었다.</w:t>
       </w:r>
     </w:p>
     <w:p>
@@ -2133,6 +2287,84 @@
     <w:p>
       <w:pPr>
         <w:widowControl w:val="0"/>
+        <w:spacing w:after="60" w:line="264" w:lineRule="auto"/>
+        <w:ind w:left="720"/>
+        <w:jc w:val="both"/>
+      </w:pPr>
+      <w:r>
+        <w:rPr>
+          <w:rFonts w:ascii="Malgun Gothic" w:cs="Malgun Gothic" w:eastAsia="Malgun Gothic" w:hAnsi="Malgun Gothic"/>
+          <w:b w:val="1"/>
+          <w:bCs w:val="1"/>
+          <w:sz w:val="20"/>
+          <w:szCs w:val="20"/>
+          <w:rtl w:val="0"/>
+        </w:rPr>
+        <w:t xml:space="preserve">실제 화면</w:t>
+      </w:r>
+    </w:p>
+    <w:p>
+      <w:pPr>
+        <w:jc w:val="center"/>
+        <w:spacing w:before="120" w:after="60"/>
+      </w:pPr>
+      <w:r>
+        <w:rPr>
+          <w:noProof/>
+        </w:rPr>
+        <w:drawing>
+          <wp:inline xmlns:wp="http://schemas.openxmlformats.org/drawingml/2006/wordprocessingDrawing" distT="0" distB="0" distL="0" distR="0">
+            <wp:extent cx="5760720" cy="4440991"/>
+            <wp:effectExtent l="0" t="0" r="0" b="0"/>
+            <wp:docPr id="905" name="그림 5"/>
+            <a:graphic xmlns:a="http://schemas.openxmlformats.org/drawingml/2006/main">
+              <a:graphicData uri="http://schemas.openxmlformats.org/drawingml/2006/picture">
+                <pic:pic xmlns:pic="http://schemas.openxmlformats.org/drawingml/2006/picture">
+                  <pic:nvPicPr>
+                    <pic:cNvPr id="905" name="그림 5"/>
+                    <pic:cNvPicPr/>
+                  </pic:nvPicPr>
+                  <pic:blipFill>
+                    <a:blip xmlns:r="http://schemas.openxmlformats.org/officeDocument/2006/relationships" r:embed="rIdIMG505"/>
+                    <a:stretch>
+                      <a:fillRect/>
+                    </a:stretch>
+                  </pic:blipFill>
+                  <pic:spPr>
+                    <a:xfrm>
+                      <a:off x="0" y="0"/>
+                      <a:ext cx="5760720" cy="4440991"/>
+                    </a:xfrm>
+                    <a:prstGeom prst="rect">
+                      <a:avLst/>
+                    </a:prstGeom>
+                  </pic:spPr>
+                </pic:pic>
+              </a:graphicData>
+            </a:graphic>
+          </wp:inline>
+        </w:drawing>
+      </w:r>
+    </w:p>
+    <w:p>
+      <w:pPr>
+        <w:jc w:val="center"/>
+        <w:spacing w:after="180"/>
+      </w:pPr>
+      <w:r>
+        <w:rPr>
+          <w:rFonts w:ascii="Malgun Gothic" w:cs="Malgun Gothic" w:eastAsia="Malgun Gothic" w:hAnsi="Malgun Gothic"/>
+          <w:sz w:val="17"/>
+          <w:szCs w:val="17"/>
+          <w:color w:val="595959"/>
+          <w:rtl w:val="0"/>
+        </w:rPr>
+        <w:t xml:space="preserve">그림 5. SCR-02 실제 화면 위쪽. 상단 요약과 조립 카드다. 지면 때문에 잘랐고 아래로 판정, 평가, 연결 카드가 이어진다.</w:t>
+      </w:r>
+    </w:p>
+    <w:p>
+      <w:pPr>
+        <w:widowControl w:val="0"/>
         <w:numPr>
           <w:ilvl w:val="0"/>
           <w:numId w:val="1"/>
@@ -2754,6 +2986,280 @@
     <w:p>
       <w:pPr>
         <w:widowControl w:val="0"/>
+        <w:spacing w:after="60" w:line="264" w:lineRule="auto"/>
+        <w:ind w:left="720"/>
+        <w:jc w:val="both"/>
+      </w:pPr>
+      <w:r>
+        <w:rPr>
+          <w:rFonts w:ascii="Malgun Gothic" w:cs="Malgun Gothic" w:eastAsia="Malgun Gothic" w:hAnsi="Malgun Gothic"/>
+          <w:b w:val="1"/>
+          <w:bCs w:val="1"/>
+          <w:sz w:val="20"/>
+          <w:szCs w:val="20"/>
+          <w:rtl w:val="0"/>
+        </w:rPr>
+        <w:t xml:space="preserve">실제 화면. 상태 A, 대상에 연결되지 않았을 때</w:t>
+      </w:r>
+    </w:p>
+    <w:p>
+      <w:pPr>
+        <w:jc w:val="center"/>
+        <w:spacing w:before="120" w:after="60"/>
+      </w:pPr>
+      <w:r>
+        <w:rPr>
+          <w:noProof/>
+        </w:rPr>
+        <w:drawing>
+          <wp:inline xmlns:wp="http://schemas.openxmlformats.org/drawingml/2006/wordprocessingDrawing" distT="0" distB="0" distL="0" distR="0">
+            <wp:extent cx="5760720" cy="3236477"/>
+            <wp:effectExtent l="0" t="0" r="0" b="0"/>
+            <wp:docPr id="906" name="그림 6"/>
+            <a:graphic xmlns:a="http://schemas.openxmlformats.org/drawingml/2006/main">
+              <a:graphicData uri="http://schemas.openxmlformats.org/drawingml/2006/picture">
+                <pic:pic xmlns:pic="http://schemas.openxmlformats.org/drawingml/2006/picture">
+                  <pic:nvPicPr>
+                    <pic:cNvPr id="906" name="그림 6"/>
+                    <pic:cNvPicPr/>
+                  </pic:nvPicPr>
+                  <pic:blipFill>
+                    <a:blip xmlns:r="http://schemas.openxmlformats.org/officeDocument/2006/relationships" r:embed="rIdIMG506"/>
+                    <a:stretch>
+                      <a:fillRect/>
+                    </a:stretch>
+                  </pic:blipFill>
+                  <pic:spPr>
+                    <a:xfrm>
+                      <a:off x="0" y="0"/>
+                      <a:ext cx="5760720" cy="3236477"/>
+                    </a:xfrm>
+                    <a:prstGeom prst="rect">
+                      <a:avLst/>
+                    </a:prstGeom>
+                  </pic:spPr>
+                </pic:pic>
+              </a:graphicData>
+            </a:graphic>
+          </wp:inline>
+        </w:drawing>
+      </w:r>
+    </w:p>
+    <w:p>
+      <w:pPr>
+        <w:jc w:val="center"/>
+        <w:spacing w:after="180"/>
+      </w:pPr>
+      <w:r>
+        <w:rPr>
+          <w:rFonts w:ascii="Malgun Gothic" w:cs="Malgun Gothic" w:eastAsia="Malgun Gothic" w:hAnsi="Malgun Gothic"/>
+          <w:sz w:val="17"/>
+          <w:szCs w:val="17"/>
+          <w:color w:val="595959"/>
+          <w:rtl w:val="0"/>
+        </w:rPr>
+        <w:t xml:space="preserve">그림 6. 편집 폼을 그리지 않고 붙이는 방법만 안내한다. 모르는 상태로 폼을 그리면 사용자가 저장되는 줄 안다.</w:t>
+      </w:r>
+    </w:p>
+    <w:p>
+      <w:pPr>
+        <w:widowControl w:val="0"/>
+        <w:spacing w:after="60" w:line="264" w:lineRule="auto"/>
+        <w:ind w:left="720"/>
+        <w:jc w:val="both"/>
+      </w:pPr>
+      <w:r>
+        <w:rPr>
+          <w:rFonts w:ascii="Malgun Gothic" w:cs="Malgun Gothic" w:eastAsia="Malgun Gothic" w:hAnsi="Malgun Gothic"/>
+          <w:b w:val="1"/>
+          <w:bCs w:val="1"/>
+          <w:sz w:val="20"/>
+          <w:szCs w:val="20"/>
+          <w:rtl w:val="0"/>
+        </w:rPr>
+        <w:t xml:space="preserve">실제 화면. 상태 B, 대상에 연결됐을 때</w:t>
+      </w:r>
+    </w:p>
+    <w:p>
+      <w:pPr>
+        <w:jc w:val="center"/>
+        <w:spacing w:before="120" w:after="60"/>
+      </w:pPr>
+      <w:r>
+        <w:rPr>
+          <w:noProof/>
+        </w:rPr>
+        <w:drawing>
+          <wp:inline xmlns:wp="http://schemas.openxmlformats.org/drawingml/2006/wordprocessingDrawing" distT="0" distB="0" distL="0" distR="0">
+            <wp:extent cx="5760720" cy="4440991"/>
+            <wp:effectExtent l="0" t="0" r="0" b="0"/>
+            <wp:docPr id="907" name="그림 7"/>
+            <a:graphic xmlns:a="http://schemas.openxmlformats.org/drawingml/2006/main">
+              <a:graphicData uri="http://schemas.openxmlformats.org/drawingml/2006/picture">
+                <pic:pic xmlns:pic="http://schemas.openxmlformats.org/drawingml/2006/picture">
+                  <pic:nvPicPr>
+                    <pic:cNvPr id="907" name="그림 7"/>
+                    <pic:cNvPicPr/>
+                  </pic:nvPicPr>
+                  <pic:blipFill>
+                    <a:blip xmlns:r="http://schemas.openxmlformats.org/officeDocument/2006/relationships" r:embed="rIdIMG507"/>
+                    <a:stretch>
+                      <a:fillRect/>
+                    </a:stretch>
+                  </pic:blipFill>
+                  <pic:spPr>
+                    <a:xfrm>
+                      <a:off x="0" y="0"/>
+                      <a:ext cx="5760720" cy="4440991"/>
+                    </a:xfrm>
+                    <a:prstGeom prst="rect">
+                      <a:avLst/>
+                    </a:prstGeom>
+                  </pic:spPr>
+                </pic:pic>
+              </a:graphicData>
+            </a:graphic>
+          </wp:inline>
+        </w:drawing>
+      </w:r>
+    </w:p>
+    <w:p>
+      <w:pPr>
+        <w:jc w:val="center"/>
+        <w:spacing w:after="180"/>
+      </w:pPr>
+      <w:r>
+        <w:rPr>
+          <w:rFonts w:ascii="Malgun Gothic" w:cs="Malgun Gothic" w:eastAsia="Malgun Gothic" w:hAnsi="Malgun Gothic"/>
+          <w:sz w:val="17"/>
+          <w:szCs w:val="17"/>
+          <w:color w:val="595959"/>
+          <w:rtl w:val="0"/>
+        </w:rPr>
+        <w:t xml:space="preserve">그림 7. 빠른 토글 카드와 편집 폼. revision rev-1을 읽어온 상태다. 지면 때문에 잘랐고 아래로 Team 표와 사유 입력, 검증과 적용 버튼이 이어진다.</w:t>
+      </w:r>
+    </w:p>
+    <w:p>
+      <w:pPr>
+        <w:jc w:val="center"/>
+        <w:spacing w:before="120" w:after="60"/>
+      </w:pPr>
+      <w:r>
+        <w:rPr>
+          <w:noProof/>
+        </w:rPr>
+        <w:drawing>
+          <wp:inline xmlns:wp="http://schemas.openxmlformats.org/drawingml/2006/wordprocessingDrawing" distT="0" distB="0" distL="0" distR="0">
+            <wp:extent cx="5486400" cy="1894360"/>
+            <wp:effectExtent l="0" t="0" r="0" b="0"/>
+            <wp:docPr id="908" name="그림 8"/>
+            <a:graphic xmlns:a="http://schemas.openxmlformats.org/drawingml/2006/main">
+              <a:graphicData uri="http://schemas.openxmlformats.org/drawingml/2006/picture">
+                <pic:pic xmlns:pic="http://schemas.openxmlformats.org/drawingml/2006/picture">
+                  <pic:nvPicPr>
+                    <pic:cNvPr id="908" name="그림 8"/>
+                    <pic:cNvPicPr/>
+                  </pic:nvPicPr>
+                  <pic:blipFill>
+                    <a:blip xmlns:r="http://schemas.openxmlformats.org/officeDocument/2006/relationships" r:embed="rIdIMG508"/>
+                    <a:stretch>
+                      <a:fillRect/>
+                    </a:stretch>
+                  </pic:blipFill>
+                  <pic:spPr>
+                    <a:xfrm>
+                      <a:off x="0" y="0"/>
+                      <a:ext cx="5486400" cy="1894360"/>
+                    </a:xfrm>
+                    <a:prstGeom prst="rect">
+                      <a:avLst/>
+                    </a:prstGeom>
+                  </pic:spPr>
+                </pic:pic>
+              </a:graphicData>
+            </a:graphic>
+          </wp:inline>
+        </w:drawing>
+      </w:r>
+    </w:p>
+    <w:p>
+      <w:pPr>
+        <w:jc w:val="center"/>
+        <w:spacing w:after="180"/>
+      </w:pPr>
+      <w:r>
+        <w:rPr>
+          <w:rFonts w:ascii="Malgun Gothic" w:cs="Malgun Gothic" w:eastAsia="Malgun Gothic" w:hAnsi="Malgun Gothic"/>
+          <w:sz w:val="17"/>
+          <w:szCs w:val="17"/>
+          <w:color w:val="595959"/>
+          <w:rtl w:val="0"/>
+        </w:rPr>
+        <w:t xml:space="preserve">그림 8. 빠른 토글 카드만 확대한 것. 켜진 항목에는 끄기, 꺼진 항목에는 켜기 버튼이 붙는다. 사유는 필수다.</w:t>
+      </w:r>
+    </w:p>
+    <w:p>
+      <w:pPr>
+        <w:jc w:val="center"/>
+        <w:spacing w:before="120" w:after="60"/>
+      </w:pPr>
+      <w:r>
+        <w:rPr>
+          <w:noProof/>
+        </w:rPr>
+        <w:drawing>
+          <wp:inline xmlns:wp="http://schemas.openxmlformats.org/drawingml/2006/wordprocessingDrawing" distT="0" distB="0" distL="0" distR="0">
+            <wp:extent cx="5760720" cy="4440991"/>
+            <wp:effectExtent l="0" t="0" r="0" b="0"/>
+            <wp:docPr id="909" name="그림 9"/>
+            <a:graphic xmlns:a="http://schemas.openxmlformats.org/drawingml/2006/main">
+              <a:graphicData uri="http://schemas.openxmlformats.org/drawingml/2006/picture">
+                <pic:pic xmlns:pic="http://schemas.openxmlformats.org/drawingml/2006/picture">
+                  <pic:nvPicPr>
+                    <pic:cNvPr id="909" name="그림 9"/>
+                    <pic:cNvPicPr/>
+                  </pic:nvPicPr>
+                  <pic:blipFill>
+                    <a:blip xmlns:r="http://schemas.openxmlformats.org/officeDocument/2006/relationships" r:embed="rIdIMG509"/>
+                    <a:stretch>
+                      <a:fillRect/>
+                    </a:stretch>
+                  </pic:blipFill>
+                  <pic:spPr>
+                    <a:xfrm>
+                      <a:off x="0" y="0"/>
+                      <a:ext cx="5760720" cy="4440991"/>
+                    </a:xfrm>
+                    <a:prstGeom prst="rect">
+                      <a:avLst/>
+                    </a:prstGeom>
+                  </pic:spPr>
+                </pic:pic>
+              </a:graphicData>
+            </a:graphic>
+          </wp:inline>
+        </w:drawing>
+      </w:r>
+    </w:p>
+    <w:p>
+      <w:pPr>
+        <w:jc w:val="center"/>
+        <w:spacing w:after="180"/>
+      </w:pPr>
+      <w:r>
+        <w:rPr>
+          <w:rFonts w:ascii="Malgun Gothic" w:cs="Malgun Gothic" w:eastAsia="Malgun Gothic" w:hAnsi="Malgun Gothic"/>
+          <w:sz w:val="17"/>
+          <w:szCs w:val="17"/>
+          <w:color w:val="595959"/>
+          <w:rtl w:val="0"/>
+        </w:rPr>
+        <w:t xml:space="preserve">그림 9. 구조와 실행 순서 카드. 지금 읽은 설정을 아홉 단계 흐름으로 투영한다. 꺼진 모듈은 취소선으로 표시된다.</w:t>
+      </w:r>
+    </w:p>
+    <w:p>
+      <w:pPr>
+        <w:widowControl w:val="0"/>
         <w:numPr>
           <w:ilvl w:val="0"/>
           <w:numId w:val="1"/>
@@ -3005,7 +3511,75 @@
           <w:szCs w:val="20"/>
           <w:rtl w:val="0"/>
         </w:rPr>
-        <w:t xml:space="preserve">본 문서의 화면 구성은 2026-08-28에 콘솔을 실제로 띄워 확인한 결과다. SCR-03 상태 B는 대상의 Composer 계약만 흉내 낸 검증용 서버를 세워 브라우저로 왕복 확인했다. 최종 제출본에는 두 상태의 캡처 이미지를 각 절에 붙인다.</w:t>
+        <w:t xml:space="preserve">본 문서의 화면 그림은 실제로 찍은 것이다. 손으로 그린 그림이 아니다. 2026-08-29에 콘솔을 띄우고 Playwright로 캡처했다. SCR-03 상태 B는 대상의 Composer 계약만 흉내 낸 검증용 서버를 세워 찍었다. 그 서버는 대상과 똑같이 사유 없는 적용 요청을 거부한다.</w:t>
+      </w:r>
+    </w:p>
+    <w:p>
+      <w:pPr>
+        <w:widowControl w:val="0"/>
+        <w:spacing w:after="60" w:line="264" w:lineRule="auto"/>
+        <w:ind w:left="1080"/>
+        <w:jc w:val="both"/>
+      </w:pPr>
+      <w:r>
+        <w:rPr>
+          <w:rFonts w:ascii="Malgun Gothic" w:cs="Malgun Gothic" w:eastAsia="Malgun Gothic" w:hAnsi="Malgun Gothic"/>
+          <w:sz w:val="20"/>
+          <w:szCs w:val="20"/>
+          <w:rtl w:val="0"/>
+        </w:rPr>
+        <w:t xml:space="preserve">- 캡처 스크립트. program/plan/diagram/screens/capture.py</w:t>
+      </w:r>
+    </w:p>
+    <w:p>
+      <w:pPr>
+        <w:widowControl w:val="0"/>
+        <w:spacing w:after="60" w:line="264" w:lineRule="auto"/>
+        <w:ind w:left="1080"/>
+        <w:jc w:val="both"/>
+      </w:pPr>
+      <w:r>
+        <w:rPr>
+          <w:rFonts w:ascii="Malgun Gothic" w:cs="Malgun Gothic" w:eastAsia="Malgun Gothic" w:hAnsi="Malgun Gothic"/>
+          <w:sz w:val="20"/>
+          <w:szCs w:val="20"/>
+          <w:rtl w:val="0"/>
+        </w:rPr>
+        <w:t xml:space="preserve">- 검증용 대상. program/plan/diagram/screens/fake_target.py</w:t>
+      </w:r>
+    </w:p>
+    <w:p>
+      <w:pPr>
+        <w:widowControl w:val="0"/>
+        <w:spacing w:after="60" w:line="264" w:lineRule="auto"/>
+        <w:ind w:left="1080"/>
+        <w:jc w:val="both"/>
+      </w:pPr>
+      <w:r>
+        <w:rPr>
+          <w:rFonts w:ascii="Malgun Gothic" w:cs="Malgun Gothic" w:eastAsia="Malgun Gothic" w:hAnsi="Malgun Gothic"/>
+          <w:sz w:val="20"/>
+          <w:szCs w:val="20"/>
+          <w:rtl w:val="0"/>
+        </w:rPr>
+        <w:t xml:space="preserve">- 연동 목업 원본. program/plan/diagram/screens/mockup_shop_cs.html</w:t>
+      </w:r>
+    </w:p>
+    <w:p>
+      <w:pPr>
+        <w:widowControl w:val="0"/>
+        <w:spacing w:after="60" w:line="264" w:lineRule="auto"/>
+        <w:ind w:left="720"/>
+        <w:jc w:val="both"/>
+      </w:pPr>
+      <w:r>
+        <w:rPr>
+          <w:rFonts w:ascii="Malgun Gothic" w:cs="Malgun Gothic" w:eastAsia="Malgun Gothic" w:hAnsi="Malgun Gothic"/>
+          <w:sz w:val="20"/>
+          <w:szCs w:val="20"/>
+          <w:rtl w:val="0"/>
+        </w:rPr>
+        <w:t xml:space="preserve">목업은 실제 화면이 아니라 연동 구조를 확인하려고 만든 것이다. 검증 쇼핑몰이 준비되면 그 화면으로 다시 찍는다.</w:t>
       </w:r>
     </w:p>
     <w:sectPr>

--- a/program/산출물양식/[모델배포] 화면설계서_A-COPilot.docx
+++ b/program/산출물양식/[모델배포] 화면설계서_A-COPilot.docx
@@ -819,206 +819,30 @@
       <w:r>
         <w:rPr>
           <w:rFonts w:ascii="Malgun Gothic" w:cs="Malgun Gothic" w:eastAsia="Malgun Gothic" w:hAnsi="Malgun Gothic"/>
-          <w:sz w:val="20"/>
-          <w:szCs w:val="20"/>
-          <w:rtl w:val="0"/>
-        </w:rPr>
-        <w:t xml:space="preserve">이 문서는 운영자가 쓰는 개발 콘솔의 화면을 정의한다. 고객이 쓰는 화면이 아니라 운영과 감독을 위한 화면이다. 화면은 세 개이며 모두 같은 상단 메뉴를 공유한다.</w:t>
-      </w:r>
-    </w:p>
-    <w:p>
-      <w:pPr>
-        <w:widowControl w:val="0"/>
-        <w:spacing w:after="60" w:line="264" w:lineRule="auto"/>
-        <w:ind w:left="720"/>
-        <w:jc w:val="both"/>
-      </w:pPr>
-      <w:r>
-        <w:rPr>
-          <w:rFonts w:ascii="Malgun Gothic" w:cs="Malgun Gothic" w:eastAsia="Malgun Gothic" w:hAnsi="Malgun Gothic"/>
           <w:b w:val="1"/>
           <w:bCs w:val="1"/>
           <w:sz w:val="20"/>
           <w:szCs w:val="20"/>
           <w:rtl w:val="0"/>
         </w:rPr>
-        <w:t xml:space="preserve">화면 목록</w:t>
-      </w:r>
-    </w:p>
-    <w:p>
-      <w:pPr>
-        <w:widowControl w:val="0"/>
-        <w:spacing w:after="60" w:line="264" w:lineRule="auto"/>
-        <w:ind w:left="1080"/>
-        <w:jc w:val="both"/>
-      </w:pPr>
-      <w:r>
-        <w:rPr>
-          <w:rFonts w:ascii="Malgun Gothic" w:cs="Malgun Gothic" w:eastAsia="Malgun Gothic" w:hAnsi="Malgun Gothic"/>
-          <w:sz w:val="20"/>
-          <w:szCs w:val="20"/>
-          <w:rtl w:val="0"/>
-        </w:rPr>
-        <w:t xml:space="preserve">- SCR-01 프로젝트 목록. GET / . 폴더를 훑어 어느 것이 A-COP 프로젝트인지 판별한다.</w:t>
-      </w:r>
-    </w:p>
-    <w:p>
-      <w:pPr>
-        <w:widowControl w:val="0"/>
-        <w:spacing w:after="60" w:line="264" w:lineRule="auto"/>
-        <w:ind w:left="1080"/>
-        <w:jc w:val="both"/>
-      </w:pPr>
-      <w:r>
-        <w:rPr>
-          <w:rFonts w:ascii="Malgun Gothic" w:cs="Malgun Gothic" w:eastAsia="Malgun Gothic" w:hAnsi="Malgun Gothic"/>
-          <w:sz w:val="20"/>
-          <w:szCs w:val="20"/>
-          <w:rtl w:val="0"/>
-        </w:rPr>
-        <w:t xml:space="preserve">- SCR-02 프로젝트 조립 현황. GET /project?path= . 선언된 모듈과 Team과 Port, DoD 판정, 평가 실행 이력을 읽기 전용으로 보여준다.</w:t>
-      </w:r>
-    </w:p>
-    <w:p>
-      <w:pPr>
-        <w:widowControl w:val="0"/>
-        <w:spacing w:after="60" w:line="264" w:lineRule="auto"/>
-        <w:ind w:left="1080"/>
-        <w:jc w:val="both"/>
-      </w:pPr>
-      <w:r>
-        <w:rPr>
-          <w:rFonts w:ascii="Malgun Gothic" w:cs="Malgun Gothic" w:eastAsia="Malgun Gothic" w:hAnsi="Malgun Gothic"/>
-          <w:sz w:val="20"/>
-          <w:szCs w:val="20"/>
-          <w:rtl w:val="0"/>
-        </w:rPr>
-        <w:t xml:space="preserve">- SCR-03 Composer 구성 관리. GET, POST /composer 와 POST /composer/toggle . 대상의 구성을 바꾸는 유일한 화면이다.</w:t>
-      </w:r>
-    </w:p>
-    <w:p>
-      <w:pPr>
-        <w:widowControl w:val="0"/>
-        <w:spacing w:after="60" w:line="264" w:lineRule="auto"/>
-        <w:ind w:left="720"/>
-        <w:jc w:val="both"/>
-      </w:pPr>
-      <w:r>
-        <w:rPr>
-          <w:rFonts w:ascii="Malgun Gothic" w:cs="Malgun Gothic" w:eastAsia="Malgun Gothic" w:hAnsi="Malgun Gothic"/>
-          <w:b w:val="1"/>
-          <w:bCs w:val="1"/>
-          <w:sz w:val="20"/>
-          <w:szCs w:val="20"/>
-          <w:rtl w:val="0"/>
-        </w:rPr>
-        <w:t xml:space="preserve">사용자</w:t>
-      </w:r>
-    </w:p>
-    <w:p>
-      <w:pPr>
-        <w:widowControl w:val="0"/>
-        <w:spacing w:after="60" w:line="264" w:lineRule="auto"/>
-        <w:ind w:left="1080"/>
-        <w:jc w:val="both"/>
-      </w:pPr>
-      <w:r>
-        <w:rPr>
-          <w:rFonts w:ascii="Malgun Gothic" w:cs="Malgun Gothic" w:eastAsia="Malgun Gothic" w:hAnsi="Malgun Gothic"/>
-          <w:sz w:val="20"/>
-          <w:szCs w:val="20"/>
-          <w:rtl w:val="0"/>
-        </w:rPr>
-        <w:t xml:space="preserve">- 운영자와 상담 관리자. Case 처리 상태와 승인 대기를 감독한다.</w:t>
-      </w:r>
-    </w:p>
-    <w:p>
-      <w:pPr>
-        <w:widowControl w:val="0"/>
-        <w:spacing w:after="60" w:line="264" w:lineRule="auto"/>
-        <w:ind w:left="1080"/>
-        <w:jc w:val="both"/>
-      </w:pPr>
-      <w:r>
-        <w:rPr>
-          <w:rFonts w:ascii="Malgun Gothic" w:cs="Malgun Gothic" w:eastAsia="Malgun Gothic" w:hAnsi="Malgun Gothic"/>
-          <w:sz w:val="20"/>
-          <w:szCs w:val="20"/>
-          <w:rtl w:val="0"/>
-        </w:rPr>
-        <w:t xml:space="preserve">- 개발과 검증 담당. 조립 상태와 평가 결과를 확인하고 구성을 바꾼다.</w:t>
-      </w:r>
-    </w:p>
-    <w:p>
-      <w:pPr>
-        <w:widowControl w:val="0"/>
-        <w:spacing w:after="60" w:line="264" w:lineRule="auto"/>
-        <w:ind w:left="720"/>
-        <w:jc w:val="both"/>
-      </w:pPr>
-      <w:r>
-        <w:rPr>
-          <w:rFonts w:ascii="Malgun Gothic" w:cs="Malgun Gothic" w:eastAsia="Malgun Gothic" w:hAnsi="Malgun Gothic"/>
-          <w:b w:val="1"/>
-          <w:bCs w:val="1"/>
-          <w:sz w:val="20"/>
-          <w:szCs w:val="20"/>
-          <w:rtl w:val="0"/>
-        </w:rPr>
-        <w:t xml:space="preserve">전제</w:t>
-      </w:r>
-    </w:p>
-    <w:p>
-      <w:pPr>
-        <w:widowControl w:val="0"/>
-        <w:spacing w:after="60" w:line="264" w:lineRule="auto"/>
-        <w:ind w:left="720"/>
-        <w:jc w:val="both"/>
-      </w:pPr>
-      <w:r>
-        <w:rPr>
-          <w:rFonts w:ascii="Malgun Gothic" w:cs="Malgun Gothic" w:eastAsia="Malgun Gothic" w:hAnsi="Malgun Gothic"/>
-          <w:sz w:val="20"/>
-          <w:szCs w:val="20"/>
-          <w:rtl w:val="0"/>
-        </w:rPr>
-        <w:t xml:space="preserve">대상 시스템이 떠 있지 않아도 콘솔은 뜬다. 못 읽은 자료는 빈 화면이 아니라 무엇을 왜 못 읽었는지 적는다. 이것이 이 콘솔의 존재 이유다.</w:t>
-      </w:r>
-    </w:p>
-    <w:p>
-      <w:pPr>
-        <w:widowControl w:val="0"/>
-        <w:spacing w:after="60" w:line="264" w:lineRule="auto"/>
-        <w:ind w:left="720"/>
-        <w:jc w:val="both"/>
-      </w:pPr>
-      <w:r>
-        <w:rPr>
-          <w:rFonts w:ascii="Malgun Gothic" w:cs="Malgun Gothic" w:eastAsia="Malgun Gothic" w:hAnsi="Malgun Gothic"/>
-          <w:b w:val="1"/>
-          <w:bCs w:val="1"/>
-          <w:sz w:val="20"/>
-          <w:szCs w:val="20"/>
-          <w:rtl w:val="0"/>
-        </w:rPr>
-        <w:t xml:space="preserve">고객이 보는 쪽은 따로 있다</w:t>
-      </w:r>
-    </w:p>
-    <w:p>
-      <w:pPr>
-        <w:widowControl w:val="0"/>
-        <w:spacing w:after="60" w:line="264" w:lineRule="auto"/>
-        <w:ind w:left="720"/>
-        <w:jc w:val="both"/>
-      </w:pPr>
-      <w:r>
-        <w:rPr>
-          <w:rFonts w:ascii="Malgun Gothic" w:cs="Malgun Gothic" w:eastAsia="Malgun Gothic" w:hAnsi="Malgun Gothic"/>
-          <w:sz w:val="20"/>
-          <w:szCs w:val="20"/>
-          <w:rtl w:val="0"/>
-        </w:rPr>
-        <w:t xml:space="preserve">위 세 화면은 운영자용이다. 고객은 검증 쇼핑몰의 주문 내역 화면에서 상담 위젯을 연다. 위젯이 보내는 문의가 A-COP의 Case가 되고 답변에는 근거가 함께 붙는다. 아래는 그 연동을 확인하려고 만든 목업이다. 실제 화면이 아니다.</w:t>
+        <w:t xml:space="preserve">이 제품에서 화면이 맡는 자리</w:t>
+      </w:r>
+    </w:p>
+    <w:p>
+      <w:pPr>
+        <w:widowControl w:val="0"/>
+        <w:spacing w:after="60" w:line="264" w:lineRule="auto"/>
+        <w:ind w:left="720"/>
+        <w:jc w:val="both"/>
+      </w:pPr>
+      <w:r>
+        <w:rPr>
+          <w:rFonts w:ascii="Malgun Gothic" w:cs="Malgun Gothic" w:eastAsia="Malgun Gothic" w:hAnsi="Malgun Gothic"/>
+          <w:sz w:val="20"/>
+          <w:szCs w:val="20"/>
+          <w:rtl w:val="0"/>
+        </w:rPr>
+        <w:t xml:space="preserve">A-COP는 고정된 실행기 하나 위에 업무 팩을 갈아 끼우는 구조다. 그 갈아 끼우는 일을 사람이 화면에서 한다. 그래서 화면이 곧 제품이 어디까지 구성 가능한지를 말한다. 무엇을 켜고 끌 수 있고 무엇을 추가할 수 있는지가 이 문서의 설계 대상이다.</w:t>
       </w:r>
     </w:p>
     <w:p>
@@ -1032,7 +856,7 @@
         </w:rPr>
         <w:drawing>
           <wp:inline xmlns:wp="http://schemas.openxmlformats.org/drawingml/2006/wordprocessingDrawing" distT="0" distB="0" distL="0" distR="0">
-            <wp:extent cx="5852160" cy="4426875"/>
+            <wp:extent cx="5852160" cy="3567929"/>
             <wp:effectExtent l="0" t="0" r="0" b="0"/>
             <wp:docPr id="901" name="그림 1"/>
             <a:graphic xmlns:a="http://schemas.openxmlformats.org/drawingml/2006/main">
@@ -1051,7 +875,7 @@
                   <pic:spPr>
                     <a:xfrm>
                       <a:off x="0" y="0"/>
-                      <a:ext cx="5852160" cy="4426875"/>
+                      <a:ext cx="5852160" cy="3567929"/>
                     </a:xfrm>
                     <a:prstGeom prst="rect">
                       <a:avLst/>
@@ -1077,30 +901,219 @@
           <w:color w:val="595959"/>
           <w:rtl w:val="0"/>
         </w:rPr>
-        <w:t xml:space="preserve">그림 1. 검증 쇼핑몰과 A-COP 연동 목업. 왼쪽이 고객이 보는 주문 내역, 오른쪽이 그 자리에서 열리는 상담 위젯이다. 아래는 문의 한 건이 지나는 여섯 단계다.</w:t>
-      </w:r>
-    </w:p>
-    <w:p>
-      <w:pPr>
-        <w:widowControl w:val="0"/>
-        <w:numPr>
-          <w:ilvl w:val="0"/>
-          <w:numId w:val="1"/>
-        </w:numPr>
-        <w:spacing w:after="200" w:line="276" w:lineRule="auto"/>
-        <w:ind w:left="720" w:hanging="360"/>
-        <w:jc w:val="both"/>
-        <w:rPr>
-          <w:color w:val="0000ff"/>
-        </w:rPr>
-      </w:pPr>
-      <w:r>
-        <w:rPr>
-          <w:rFonts w:ascii="Arial Unicode MS" w:cs="Arial Unicode MS" w:eastAsia="Arial Unicode MS" w:hAnsi="Arial Unicode MS"/>
-          <w:color w:val="0000ff"/>
-          <w:rtl w:val="0"/>
-        </w:rPr>
-        <w:t xml:space="preserve">화면 흐름</w:t>
+        <w:t xml:space="preserve">그림 1. 제품 구조와 구성 화면. 위 세 칸이 Registry에 등록되는 슬롯이고 아래가 바뀌지 않는 실행기다. 슬롯을 다루는 화면이 Composer다.</w:t>
+      </w:r>
+    </w:p>
+    <w:p>
+      <w:pPr>
+        <w:widowControl w:val="0"/>
+        <w:spacing w:after="60" w:line="264" w:lineRule="auto"/>
+        <w:ind w:left="720"/>
+        <w:jc w:val="both"/>
+      </w:pPr>
+      <w:r>
+        <w:rPr>
+          <w:rFonts w:ascii="Malgun Gothic" w:cs="Malgun Gothic" w:eastAsia="Malgun Gothic" w:hAnsi="Malgun Gothic"/>
+          <w:sz w:val="20"/>
+          <w:szCs w:val="20"/>
+          <w:rtl w:val="0"/>
+        </w:rPr>
+        <w:t xml:space="preserve">이 문서는 운영자가 쓰는 개발 콘솔의 화면을 정의한다. 고객이 쓰는 화면이 아니라 운영과 감독을 위한 화면이다. 화면은 세 개이며 모두 같은 상단 메뉴를 공유한다.</w:t>
+      </w:r>
+    </w:p>
+    <w:p>
+      <w:pPr>
+        <w:widowControl w:val="0"/>
+        <w:spacing w:after="60" w:line="264" w:lineRule="auto"/>
+        <w:ind w:left="720"/>
+        <w:jc w:val="both"/>
+      </w:pPr>
+      <w:r>
+        <w:rPr>
+          <w:rFonts w:ascii="Malgun Gothic" w:cs="Malgun Gothic" w:eastAsia="Malgun Gothic" w:hAnsi="Malgun Gothic"/>
+          <w:b w:val="1"/>
+          <w:bCs w:val="1"/>
+          <w:sz w:val="20"/>
+          <w:szCs w:val="20"/>
+          <w:rtl w:val="0"/>
+        </w:rPr>
+        <w:t xml:space="preserve">화면 목록</w:t>
+      </w:r>
+    </w:p>
+    <w:p>
+      <w:pPr>
+        <w:widowControl w:val="0"/>
+        <w:spacing w:after="60" w:line="264" w:lineRule="auto"/>
+        <w:ind w:left="1080"/>
+        <w:jc w:val="both"/>
+      </w:pPr>
+      <w:r>
+        <w:rPr>
+          <w:rFonts w:ascii="Malgun Gothic" w:cs="Malgun Gothic" w:eastAsia="Malgun Gothic" w:hAnsi="Malgun Gothic"/>
+          <w:sz w:val="20"/>
+          <w:szCs w:val="20"/>
+          <w:rtl w:val="0"/>
+        </w:rPr>
+        <w:t xml:space="preserve">- SCR-01 프로젝트 목록. GET / . 폴더를 훑어 어느 것이 A-COP 프로젝트인지 판별한다.</w:t>
+      </w:r>
+    </w:p>
+    <w:p>
+      <w:pPr>
+        <w:widowControl w:val="0"/>
+        <w:spacing w:after="60" w:line="264" w:lineRule="auto"/>
+        <w:ind w:left="1080"/>
+        <w:jc w:val="both"/>
+      </w:pPr>
+      <w:r>
+        <w:rPr>
+          <w:rFonts w:ascii="Malgun Gothic" w:cs="Malgun Gothic" w:eastAsia="Malgun Gothic" w:hAnsi="Malgun Gothic"/>
+          <w:sz w:val="20"/>
+          <w:szCs w:val="20"/>
+          <w:rtl w:val="0"/>
+        </w:rPr>
+        <w:t xml:space="preserve">- SCR-02 프로젝트 조립 현황. GET /project?path= . 선언된 모듈과 Team과 Port, DoD 판정, 평가 실행 이력을 읽기 전용으로 보여준다.</w:t>
+      </w:r>
+    </w:p>
+    <w:p>
+      <w:pPr>
+        <w:widowControl w:val="0"/>
+        <w:spacing w:after="60" w:line="264" w:lineRule="auto"/>
+        <w:ind w:left="1080"/>
+        <w:jc w:val="both"/>
+      </w:pPr>
+      <w:r>
+        <w:rPr>
+          <w:rFonts w:ascii="Malgun Gothic" w:cs="Malgun Gothic" w:eastAsia="Malgun Gothic" w:hAnsi="Malgun Gothic"/>
+          <w:sz w:val="20"/>
+          <w:szCs w:val="20"/>
+          <w:rtl w:val="0"/>
+        </w:rPr>
+        <w:t xml:space="preserve">- SCR-03 Composer 구성 관리. GET, POST /composer 와 POST /composer/toggle . 대상의 구성을 바꾸는 유일한 화면이다.</w:t>
+      </w:r>
+    </w:p>
+    <w:p>
+      <w:pPr>
+        <w:widowControl w:val="0"/>
+        <w:spacing w:after="60" w:line="264" w:lineRule="auto"/>
+        <w:ind w:left="720"/>
+        <w:jc w:val="both"/>
+      </w:pPr>
+      <w:r>
+        <w:rPr>
+          <w:rFonts w:ascii="Malgun Gothic" w:cs="Malgun Gothic" w:eastAsia="Malgun Gothic" w:hAnsi="Malgun Gothic"/>
+          <w:b w:val="1"/>
+          <w:bCs w:val="1"/>
+          <w:sz w:val="20"/>
+          <w:szCs w:val="20"/>
+          <w:rtl w:val="0"/>
+        </w:rPr>
+        <w:t xml:space="preserve">사용자</w:t>
+      </w:r>
+    </w:p>
+    <w:p>
+      <w:pPr>
+        <w:widowControl w:val="0"/>
+        <w:spacing w:after="60" w:line="264" w:lineRule="auto"/>
+        <w:ind w:left="1080"/>
+        <w:jc w:val="both"/>
+      </w:pPr>
+      <w:r>
+        <w:rPr>
+          <w:rFonts w:ascii="Malgun Gothic" w:cs="Malgun Gothic" w:eastAsia="Malgun Gothic" w:hAnsi="Malgun Gothic"/>
+          <w:sz w:val="20"/>
+          <w:szCs w:val="20"/>
+          <w:rtl w:val="0"/>
+        </w:rPr>
+        <w:t xml:space="preserve">- 운영자와 상담 관리자. Case 처리 상태와 승인 대기를 감독한다.</w:t>
+      </w:r>
+    </w:p>
+    <w:p>
+      <w:pPr>
+        <w:widowControl w:val="0"/>
+        <w:spacing w:after="60" w:line="264" w:lineRule="auto"/>
+        <w:ind w:left="1080"/>
+        <w:jc w:val="both"/>
+      </w:pPr>
+      <w:r>
+        <w:rPr>
+          <w:rFonts w:ascii="Malgun Gothic" w:cs="Malgun Gothic" w:eastAsia="Malgun Gothic" w:hAnsi="Malgun Gothic"/>
+          <w:sz w:val="20"/>
+          <w:szCs w:val="20"/>
+          <w:rtl w:val="0"/>
+        </w:rPr>
+        <w:t xml:space="preserve">- 개발과 검증 담당. 조립 상태와 평가 결과를 확인하고 구성을 바꾼다.</w:t>
+      </w:r>
+    </w:p>
+    <w:p>
+      <w:pPr>
+        <w:widowControl w:val="0"/>
+        <w:spacing w:after="60" w:line="264" w:lineRule="auto"/>
+        <w:ind w:left="720"/>
+        <w:jc w:val="both"/>
+      </w:pPr>
+      <w:r>
+        <w:rPr>
+          <w:rFonts w:ascii="Malgun Gothic" w:cs="Malgun Gothic" w:eastAsia="Malgun Gothic" w:hAnsi="Malgun Gothic"/>
+          <w:b w:val="1"/>
+          <w:bCs w:val="1"/>
+          <w:sz w:val="20"/>
+          <w:szCs w:val="20"/>
+          <w:rtl w:val="0"/>
+        </w:rPr>
+        <w:t xml:space="preserve">전제</w:t>
+      </w:r>
+    </w:p>
+    <w:p>
+      <w:pPr>
+        <w:widowControl w:val="0"/>
+        <w:spacing w:after="60" w:line="264" w:lineRule="auto"/>
+        <w:ind w:left="720"/>
+        <w:jc w:val="both"/>
+      </w:pPr>
+      <w:r>
+        <w:rPr>
+          <w:rFonts w:ascii="Malgun Gothic" w:cs="Malgun Gothic" w:eastAsia="Malgun Gothic" w:hAnsi="Malgun Gothic"/>
+          <w:sz w:val="20"/>
+          <w:szCs w:val="20"/>
+          <w:rtl w:val="0"/>
+        </w:rPr>
+        <w:t xml:space="preserve">대상 시스템이 떠 있지 않아도 콘솔은 뜬다. 못 읽은 자료는 빈 화면이 아니라 무엇을 왜 못 읽었는지 적는다. 이것이 이 콘솔의 존재 이유다.</w:t>
+      </w:r>
+    </w:p>
+    <w:p>
+      <w:pPr>
+        <w:widowControl w:val="0"/>
+        <w:spacing w:after="60" w:line="264" w:lineRule="auto"/>
+        <w:ind w:left="720"/>
+        <w:jc w:val="both"/>
+      </w:pPr>
+      <w:r>
+        <w:rPr>
+          <w:rFonts w:ascii="Malgun Gothic" w:cs="Malgun Gothic" w:eastAsia="Malgun Gothic" w:hAnsi="Malgun Gothic"/>
+          <w:b w:val="1"/>
+          <w:bCs w:val="1"/>
+          <w:sz w:val="20"/>
+          <w:szCs w:val="20"/>
+          <w:rtl w:val="0"/>
+        </w:rPr>
+        <w:t xml:space="preserve">고객이 보는 쪽은 따로 있다</w:t>
+      </w:r>
+    </w:p>
+    <w:p>
+      <w:pPr>
+        <w:widowControl w:val="0"/>
+        <w:spacing w:after="60" w:line="264" w:lineRule="auto"/>
+        <w:ind w:left="720"/>
+        <w:jc w:val="both"/>
+      </w:pPr>
+      <w:r>
+        <w:rPr>
+          <w:rFonts w:ascii="Malgun Gothic" w:cs="Malgun Gothic" w:eastAsia="Malgun Gothic" w:hAnsi="Malgun Gothic"/>
+          <w:sz w:val="20"/>
+          <w:szCs w:val="20"/>
+          <w:rtl w:val="0"/>
+        </w:rPr>
+        <w:t xml:space="preserve">위 세 화면은 운영자용이다. 고객은 검증 쇼핑몰의 주문 내역 화면에서 상담 위젯을 연다. 위젯이 보내는 문의가 A-COP의 Case가 되고 답변에는 근거가 함께 붙는다. 아래는 그 연동을 확인하려고 만든 목업이다. 실제 화면이 아니다.</w:t>
       </w:r>
     </w:p>
     <w:p>
@@ -1114,7 +1127,7 @@
         </w:rPr>
         <w:drawing>
           <wp:inline xmlns:wp="http://schemas.openxmlformats.org/drawingml/2006/wordprocessingDrawing" distT="0" distB="0" distL="0" distR="0">
-            <wp:extent cx="5669280" cy="2138634"/>
+            <wp:extent cx="5852160" cy="4426875"/>
             <wp:effectExtent l="0" t="0" r="0" b="0"/>
             <wp:docPr id="902" name="그림 2"/>
             <a:graphic xmlns:a="http://schemas.openxmlformats.org/drawingml/2006/main">
@@ -1133,7 +1146,7 @@
                   <pic:spPr>
                     <a:xfrm>
                       <a:off x="0" y="0"/>
-                      <a:ext cx="5669280" cy="2138634"/>
+                      <a:ext cx="5852160" cy="4426875"/>
                     </a:xfrm>
                     <a:prstGeom prst="rect">
                       <a:avLst/>
@@ -1159,7 +1172,7 @@
           <w:color w:val="595959"/>
           <w:rtl w:val="0"/>
         </w:rPr>
-        <w:t xml:space="preserve">그림 2. 운영자 화면 세 개와 이동 경로.</w:t>
+        <w:t xml:space="preserve">그림 2. 검증 쇼핑몰과 A-COP 연동 목업. 왼쪽이 고객이 보는 주문 내역, 오른쪽이 그 자리에서 열리는 상담 위젯이다. 아래는 문의 한 건이 지나는 여섯 단계다.</w:t>
       </w:r>
     </w:p>
     <w:p>
@@ -1178,43 +1191,24 @@
           <w:szCs w:val="20"/>
           <w:rtl w:val="0"/>
         </w:rPr>
-        <w:t xml:space="preserve">기본 흐름</w:t>
-      </w:r>
-    </w:p>
-    <w:p>
-      <w:pPr>
-        <w:widowControl w:val="0"/>
-        <w:spacing w:after="60" w:line="264" w:lineRule="auto"/>
-        <w:ind w:left="720"/>
-        <w:jc w:val="both"/>
-      </w:pPr>
-      <w:r>
-        <w:rPr>
-          <w:rFonts w:ascii="Malgun Gothic" w:cs="Malgun Gothic" w:eastAsia="Malgun Gothic" w:hAnsi="Malgun Gothic"/>
-          <w:sz w:val="20"/>
-          <w:szCs w:val="20"/>
-          <w:rtl w:val="0"/>
-        </w:rPr>
-        <w:t xml:space="preserve">SCR-01에서 프로젝트를 고르면 SCR-02로 간다. SCR-02에서 구성 조립 링크를 누르면 SCR-03으로 간다. 상단 메뉴에는 프로젝트 목록, 조립, Composer 세 항목이 항상 있고 경로가 없으면 뒤의 둘은 비활성으로 표시된다.</w:t>
-      </w:r>
-    </w:p>
-    <w:p>
-      <w:pPr>
-        <w:widowControl w:val="0"/>
-        <w:spacing w:after="60" w:line="264" w:lineRule="auto"/>
-        <w:ind w:left="720"/>
-        <w:jc w:val="both"/>
-      </w:pPr>
-      <w:r>
-        <w:rPr>
-          <w:rFonts w:ascii="Malgun Gothic" w:cs="Malgun Gothic" w:eastAsia="Malgun Gothic" w:hAnsi="Malgun Gothic"/>
-          <w:b w:val="1"/>
-          <w:bCs w:val="1"/>
-          <w:sz w:val="20"/>
-          <w:szCs w:val="20"/>
-          <w:rtl w:val="0"/>
-        </w:rPr>
-        <w:t xml:space="preserve">Composer 저장 흐름</w:t>
+        <w:t xml:space="preserve">고객이 자기 AI로 문의하는 경로도 있다</w:t>
+      </w:r>
+    </w:p>
+    <w:p>
+      <w:pPr>
+        <w:widowControl w:val="0"/>
+        <w:spacing w:after="60" w:line="264" w:lineRule="auto"/>
+        <w:ind w:left="720"/>
+        <w:jc w:val="both"/>
+      </w:pPr>
+      <w:r>
+        <w:rPr>
+          <w:rFonts w:ascii="Malgun Gothic" w:cs="Malgun Gothic" w:eastAsia="Malgun Gothic" w:hAnsi="Malgun Gothic"/>
+          <w:sz w:val="20"/>
+          <w:szCs w:val="20"/>
+          <w:rtl w:val="0"/>
+        </w:rPr>
+        <w:t xml:space="preserve">위 위젯은 쇼핑몰이 제공하는 화면이다. 그것과 별개로 소비자가 평소 쓰는 자기 AI 비서에서 바로 문의하는 경로가 있다. 그 비서가 A-COP의 MCP Server에 붙어 도구를 부르고 결과를 받아 사람 말로 답한다. 이 화면은 우리가 만드는 것이 아니라 고객의 AI가 그리는 것이므로 설계 대상은 화면이 아니라 노출하는 도구와 그 경계다.</w:t>
       </w:r>
     </w:p>
     <w:p>
@@ -1228,7 +1222,7 @@
         </w:rPr>
         <w:drawing>
           <wp:inline xmlns:wp="http://schemas.openxmlformats.org/drawingml/2006/wordprocessingDrawing" distT="0" distB="0" distL="0" distR="0">
-            <wp:extent cx="5852160" cy="2318657"/>
+            <wp:extent cx="5852160" cy="6673350"/>
             <wp:effectExtent l="0" t="0" r="0" b="0"/>
             <wp:docPr id="903" name="그림 3"/>
             <a:graphic xmlns:a="http://schemas.openxmlformats.org/drawingml/2006/main">
@@ -1247,7 +1241,7 @@
                   <pic:spPr>
                     <a:xfrm>
                       <a:off x="0" y="0"/>
-                      <a:ext cx="5852160" cy="2318657"/>
+                      <a:ext cx="5852160" cy="6673350"/>
                     </a:xfrm>
                     <a:prstGeom prst="rect">
                       <a:avLst/>
@@ -1273,111 +1267,92 @@
           <w:color w:val="595959"/>
           <w:rtl w:val="0"/>
         </w:rPr>
-        <w:t xml:space="preserve">그림 3. Composer 저장은 네 단계다. 2단계까지는 저장되지 않는다.</w:t>
-      </w:r>
-    </w:p>
-    <w:p>
-      <w:pPr>
-        <w:widowControl w:val="0"/>
-        <w:spacing w:after="60" w:line="264" w:lineRule="auto"/>
-        <w:ind w:left="1080"/>
-        <w:jc w:val="both"/>
-      </w:pPr>
-      <w:r>
-        <w:rPr>
-          <w:rFonts w:ascii="Malgun Gothic" w:cs="Malgun Gothic" w:eastAsia="Malgun Gothic" w:hAnsi="Malgun Gothic"/>
-          <w:sz w:val="20"/>
-          <w:szCs w:val="20"/>
-          <w:rtl w:val="0"/>
-        </w:rPr>
-        <w:t xml:space="preserve">- 1단계. 화면에서 모듈 체크, Port 값, Team 행을 고친다. 브라우저 안의 후보 값만 바뀐다.</w:t>
-      </w:r>
-    </w:p>
-    <w:p>
-      <w:pPr>
-        <w:widowControl w:val="0"/>
-        <w:spacing w:after="60" w:line="264" w:lineRule="auto"/>
-        <w:ind w:left="1080"/>
-        <w:jc w:val="both"/>
-      </w:pPr>
-      <w:r>
-        <w:rPr>
-          <w:rFonts w:ascii="Malgun Gothic" w:cs="Malgun Gothic" w:eastAsia="Malgun Gothic" w:hAnsi="Malgun Gothic"/>
-          <w:sz w:val="20"/>
-          <w:szCs w:val="20"/>
-          <w:rtl w:val="0"/>
-        </w:rPr>
-        <w:t xml:space="preserve">- 2단계. 검증을 누르면 후보 전체를 대상에 보내 검증한다. 저장은 아직 안 된다.</w:t>
-      </w:r>
-    </w:p>
-    <w:p>
-      <w:pPr>
-        <w:widowControl w:val="0"/>
-        <w:spacing w:after="60" w:line="264" w:lineRule="auto"/>
-        <w:ind w:left="1080"/>
-        <w:jc w:val="both"/>
-      </w:pPr>
-      <w:r>
-        <w:rPr>
-          <w:rFonts w:ascii="Malgun Gothic" w:cs="Malgun Gothic" w:eastAsia="Malgun Gothic" w:hAnsi="Malgun Gothic"/>
-          <w:sz w:val="20"/>
-          <w:szCs w:val="20"/>
-          <w:rtl w:val="0"/>
-        </w:rPr>
-        <w:t xml:space="preserve">- 3단계. 사유를 적고 적용을 누르면 저장한다. 대상의 revision이 화면이 읽어온 값과 같을 때만 반영된다.</w:t>
-      </w:r>
-    </w:p>
-    <w:p>
-      <w:pPr>
-        <w:widowControl w:val="0"/>
-        <w:spacing w:after="60" w:line="264" w:lineRule="auto"/>
-        <w:ind w:left="1080"/>
-        <w:jc w:val="both"/>
-      </w:pPr>
-      <w:r>
-        <w:rPr>
-          <w:rFonts w:ascii="Malgun Gothic" w:cs="Malgun Gothic" w:eastAsia="Malgun Gothic" w:hAnsi="Malgun Gothic"/>
-          <w:sz w:val="20"/>
-          <w:szCs w:val="20"/>
-          <w:rtl w:val="0"/>
-        </w:rPr>
-        <w:t xml:space="preserve">- 4단계. 적용에 성공하면 대상의 최신 상태를 다시 읽어 새 revision과 함께 보여준다.</w:t>
-      </w:r>
-    </w:p>
-    <w:p>
-      <w:pPr>
-        <w:widowControl w:val="0"/>
-        <w:spacing w:after="60" w:line="264" w:lineRule="auto"/>
-        <w:ind w:left="720"/>
-        <w:jc w:val="both"/>
-      </w:pPr>
-      <w:r>
-        <w:rPr>
-          <w:rFonts w:ascii="Malgun Gothic" w:cs="Malgun Gothic" w:eastAsia="Malgun Gothic" w:hAnsi="Malgun Gothic"/>
-          <w:b w:val="1"/>
-          <w:bCs w:val="1"/>
-          <w:sz w:val="20"/>
-          <w:szCs w:val="20"/>
-          <w:rtl w:val="0"/>
-        </w:rPr>
-        <w:t xml:space="preserve">빠른 토글 흐름</w:t>
-      </w:r>
-    </w:p>
-    <w:p>
-      <w:pPr>
-        <w:widowControl w:val="0"/>
-        <w:spacing w:after="60" w:line="264" w:lineRule="auto"/>
-        <w:ind w:left="720"/>
-        <w:jc w:val="both"/>
-      </w:pPr>
-      <w:r>
-        <w:rPr>
-          <w:rFonts w:ascii="Malgun Gothic" w:cs="Malgun Gothic" w:eastAsia="Malgun Gothic" w:hAnsi="Malgun Gothic"/>
-          <w:sz w:val="20"/>
-          <w:szCs w:val="20"/>
-          <w:rtl w:val="0"/>
-        </w:rPr>
-        <w:t xml:space="preserve">이미 선언된 모듈이나 Team 하나만 켜고 끌 때는 위 네 단계를 거치지 않고 토글 버튼으로 바로 보낸다. 이 카드는 대상의 introspection 응답에 있는 계약 버전을 콘솔이 아는 버전으로 확인했을 때만 그린다. 모르는 버전이면 카드를 아예 그리지 않는다.</w:t>
+        <w:t xml:space="preserve">그림 3. 개인 AI 에이전트가 MCP 도구로 문의하는 목업. 조회와 문의 열기는 허용되고 환불 실행은 거부된다. 오른쪽이 지금 열려 있는 도구와 아직 열지 않은 도구다.</w:t>
+      </w:r>
+    </w:p>
+    <w:p>
+      <w:pPr>
+        <w:widowControl w:val="0"/>
+        <w:spacing w:after="60" w:line="264" w:lineRule="auto"/>
+        <w:ind w:left="1080"/>
+        <w:jc w:val="both"/>
+      </w:pPr>
+      <w:r>
+        <w:rPr>
+          <w:rFonts w:ascii="Malgun Gothic" w:cs="Malgun Gothic" w:eastAsia="Malgun Gothic" w:hAnsi="Malgun Gothic"/>
+          <w:sz w:val="20"/>
+          <w:szCs w:val="20"/>
+          <w:rtl w:val="0"/>
+        </w:rPr>
+        <w:t xml:space="preserve">- 지금 열려 있는 Tool. open_support_case, get_case_status, list_my_cases</w:t>
+      </w:r>
+    </w:p>
+    <w:p>
+      <w:pPr>
+        <w:widowControl w:val="0"/>
+        <w:spacing w:after="60" w:line="264" w:lineRule="auto"/>
+        <w:ind w:left="1080"/>
+        <w:jc w:val="both"/>
+      </w:pPr>
+      <w:r>
+        <w:rPr>
+          <w:rFonts w:ascii="Malgun Gothic" w:cs="Malgun Gothic" w:eastAsia="Malgun Gothic" w:hAnsi="Malgun Gothic"/>
+          <w:sz w:val="20"/>
+          <w:szCs w:val="20"/>
+          <w:rtl w:val="0"/>
+        </w:rPr>
+        <w:t xml:space="preserve">- 지금 열려 있는 Resource. policy_docs 읽기 전용</w:t>
+      </w:r>
+    </w:p>
+    <w:p>
+      <w:pPr>
+        <w:widowControl w:val="0"/>
+        <w:spacing w:after="60" w:line="264" w:lineRule="auto"/>
+        <w:ind w:left="1080"/>
+        <w:jc w:val="both"/>
+      </w:pPr>
+      <w:r>
+        <w:rPr>
+          <w:rFonts w:ascii="Malgun Gothic" w:cs="Malgun Gothic" w:eastAsia="Malgun Gothic" w:hAnsi="Malgun Gothic"/>
+          <w:sz w:val="20"/>
+          <w:szCs w:val="20"/>
+          <w:rtl w:val="0"/>
+        </w:rPr>
+        <w:t xml:space="preserve">- 아직 열지 않은 것. execute_refund, place_order, cancel_order, request_return. 돈과 재고가 움직이므로 승인 경계와 멱등성 검증을 세운 뒤에 연다.</w:t>
+      </w:r>
+    </w:p>
+    <w:p>
+      <w:pPr>
+        <w:widowControl w:val="0"/>
+        <w:spacing w:after="60" w:line="264" w:lineRule="auto"/>
+        <w:ind w:left="1080"/>
+        <w:jc w:val="both"/>
+      </w:pPr>
+      <w:r>
+        <w:rPr>
+          <w:rFonts w:ascii="Malgun Gothic" w:cs="Malgun Gothic" w:eastAsia="Malgun Gothic" w:hAnsi="Malgun Gothic"/>
+          <w:sz w:val="20"/>
+          <w:szCs w:val="20"/>
+          <w:rtl w:val="0"/>
+        </w:rPr>
+        <w:t xml:space="preserve">- 없는 도구는 조용히 무시하지 않고 이유와 현재 범위를 돌려준다. 고객 AI가 사람에게 그대로 설명할 수 있어야 하기 때문이다.</w:t>
+      </w:r>
+    </w:p>
+    <w:p>
+      <w:pPr>
+        <w:widowControl w:val="0"/>
+        <w:spacing w:after="60" w:line="264" w:lineRule="auto"/>
+        <w:ind w:left="1080"/>
+        <w:jc w:val="both"/>
+      </w:pPr>
+      <w:r>
+        <w:rPr>
+          <w:rFonts w:ascii="Malgun Gothic" w:cs="Malgun Gothic" w:eastAsia="Malgun Gothic" w:hAnsi="Malgun Gothic"/>
+          <w:sz w:val="20"/>
+          <w:szCs w:val="20"/>
+          <w:rtl w:val="0"/>
+        </w:rPr>
+        <w:t xml:space="preserve">- 도구 호출에는 멱등성 키가 함께 간다. 같은 요청이 여러 번 들어와도 문의는 한 번만 열린다.</w:t>
       </w:r>
     </w:p>
     <w:p>
@@ -1400,452 +1375,7 @@
           <w:color w:val="0000ff"/>
           <w:rtl w:val="0"/>
         </w:rPr>
-        <w:t xml:space="preserve">공통 규칙</w:t>
-      </w:r>
-    </w:p>
-    <w:p>
-      <w:pPr>
-        <w:widowControl w:val="0"/>
-        <w:spacing w:after="60" w:line="264" w:lineRule="auto"/>
-        <w:ind w:left="720"/>
-        <w:jc w:val="both"/>
-      </w:pPr>
-      <w:r>
-        <w:rPr>
-          <w:rFonts w:ascii="Malgun Gothic" w:cs="Malgun Gothic" w:eastAsia="Malgun Gothic" w:hAnsi="Malgun Gothic"/>
-          <w:b w:val="1"/>
-          <w:bCs w:val="1"/>
-          <w:sz w:val="20"/>
-          <w:szCs w:val="20"/>
-          <w:rtl w:val="0"/>
-        </w:rPr>
-        <w:t xml:space="preserve">표현</w:t>
-      </w:r>
-    </w:p>
-    <w:p>
-      <w:pPr>
-        <w:widowControl w:val="0"/>
-        <w:spacing w:after="60" w:line="264" w:lineRule="auto"/>
-        <w:ind w:left="1080"/>
-        <w:jc w:val="both"/>
-      </w:pPr>
-      <w:r>
-        <w:rPr>
-          <w:rFonts w:ascii="Malgun Gothic" w:cs="Malgun Gothic" w:eastAsia="Malgun Gothic" w:hAnsi="Malgun Gothic"/>
-          <w:sz w:val="20"/>
-          <w:szCs w:val="20"/>
-          <w:rtl w:val="0"/>
-        </w:rPr>
-        <w:t xml:space="preserve">- 상단 고정 메뉴와 본문 한 칼럼. 접을 수 있는 카드를 세로로 쌓는다.</w:t>
-      </w:r>
-    </w:p>
-    <w:p>
-      <w:pPr>
-        <w:widowControl w:val="0"/>
-        <w:spacing w:after="60" w:line="264" w:lineRule="auto"/>
-        <w:ind w:left="1080"/>
-        <w:jc w:val="both"/>
-      </w:pPr>
-      <w:r>
-        <w:rPr>
-          <w:rFonts w:ascii="Malgun Gothic" w:cs="Malgun Gothic" w:eastAsia="Malgun Gothic" w:hAnsi="Malgun Gothic"/>
-          <w:sz w:val="20"/>
-          <w:szCs w:val="20"/>
-          <w:rtl w:val="0"/>
-        </w:rPr>
-        <w:t xml:space="preserve">- 숫자 요약은 상단 줄에 둔다. 예를 들어 모듈 5/6, AGENT TEAM 6/6, TEAM_EXECUTOR local이다.</w:t>
-      </w:r>
-    </w:p>
-    <w:p>
-      <w:pPr>
-        <w:widowControl w:val="0"/>
-        <w:spacing w:after="60" w:line="264" w:lineRule="auto"/>
-        <w:ind w:left="1080"/>
-        <w:jc w:val="both"/>
-      </w:pPr>
-      <w:r>
-        <w:rPr>
-          <w:rFonts w:ascii="Malgun Gothic" w:cs="Malgun Gothic" w:eastAsia="Malgun Gothic" w:hAnsi="Malgun Gothic"/>
-          <w:sz w:val="20"/>
-          <w:szCs w:val="20"/>
-          <w:rtl w:val="0"/>
-        </w:rPr>
-        <w:t xml:space="preserve">- 알림은 네 종류로만 구분한다. 안내, 성공, 주의, 실패다.</w:t>
-      </w:r>
-    </w:p>
-    <w:p>
-      <w:pPr>
-        <w:widowControl w:val="0"/>
-        <w:spacing w:after="60" w:line="264" w:lineRule="auto"/>
-        <w:ind w:left="1080"/>
-        <w:jc w:val="both"/>
-      </w:pPr>
-      <w:r>
-        <w:rPr>
-          <w:rFonts w:ascii="Malgun Gothic" w:cs="Malgun Gothic" w:eastAsia="Malgun Gothic" w:hAnsi="Malgun Gothic"/>
-          <w:sz w:val="20"/>
-          <w:szCs w:val="20"/>
-          <w:rtl w:val="0"/>
-        </w:rPr>
-        <w:t xml:space="preserve">- 대상의 화면 테마를 복사하지 않는다. 대상이 없어도 떠야 하므로 표현은 콘솔이 자체적으로 만든다.</w:t>
-      </w:r>
-    </w:p>
-    <w:p>
-      <w:pPr>
-        <w:widowControl w:val="0"/>
-        <w:spacing w:after="60" w:line="264" w:lineRule="auto"/>
-        <w:ind w:left="720"/>
-        <w:jc w:val="both"/>
-      </w:pPr>
-      <w:r>
-        <w:rPr>
-          <w:rFonts w:ascii="Malgun Gothic" w:cs="Malgun Gothic" w:eastAsia="Malgun Gothic" w:hAnsi="Malgun Gothic"/>
-          <w:b w:val="1"/>
-          <w:bCs w:val="1"/>
-          <w:sz w:val="20"/>
-          <w:szCs w:val="20"/>
-          <w:rtl w:val="0"/>
-        </w:rPr>
-        <w:t xml:space="preserve">안전</w:t>
-      </w:r>
-    </w:p>
-    <w:p>
-      <w:pPr>
-        <w:widowControl w:val="0"/>
-        <w:spacing w:after="60" w:line="264" w:lineRule="auto"/>
-        <w:ind w:left="1080"/>
-        <w:jc w:val="both"/>
-      </w:pPr>
-      <w:r>
-        <w:rPr>
-          <w:rFonts w:ascii="Malgun Gothic" w:cs="Malgun Gothic" w:eastAsia="Malgun Gothic" w:hAnsi="Malgun Gothic"/>
-          <w:sz w:val="20"/>
-          <w:szCs w:val="20"/>
-          <w:rtl w:val="0"/>
-        </w:rPr>
-        <w:t xml:space="preserve">- 부수효과를 내는 모든 폼 전송에 CSRF 토큰을 넣는다. Composer 적용과 빠른 토글 모두 해당한다.</w:t>
-      </w:r>
-    </w:p>
-    <w:p>
-      <w:pPr>
-        <w:widowControl w:val="0"/>
-        <w:spacing w:after="60" w:line="264" w:lineRule="auto"/>
-        <w:ind w:left="1080"/>
-        <w:jc w:val="both"/>
-      </w:pPr>
-      <w:r>
-        <w:rPr>
-          <w:rFonts w:ascii="Malgun Gothic" w:cs="Malgun Gothic" w:eastAsia="Malgun Gothic" w:hAnsi="Malgun Gothic"/>
-          <w:sz w:val="20"/>
-          <w:szCs w:val="20"/>
-          <w:rtl w:val="0"/>
-        </w:rPr>
-        <w:t xml:space="preserve">- 서버는 127.0.0.1에만 바인딩한다. 외부에 노출하지 않는다.</w:t>
-      </w:r>
-    </w:p>
-    <w:p>
-      <w:pPr>
-        <w:widowControl w:val="0"/>
-        <w:spacing w:after="60" w:line="264" w:lineRule="auto"/>
-        <w:ind w:left="1080"/>
-        <w:jc w:val="both"/>
-      </w:pPr>
-      <w:r>
-        <w:rPr>
-          <w:rFonts w:ascii="Malgun Gothic" w:cs="Malgun Gothic" w:eastAsia="Malgun Gothic" w:hAnsi="Malgun Gothic"/>
-          <w:sz w:val="20"/>
-          <w:szCs w:val="20"/>
-          <w:rtl w:val="0"/>
-        </w:rPr>
-        <w:t xml:space="preserve">- 비밀값은 환경변수로만 받고 파일에 저장하지 않으며 화면에도 출력하지 않는다.</w:t>
-      </w:r>
-    </w:p>
-    <w:p>
-      <w:pPr>
-        <w:widowControl w:val="0"/>
-        <w:spacing w:after="60" w:line="264" w:lineRule="auto"/>
-        <w:ind w:left="1080"/>
-        <w:jc w:val="both"/>
-      </w:pPr>
-      <w:r>
-        <w:rPr>
-          <w:rFonts w:ascii="Malgun Gothic" w:cs="Malgun Gothic" w:eastAsia="Malgun Gothic" w:hAnsi="Malgun Gothic"/>
-          <w:sz w:val="20"/>
-          <w:szCs w:val="20"/>
-          <w:rtl w:val="0"/>
-        </w:rPr>
-        <w:t xml:space="preserve">- 경로를 링크로 만들 때는 URL 인코딩을 먼저 하고 HTML 이스케이프를 나중에 한다. 순서를 바꾸면 폴더 이름의 앰퍼샌드나 샵 기호 때문에 링크가 엉뚱한 곳을 가리킨다.</w:t>
-      </w:r>
-    </w:p>
-    <w:p>
-      <w:pPr>
-        <w:widowControl w:val="0"/>
-        <w:spacing w:after="60" w:line="264" w:lineRule="auto"/>
-        <w:ind w:left="720"/>
-        <w:jc w:val="both"/>
-      </w:pPr>
-      <w:r>
-        <w:rPr>
-          <w:rFonts w:ascii="Malgun Gothic" w:cs="Malgun Gothic" w:eastAsia="Malgun Gothic" w:hAnsi="Malgun Gothic"/>
-          <w:b w:val="1"/>
-          <w:bCs w:val="1"/>
-          <w:sz w:val="20"/>
-          <w:szCs w:val="20"/>
-          <w:rtl w:val="0"/>
-        </w:rPr>
-        <w:t xml:space="preserve">오류 표시</w:t>
-      </w:r>
-    </w:p>
-    <w:p>
-      <w:pPr>
-        <w:widowControl w:val="0"/>
-        <w:spacing w:after="60" w:line="264" w:lineRule="auto"/>
-        <w:ind w:left="1080"/>
-        <w:jc w:val="both"/>
-      </w:pPr>
-      <w:r>
-        <w:rPr>
-          <w:rFonts w:ascii="Malgun Gothic" w:cs="Malgun Gothic" w:eastAsia="Malgun Gothic" w:hAnsi="Malgun Gothic"/>
-          <w:sz w:val="20"/>
-          <w:szCs w:val="20"/>
-          <w:rtl w:val="0"/>
-        </w:rPr>
-        <w:t xml:space="preserve">- 대상이 예상과 다른 응답을 주면 오류 화면으로 죽지 않고 무엇이 잘못됐는지 적는다.</w:t>
-      </w:r>
-    </w:p>
-    <w:p>
-      <w:pPr>
-        <w:widowControl w:val="0"/>
-        <w:spacing w:after="60" w:line="264" w:lineRule="auto"/>
-        <w:ind w:left="1080"/>
-        <w:jc w:val="both"/>
-      </w:pPr>
-      <w:r>
-        <w:rPr>
-          <w:rFonts w:ascii="Malgun Gothic" w:cs="Malgun Gothic" w:eastAsia="Malgun Gothic" w:hAnsi="Malgun Gothic"/>
-          <w:sz w:val="20"/>
-          <w:szCs w:val="20"/>
-          <w:rtl w:val="0"/>
-        </w:rPr>
-        <w:t xml:space="preserve">- 쿼리 없이 들어온 주소는 원시 JSON 오류가 아니라 안내 화면을 낸다.</w:t>
-      </w:r>
-    </w:p>
-    <w:p>
-      <w:pPr>
-        <w:widowControl w:val="0"/>
-        <w:spacing w:after="60" w:line="264" w:lineRule="auto"/>
-        <w:ind w:left="1080"/>
-        <w:jc w:val="both"/>
-      </w:pPr>
-      <w:r>
-        <w:rPr>
-          <w:rFonts w:ascii="Malgun Gothic" w:cs="Malgun Gothic" w:eastAsia="Malgun Gothic" w:hAnsi="Malgun Gothic"/>
-          <w:sz w:val="20"/>
-          <w:szCs w:val="20"/>
-          <w:rtl w:val="0"/>
-        </w:rPr>
-        <w:t xml:space="preserve">- 조작된 전송은 아무것도 바꾸지 않고 화면만 다시 그린다.</w:t>
-      </w:r>
-    </w:p>
-    <w:p>
-      <w:pPr>
-        <w:widowControl w:val="0"/>
-        <w:numPr>
-          <w:ilvl w:val="0"/>
-          <w:numId w:val="1"/>
-        </w:numPr>
-        <w:spacing w:after="200" w:line="276" w:lineRule="auto"/>
-        <w:ind w:left="720" w:hanging="360"/>
-        <w:jc w:val="both"/>
-        <w:rPr>
-          <w:color w:val="0000ff"/>
-        </w:rPr>
-      </w:pPr>
-      <w:r>
-        <w:rPr>
-          <w:rFonts w:ascii="Arial Unicode MS" w:cs="Arial Unicode MS" w:eastAsia="Arial Unicode MS" w:hAnsi="Arial Unicode MS"/>
-          <w:color w:val="0000ff"/>
-          <w:rtl w:val="0"/>
-        </w:rPr>
-        <w:t xml:space="preserve">SCR-01 프로젝트 목록</w:t>
-      </w:r>
-    </w:p>
-    <w:p>
-      <w:pPr>
-        <w:widowControl w:val="0"/>
-        <w:spacing w:after="60" w:line="264" w:lineRule="auto"/>
-        <w:ind w:left="720"/>
-        <w:jc w:val="both"/>
-      </w:pPr>
-      <w:r>
-        <w:rPr>
-          <w:rFonts w:ascii="Malgun Gothic" w:cs="Malgun Gothic" w:eastAsia="Malgun Gothic" w:hAnsi="Malgun Gothic"/>
-          <w:b w:val="1"/>
-          <w:bCs w:val="1"/>
-          <w:sz w:val="20"/>
-          <w:szCs w:val="20"/>
-          <w:rtl w:val="0"/>
-        </w:rPr>
-        <w:t xml:space="preserve">목적</w:t>
-      </w:r>
-    </w:p>
-    <w:p>
-      <w:pPr>
-        <w:widowControl w:val="0"/>
-        <w:spacing w:after="60" w:line="264" w:lineRule="auto"/>
-        <w:ind w:left="720"/>
-        <w:jc w:val="both"/>
-      </w:pPr>
-      <w:r>
-        <w:rPr>
-          <w:rFonts w:ascii="Malgun Gothic" w:cs="Malgun Gothic" w:eastAsia="Malgun Gothic" w:hAnsi="Malgun Gothic"/>
-          <w:sz w:val="20"/>
-          <w:szCs w:val="20"/>
-          <w:rtl w:val="0"/>
-        </w:rPr>
-        <w:t xml:space="preserve">경로를 주지 않으면 콘솔의 상위 폴더를 훑어 각 폴더가 A-COP 프로젝트인지 판별한다.</w:t>
-      </w:r>
-    </w:p>
-    <w:p>
-      <w:pPr>
-        <w:widowControl w:val="0"/>
-        <w:spacing w:after="60" w:line="264" w:lineRule="auto"/>
-        <w:ind w:left="720"/>
-        <w:jc w:val="both"/>
-      </w:pPr>
-      <w:r>
-        <w:rPr>
-          <w:rFonts w:ascii="Malgun Gothic" w:cs="Malgun Gothic" w:eastAsia="Malgun Gothic" w:hAnsi="Malgun Gothic"/>
-          <w:b w:val="1"/>
-          <w:bCs w:val="1"/>
-          <w:sz w:val="20"/>
-          <w:szCs w:val="20"/>
-          <w:rtl w:val="0"/>
-        </w:rPr>
-        <w:t xml:space="preserve">구성 요소</w:t>
-      </w:r>
-    </w:p>
-    <w:p>
-      <w:pPr>
-        <w:widowControl w:val="0"/>
-        <w:spacing w:after="60" w:line="264" w:lineRule="auto"/>
-        <w:ind w:left="1080"/>
-        <w:jc w:val="both"/>
-      </w:pPr>
-      <w:r>
-        <w:rPr>
-          <w:rFonts w:ascii="Malgun Gothic" w:cs="Malgun Gothic" w:eastAsia="Malgun Gothic" w:hAnsi="Malgun Gothic"/>
-          <w:sz w:val="20"/>
-          <w:szCs w:val="20"/>
-          <w:rtl w:val="0"/>
-        </w:rPr>
-        <w:t xml:space="preserve">- 요약 줄. 프로젝트 수, 훑은 폴더 수, 루트 경로</w:t>
-      </w:r>
-    </w:p>
-    <w:p>
-      <w:pPr>
-        <w:widowControl w:val="0"/>
-        <w:spacing w:after="60" w:line="264" w:lineRule="auto"/>
-        <w:ind w:left="1080"/>
-        <w:jc w:val="both"/>
-      </w:pPr>
-      <w:r>
-        <w:rPr>
-          <w:rFonts w:ascii="Malgun Gothic" w:cs="Malgun Gothic" w:eastAsia="Malgun Gothic" w:hAnsi="Malgun Gothic"/>
-          <w:sz w:val="20"/>
-          <w:szCs w:val="20"/>
-          <w:rtl w:val="0"/>
-        </w:rPr>
-        <w:t xml:space="preserve">- 표 3열. 폴더, 판별, 근거</w:t>
-      </w:r>
-    </w:p>
-    <w:p>
-      <w:pPr>
-        <w:widowControl w:val="0"/>
-        <w:spacing w:after="60" w:line="264" w:lineRule="auto"/>
-        <w:ind w:left="1080"/>
-        <w:jc w:val="both"/>
-      </w:pPr>
-      <w:r>
-        <w:rPr>
-          <w:rFonts w:ascii="Malgun Gothic" w:cs="Malgun Gothic" w:eastAsia="Malgun Gothic" w:hAnsi="Malgun Gothic"/>
-          <w:sz w:val="20"/>
-          <w:szCs w:val="20"/>
-          <w:rtl w:val="0"/>
-        </w:rPr>
-        <w:t xml:space="preserve">- 판별 값은 프로젝트 또는 아님 둘뿐이다.</w:t>
-      </w:r>
-    </w:p>
-    <w:p>
-      <w:pPr>
-        <w:widowControl w:val="0"/>
-        <w:spacing w:after="60" w:line="264" w:lineRule="auto"/>
-        <w:ind w:left="1080"/>
-        <w:jc w:val="both"/>
-      </w:pPr>
-      <w:r>
-        <w:rPr>
-          <w:rFonts w:ascii="Malgun Gothic" w:cs="Malgun Gothic" w:eastAsia="Malgun Gothic" w:hAnsi="Malgun Gothic"/>
-          <w:sz w:val="20"/>
-          <w:szCs w:val="20"/>
-          <w:rtl w:val="0"/>
-        </w:rPr>
-        <w:t xml:space="preserve">- 근거는 판정 이유를 그대로 적는다. 예를 들어 config/project.yaml 있음, config/project.yaml 가 없다, config/project.yaml 있음 그리고 없는 자료는 introspection 이다.</w:t>
-      </w:r>
-    </w:p>
-    <w:p>
-      <w:pPr>
-        <w:widowControl w:val="0"/>
-        <w:spacing w:after="60" w:line="264" w:lineRule="auto"/>
-        <w:ind w:left="720"/>
-        <w:jc w:val="both"/>
-      </w:pPr>
-      <w:r>
-        <w:rPr>
-          <w:rFonts w:ascii="Malgun Gothic" w:cs="Malgun Gothic" w:eastAsia="Malgun Gothic" w:hAnsi="Malgun Gothic"/>
-          <w:b w:val="1"/>
-          <w:bCs w:val="1"/>
-          <w:sz w:val="20"/>
-          <w:szCs w:val="20"/>
-          <w:rtl w:val="0"/>
-        </w:rPr>
-        <w:t xml:space="preserve">동작</w:t>
-      </w:r>
-    </w:p>
-    <w:p>
-      <w:pPr>
-        <w:widowControl w:val="0"/>
-        <w:spacing w:after="60" w:line="264" w:lineRule="auto"/>
-        <w:ind w:left="1080"/>
-        <w:jc w:val="both"/>
-      </w:pPr>
-      <w:r>
-        <w:rPr>
-          <w:rFonts w:ascii="Malgun Gothic" w:cs="Malgun Gothic" w:eastAsia="Malgun Gothic" w:hAnsi="Malgun Gothic"/>
-          <w:sz w:val="20"/>
-          <w:szCs w:val="20"/>
-          <w:rtl w:val="0"/>
-        </w:rPr>
-        <w:t xml:space="preserve">- 폴더 이름을 누르면 SCR-02로 이동한다. 경로는 URL 인코딩된 파라미터로 전달한다.</w:t>
-      </w:r>
-    </w:p>
-    <w:p>
-      <w:pPr>
-        <w:widowControl w:val="0"/>
-        <w:spacing w:after="60" w:line="264" w:lineRule="auto"/>
-        <w:ind w:left="720"/>
-        <w:jc w:val="both"/>
-      </w:pPr>
-      <w:r>
-        <w:rPr>
-          <w:rFonts w:ascii="Malgun Gothic" w:cs="Malgun Gothic" w:eastAsia="Malgun Gothic" w:hAnsi="Malgun Gothic"/>
-          <w:b w:val="1"/>
-          <w:bCs w:val="1"/>
-          <w:sz w:val="20"/>
-          <w:szCs w:val="20"/>
-          <w:rtl w:val="0"/>
-        </w:rPr>
-        <w:t xml:space="preserve">실제 화면</w:t>
+        <w:t xml:space="preserve">화면 흐름</w:t>
       </w:r>
     </w:p>
     <w:p>
@@ -1859,7 +1389,7 @@
         </w:rPr>
         <w:drawing>
           <wp:inline xmlns:wp="http://schemas.openxmlformats.org/drawingml/2006/wordprocessingDrawing" distT="0" distB="0" distL="0" distR="0">
-            <wp:extent cx="5760720" cy="3870156"/>
+            <wp:extent cx="5669280" cy="2138634"/>
             <wp:effectExtent l="0" t="0" r="0" b="0"/>
             <wp:docPr id="904" name="그림 4"/>
             <a:graphic xmlns:a="http://schemas.openxmlformats.org/drawingml/2006/main">
@@ -1878,7 +1408,7 @@
                   <pic:spPr>
                     <a:xfrm>
                       <a:off x="0" y="0"/>
-                      <a:ext cx="5760720" cy="3870156"/>
+                      <a:ext cx="5669280" cy="2138634"/>
                     </a:xfrm>
                     <a:prstGeom prst="rect">
                       <a:avLst/>
@@ -1904,47 +1434,7 @@
           <w:color w:val="595959"/>
           <w:rtl w:val="0"/>
         </w:rPr>
-        <w:t xml:space="preserve">그림 4. SCR-01 실제 화면. 2026-08-29에 콘솔을 띄워 Playwright로 찍었다.</w:t>
-      </w:r>
-    </w:p>
-    <w:p>
-      <w:pPr>
-        <w:widowControl w:val="0"/>
-        <w:spacing w:after="60" w:line="264" w:lineRule="auto"/>
-        <w:ind w:left="720"/>
-        <w:jc w:val="both"/>
-      </w:pPr>
-      <w:r>
-        <w:rPr>
-          <w:rFonts w:ascii="Malgun Gothic" w:cs="Malgun Gothic" w:eastAsia="Malgun Gothic" w:hAnsi="Malgun Gothic"/>
-          <w:sz w:val="20"/>
-          <w:szCs w:val="20"/>
-          <w:rtl w:val="0"/>
-        </w:rPr>
-        <w:t xml:space="preserve">훑은 폴더 8개 중 final_project_cs와 final_project_sample 둘이 프로젝트로 판별됐다. final_project_ui는 config/project.yaml이 없으므로 아님이다. 콘솔 자신은 대상이 아니라는 뜻이다.</w:t>
-      </w:r>
-    </w:p>
-    <w:p>
-      <w:pPr>
-        <w:widowControl w:val="0"/>
-        <w:numPr>
-          <w:ilvl w:val="0"/>
-          <w:numId w:val="1"/>
-        </w:numPr>
-        <w:spacing w:after="200" w:line="276" w:lineRule="auto"/>
-        <w:ind w:left="720" w:hanging="360"/>
-        <w:jc w:val="both"/>
-        <w:rPr>
-          <w:color w:val="0000ff"/>
-        </w:rPr>
-      </w:pPr>
-      <w:r>
-        <w:rPr>
-          <w:rFonts w:ascii="Arial Unicode MS" w:cs="Arial Unicode MS" w:eastAsia="Arial Unicode MS" w:hAnsi="Arial Unicode MS"/>
-          <w:color w:val="0000ff"/>
-          <w:rtl w:val="0"/>
-        </w:rPr>
-        <w:t xml:space="preserve">SCR-02 프로젝트 조립 현황</w:t>
+        <w:t xml:space="preserve">그림 4. 운영자 화면 세 개와 이동 경로.</w:t>
       </w:r>
     </w:p>
     <w:p>
@@ -1963,24 +1453,24 @@
           <w:szCs w:val="20"/>
           <w:rtl w:val="0"/>
         </w:rPr>
-        <w:t xml:space="preserve">목적</w:t>
-      </w:r>
-    </w:p>
-    <w:p>
-      <w:pPr>
-        <w:widowControl w:val="0"/>
-        <w:spacing w:after="60" w:line="264" w:lineRule="auto"/>
-        <w:ind w:left="720"/>
-        <w:jc w:val="both"/>
-      </w:pPr>
-      <w:r>
-        <w:rPr>
-          <w:rFonts w:ascii="Malgun Gothic" w:cs="Malgun Gothic" w:eastAsia="Malgun Gothic" w:hAnsi="Malgun Gothic"/>
-          <w:sz w:val="20"/>
-          <w:szCs w:val="20"/>
-          <w:rtl w:val="0"/>
-        </w:rPr>
-        <w:t xml:space="preserve">선언 파일과 증적, 평가 결과를 읽어 지금 이 프로젝트가 어떻게 조립돼 있고 무엇이 막혀 있는지 보여준다. 이 화면은 읽기 전용이다. 여기서는 아무것도 바꾸지 않는다.</w:t>
+        <w:t xml:space="preserve">기본 흐름</w:t>
+      </w:r>
+    </w:p>
+    <w:p>
+      <w:pPr>
+        <w:widowControl w:val="0"/>
+        <w:spacing w:after="60" w:line="264" w:lineRule="auto"/>
+        <w:ind w:left="720"/>
+        <w:jc w:val="both"/>
+      </w:pPr>
+      <w:r>
+        <w:rPr>
+          <w:rFonts w:ascii="Malgun Gothic" w:cs="Malgun Gothic" w:eastAsia="Malgun Gothic" w:hAnsi="Malgun Gothic"/>
+          <w:sz w:val="20"/>
+          <w:szCs w:val="20"/>
+          <w:rtl w:val="0"/>
+        </w:rPr>
+        <w:t xml:space="preserve">SCR-01에서 프로젝트를 고르면 SCR-02로 간다. SCR-02에서 구성 조립 링크를 누르면 SCR-03으로 간다. 상단 메뉴에는 프로젝트 목록, 조립, Composer 세 항목이 항상 있고 경로가 없으면 뒤의 둘은 비활성으로 표시된다.</w:t>
       </w:r>
     </w:p>
     <w:p>
@@ -1999,308 +1489,7 @@
           <w:szCs w:val="20"/>
           <w:rtl w:val="0"/>
         </w:rPr>
-        <w:t xml:space="preserve">상단 요약</w:t>
-      </w:r>
-    </w:p>
-    <w:p>
-      <w:pPr>
-        <w:widowControl w:val="0"/>
-        <w:spacing w:after="60" w:line="264" w:lineRule="auto"/>
-        <w:ind w:left="1080"/>
-        <w:jc w:val="both"/>
-      </w:pPr>
-      <w:r>
-        <w:rPr>
-          <w:rFonts w:ascii="Malgun Gothic" w:cs="Malgun Gothic" w:eastAsia="Malgun Gothic" w:hAnsi="Malgun Gothic"/>
-          <w:sz w:val="20"/>
-          <w:szCs w:val="20"/>
-          <w:rtl w:val="0"/>
-        </w:rPr>
-        <w:t xml:space="preserve">- 모듈 5/6 (꺼짐 a2a_executor), AGENT TEAM 6/6, TEAM_EXECUTOR local, guardrails, CONTEXT.TOKEN_BUDGET 12000</w:t>
-      </w:r>
-    </w:p>
-    <w:p>
-      <w:pPr>
-        <w:widowControl w:val="0"/>
-        <w:spacing w:after="60" w:line="264" w:lineRule="auto"/>
-        <w:ind w:left="720"/>
-        <w:jc w:val="both"/>
-      </w:pPr>
-      <w:r>
-        <w:rPr>
-          <w:rFonts w:ascii="Malgun Gothic" w:cs="Malgun Gothic" w:eastAsia="Malgun Gothic" w:hAnsi="Malgun Gothic"/>
-          <w:b w:val="1"/>
-          <w:bCs w:val="1"/>
-          <w:sz w:val="20"/>
-          <w:szCs w:val="20"/>
-          <w:rtl w:val="0"/>
-        </w:rPr>
-        <w:t xml:space="preserve">카드 1. 조립</w:t>
-      </w:r>
-    </w:p>
-    <w:p>
-      <w:pPr>
-        <w:widowControl w:val="0"/>
-        <w:spacing w:after="60" w:line="264" w:lineRule="auto"/>
-        <w:ind w:left="1080"/>
-        <w:jc w:val="both"/>
-      </w:pPr>
-      <w:r>
-        <w:rPr>
-          <w:rFonts w:ascii="Malgun Gothic" w:cs="Malgun Gothic" w:eastAsia="Malgun Gothic" w:hAnsi="Malgun Gothic"/>
-          <w:sz w:val="20"/>
-          <w:szCs w:val="20"/>
-          <w:rtl w:val="0"/>
-        </w:rPr>
-        <w:t xml:space="preserve">- 표 3열. TEAM_ID, ACTIVE, IMPLEMENTATION_REF</w:t>
-      </w:r>
-    </w:p>
-    <w:p>
-      <w:pPr>
-        <w:widowControl w:val="0"/>
-        <w:spacing w:after="60" w:line="264" w:lineRule="auto"/>
-        <w:ind w:left="1080"/>
-        <w:jc w:val="both"/>
-      </w:pPr>
-      <w:r>
-        <w:rPr>
-          <w:rFonts w:ascii="Malgun Gothic" w:cs="Malgun Gothic" w:eastAsia="Malgun Gothic" w:hAnsi="Malgun Gothic"/>
-          <w:sz w:val="20"/>
-          <w:szCs w:val="20"/>
-          <w:rtl w:val="0"/>
-        </w:rPr>
-        <w:t xml:space="preserve">- 실측 6행. voc_store_manager, response_generation_review, return_refund, procurement_order_payment, fulfillment_logistics, catalog_verification</w:t>
-      </w:r>
-    </w:p>
-    <w:p>
-      <w:pPr>
-        <w:widowControl w:val="0"/>
-        <w:spacing w:after="60" w:line="264" w:lineRule="auto"/>
-        <w:ind w:left="720"/>
-        <w:jc w:val="both"/>
-      </w:pPr>
-      <w:r>
-        <w:rPr>
-          <w:rFonts w:ascii="Malgun Gothic" w:cs="Malgun Gothic" w:eastAsia="Malgun Gothic" w:hAnsi="Malgun Gothic"/>
-          <w:b w:val="1"/>
-          <w:bCs w:val="1"/>
-          <w:sz w:val="20"/>
-          <w:szCs w:val="20"/>
-          <w:rtl w:val="0"/>
-        </w:rPr>
-        <w:t xml:space="preserve">카드 2. 무엇이 막혀 있나</w:t>
-      </w:r>
-    </w:p>
-    <w:p>
-      <w:pPr>
-        <w:widowControl w:val="0"/>
-        <w:spacing w:after="60" w:line="264" w:lineRule="auto"/>
-        <w:ind w:left="1080"/>
-        <w:jc w:val="both"/>
-      </w:pPr>
-      <w:r>
-        <w:rPr>
-          <w:rFonts w:ascii="Malgun Gothic" w:cs="Malgun Gothic" w:eastAsia="Malgun Gothic" w:hAnsi="Malgun Gothic"/>
-          <w:sz w:val="20"/>
-          <w:szCs w:val="20"/>
-          <w:rtl w:val="0"/>
-        </w:rPr>
-        <w:t xml:space="preserve">- DoD 판정 요약. 2026-08-28 실측으로 부분통과 3, 통과 26, 판정 없음 1이다.</w:t>
-      </w:r>
-    </w:p>
-    <w:p>
-      <w:pPr>
-        <w:widowControl w:val="0"/>
-        <w:spacing w:after="60" w:line="264" w:lineRule="auto"/>
-        <w:ind w:left="1080"/>
-        <w:jc w:val="both"/>
-      </w:pPr>
-      <w:r>
-        <w:rPr>
-          <w:rFonts w:ascii="Malgun Gothic" w:cs="Malgun Gothic" w:eastAsia="Malgun Gothic" w:hAnsi="Malgun Gothic"/>
-          <w:sz w:val="20"/>
-          <w:szCs w:val="20"/>
-          <w:rtl w:val="0"/>
-        </w:rPr>
-        <w:t xml:space="preserve">- 표 4열. DoD, 판정, 항목, 근거. 통과한 항목은 접어 두고 막힌 것만 펼친다.</w:t>
-      </w:r>
-    </w:p>
-    <w:p>
-      <w:pPr>
-        <w:widowControl w:val="0"/>
-        <w:spacing w:after="60" w:line="264" w:lineRule="auto"/>
-        <w:ind w:left="720"/>
-        <w:jc w:val="both"/>
-      </w:pPr>
-      <w:r>
-        <w:rPr>
-          <w:rFonts w:ascii="Malgun Gothic" w:cs="Malgun Gothic" w:eastAsia="Malgun Gothic" w:hAnsi="Malgun Gothic"/>
-          <w:b w:val="1"/>
-          <w:bCs w:val="1"/>
-          <w:sz w:val="20"/>
-          <w:szCs w:val="20"/>
-          <w:rtl w:val="0"/>
-        </w:rPr>
-        <w:t xml:space="preserve">카드 3. 평가 실행</w:t>
-      </w:r>
-    </w:p>
-    <w:p>
-      <w:pPr>
-        <w:widowControl w:val="0"/>
-        <w:spacing w:after="60" w:line="264" w:lineRule="auto"/>
-        <w:ind w:left="1080"/>
-        <w:jc w:val="both"/>
-      </w:pPr>
-      <w:r>
-        <w:rPr>
-          <w:rFonts w:ascii="Malgun Gothic" w:cs="Malgun Gothic" w:eastAsia="Malgun Gothic" w:hAnsi="Malgun Gothic"/>
-          <w:sz w:val="20"/>
-          <w:szCs w:val="20"/>
-          <w:rtl w:val="0"/>
-        </w:rPr>
-        <w:t xml:space="preserve">- 표 7열. 리포트, 행, ARM, PROVIDER, 실측 비용, 추정 비용, 표시</w:t>
-      </w:r>
-    </w:p>
-    <w:p>
-      <w:pPr>
-        <w:widowControl w:val="0"/>
-        <w:spacing w:after="60" w:line="264" w:lineRule="auto"/>
-        <w:ind w:left="1080"/>
-        <w:jc w:val="both"/>
-      </w:pPr>
-      <w:r>
-        <w:rPr>
-          <w:rFonts w:ascii="Malgun Gothic" w:cs="Malgun Gothic" w:eastAsia="Malgun Gothic" w:hAnsi="Malgun Gothic"/>
-          <w:sz w:val="20"/>
-          <w:szCs w:val="20"/>
-          <w:rtl w:val="0"/>
-        </w:rPr>
-        <w:t xml:space="preserve">- run 단위로만 비교한다는 경고를 카드 머리에 고정한다. arm과 dataset과 실행 방식이 다르면 평균을 견줄 수 없기 때문이다.</w:t>
-      </w:r>
-    </w:p>
-    <w:p>
-      <w:pPr>
-        <w:widowControl w:val="0"/>
-        <w:spacing w:after="60" w:line="264" w:lineRule="auto"/>
-        <w:ind w:left="1080"/>
-        <w:jc w:val="both"/>
-      </w:pPr>
-      <w:r>
-        <w:rPr>
-          <w:rFonts w:ascii="Malgun Gothic" w:cs="Malgun Gothic" w:eastAsia="Malgun Gothic" w:hAnsi="Malgun Gothic"/>
-          <w:sz w:val="20"/>
-          <w:szCs w:val="20"/>
-          <w:rtl w:val="0"/>
-        </w:rPr>
-        <w:t xml:space="preserve">- 최근 6개만 보이며 숨긴 개수를 문장으로 알린다. 예를 들어 전체 33개 중 27개는 화면에 없습니다 라고 적는다.</w:t>
-      </w:r>
-    </w:p>
-    <w:p>
-      <w:pPr>
-        <w:widowControl w:val="0"/>
-        <w:spacing w:after="60" w:line="264" w:lineRule="auto"/>
-        <w:ind w:left="720"/>
-        <w:jc w:val="both"/>
-      </w:pPr>
-      <w:r>
-        <w:rPr>
-          <w:rFonts w:ascii="Malgun Gothic" w:cs="Malgun Gothic" w:eastAsia="Malgun Gothic" w:hAnsi="Malgun Gothic"/>
-          <w:b w:val="1"/>
-          <w:bCs w:val="1"/>
-          <w:sz w:val="20"/>
-          <w:szCs w:val="20"/>
-          <w:rtl w:val="0"/>
-        </w:rPr>
-        <w:t xml:space="preserve">카드 4. 상태 분포와 실행 이력</w:t>
-      </w:r>
-    </w:p>
-    <w:p>
-      <w:pPr>
-        <w:widowControl w:val="0"/>
-        <w:spacing w:after="60" w:line="264" w:lineRule="auto"/>
-        <w:ind w:left="1080"/>
-        <w:jc w:val="both"/>
-      </w:pPr>
-      <w:r>
-        <w:rPr>
-          <w:rFonts w:ascii="Malgun Gothic" w:cs="Malgun Gothic" w:eastAsia="Malgun Gothic" w:hAnsi="Malgun Gothic"/>
-          <w:sz w:val="20"/>
-          <w:szCs w:val="20"/>
-          <w:rtl w:val="0"/>
-        </w:rPr>
-        <w:t xml:space="preserve">- DB에 붙었을 때만 값이 찬다. 접속 정보가 없으면 없다고 적는다. 빈 표로 두지 않는다.</w:t>
-      </w:r>
-    </w:p>
-    <w:p>
-      <w:pPr>
-        <w:widowControl w:val="0"/>
-        <w:spacing w:after="60" w:line="264" w:lineRule="auto"/>
-        <w:ind w:left="720"/>
-        <w:jc w:val="both"/>
-      </w:pPr>
-      <w:r>
-        <w:rPr>
-          <w:rFonts w:ascii="Malgun Gothic" w:cs="Malgun Gothic" w:eastAsia="Malgun Gothic" w:hAnsi="Malgun Gothic"/>
-          <w:b w:val="1"/>
-          <w:bCs w:val="1"/>
-          <w:sz w:val="20"/>
-          <w:szCs w:val="20"/>
-          <w:rtl w:val="0"/>
-        </w:rPr>
-        <w:t xml:space="preserve">카드 5. 연결</w:t>
-      </w:r>
-    </w:p>
-    <w:p>
-      <w:pPr>
-        <w:widowControl w:val="0"/>
-        <w:spacing w:after="60" w:line="264" w:lineRule="auto"/>
-        <w:ind w:left="1080"/>
-        <w:jc w:val="both"/>
-      </w:pPr>
-      <w:r>
-        <w:rPr>
-          <w:rFonts w:ascii="Malgun Gothic" w:cs="Malgun Gothic" w:eastAsia="Malgun Gothic" w:hAnsi="Malgun Gothic"/>
-          <w:sz w:val="20"/>
-          <w:szCs w:val="20"/>
-          <w:rtl w:val="0"/>
-        </w:rPr>
-        <w:t xml:space="preserve">- 표 3열. 출처, 상태, 세부. 선언, 판정, 평가, 조립 실측, 실행 이력 다섯 줄이다.</w:t>
-      </w:r>
-    </w:p>
-    <w:p>
-      <w:pPr>
-        <w:widowControl w:val="0"/>
-        <w:spacing w:after="60" w:line="264" w:lineRule="auto"/>
-        <w:ind w:left="1080"/>
-        <w:jc w:val="both"/>
-      </w:pPr>
-      <w:r>
-        <w:rPr>
-          <w:rFonts w:ascii="Malgun Gothic" w:cs="Malgun Gothic" w:eastAsia="Malgun Gothic" w:hAnsi="Malgun Gothic"/>
-          <w:sz w:val="20"/>
-          <w:szCs w:val="20"/>
-          <w:rtl w:val="0"/>
-        </w:rPr>
-        <w:t xml:space="preserve">- 읽은 것은 읽은 파일 경로를 그대로 적고 못 읽은 것은 이유를 적는다.</w:t>
-      </w:r>
-    </w:p>
-    <w:p>
-      <w:pPr>
-        <w:widowControl w:val="0"/>
-        <w:spacing w:after="60" w:line="264" w:lineRule="auto"/>
-        <w:ind w:left="720"/>
-        <w:jc w:val="both"/>
-      </w:pPr>
-      <w:r>
-        <w:rPr>
-          <w:rFonts w:ascii="Malgun Gothic" w:cs="Malgun Gothic" w:eastAsia="Malgun Gothic" w:hAnsi="Malgun Gothic"/>
-          <w:b w:val="1"/>
-          <w:bCs w:val="1"/>
-          <w:sz w:val="20"/>
-          <w:szCs w:val="20"/>
-          <w:rtl w:val="0"/>
-        </w:rPr>
-        <w:t xml:space="preserve">실제 화면</w:t>
+        <w:t xml:space="preserve">Composer 저장 흐름</w:t>
       </w:r>
     </w:p>
     <w:p>
@@ -2314,7 +1503,7 @@
         </w:rPr>
         <w:drawing>
           <wp:inline xmlns:wp="http://schemas.openxmlformats.org/drawingml/2006/wordprocessingDrawing" distT="0" distB="0" distL="0" distR="0">
-            <wp:extent cx="5760720" cy="4440991"/>
+            <wp:extent cx="5852160" cy="2318657"/>
             <wp:effectExtent l="0" t="0" r="0" b="0"/>
             <wp:docPr id="905" name="그림 5"/>
             <a:graphic xmlns:a="http://schemas.openxmlformats.org/drawingml/2006/main">
@@ -2333,7 +1522,7 @@
                   <pic:spPr>
                     <a:xfrm>
                       <a:off x="0" y="0"/>
-                      <a:ext cx="5760720" cy="4440991"/>
+                      <a:ext cx="5852160" cy="2318657"/>
                     </a:xfrm>
                     <a:prstGeom prst="rect">
                       <a:avLst/>
@@ -2359,7 +1548,111 @@
           <w:color w:val="595959"/>
           <w:rtl w:val="0"/>
         </w:rPr>
-        <w:t xml:space="preserve">그림 5. SCR-02 실제 화면 위쪽. 상단 요약과 조립 카드다. 지면 때문에 잘랐고 아래로 판정, 평가, 연결 카드가 이어진다.</w:t>
+        <w:t xml:space="preserve">그림 5. Composer 저장은 네 단계다. 2단계까지는 저장되지 않는다.</w:t>
+      </w:r>
+    </w:p>
+    <w:p>
+      <w:pPr>
+        <w:widowControl w:val="0"/>
+        <w:spacing w:after="60" w:line="264" w:lineRule="auto"/>
+        <w:ind w:left="1080"/>
+        <w:jc w:val="both"/>
+      </w:pPr>
+      <w:r>
+        <w:rPr>
+          <w:rFonts w:ascii="Malgun Gothic" w:cs="Malgun Gothic" w:eastAsia="Malgun Gothic" w:hAnsi="Malgun Gothic"/>
+          <w:sz w:val="20"/>
+          <w:szCs w:val="20"/>
+          <w:rtl w:val="0"/>
+        </w:rPr>
+        <w:t xml:space="preserve">- 1단계. 화면에서 모듈 체크, Port 값, Team 행을 고친다. 브라우저 안의 후보 값만 바뀐다.</w:t>
+      </w:r>
+    </w:p>
+    <w:p>
+      <w:pPr>
+        <w:widowControl w:val="0"/>
+        <w:spacing w:after="60" w:line="264" w:lineRule="auto"/>
+        <w:ind w:left="1080"/>
+        <w:jc w:val="both"/>
+      </w:pPr>
+      <w:r>
+        <w:rPr>
+          <w:rFonts w:ascii="Malgun Gothic" w:cs="Malgun Gothic" w:eastAsia="Malgun Gothic" w:hAnsi="Malgun Gothic"/>
+          <w:sz w:val="20"/>
+          <w:szCs w:val="20"/>
+          <w:rtl w:val="0"/>
+        </w:rPr>
+        <w:t xml:space="preserve">- 2단계. 검증을 누르면 후보 전체를 대상에 보내 검증한다. 저장은 아직 안 된다.</w:t>
+      </w:r>
+    </w:p>
+    <w:p>
+      <w:pPr>
+        <w:widowControl w:val="0"/>
+        <w:spacing w:after="60" w:line="264" w:lineRule="auto"/>
+        <w:ind w:left="1080"/>
+        <w:jc w:val="both"/>
+      </w:pPr>
+      <w:r>
+        <w:rPr>
+          <w:rFonts w:ascii="Malgun Gothic" w:cs="Malgun Gothic" w:eastAsia="Malgun Gothic" w:hAnsi="Malgun Gothic"/>
+          <w:sz w:val="20"/>
+          <w:szCs w:val="20"/>
+          <w:rtl w:val="0"/>
+        </w:rPr>
+        <w:t xml:space="preserve">- 3단계. 사유를 적고 적용을 누르면 저장한다. 대상의 revision이 화면이 읽어온 값과 같을 때만 반영된다.</w:t>
+      </w:r>
+    </w:p>
+    <w:p>
+      <w:pPr>
+        <w:widowControl w:val="0"/>
+        <w:spacing w:after="60" w:line="264" w:lineRule="auto"/>
+        <w:ind w:left="1080"/>
+        <w:jc w:val="both"/>
+      </w:pPr>
+      <w:r>
+        <w:rPr>
+          <w:rFonts w:ascii="Malgun Gothic" w:cs="Malgun Gothic" w:eastAsia="Malgun Gothic" w:hAnsi="Malgun Gothic"/>
+          <w:sz w:val="20"/>
+          <w:szCs w:val="20"/>
+          <w:rtl w:val="0"/>
+        </w:rPr>
+        <w:t xml:space="preserve">- 4단계. 적용에 성공하면 대상의 최신 상태를 다시 읽어 새 revision과 함께 보여준다.</w:t>
+      </w:r>
+    </w:p>
+    <w:p>
+      <w:pPr>
+        <w:widowControl w:val="0"/>
+        <w:spacing w:after="60" w:line="264" w:lineRule="auto"/>
+        <w:ind w:left="720"/>
+        <w:jc w:val="both"/>
+      </w:pPr>
+      <w:r>
+        <w:rPr>
+          <w:rFonts w:ascii="Malgun Gothic" w:cs="Malgun Gothic" w:eastAsia="Malgun Gothic" w:hAnsi="Malgun Gothic"/>
+          <w:b w:val="1"/>
+          <w:bCs w:val="1"/>
+          <w:sz w:val="20"/>
+          <w:szCs w:val="20"/>
+          <w:rtl w:val="0"/>
+        </w:rPr>
+        <w:t xml:space="preserve">빠른 토글 흐름</w:t>
+      </w:r>
+    </w:p>
+    <w:p>
+      <w:pPr>
+        <w:widowControl w:val="0"/>
+        <w:spacing w:after="60" w:line="264" w:lineRule="auto"/>
+        <w:ind w:left="720"/>
+        <w:jc w:val="both"/>
+      </w:pPr>
+      <w:r>
+        <w:rPr>
+          <w:rFonts w:ascii="Malgun Gothic" w:cs="Malgun Gothic" w:eastAsia="Malgun Gothic" w:hAnsi="Malgun Gothic"/>
+          <w:sz w:val="20"/>
+          <w:szCs w:val="20"/>
+          <w:rtl w:val="0"/>
+        </w:rPr>
+        <w:t xml:space="preserve">이미 선언된 모듈이나 Team 하나만 켜고 끌 때는 위 네 단계를 거치지 않고 토글 버튼으로 바로 보낸다. 이 카드는 대상의 introspection 응답에 있는 계약 버전을 콘솔이 아는 버전으로 확인했을 때만 그린다. 모르는 버전이면 카드를 아예 그리지 않는다.</w:t>
       </w:r>
     </w:p>
     <w:p>
@@ -2382,7 +1675,7 @@
           <w:color w:val="0000ff"/>
           <w:rtl w:val="0"/>
         </w:rPr>
-        <w:t xml:space="preserve">SCR-03 Composer 구성 관리</w:t>
+        <w:t xml:space="preserve">공통 규칙</w:t>
       </w:r>
     </w:p>
     <w:p>
@@ -2401,24 +1694,75 @@
           <w:szCs w:val="20"/>
           <w:rtl w:val="0"/>
         </w:rPr>
-        <w:t xml:space="preserve">목적</w:t>
-      </w:r>
-    </w:p>
-    <w:p>
-      <w:pPr>
-        <w:widowControl w:val="0"/>
-        <w:spacing w:after="60" w:line="264" w:lineRule="auto"/>
-        <w:ind w:left="720"/>
-        <w:jc w:val="both"/>
-      </w:pPr>
-      <w:r>
-        <w:rPr>
-          <w:rFonts w:ascii="Malgun Gothic" w:cs="Malgun Gothic" w:eastAsia="Malgun Gothic" w:hAnsi="Malgun Gothic"/>
-          <w:sz w:val="20"/>
-          <w:szCs w:val="20"/>
-          <w:rtl w:val="0"/>
-        </w:rPr>
-        <w:t xml:space="preserve">대상의 구성을 바꾸는 유일한 화면이다. 콘솔은 대상의 Python을 가져오지 않고 대상의 파일도 직접 쓰지 않는다. 대상이 인증하고 검증한 뒤 자기 프로세스 안에서 저장한다.</w:t>
+        <w:t xml:space="preserve">표현</w:t>
+      </w:r>
+    </w:p>
+    <w:p>
+      <w:pPr>
+        <w:widowControl w:val="0"/>
+        <w:spacing w:after="60" w:line="264" w:lineRule="auto"/>
+        <w:ind w:left="1080"/>
+        <w:jc w:val="both"/>
+      </w:pPr>
+      <w:r>
+        <w:rPr>
+          <w:rFonts w:ascii="Malgun Gothic" w:cs="Malgun Gothic" w:eastAsia="Malgun Gothic" w:hAnsi="Malgun Gothic"/>
+          <w:sz w:val="20"/>
+          <w:szCs w:val="20"/>
+          <w:rtl w:val="0"/>
+        </w:rPr>
+        <w:t xml:space="preserve">- 상단 고정 메뉴와 본문 한 칼럼. 접을 수 있는 카드를 세로로 쌓는다.</w:t>
+      </w:r>
+    </w:p>
+    <w:p>
+      <w:pPr>
+        <w:widowControl w:val="0"/>
+        <w:spacing w:after="60" w:line="264" w:lineRule="auto"/>
+        <w:ind w:left="1080"/>
+        <w:jc w:val="both"/>
+      </w:pPr>
+      <w:r>
+        <w:rPr>
+          <w:rFonts w:ascii="Malgun Gothic" w:cs="Malgun Gothic" w:eastAsia="Malgun Gothic" w:hAnsi="Malgun Gothic"/>
+          <w:sz w:val="20"/>
+          <w:szCs w:val="20"/>
+          <w:rtl w:val="0"/>
+        </w:rPr>
+        <w:t xml:space="preserve">- 숫자 요약은 상단 줄에 둔다. 예를 들어 모듈 5/6, AGENT TEAM 6/6, TEAM_EXECUTOR local이다.</w:t>
+      </w:r>
+    </w:p>
+    <w:p>
+      <w:pPr>
+        <w:widowControl w:val="0"/>
+        <w:spacing w:after="60" w:line="264" w:lineRule="auto"/>
+        <w:ind w:left="1080"/>
+        <w:jc w:val="both"/>
+      </w:pPr>
+      <w:r>
+        <w:rPr>
+          <w:rFonts w:ascii="Malgun Gothic" w:cs="Malgun Gothic" w:eastAsia="Malgun Gothic" w:hAnsi="Malgun Gothic"/>
+          <w:sz w:val="20"/>
+          <w:szCs w:val="20"/>
+          <w:rtl w:val="0"/>
+        </w:rPr>
+        <w:t xml:space="preserve">- 알림은 네 종류로만 구분한다. 안내, 성공, 주의, 실패다.</w:t>
+      </w:r>
+    </w:p>
+    <w:p>
+      <w:pPr>
+        <w:widowControl w:val="0"/>
+        <w:spacing w:after="60" w:line="264" w:lineRule="auto"/>
+        <w:ind w:left="1080"/>
+        <w:jc w:val="both"/>
+      </w:pPr>
+      <w:r>
+        <w:rPr>
+          <w:rFonts w:ascii="Malgun Gothic" w:cs="Malgun Gothic" w:eastAsia="Malgun Gothic" w:hAnsi="Malgun Gothic"/>
+          <w:sz w:val="20"/>
+          <w:szCs w:val="20"/>
+          <w:rtl w:val="0"/>
+        </w:rPr>
+        <w:t xml:space="preserve">- 대상의 화면 테마를 복사하지 않는다. 대상이 없어도 떠야 하므로 표현은 콘솔이 자체적으로 만든다.</w:t>
       </w:r>
     </w:p>
     <w:p>
@@ -2437,58 +1781,75 @@
           <w:szCs w:val="20"/>
           <w:rtl w:val="0"/>
         </w:rPr>
-        <w:t xml:space="preserve">상태 A. 대상에 연결되지 않았을 때</w:t>
-      </w:r>
-    </w:p>
-    <w:p>
-      <w:pPr>
-        <w:widowControl w:val="0"/>
-        <w:spacing w:after="60" w:line="264" w:lineRule="auto"/>
-        <w:ind w:left="1080"/>
-        <w:jc w:val="both"/>
-      </w:pPr>
-      <w:r>
-        <w:rPr>
-          <w:rFonts w:ascii="Malgun Gothic" w:cs="Malgun Gothic" w:eastAsia="Malgun Gothic" w:hAnsi="Malgun Gothic"/>
-          <w:sz w:val="20"/>
-          <w:szCs w:val="20"/>
-          <w:rtl w:val="0"/>
-        </w:rPr>
-        <w:t xml:space="preserve">- 연결 정보가 없다는 경고를 띄운다.</w:t>
-      </w:r>
-    </w:p>
-    <w:p>
-      <w:pPr>
-        <w:widowControl w:val="0"/>
-        <w:spacing w:after="60" w:line="264" w:lineRule="auto"/>
-        <w:ind w:left="1080"/>
-        <w:jc w:val="both"/>
-      </w:pPr>
-      <w:r>
-        <w:rPr>
-          <w:rFonts w:ascii="Malgun Gothic" w:cs="Malgun Gothic" w:eastAsia="Malgun Gothic" w:hAnsi="Malgun Gothic"/>
-          <w:sz w:val="20"/>
-          <w:szCs w:val="20"/>
-          <w:rtl w:val="0"/>
-        </w:rPr>
-        <w:t xml:space="preserve">- 붙이는 방법 안내 카드에 두 단계를 적는다. 대상 서버를 띄우는 것과 환경변수를 주고 콘솔을 다시 시작하는 것이다.</w:t>
-      </w:r>
-    </w:p>
-    <w:p>
-      <w:pPr>
-        <w:widowControl w:val="0"/>
-        <w:spacing w:after="60" w:line="264" w:lineRule="auto"/>
-        <w:ind w:left="1080"/>
-        <w:jc w:val="both"/>
-      </w:pPr>
-      <w:r>
-        <w:rPr>
-          <w:rFonts w:ascii="Malgun Gothic" w:cs="Malgun Gothic" w:eastAsia="Malgun Gothic" w:hAnsi="Malgun Gothic"/>
-          <w:sz w:val="20"/>
-          <w:szCs w:val="20"/>
-          <w:rtl w:val="0"/>
-        </w:rPr>
-        <w:t xml:space="preserve">- 편집 폼은 그리지 않는다. 모르는 상태로 폼을 그리면 사용자가 저장되는 줄 안다.</w:t>
+        <w:t xml:space="preserve">안전</w:t>
+      </w:r>
+    </w:p>
+    <w:p>
+      <w:pPr>
+        <w:widowControl w:val="0"/>
+        <w:spacing w:after="60" w:line="264" w:lineRule="auto"/>
+        <w:ind w:left="1080"/>
+        <w:jc w:val="both"/>
+      </w:pPr>
+      <w:r>
+        <w:rPr>
+          <w:rFonts w:ascii="Malgun Gothic" w:cs="Malgun Gothic" w:eastAsia="Malgun Gothic" w:hAnsi="Malgun Gothic"/>
+          <w:sz w:val="20"/>
+          <w:szCs w:val="20"/>
+          <w:rtl w:val="0"/>
+        </w:rPr>
+        <w:t xml:space="preserve">- 부수효과를 내는 모든 폼 전송에 CSRF 토큰을 넣는다. Composer 적용과 빠른 토글 모두 해당한다.</w:t>
+      </w:r>
+    </w:p>
+    <w:p>
+      <w:pPr>
+        <w:widowControl w:val="0"/>
+        <w:spacing w:after="60" w:line="264" w:lineRule="auto"/>
+        <w:ind w:left="1080"/>
+        <w:jc w:val="both"/>
+      </w:pPr>
+      <w:r>
+        <w:rPr>
+          <w:rFonts w:ascii="Malgun Gothic" w:cs="Malgun Gothic" w:eastAsia="Malgun Gothic" w:hAnsi="Malgun Gothic"/>
+          <w:sz w:val="20"/>
+          <w:szCs w:val="20"/>
+          <w:rtl w:val="0"/>
+        </w:rPr>
+        <w:t xml:space="preserve">- 서버는 127.0.0.1에만 바인딩한다. 외부에 노출하지 않는다.</w:t>
+      </w:r>
+    </w:p>
+    <w:p>
+      <w:pPr>
+        <w:widowControl w:val="0"/>
+        <w:spacing w:after="60" w:line="264" w:lineRule="auto"/>
+        <w:ind w:left="1080"/>
+        <w:jc w:val="both"/>
+      </w:pPr>
+      <w:r>
+        <w:rPr>
+          <w:rFonts w:ascii="Malgun Gothic" w:cs="Malgun Gothic" w:eastAsia="Malgun Gothic" w:hAnsi="Malgun Gothic"/>
+          <w:sz w:val="20"/>
+          <w:szCs w:val="20"/>
+          <w:rtl w:val="0"/>
+        </w:rPr>
+        <w:t xml:space="preserve">- 비밀값은 환경변수로만 받고 파일에 저장하지 않으며 화면에도 출력하지 않는다.</w:t>
+      </w:r>
+    </w:p>
+    <w:p>
+      <w:pPr>
+        <w:widowControl w:val="0"/>
+        <w:spacing w:after="60" w:line="264" w:lineRule="auto"/>
+        <w:ind w:left="1080"/>
+        <w:jc w:val="both"/>
+      </w:pPr>
+      <w:r>
+        <w:rPr>
+          <w:rFonts w:ascii="Malgun Gothic" w:cs="Malgun Gothic" w:eastAsia="Malgun Gothic" w:hAnsi="Malgun Gothic"/>
+          <w:sz w:val="20"/>
+          <w:szCs w:val="20"/>
+          <w:rtl w:val="0"/>
+        </w:rPr>
+        <w:t xml:space="preserve">- 경로를 링크로 만들 때는 URL 인코딩을 먼저 하고 HTML 이스케이프를 나중에 한다. 순서를 바꾸면 폴더 이름의 앰퍼샌드나 샵 기호 때문에 링크가 엉뚱한 곳을 가리킨다.</w:t>
       </w:r>
     </w:p>
     <w:p>
@@ -2507,41 +1868,81 @@
           <w:szCs w:val="20"/>
           <w:rtl w:val="0"/>
         </w:rPr>
-        <w:t xml:space="preserve">상태 B. 대상에 연결됐을 때</w:t>
-      </w:r>
-    </w:p>
-    <w:p>
-      <w:pPr>
-        <w:widowControl w:val="0"/>
-        <w:spacing w:after="60" w:line="264" w:lineRule="auto"/>
-        <w:ind w:left="1080"/>
-        <w:jc w:val="both"/>
-      </w:pPr>
-      <w:r>
-        <w:rPr>
-          <w:rFonts w:ascii="Malgun Gothic" w:cs="Malgun Gothic" w:eastAsia="Malgun Gothic" w:hAnsi="Malgun Gothic"/>
-          <w:sz w:val="20"/>
-          <w:szCs w:val="20"/>
-          <w:rtl w:val="0"/>
-        </w:rPr>
-        <w:t xml:space="preserve">- 머리 안내. 이 폼은 대상의 인증된 API만 호출하며 여기서 파일을 직접 쓰지 않는다는 문장</w:t>
-      </w:r>
-    </w:p>
-    <w:p>
-      <w:pPr>
-        <w:widowControl w:val="0"/>
-        <w:spacing w:after="60" w:line="264" w:lineRule="auto"/>
-        <w:ind w:left="1080"/>
-        <w:jc w:val="both"/>
-      </w:pPr>
-      <w:r>
-        <w:rPr>
-          <w:rFonts w:ascii="Malgun Gothic" w:cs="Malgun Gothic" w:eastAsia="Malgun Gothic" w:hAnsi="Malgun Gothic"/>
-          <w:sz w:val="20"/>
-          <w:szCs w:val="20"/>
-          <w:rtl w:val="0"/>
-        </w:rPr>
-        <w:t xml:space="preserve">- REVISION 표시. 지금 읽어온 대상 구성의 revision</w:t>
+        <w:t xml:space="preserve">오류 표시</w:t>
+      </w:r>
+    </w:p>
+    <w:p>
+      <w:pPr>
+        <w:widowControl w:val="0"/>
+        <w:spacing w:after="60" w:line="264" w:lineRule="auto"/>
+        <w:ind w:left="1080"/>
+        <w:jc w:val="both"/>
+      </w:pPr>
+      <w:r>
+        <w:rPr>
+          <w:rFonts w:ascii="Malgun Gothic" w:cs="Malgun Gothic" w:eastAsia="Malgun Gothic" w:hAnsi="Malgun Gothic"/>
+          <w:sz w:val="20"/>
+          <w:szCs w:val="20"/>
+          <w:rtl w:val="0"/>
+        </w:rPr>
+        <w:t xml:space="preserve">- 대상이 예상과 다른 응답을 주면 오류 화면으로 죽지 않고 무엇이 잘못됐는지 적는다.</w:t>
+      </w:r>
+    </w:p>
+    <w:p>
+      <w:pPr>
+        <w:widowControl w:val="0"/>
+        <w:spacing w:after="60" w:line="264" w:lineRule="auto"/>
+        <w:ind w:left="1080"/>
+        <w:jc w:val="both"/>
+      </w:pPr>
+      <w:r>
+        <w:rPr>
+          <w:rFonts w:ascii="Malgun Gothic" w:cs="Malgun Gothic" w:eastAsia="Malgun Gothic" w:hAnsi="Malgun Gothic"/>
+          <w:sz w:val="20"/>
+          <w:szCs w:val="20"/>
+          <w:rtl w:val="0"/>
+        </w:rPr>
+        <w:t xml:space="preserve">- 쿼리 없이 들어온 주소는 원시 JSON 오류가 아니라 안내 화면을 낸다.</w:t>
+      </w:r>
+    </w:p>
+    <w:p>
+      <w:pPr>
+        <w:widowControl w:val="0"/>
+        <w:spacing w:after="60" w:line="264" w:lineRule="auto"/>
+        <w:ind w:left="1080"/>
+        <w:jc w:val="both"/>
+      </w:pPr>
+      <w:r>
+        <w:rPr>
+          <w:rFonts w:ascii="Malgun Gothic" w:cs="Malgun Gothic" w:eastAsia="Malgun Gothic" w:hAnsi="Malgun Gothic"/>
+          <w:sz w:val="20"/>
+          <w:szCs w:val="20"/>
+          <w:rtl w:val="0"/>
+        </w:rPr>
+        <w:t xml:space="preserve">- 조작된 전송은 아무것도 바꾸지 않고 화면만 다시 그린다.</w:t>
+      </w:r>
+    </w:p>
+    <w:p>
+      <w:pPr>
+        <w:widowControl w:val="0"/>
+        <w:numPr>
+          <w:ilvl w:val="0"/>
+          <w:numId w:val="1"/>
+        </w:numPr>
+        <w:spacing w:after="200" w:line="276" w:lineRule="auto"/>
+        <w:ind w:left="720" w:hanging="360"/>
+        <w:jc w:val="both"/>
+        <w:rPr>
+          <w:color w:val="0000ff"/>
+        </w:rPr>
+      </w:pPr>
+      <w:r>
+        <w:rPr>
+          <w:rFonts w:ascii="Arial Unicode MS" w:cs="Arial Unicode MS" w:eastAsia="Arial Unicode MS" w:hAnsi="Arial Unicode MS"/>
+          <w:color w:val="0000ff"/>
+          <w:rtl w:val="0"/>
+        </w:rPr>
+        <w:t xml:space="preserve">SCR-01 프로젝트 목록</w:t>
       </w:r>
     </w:p>
     <w:p>
@@ -2560,41 +1961,24 @@
           <w:szCs w:val="20"/>
           <w:rtl w:val="0"/>
         </w:rPr>
-        <w:t xml:space="preserve">카드. 빠른 토글</w:t>
-      </w:r>
-    </w:p>
-    <w:p>
-      <w:pPr>
-        <w:widowControl w:val="0"/>
-        <w:spacing w:after="60" w:line="264" w:lineRule="auto"/>
-        <w:ind w:left="1080"/>
-        <w:jc w:val="both"/>
-      </w:pPr>
-      <w:r>
-        <w:rPr>
-          <w:rFonts w:ascii="Malgun Gothic" w:cs="Malgun Gothic" w:eastAsia="Malgun Gothic" w:hAnsi="Malgun Gothic"/>
-          <w:sz w:val="20"/>
-          <w:szCs w:val="20"/>
-          <w:rtl w:val="0"/>
-        </w:rPr>
-        <w:t xml:space="preserve">- 등록된 모듈과 Team 하나의 활성 상태만 바꾸는 버튼 목록이다. 새 항목은 만들지 않는다.</w:t>
-      </w:r>
-    </w:p>
-    <w:p>
-      <w:pPr>
-        <w:widowControl w:val="0"/>
-        <w:spacing w:after="60" w:line="264" w:lineRule="auto"/>
-        <w:ind w:left="1080"/>
-        <w:jc w:val="both"/>
-      </w:pPr>
-      <w:r>
-        <w:rPr>
-          <w:rFonts w:ascii="Malgun Gothic" w:cs="Malgun Gothic" w:eastAsia="Malgun Gothic" w:hAnsi="Malgun Gothic"/>
-          <w:sz w:val="20"/>
-          <w:szCs w:val="20"/>
-          <w:rtl w:val="0"/>
-        </w:rPr>
-        <w:t xml:space="preserve">- 각 행은 종류, ID, 상태, 동작 네 칸이다. 상태를 못 읽으면 모름이라 적고 버튼을 그리지 않는다.</w:t>
+        <w:t xml:space="preserve">목적</w:t>
+      </w:r>
+    </w:p>
+    <w:p>
+      <w:pPr>
+        <w:widowControl w:val="0"/>
+        <w:spacing w:after="60" w:line="264" w:lineRule="auto"/>
+        <w:ind w:left="720"/>
+        <w:jc w:val="both"/>
+      </w:pPr>
+      <w:r>
+        <w:rPr>
+          <w:rFonts w:ascii="Malgun Gothic" w:cs="Malgun Gothic" w:eastAsia="Malgun Gothic" w:hAnsi="Malgun Gothic"/>
+          <w:sz w:val="20"/>
+          <w:szCs w:val="20"/>
+          <w:rtl w:val="0"/>
+        </w:rPr>
+        <w:t xml:space="preserve">경로를 주지 않으면 콘솔의 상위 폴더를 훑어 각 폴더가 A-COP 프로젝트인지 판별한다.</w:t>
       </w:r>
     </w:p>
     <w:p>
@@ -2613,41 +1997,75 @@
           <w:szCs w:val="20"/>
           <w:rtl w:val="0"/>
         </w:rPr>
-        <w:t xml:space="preserve">카드. 모듈</w:t>
-      </w:r>
-    </w:p>
-    <w:p>
-      <w:pPr>
-        <w:widowControl w:val="0"/>
-        <w:spacing w:after="60" w:line="264" w:lineRule="auto"/>
-        <w:ind w:left="1080"/>
-        <w:jc w:val="both"/>
-      </w:pPr>
-      <w:r>
-        <w:rPr>
-          <w:rFonts w:ascii="Malgun Gothic" w:cs="Malgun Gothic" w:eastAsia="Malgun Gothic" w:hAnsi="Malgun Gothic"/>
-          <w:sz w:val="20"/>
-          <w:szCs w:val="20"/>
-          <w:rtl w:val="0"/>
-        </w:rPr>
-        <w:t xml:space="preserve">- 모듈 이름별 체크박스. 부제에 몇 종이 켜졌는지 적는다.</w:t>
-      </w:r>
-    </w:p>
-    <w:p>
-      <w:pPr>
-        <w:widowControl w:val="0"/>
-        <w:spacing w:after="60" w:line="264" w:lineRule="auto"/>
-        <w:ind w:left="1080"/>
-        <w:jc w:val="both"/>
-      </w:pPr>
-      <w:r>
-        <w:rPr>
-          <w:rFonts w:ascii="Malgun Gothic" w:cs="Malgun Gothic" w:eastAsia="Malgun Gothic" w:hAnsi="Malgun Gothic"/>
-          <w:sz w:val="20"/>
-          <w:szCs w:val="20"/>
-          <w:rtl w:val="0"/>
-        </w:rPr>
-        <w:t xml:space="preserve">- 새 모듈 키를 화면에서 추가할 수 없다. 대상이 준 이름만 다시 그린다.</w:t>
+        <w:t xml:space="preserve">구성 요소</w:t>
+      </w:r>
+    </w:p>
+    <w:p>
+      <w:pPr>
+        <w:widowControl w:val="0"/>
+        <w:spacing w:after="60" w:line="264" w:lineRule="auto"/>
+        <w:ind w:left="1080"/>
+        <w:jc w:val="both"/>
+      </w:pPr>
+      <w:r>
+        <w:rPr>
+          <w:rFonts w:ascii="Malgun Gothic" w:cs="Malgun Gothic" w:eastAsia="Malgun Gothic" w:hAnsi="Malgun Gothic"/>
+          <w:sz w:val="20"/>
+          <w:szCs w:val="20"/>
+          <w:rtl w:val="0"/>
+        </w:rPr>
+        <w:t xml:space="preserve">- 요약 줄. 프로젝트 수, 훑은 폴더 수, 루트 경로</w:t>
+      </w:r>
+    </w:p>
+    <w:p>
+      <w:pPr>
+        <w:widowControl w:val="0"/>
+        <w:spacing w:after="60" w:line="264" w:lineRule="auto"/>
+        <w:ind w:left="1080"/>
+        <w:jc w:val="both"/>
+      </w:pPr>
+      <w:r>
+        <w:rPr>
+          <w:rFonts w:ascii="Malgun Gothic" w:cs="Malgun Gothic" w:eastAsia="Malgun Gothic" w:hAnsi="Malgun Gothic"/>
+          <w:sz w:val="20"/>
+          <w:szCs w:val="20"/>
+          <w:rtl w:val="0"/>
+        </w:rPr>
+        <w:t xml:space="preserve">- 표 3열. 폴더, 판별, 근거</w:t>
+      </w:r>
+    </w:p>
+    <w:p>
+      <w:pPr>
+        <w:widowControl w:val="0"/>
+        <w:spacing w:after="60" w:line="264" w:lineRule="auto"/>
+        <w:ind w:left="1080"/>
+        <w:jc w:val="both"/>
+      </w:pPr>
+      <w:r>
+        <w:rPr>
+          <w:rFonts w:ascii="Malgun Gothic" w:cs="Malgun Gothic" w:eastAsia="Malgun Gothic" w:hAnsi="Malgun Gothic"/>
+          <w:sz w:val="20"/>
+          <w:szCs w:val="20"/>
+          <w:rtl w:val="0"/>
+        </w:rPr>
+        <w:t xml:space="preserve">- 판별 값은 프로젝트 또는 아님 둘뿐이다.</w:t>
+      </w:r>
+    </w:p>
+    <w:p>
+      <w:pPr>
+        <w:widowControl w:val="0"/>
+        <w:spacing w:after="60" w:line="264" w:lineRule="auto"/>
+        <w:ind w:left="1080"/>
+        <w:jc w:val="both"/>
+      </w:pPr>
+      <w:r>
+        <w:rPr>
+          <w:rFonts w:ascii="Malgun Gothic" w:cs="Malgun Gothic" w:eastAsia="Malgun Gothic" w:hAnsi="Malgun Gothic"/>
+          <w:sz w:val="20"/>
+          <w:szCs w:val="20"/>
+          <w:rtl w:val="0"/>
+        </w:rPr>
+        <w:t xml:space="preserve">- 근거는 판정 이유를 그대로 적는다. 예를 들어 config/project.yaml 있음, config/project.yaml 가 없다, config/project.yaml 있음 그리고 없는 자료는 introspection 이다.</w:t>
       </w:r>
     </w:p>
     <w:p>
@@ -2666,24 +2084,24 @@
           <w:szCs w:val="20"/>
           <w:rtl w:val="0"/>
         </w:rPr>
-        <w:t xml:space="preserve">카드. Port</w:t>
-      </w:r>
-    </w:p>
-    <w:p>
-      <w:pPr>
-        <w:widowControl w:val="0"/>
-        <w:spacing w:after="60" w:line="264" w:lineRule="auto"/>
-        <w:ind w:left="1080"/>
-        <w:jc w:val="both"/>
-      </w:pPr>
-      <w:r>
-        <w:rPr>
-          <w:rFonts w:ascii="Malgun Gothic" w:cs="Malgun Gothic" w:eastAsia="Malgun Gothic" w:hAnsi="Malgun Gothic"/>
-          <w:sz w:val="20"/>
-          <w:szCs w:val="20"/>
-          <w:rtl w:val="0"/>
-        </w:rPr>
-        <w:t xml:space="preserve">- Port 이름별 텍스트 입력. 새 Port 종류는 추가할 수 없다.</w:t>
+        <w:t xml:space="preserve">동작</w:t>
+      </w:r>
+    </w:p>
+    <w:p>
+      <w:pPr>
+        <w:widowControl w:val="0"/>
+        <w:spacing w:after="60" w:line="264" w:lineRule="auto"/>
+        <w:ind w:left="1080"/>
+        <w:jc w:val="both"/>
+      </w:pPr>
+      <w:r>
+        <w:rPr>
+          <w:rFonts w:ascii="Malgun Gothic" w:cs="Malgun Gothic" w:eastAsia="Malgun Gothic" w:hAnsi="Malgun Gothic"/>
+          <w:sz w:val="20"/>
+          <w:szCs w:val="20"/>
+          <w:rtl w:val="0"/>
+        </w:rPr>
+        <w:t xml:space="preserve">- 폴더 이름을 누르면 SCR-02로 이동한다. 경로는 URL 인코딩된 파라미터로 전달한다.</w:t>
       </w:r>
     </w:p>
     <w:p>
@@ -2702,304 +2120,7 @@
           <w:szCs w:val="20"/>
           <w:rtl w:val="0"/>
         </w:rPr>
-        <w:t xml:space="preserve">카드. Team</w:t>
-      </w:r>
-    </w:p>
-    <w:p>
-      <w:pPr>
-        <w:widowControl w:val="0"/>
-        <w:spacing w:after="60" w:line="264" w:lineRule="auto"/>
-        <w:ind w:left="1080"/>
-        <w:jc w:val="both"/>
-      </w:pPr>
-      <w:r>
-        <w:rPr>
-          <w:rFonts w:ascii="Malgun Gothic" w:cs="Malgun Gothic" w:eastAsia="Malgun Gothic" w:hAnsi="Malgun Gothic"/>
-          <w:sz w:val="20"/>
-          <w:szCs w:val="20"/>
-          <w:rtl w:val="0"/>
-        </w:rPr>
-        <w:t xml:space="preserve">- 표 4열. team_id 입력, implementation_ref 입력, active 체크박스, 제거 버튼</w:t>
-      </w:r>
-    </w:p>
-    <w:p>
-      <w:pPr>
-        <w:widowControl w:val="0"/>
-        <w:spacing w:after="60" w:line="264" w:lineRule="auto"/>
-        <w:ind w:left="1080"/>
-        <w:jc w:val="both"/>
-      </w:pPr>
-      <w:r>
-        <w:rPr>
-          <w:rFonts w:ascii="Malgun Gothic" w:cs="Malgun Gothic" w:eastAsia="Malgun Gothic" w:hAnsi="Malgun Gothic"/>
-          <w:sz w:val="20"/>
-          <w:szCs w:val="20"/>
-          <w:rtl w:val="0"/>
-        </w:rPr>
-        <w:t xml:space="preserve">- Team 추가 버튼은 team_id가 new_team이고 active가 꺼진 빈 행을 붙인다.</w:t>
-      </w:r>
-    </w:p>
-    <w:p>
-      <w:pPr>
-        <w:widowControl w:val="0"/>
-        <w:spacing w:after="60" w:line="264" w:lineRule="auto"/>
-        <w:ind w:left="1080"/>
-        <w:jc w:val="both"/>
-      </w:pPr>
-      <w:r>
-        <w:rPr>
-          <w:rFonts w:ascii="Malgun Gothic" w:cs="Malgun Gothic" w:eastAsia="Malgun Gothic" w:hAnsi="Malgun Gothic"/>
-          <w:sz w:val="20"/>
-          <w:szCs w:val="20"/>
-          <w:rtl w:val="0"/>
-        </w:rPr>
-        <w:t xml:space="preserve">- 추가와 제거는 대상에 보내지 않는다. 화면의 후보만 바뀌고 적용을 눌러야 저장된다.</w:t>
-      </w:r>
-    </w:p>
-    <w:p>
-      <w:pPr>
-        <w:widowControl w:val="0"/>
-        <w:spacing w:after="60" w:line="264" w:lineRule="auto"/>
-        <w:ind w:left="720"/>
-        <w:jc w:val="both"/>
-      </w:pPr>
-      <w:r>
-        <w:rPr>
-          <w:rFonts w:ascii="Malgun Gothic" w:cs="Malgun Gothic" w:eastAsia="Malgun Gothic" w:hAnsi="Malgun Gothic"/>
-          <w:b w:val="1"/>
-          <w:bCs w:val="1"/>
-          <w:sz w:val="20"/>
-          <w:szCs w:val="20"/>
-          <w:rtl w:val="0"/>
-        </w:rPr>
-        <w:t xml:space="preserve">입력과 버튼</w:t>
-      </w:r>
-    </w:p>
-    <w:p>
-      <w:pPr>
-        <w:widowControl w:val="0"/>
-        <w:spacing w:after="60" w:line="264" w:lineRule="auto"/>
-        <w:ind w:left="1080"/>
-        <w:jc w:val="both"/>
-      </w:pPr>
-      <w:r>
-        <w:rPr>
-          <w:rFonts w:ascii="Malgun Gothic" w:cs="Malgun Gothic" w:eastAsia="Malgun Gothic" w:hAnsi="Malgun Gothic"/>
-          <w:sz w:val="20"/>
-          <w:szCs w:val="20"/>
-          <w:rtl w:val="0"/>
-        </w:rPr>
-        <w:t xml:space="preserve">- 사유 한 줄 입력. 예시 문구는 모듈 구조 설계 테스트다.</w:t>
-      </w:r>
-    </w:p>
-    <w:p>
-      <w:pPr>
-        <w:widowControl w:val="0"/>
-        <w:spacing w:after="60" w:line="264" w:lineRule="auto"/>
-        <w:ind w:left="1080"/>
-        <w:jc w:val="both"/>
-      </w:pPr>
-      <w:r>
-        <w:rPr>
-          <w:rFonts w:ascii="Malgun Gothic" w:cs="Malgun Gothic" w:eastAsia="Malgun Gothic" w:hAnsi="Malgun Gothic"/>
-          <w:sz w:val="20"/>
-          <w:szCs w:val="20"/>
-          <w:rtl w:val="0"/>
-        </w:rPr>
-        <w:t xml:space="preserve">- 검증 버튼. 저장하지 않고 대상의 검증만 받는다.</w:t>
-      </w:r>
-    </w:p>
-    <w:p>
-      <w:pPr>
-        <w:widowControl w:val="0"/>
-        <w:spacing w:after="60" w:line="264" w:lineRule="auto"/>
-        <w:ind w:left="1080"/>
-        <w:jc w:val="both"/>
-      </w:pPr>
-      <w:r>
-        <w:rPr>
-          <w:rFonts w:ascii="Malgun Gothic" w:cs="Malgun Gothic" w:eastAsia="Malgun Gothic" w:hAnsi="Malgun Gothic"/>
-          <w:sz w:val="20"/>
-          <w:szCs w:val="20"/>
-          <w:rtl w:val="0"/>
-        </w:rPr>
-        <w:t xml:space="preserve">- 적용 버튼. 사유가 비어 있으면 보내지 않고 사유를 적으라고 띄운다.</w:t>
-      </w:r>
-    </w:p>
-    <w:p>
-      <w:pPr>
-        <w:widowControl w:val="0"/>
-        <w:spacing w:after="60" w:line="264" w:lineRule="auto"/>
-        <w:ind w:left="720"/>
-        <w:jc w:val="both"/>
-      </w:pPr>
-      <w:r>
-        <w:rPr>
-          <w:rFonts w:ascii="Malgun Gothic" w:cs="Malgun Gothic" w:eastAsia="Malgun Gothic" w:hAnsi="Malgun Gothic"/>
-          <w:b w:val="1"/>
-          <w:bCs w:val="1"/>
-          <w:sz w:val="20"/>
-          <w:szCs w:val="20"/>
-          <w:rtl w:val="0"/>
-        </w:rPr>
-        <w:t xml:space="preserve">결과 표시</w:t>
-      </w:r>
-    </w:p>
-    <w:p>
-      <w:pPr>
-        <w:widowControl w:val="0"/>
-        <w:spacing w:after="60" w:line="264" w:lineRule="auto"/>
-        <w:ind w:left="1080"/>
-        <w:jc w:val="both"/>
-      </w:pPr>
-      <w:r>
-        <w:rPr>
-          <w:rFonts w:ascii="Malgun Gothic" w:cs="Malgun Gothic" w:eastAsia="Malgun Gothic" w:hAnsi="Malgun Gothic"/>
-          <w:sz w:val="20"/>
-          <w:szCs w:val="20"/>
-          <w:rtl w:val="0"/>
-        </w:rPr>
-        <w:t xml:space="preserve">- 적용됨. 새 revision 값을 함께 보여준다.</w:t>
-      </w:r>
-    </w:p>
-    <w:p>
-      <w:pPr>
-        <w:widowControl w:val="0"/>
-        <w:spacing w:after="60" w:line="264" w:lineRule="auto"/>
-        <w:ind w:left="1080"/>
-        <w:jc w:val="both"/>
-      </w:pPr>
-      <w:r>
-        <w:rPr>
-          <w:rFonts w:ascii="Malgun Gothic" w:cs="Malgun Gothic" w:eastAsia="Malgun Gothic" w:hAnsi="Malgun Gothic"/>
-          <w:sz w:val="20"/>
-          <w:szCs w:val="20"/>
-          <w:rtl w:val="0"/>
-        </w:rPr>
-        <w:t xml:space="preserve">- 검증됨. 통과한 revision을 보여준다.</w:t>
-      </w:r>
-    </w:p>
-    <w:p>
-      <w:pPr>
-        <w:widowControl w:val="0"/>
-        <w:spacing w:after="60" w:line="264" w:lineRule="auto"/>
-        <w:ind w:left="1080"/>
-        <w:jc w:val="both"/>
-      </w:pPr>
-      <w:r>
-        <w:rPr>
-          <w:rFonts w:ascii="Malgun Gothic" w:cs="Malgun Gothic" w:eastAsia="Malgun Gothic" w:hAnsi="Malgun Gothic"/>
-          <w:sz w:val="20"/>
-          <w:szCs w:val="20"/>
-          <w:rtl w:val="0"/>
-        </w:rPr>
-        <w:t xml:space="preserve">- 검증 실패. 대상이 준 오류 문장을 이어 붙여 보여준다.</w:t>
-      </w:r>
-    </w:p>
-    <w:p>
-      <w:pPr>
-        <w:widowControl w:val="0"/>
-        <w:spacing w:after="60" w:line="264" w:lineRule="auto"/>
-        <w:ind w:left="1080"/>
-        <w:jc w:val="both"/>
-      </w:pPr>
-      <w:r>
-        <w:rPr>
-          <w:rFonts w:ascii="Malgun Gothic" w:cs="Malgun Gothic" w:eastAsia="Malgun Gothic" w:hAnsi="Malgun Gothic"/>
-          <w:sz w:val="20"/>
-          <w:szCs w:val="20"/>
-          <w:rtl w:val="0"/>
-        </w:rPr>
-        <w:t xml:space="preserve">- 충돌. 다른 사람이 먼저 바꿔 revision이 달라진 경우다. 덮어쓰지 않는다.</w:t>
-      </w:r>
-    </w:p>
-    <w:p>
-      <w:pPr>
-        <w:widowControl w:val="0"/>
-        <w:spacing w:after="60" w:line="264" w:lineRule="auto"/>
-        <w:ind w:left="720"/>
-        <w:jc w:val="both"/>
-      </w:pPr>
-      <w:r>
-        <w:rPr>
-          <w:rFonts w:ascii="Malgun Gothic" w:cs="Malgun Gothic" w:eastAsia="Malgun Gothic" w:hAnsi="Malgun Gothic"/>
-          <w:b w:val="1"/>
-          <w:bCs w:val="1"/>
-          <w:sz w:val="20"/>
-          <w:szCs w:val="20"/>
-          <w:rtl w:val="0"/>
-        </w:rPr>
-        <w:t xml:space="preserve">읽기 전용 카드</w:t>
-      </w:r>
-    </w:p>
-    <w:p>
-      <w:pPr>
-        <w:widowControl w:val="0"/>
-        <w:spacing w:after="60" w:line="264" w:lineRule="auto"/>
-        <w:ind w:left="1080"/>
-        <w:jc w:val="both"/>
-      </w:pPr>
-      <w:r>
-        <w:rPr>
-          <w:rFonts w:ascii="Malgun Gothic" w:cs="Malgun Gothic" w:eastAsia="Malgun Gothic" w:hAnsi="Malgun Gothic"/>
-          <w:sz w:val="20"/>
-          <w:szCs w:val="20"/>
-          <w:rtl w:val="0"/>
-        </w:rPr>
-        <w:t xml:space="preserve">- 구조와 실행 순서. 지금 읽은 설정을 흐름도로 투영한다. 꺼진 모듈은 꺼진 채로 표시한다.</w:t>
-      </w:r>
-    </w:p>
-    <w:p>
-      <w:pPr>
-        <w:widowControl w:val="0"/>
-        <w:spacing w:after="60" w:line="264" w:lineRule="auto"/>
-        <w:ind w:left="1080"/>
-        <w:jc w:val="both"/>
-      </w:pPr>
-      <w:r>
-        <w:rPr>
-          <w:rFonts w:ascii="Malgun Gothic" w:cs="Malgun Gothic" w:eastAsia="Malgun Gothic" w:hAnsi="Malgun Gothic"/>
-          <w:sz w:val="20"/>
-          <w:szCs w:val="20"/>
-          <w:rtl w:val="0"/>
-        </w:rPr>
-        <w:t xml:space="preserve">- 컴포넌트. 여기서 끌 수 없는 고정 구성요소 목록이다.</w:t>
-      </w:r>
-    </w:p>
-    <w:p>
-      <w:pPr>
-        <w:widowControl w:val="0"/>
-        <w:spacing w:after="60" w:line="264" w:lineRule="auto"/>
-        <w:ind w:left="1080"/>
-        <w:jc w:val="both"/>
-      </w:pPr>
-      <w:r>
-        <w:rPr>
-          <w:rFonts w:ascii="Malgun Gothic" w:cs="Malgun Gothic" w:eastAsia="Malgun Gothic" w:hAnsi="Malgun Gothic"/>
-          <w:sz w:val="20"/>
-          <w:szCs w:val="20"/>
-          <w:rtl w:val="0"/>
-        </w:rPr>
-        <w:t xml:space="preserve">- 원본 JSON. 대조용으로 접어 둔다.</w:t>
-      </w:r>
-    </w:p>
-    <w:p>
-      <w:pPr>
-        <w:widowControl w:val="0"/>
-        <w:spacing w:after="60" w:line="264" w:lineRule="auto"/>
-        <w:ind w:left="720"/>
-        <w:jc w:val="both"/>
-      </w:pPr>
-      <w:r>
-        <w:rPr>
-          <w:rFonts w:ascii="Malgun Gothic" w:cs="Malgun Gothic" w:eastAsia="Malgun Gothic" w:hAnsi="Malgun Gothic"/>
-          <w:b w:val="1"/>
-          <w:bCs w:val="1"/>
-          <w:sz w:val="20"/>
-          <w:szCs w:val="20"/>
-          <w:rtl w:val="0"/>
-        </w:rPr>
-        <w:t xml:space="preserve">실제 화면. 상태 A, 대상에 연결되지 않았을 때</w:t>
+        <w:t xml:space="preserve">실제 화면</w:t>
       </w:r>
     </w:p>
     <w:p>
@@ -3013,7 +2134,7 @@
         </w:rPr>
         <w:drawing>
           <wp:inline xmlns:wp="http://schemas.openxmlformats.org/drawingml/2006/wordprocessingDrawing" distT="0" distB="0" distL="0" distR="0">
-            <wp:extent cx="5760720" cy="3236477"/>
+            <wp:extent cx="5760720" cy="3870156"/>
             <wp:effectExtent l="0" t="0" r="0" b="0"/>
             <wp:docPr id="906" name="그림 6"/>
             <a:graphic xmlns:a="http://schemas.openxmlformats.org/drawingml/2006/main">
@@ -3032,7 +2153,7 @@
                   <pic:spPr>
                     <a:xfrm>
                       <a:off x="0" y="0"/>
-                      <a:ext cx="5760720" cy="3236477"/>
+                      <a:ext cx="5760720" cy="3870156"/>
                     </a:xfrm>
                     <a:prstGeom prst="rect">
                       <a:avLst/>
@@ -3058,7 +2179,47 @@
           <w:color w:val="595959"/>
           <w:rtl w:val="0"/>
         </w:rPr>
-        <w:t xml:space="preserve">그림 6. 편집 폼을 그리지 않고 붙이는 방법만 안내한다. 모르는 상태로 폼을 그리면 사용자가 저장되는 줄 안다.</w:t>
+        <w:t xml:space="preserve">그림 6. SCR-01 실제 화면. 2026-08-29에 콘솔을 띄워 Playwright로 찍었다.</w:t>
+      </w:r>
+    </w:p>
+    <w:p>
+      <w:pPr>
+        <w:widowControl w:val="0"/>
+        <w:spacing w:after="60" w:line="264" w:lineRule="auto"/>
+        <w:ind w:left="720"/>
+        <w:jc w:val="both"/>
+      </w:pPr>
+      <w:r>
+        <w:rPr>
+          <w:rFonts w:ascii="Malgun Gothic" w:cs="Malgun Gothic" w:eastAsia="Malgun Gothic" w:hAnsi="Malgun Gothic"/>
+          <w:sz w:val="20"/>
+          <w:szCs w:val="20"/>
+          <w:rtl w:val="0"/>
+        </w:rPr>
+        <w:t xml:space="preserve">훑은 폴더 8개 중 final_project_cs와 final_project_sample 둘이 프로젝트로 판별됐다. final_project_ui는 config/project.yaml이 없으므로 아님이다. 콘솔 자신은 대상이 아니라는 뜻이다.</w:t>
+      </w:r>
+    </w:p>
+    <w:p>
+      <w:pPr>
+        <w:widowControl w:val="0"/>
+        <w:numPr>
+          <w:ilvl w:val="0"/>
+          <w:numId w:val="1"/>
+        </w:numPr>
+        <w:spacing w:after="200" w:line="276" w:lineRule="auto"/>
+        <w:ind w:left="720" w:hanging="360"/>
+        <w:jc w:val="both"/>
+        <w:rPr>
+          <w:color w:val="0000ff"/>
+        </w:rPr>
+      </w:pPr>
+      <w:r>
+        <w:rPr>
+          <w:rFonts w:ascii="Arial Unicode MS" w:cs="Arial Unicode MS" w:eastAsia="Arial Unicode MS" w:hAnsi="Arial Unicode MS"/>
+          <w:color w:val="0000ff"/>
+          <w:rtl w:val="0"/>
+        </w:rPr>
+        <w:t xml:space="preserve">SCR-02 프로젝트 조립 현황</w:t>
       </w:r>
     </w:p>
     <w:p>
@@ -3077,7 +2238,344 @@
           <w:szCs w:val="20"/>
           <w:rtl w:val="0"/>
         </w:rPr>
-        <w:t xml:space="preserve">실제 화면. 상태 B, 대상에 연결됐을 때</w:t>
+        <w:t xml:space="preserve">목적</w:t>
+      </w:r>
+    </w:p>
+    <w:p>
+      <w:pPr>
+        <w:widowControl w:val="0"/>
+        <w:spacing w:after="60" w:line="264" w:lineRule="auto"/>
+        <w:ind w:left="720"/>
+        <w:jc w:val="both"/>
+      </w:pPr>
+      <w:r>
+        <w:rPr>
+          <w:rFonts w:ascii="Malgun Gothic" w:cs="Malgun Gothic" w:eastAsia="Malgun Gothic" w:hAnsi="Malgun Gothic"/>
+          <w:sz w:val="20"/>
+          <w:szCs w:val="20"/>
+          <w:rtl w:val="0"/>
+        </w:rPr>
+        <w:t xml:space="preserve">선언 파일과 증적, 평가 결과를 읽어 지금 이 프로젝트가 어떻게 조립돼 있고 무엇이 막혀 있는지 보여준다. 이 화면은 읽기 전용이다. 여기서는 아무것도 바꾸지 않는다.</w:t>
+      </w:r>
+    </w:p>
+    <w:p>
+      <w:pPr>
+        <w:widowControl w:val="0"/>
+        <w:spacing w:after="60" w:line="264" w:lineRule="auto"/>
+        <w:ind w:left="720"/>
+        <w:jc w:val="both"/>
+      </w:pPr>
+      <w:r>
+        <w:rPr>
+          <w:rFonts w:ascii="Malgun Gothic" w:cs="Malgun Gothic" w:eastAsia="Malgun Gothic" w:hAnsi="Malgun Gothic"/>
+          <w:b w:val="1"/>
+          <w:bCs w:val="1"/>
+          <w:sz w:val="20"/>
+          <w:szCs w:val="20"/>
+          <w:rtl w:val="0"/>
+        </w:rPr>
+        <w:t xml:space="preserve">상단 요약</w:t>
+      </w:r>
+    </w:p>
+    <w:p>
+      <w:pPr>
+        <w:widowControl w:val="0"/>
+        <w:spacing w:after="60" w:line="264" w:lineRule="auto"/>
+        <w:ind w:left="1080"/>
+        <w:jc w:val="both"/>
+      </w:pPr>
+      <w:r>
+        <w:rPr>
+          <w:rFonts w:ascii="Malgun Gothic" w:cs="Malgun Gothic" w:eastAsia="Malgun Gothic" w:hAnsi="Malgun Gothic"/>
+          <w:sz w:val="20"/>
+          <w:szCs w:val="20"/>
+          <w:rtl w:val="0"/>
+        </w:rPr>
+        <w:t xml:space="preserve">- 모듈 5/6 (꺼짐 a2a_executor), AGENT TEAM 6/6, TEAM_EXECUTOR local, guardrails, CONTEXT.TOKEN_BUDGET 12000</w:t>
+      </w:r>
+    </w:p>
+    <w:p>
+      <w:pPr>
+        <w:widowControl w:val="0"/>
+        <w:spacing w:after="60" w:line="264" w:lineRule="auto"/>
+        <w:ind w:left="720"/>
+        <w:jc w:val="both"/>
+      </w:pPr>
+      <w:r>
+        <w:rPr>
+          <w:rFonts w:ascii="Malgun Gothic" w:cs="Malgun Gothic" w:eastAsia="Malgun Gothic" w:hAnsi="Malgun Gothic"/>
+          <w:b w:val="1"/>
+          <w:bCs w:val="1"/>
+          <w:sz w:val="20"/>
+          <w:szCs w:val="20"/>
+          <w:rtl w:val="0"/>
+        </w:rPr>
+        <w:t xml:space="preserve">카드 1. 조립</w:t>
+      </w:r>
+    </w:p>
+    <w:p>
+      <w:pPr>
+        <w:widowControl w:val="0"/>
+        <w:spacing w:after="60" w:line="264" w:lineRule="auto"/>
+        <w:ind w:left="1080"/>
+        <w:jc w:val="both"/>
+      </w:pPr>
+      <w:r>
+        <w:rPr>
+          <w:rFonts w:ascii="Malgun Gothic" w:cs="Malgun Gothic" w:eastAsia="Malgun Gothic" w:hAnsi="Malgun Gothic"/>
+          <w:sz w:val="20"/>
+          <w:szCs w:val="20"/>
+          <w:rtl w:val="0"/>
+        </w:rPr>
+        <w:t xml:space="preserve">- 표 3열. TEAM_ID, ACTIVE, IMPLEMENTATION_REF</w:t>
+      </w:r>
+    </w:p>
+    <w:p>
+      <w:pPr>
+        <w:widowControl w:val="0"/>
+        <w:spacing w:after="60" w:line="264" w:lineRule="auto"/>
+        <w:ind w:left="1080"/>
+        <w:jc w:val="both"/>
+      </w:pPr>
+      <w:r>
+        <w:rPr>
+          <w:rFonts w:ascii="Malgun Gothic" w:cs="Malgun Gothic" w:eastAsia="Malgun Gothic" w:hAnsi="Malgun Gothic"/>
+          <w:sz w:val="20"/>
+          <w:szCs w:val="20"/>
+          <w:rtl w:val="0"/>
+        </w:rPr>
+        <w:t xml:space="preserve">- 실측 6행. voc_store_manager, response_generation_review, return_refund, procurement_order_payment, fulfillment_logistics, catalog_verification</w:t>
+      </w:r>
+    </w:p>
+    <w:p>
+      <w:pPr>
+        <w:widowControl w:val="0"/>
+        <w:spacing w:after="60" w:line="264" w:lineRule="auto"/>
+        <w:ind w:left="720"/>
+        <w:jc w:val="both"/>
+      </w:pPr>
+      <w:r>
+        <w:rPr>
+          <w:rFonts w:ascii="Malgun Gothic" w:cs="Malgun Gothic" w:eastAsia="Malgun Gothic" w:hAnsi="Malgun Gothic"/>
+          <w:b w:val="1"/>
+          <w:bCs w:val="1"/>
+          <w:sz w:val="20"/>
+          <w:szCs w:val="20"/>
+          <w:rtl w:val="0"/>
+        </w:rPr>
+        <w:t xml:space="preserve">카드 2. 무엇이 막혀 있나</w:t>
+      </w:r>
+    </w:p>
+    <w:p>
+      <w:pPr>
+        <w:widowControl w:val="0"/>
+        <w:spacing w:after="60" w:line="264" w:lineRule="auto"/>
+        <w:ind w:left="1080"/>
+        <w:jc w:val="both"/>
+      </w:pPr>
+      <w:r>
+        <w:rPr>
+          <w:rFonts w:ascii="Malgun Gothic" w:cs="Malgun Gothic" w:eastAsia="Malgun Gothic" w:hAnsi="Malgun Gothic"/>
+          <w:sz w:val="20"/>
+          <w:szCs w:val="20"/>
+          <w:rtl w:val="0"/>
+        </w:rPr>
+        <w:t xml:space="preserve">- DoD 판정 요약. 2026-08-28 실측으로 부분통과 3, 통과 26, 판정 없음 1이다.</w:t>
+      </w:r>
+    </w:p>
+    <w:p>
+      <w:pPr>
+        <w:widowControl w:val="0"/>
+        <w:spacing w:after="60" w:line="264" w:lineRule="auto"/>
+        <w:ind w:left="1080"/>
+        <w:jc w:val="both"/>
+      </w:pPr>
+      <w:r>
+        <w:rPr>
+          <w:rFonts w:ascii="Malgun Gothic" w:cs="Malgun Gothic" w:eastAsia="Malgun Gothic" w:hAnsi="Malgun Gothic"/>
+          <w:sz w:val="20"/>
+          <w:szCs w:val="20"/>
+          <w:rtl w:val="0"/>
+        </w:rPr>
+        <w:t xml:space="preserve">- 표 4열. DoD, 판정, 항목, 근거. 통과한 항목은 접어 두고 막힌 것만 펼친다.</w:t>
+      </w:r>
+    </w:p>
+    <w:p>
+      <w:pPr>
+        <w:widowControl w:val="0"/>
+        <w:spacing w:after="60" w:line="264" w:lineRule="auto"/>
+        <w:ind w:left="720"/>
+        <w:jc w:val="both"/>
+      </w:pPr>
+      <w:r>
+        <w:rPr>
+          <w:rFonts w:ascii="Malgun Gothic" w:cs="Malgun Gothic" w:eastAsia="Malgun Gothic" w:hAnsi="Malgun Gothic"/>
+          <w:b w:val="1"/>
+          <w:bCs w:val="1"/>
+          <w:sz w:val="20"/>
+          <w:szCs w:val="20"/>
+          <w:rtl w:val="0"/>
+        </w:rPr>
+        <w:t xml:space="preserve">카드 3. 평가 실행</w:t>
+      </w:r>
+    </w:p>
+    <w:p>
+      <w:pPr>
+        <w:widowControl w:val="0"/>
+        <w:spacing w:after="60" w:line="264" w:lineRule="auto"/>
+        <w:ind w:left="1080"/>
+        <w:jc w:val="both"/>
+      </w:pPr>
+      <w:r>
+        <w:rPr>
+          <w:rFonts w:ascii="Malgun Gothic" w:cs="Malgun Gothic" w:eastAsia="Malgun Gothic" w:hAnsi="Malgun Gothic"/>
+          <w:sz w:val="20"/>
+          <w:szCs w:val="20"/>
+          <w:rtl w:val="0"/>
+        </w:rPr>
+        <w:t xml:space="preserve">- 표 7열. 리포트, 행, ARM, PROVIDER, 실측 비용, 추정 비용, 표시</w:t>
+      </w:r>
+    </w:p>
+    <w:p>
+      <w:pPr>
+        <w:widowControl w:val="0"/>
+        <w:spacing w:after="60" w:line="264" w:lineRule="auto"/>
+        <w:ind w:left="1080"/>
+        <w:jc w:val="both"/>
+      </w:pPr>
+      <w:r>
+        <w:rPr>
+          <w:rFonts w:ascii="Malgun Gothic" w:cs="Malgun Gothic" w:eastAsia="Malgun Gothic" w:hAnsi="Malgun Gothic"/>
+          <w:sz w:val="20"/>
+          <w:szCs w:val="20"/>
+          <w:rtl w:val="0"/>
+        </w:rPr>
+        <w:t xml:space="preserve">- run 단위로만 비교한다는 경고를 카드 머리에 고정한다. arm과 dataset과 실행 방식이 다르면 평균을 견줄 수 없기 때문이다.</w:t>
+      </w:r>
+    </w:p>
+    <w:p>
+      <w:pPr>
+        <w:widowControl w:val="0"/>
+        <w:spacing w:after="60" w:line="264" w:lineRule="auto"/>
+        <w:ind w:left="1080"/>
+        <w:jc w:val="both"/>
+      </w:pPr>
+      <w:r>
+        <w:rPr>
+          <w:rFonts w:ascii="Malgun Gothic" w:cs="Malgun Gothic" w:eastAsia="Malgun Gothic" w:hAnsi="Malgun Gothic"/>
+          <w:sz w:val="20"/>
+          <w:szCs w:val="20"/>
+          <w:rtl w:val="0"/>
+        </w:rPr>
+        <w:t xml:space="preserve">- 최근 6개만 보이며 숨긴 개수를 문장으로 알린다. 예를 들어 전체 33개 중 27개는 화면에 없습니다 라고 적는다.</w:t>
+      </w:r>
+    </w:p>
+    <w:p>
+      <w:pPr>
+        <w:widowControl w:val="0"/>
+        <w:spacing w:after="60" w:line="264" w:lineRule="auto"/>
+        <w:ind w:left="720"/>
+        <w:jc w:val="both"/>
+      </w:pPr>
+      <w:r>
+        <w:rPr>
+          <w:rFonts w:ascii="Malgun Gothic" w:cs="Malgun Gothic" w:eastAsia="Malgun Gothic" w:hAnsi="Malgun Gothic"/>
+          <w:b w:val="1"/>
+          <w:bCs w:val="1"/>
+          <w:sz w:val="20"/>
+          <w:szCs w:val="20"/>
+          <w:rtl w:val="0"/>
+        </w:rPr>
+        <w:t xml:space="preserve">카드 4. 상태 분포와 실행 이력</w:t>
+      </w:r>
+    </w:p>
+    <w:p>
+      <w:pPr>
+        <w:widowControl w:val="0"/>
+        <w:spacing w:after="60" w:line="264" w:lineRule="auto"/>
+        <w:ind w:left="1080"/>
+        <w:jc w:val="both"/>
+      </w:pPr>
+      <w:r>
+        <w:rPr>
+          <w:rFonts w:ascii="Malgun Gothic" w:cs="Malgun Gothic" w:eastAsia="Malgun Gothic" w:hAnsi="Malgun Gothic"/>
+          <w:sz w:val="20"/>
+          <w:szCs w:val="20"/>
+          <w:rtl w:val="0"/>
+        </w:rPr>
+        <w:t xml:space="preserve">- DB에 붙었을 때만 값이 찬다. 접속 정보가 없으면 없다고 적는다. 빈 표로 두지 않는다.</w:t>
+      </w:r>
+    </w:p>
+    <w:p>
+      <w:pPr>
+        <w:widowControl w:val="0"/>
+        <w:spacing w:after="60" w:line="264" w:lineRule="auto"/>
+        <w:ind w:left="720"/>
+        <w:jc w:val="both"/>
+      </w:pPr>
+      <w:r>
+        <w:rPr>
+          <w:rFonts w:ascii="Malgun Gothic" w:cs="Malgun Gothic" w:eastAsia="Malgun Gothic" w:hAnsi="Malgun Gothic"/>
+          <w:b w:val="1"/>
+          <w:bCs w:val="1"/>
+          <w:sz w:val="20"/>
+          <w:szCs w:val="20"/>
+          <w:rtl w:val="0"/>
+        </w:rPr>
+        <w:t xml:space="preserve">카드 5. 연결</w:t>
+      </w:r>
+    </w:p>
+    <w:p>
+      <w:pPr>
+        <w:widowControl w:val="0"/>
+        <w:spacing w:after="60" w:line="264" w:lineRule="auto"/>
+        <w:ind w:left="1080"/>
+        <w:jc w:val="both"/>
+      </w:pPr>
+      <w:r>
+        <w:rPr>
+          <w:rFonts w:ascii="Malgun Gothic" w:cs="Malgun Gothic" w:eastAsia="Malgun Gothic" w:hAnsi="Malgun Gothic"/>
+          <w:sz w:val="20"/>
+          <w:szCs w:val="20"/>
+          <w:rtl w:val="0"/>
+        </w:rPr>
+        <w:t xml:space="preserve">- 표 3열. 출처, 상태, 세부. 선언, 판정, 평가, 조립 실측, 실행 이력 다섯 줄이다.</w:t>
+      </w:r>
+    </w:p>
+    <w:p>
+      <w:pPr>
+        <w:widowControl w:val="0"/>
+        <w:spacing w:after="60" w:line="264" w:lineRule="auto"/>
+        <w:ind w:left="1080"/>
+        <w:jc w:val="both"/>
+      </w:pPr>
+      <w:r>
+        <w:rPr>
+          <w:rFonts w:ascii="Malgun Gothic" w:cs="Malgun Gothic" w:eastAsia="Malgun Gothic" w:hAnsi="Malgun Gothic"/>
+          <w:sz w:val="20"/>
+          <w:szCs w:val="20"/>
+          <w:rtl w:val="0"/>
+        </w:rPr>
+        <w:t xml:space="preserve">- 읽은 것은 읽은 파일 경로를 그대로 적고 못 읽은 것은 이유를 적는다.</w:t>
+      </w:r>
+    </w:p>
+    <w:p>
+      <w:pPr>
+        <w:widowControl w:val="0"/>
+        <w:spacing w:after="60" w:line="264" w:lineRule="auto"/>
+        <w:ind w:left="720"/>
+        <w:jc w:val="both"/>
+      </w:pPr>
+      <w:r>
+        <w:rPr>
+          <w:rFonts w:ascii="Malgun Gothic" w:cs="Malgun Gothic" w:eastAsia="Malgun Gothic" w:hAnsi="Malgun Gothic"/>
+          <w:b w:val="1"/>
+          <w:bCs w:val="1"/>
+          <w:sz w:val="20"/>
+          <w:szCs w:val="20"/>
+          <w:rtl w:val="0"/>
+        </w:rPr>
+        <w:t xml:space="preserve">실제 화면</w:t>
       </w:r>
     </w:p>
     <w:p>
@@ -3136,7 +2634,647 @@
           <w:color w:val="595959"/>
           <w:rtl w:val="0"/>
         </w:rPr>
-        <w:t xml:space="preserve">그림 7. 빠른 토글 카드와 편집 폼. revision rev-1을 읽어온 상태다. 지면 때문에 잘랐고 아래로 Team 표와 사유 입력, 검증과 적용 버튼이 이어진다.</w:t>
+        <w:t xml:space="preserve">그림 7. SCR-02 실제 화면 위쪽. 상단 요약과 조립 카드다. 지면 때문에 잘랐고 아래로 판정, 평가, 연결 카드가 이어진다.</w:t>
+      </w:r>
+    </w:p>
+    <w:p>
+      <w:pPr>
+        <w:widowControl w:val="0"/>
+        <w:numPr>
+          <w:ilvl w:val="0"/>
+          <w:numId w:val="1"/>
+        </w:numPr>
+        <w:spacing w:after="200" w:line="276" w:lineRule="auto"/>
+        <w:ind w:left="720" w:hanging="360"/>
+        <w:jc w:val="both"/>
+        <w:rPr>
+          <w:color w:val="0000ff"/>
+        </w:rPr>
+      </w:pPr>
+      <w:r>
+        <w:rPr>
+          <w:rFonts w:ascii="Arial Unicode MS" w:cs="Arial Unicode MS" w:eastAsia="Arial Unicode MS" w:hAnsi="Arial Unicode MS"/>
+          <w:color w:val="0000ff"/>
+          <w:rtl w:val="0"/>
+        </w:rPr>
+        <w:t xml:space="preserve">SCR-03 Composer 구성 관리</w:t>
+      </w:r>
+    </w:p>
+    <w:p>
+      <w:pPr>
+        <w:widowControl w:val="0"/>
+        <w:spacing w:after="60" w:line="264" w:lineRule="auto"/>
+        <w:ind w:left="720"/>
+        <w:jc w:val="both"/>
+      </w:pPr>
+      <w:r>
+        <w:rPr>
+          <w:rFonts w:ascii="Malgun Gothic" w:cs="Malgun Gothic" w:eastAsia="Malgun Gothic" w:hAnsi="Malgun Gothic"/>
+          <w:b w:val="1"/>
+          <w:bCs w:val="1"/>
+          <w:sz w:val="20"/>
+          <w:szCs w:val="20"/>
+          <w:rtl w:val="0"/>
+        </w:rPr>
+        <w:t xml:space="preserve">목적</w:t>
+      </w:r>
+    </w:p>
+    <w:p>
+      <w:pPr>
+        <w:widowControl w:val="0"/>
+        <w:spacing w:after="60" w:line="264" w:lineRule="auto"/>
+        <w:ind w:left="720"/>
+        <w:jc w:val="both"/>
+      </w:pPr>
+      <w:r>
+        <w:rPr>
+          <w:rFonts w:ascii="Malgun Gothic" w:cs="Malgun Gothic" w:eastAsia="Malgun Gothic" w:hAnsi="Malgun Gothic"/>
+          <w:sz w:val="20"/>
+          <w:szCs w:val="20"/>
+          <w:rtl w:val="0"/>
+        </w:rPr>
+        <w:t xml:space="preserve">대상의 구성을 바꾸는 유일한 화면이다. 콘솔은 대상의 Python을 가져오지 않고 대상의 파일도 직접 쓰지 않는다. 대상이 인증하고 검증한 뒤 자기 프로세스 안에서 저장한다.</w:t>
+      </w:r>
+    </w:p>
+    <w:p>
+      <w:pPr>
+        <w:widowControl w:val="0"/>
+        <w:spacing w:after="60" w:line="264" w:lineRule="auto"/>
+        <w:ind w:left="720"/>
+        <w:jc w:val="both"/>
+      </w:pPr>
+      <w:r>
+        <w:rPr>
+          <w:rFonts w:ascii="Malgun Gothic" w:cs="Malgun Gothic" w:eastAsia="Malgun Gothic" w:hAnsi="Malgun Gothic"/>
+          <w:b w:val="1"/>
+          <w:bCs w:val="1"/>
+          <w:sz w:val="20"/>
+          <w:szCs w:val="20"/>
+          <w:rtl w:val="0"/>
+        </w:rPr>
+        <w:t xml:space="preserve">상태 A. 대상에 연결되지 않았을 때</w:t>
+      </w:r>
+    </w:p>
+    <w:p>
+      <w:pPr>
+        <w:widowControl w:val="0"/>
+        <w:spacing w:after="60" w:line="264" w:lineRule="auto"/>
+        <w:ind w:left="1080"/>
+        <w:jc w:val="both"/>
+      </w:pPr>
+      <w:r>
+        <w:rPr>
+          <w:rFonts w:ascii="Malgun Gothic" w:cs="Malgun Gothic" w:eastAsia="Malgun Gothic" w:hAnsi="Malgun Gothic"/>
+          <w:sz w:val="20"/>
+          <w:szCs w:val="20"/>
+          <w:rtl w:val="0"/>
+        </w:rPr>
+        <w:t xml:space="preserve">- 연결 정보가 없다는 경고를 띄운다.</w:t>
+      </w:r>
+    </w:p>
+    <w:p>
+      <w:pPr>
+        <w:widowControl w:val="0"/>
+        <w:spacing w:after="60" w:line="264" w:lineRule="auto"/>
+        <w:ind w:left="1080"/>
+        <w:jc w:val="both"/>
+      </w:pPr>
+      <w:r>
+        <w:rPr>
+          <w:rFonts w:ascii="Malgun Gothic" w:cs="Malgun Gothic" w:eastAsia="Malgun Gothic" w:hAnsi="Malgun Gothic"/>
+          <w:sz w:val="20"/>
+          <w:szCs w:val="20"/>
+          <w:rtl w:val="0"/>
+        </w:rPr>
+        <w:t xml:space="preserve">- 붙이는 방법 안내 카드에 두 단계를 적는다. 대상 서버를 띄우는 것과 환경변수를 주고 콘솔을 다시 시작하는 것이다.</w:t>
+      </w:r>
+    </w:p>
+    <w:p>
+      <w:pPr>
+        <w:widowControl w:val="0"/>
+        <w:spacing w:after="60" w:line="264" w:lineRule="auto"/>
+        <w:ind w:left="1080"/>
+        <w:jc w:val="both"/>
+      </w:pPr>
+      <w:r>
+        <w:rPr>
+          <w:rFonts w:ascii="Malgun Gothic" w:cs="Malgun Gothic" w:eastAsia="Malgun Gothic" w:hAnsi="Malgun Gothic"/>
+          <w:sz w:val="20"/>
+          <w:szCs w:val="20"/>
+          <w:rtl w:val="0"/>
+        </w:rPr>
+        <w:t xml:space="preserve">- 편집 폼은 그리지 않는다. 모르는 상태로 폼을 그리면 사용자가 저장되는 줄 안다.</w:t>
+      </w:r>
+    </w:p>
+    <w:p>
+      <w:pPr>
+        <w:widowControl w:val="0"/>
+        <w:spacing w:after="60" w:line="264" w:lineRule="auto"/>
+        <w:ind w:left="720"/>
+        <w:jc w:val="both"/>
+      </w:pPr>
+      <w:r>
+        <w:rPr>
+          <w:rFonts w:ascii="Malgun Gothic" w:cs="Malgun Gothic" w:eastAsia="Malgun Gothic" w:hAnsi="Malgun Gothic"/>
+          <w:b w:val="1"/>
+          <w:bCs w:val="1"/>
+          <w:sz w:val="20"/>
+          <w:szCs w:val="20"/>
+          <w:rtl w:val="0"/>
+        </w:rPr>
+        <w:t xml:space="preserve">상태 B. 대상에 연결됐을 때</w:t>
+      </w:r>
+    </w:p>
+    <w:p>
+      <w:pPr>
+        <w:widowControl w:val="0"/>
+        <w:spacing w:after="60" w:line="264" w:lineRule="auto"/>
+        <w:ind w:left="1080"/>
+        <w:jc w:val="both"/>
+      </w:pPr>
+      <w:r>
+        <w:rPr>
+          <w:rFonts w:ascii="Malgun Gothic" w:cs="Malgun Gothic" w:eastAsia="Malgun Gothic" w:hAnsi="Malgun Gothic"/>
+          <w:sz w:val="20"/>
+          <w:szCs w:val="20"/>
+          <w:rtl w:val="0"/>
+        </w:rPr>
+        <w:t xml:space="preserve">- 머리 안내. 이 폼은 대상의 인증된 API만 호출하며 여기서 파일을 직접 쓰지 않는다는 문장</w:t>
+      </w:r>
+    </w:p>
+    <w:p>
+      <w:pPr>
+        <w:widowControl w:val="0"/>
+        <w:spacing w:after="60" w:line="264" w:lineRule="auto"/>
+        <w:ind w:left="1080"/>
+        <w:jc w:val="both"/>
+      </w:pPr>
+      <w:r>
+        <w:rPr>
+          <w:rFonts w:ascii="Malgun Gothic" w:cs="Malgun Gothic" w:eastAsia="Malgun Gothic" w:hAnsi="Malgun Gothic"/>
+          <w:sz w:val="20"/>
+          <w:szCs w:val="20"/>
+          <w:rtl w:val="0"/>
+        </w:rPr>
+        <w:t xml:space="preserve">- REVISION 표시. 지금 읽어온 대상 구성의 revision</w:t>
+      </w:r>
+    </w:p>
+    <w:p>
+      <w:pPr>
+        <w:widowControl w:val="0"/>
+        <w:spacing w:after="60" w:line="264" w:lineRule="auto"/>
+        <w:ind w:left="720"/>
+        <w:jc w:val="both"/>
+      </w:pPr>
+      <w:r>
+        <w:rPr>
+          <w:rFonts w:ascii="Malgun Gothic" w:cs="Malgun Gothic" w:eastAsia="Malgun Gothic" w:hAnsi="Malgun Gothic"/>
+          <w:b w:val="1"/>
+          <w:bCs w:val="1"/>
+          <w:sz w:val="20"/>
+          <w:szCs w:val="20"/>
+          <w:rtl w:val="0"/>
+        </w:rPr>
+        <w:t xml:space="preserve">카드. 빠른 토글</w:t>
+      </w:r>
+    </w:p>
+    <w:p>
+      <w:pPr>
+        <w:widowControl w:val="0"/>
+        <w:spacing w:after="60" w:line="264" w:lineRule="auto"/>
+        <w:ind w:left="1080"/>
+        <w:jc w:val="both"/>
+      </w:pPr>
+      <w:r>
+        <w:rPr>
+          <w:rFonts w:ascii="Malgun Gothic" w:cs="Malgun Gothic" w:eastAsia="Malgun Gothic" w:hAnsi="Malgun Gothic"/>
+          <w:sz w:val="20"/>
+          <w:szCs w:val="20"/>
+          <w:rtl w:val="0"/>
+        </w:rPr>
+        <w:t xml:space="preserve">- 등록된 모듈과 Team 하나의 활성 상태만 바꾸는 버튼 목록이다. 새 항목은 만들지 않는다.</w:t>
+      </w:r>
+    </w:p>
+    <w:p>
+      <w:pPr>
+        <w:widowControl w:val="0"/>
+        <w:spacing w:after="60" w:line="264" w:lineRule="auto"/>
+        <w:ind w:left="1080"/>
+        <w:jc w:val="both"/>
+      </w:pPr>
+      <w:r>
+        <w:rPr>
+          <w:rFonts w:ascii="Malgun Gothic" w:cs="Malgun Gothic" w:eastAsia="Malgun Gothic" w:hAnsi="Malgun Gothic"/>
+          <w:sz w:val="20"/>
+          <w:szCs w:val="20"/>
+          <w:rtl w:val="0"/>
+        </w:rPr>
+        <w:t xml:space="preserve">- 각 행은 종류, ID, 상태, 동작 네 칸이다. 상태를 못 읽으면 모름이라 적고 버튼을 그리지 않는다.</w:t>
+      </w:r>
+    </w:p>
+    <w:p>
+      <w:pPr>
+        <w:widowControl w:val="0"/>
+        <w:spacing w:after="60" w:line="264" w:lineRule="auto"/>
+        <w:ind w:left="720"/>
+        <w:jc w:val="both"/>
+      </w:pPr>
+      <w:r>
+        <w:rPr>
+          <w:rFonts w:ascii="Malgun Gothic" w:cs="Malgun Gothic" w:eastAsia="Malgun Gothic" w:hAnsi="Malgun Gothic"/>
+          <w:b w:val="1"/>
+          <w:bCs w:val="1"/>
+          <w:sz w:val="20"/>
+          <w:szCs w:val="20"/>
+          <w:rtl w:val="0"/>
+        </w:rPr>
+        <w:t xml:space="preserve">카드. 모듈</w:t>
+      </w:r>
+    </w:p>
+    <w:p>
+      <w:pPr>
+        <w:widowControl w:val="0"/>
+        <w:spacing w:after="60" w:line="264" w:lineRule="auto"/>
+        <w:ind w:left="1080"/>
+        <w:jc w:val="both"/>
+      </w:pPr>
+      <w:r>
+        <w:rPr>
+          <w:rFonts w:ascii="Malgun Gothic" w:cs="Malgun Gothic" w:eastAsia="Malgun Gothic" w:hAnsi="Malgun Gothic"/>
+          <w:sz w:val="20"/>
+          <w:szCs w:val="20"/>
+          <w:rtl w:val="0"/>
+        </w:rPr>
+        <w:t xml:space="preserve">- 모듈 이름별 체크박스. 부제에 몇 종이 켜졌는지 적는다.</w:t>
+      </w:r>
+    </w:p>
+    <w:p>
+      <w:pPr>
+        <w:widowControl w:val="0"/>
+        <w:spacing w:after="60" w:line="264" w:lineRule="auto"/>
+        <w:ind w:left="1080"/>
+        <w:jc w:val="both"/>
+      </w:pPr>
+      <w:r>
+        <w:rPr>
+          <w:rFonts w:ascii="Malgun Gothic" w:cs="Malgun Gothic" w:eastAsia="Malgun Gothic" w:hAnsi="Malgun Gothic"/>
+          <w:sz w:val="20"/>
+          <w:szCs w:val="20"/>
+          <w:rtl w:val="0"/>
+        </w:rPr>
+        <w:t xml:space="preserve">- 새 모듈 키를 화면에서 추가할 수 없다. 대상이 준 이름만 다시 그린다.</w:t>
+      </w:r>
+    </w:p>
+    <w:p>
+      <w:pPr>
+        <w:widowControl w:val="0"/>
+        <w:spacing w:after="60" w:line="264" w:lineRule="auto"/>
+        <w:ind w:left="720"/>
+        <w:jc w:val="both"/>
+      </w:pPr>
+      <w:r>
+        <w:rPr>
+          <w:rFonts w:ascii="Malgun Gothic" w:cs="Malgun Gothic" w:eastAsia="Malgun Gothic" w:hAnsi="Malgun Gothic"/>
+          <w:b w:val="1"/>
+          <w:bCs w:val="1"/>
+          <w:sz w:val="20"/>
+          <w:szCs w:val="20"/>
+          <w:rtl w:val="0"/>
+        </w:rPr>
+        <w:t xml:space="preserve">카드. Port</w:t>
+      </w:r>
+    </w:p>
+    <w:p>
+      <w:pPr>
+        <w:widowControl w:val="0"/>
+        <w:spacing w:after="60" w:line="264" w:lineRule="auto"/>
+        <w:ind w:left="1080"/>
+        <w:jc w:val="both"/>
+      </w:pPr>
+      <w:r>
+        <w:rPr>
+          <w:rFonts w:ascii="Malgun Gothic" w:cs="Malgun Gothic" w:eastAsia="Malgun Gothic" w:hAnsi="Malgun Gothic"/>
+          <w:sz w:val="20"/>
+          <w:szCs w:val="20"/>
+          <w:rtl w:val="0"/>
+        </w:rPr>
+        <w:t xml:space="preserve">- Port 이름별 텍스트 입력. 새 Port 종류는 추가할 수 없다.</w:t>
+      </w:r>
+    </w:p>
+    <w:p>
+      <w:pPr>
+        <w:widowControl w:val="0"/>
+        <w:spacing w:after="60" w:line="264" w:lineRule="auto"/>
+        <w:ind w:left="720"/>
+        <w:jc w:val="both"/>
+      </w:pPr>
+      <w:r>
+        <w:rPr>
+          <w:rFonts w:ascii="Malgun Gothic" w:cs="Malgun Gothic" w:eastAsia="Malgun Gothic" w:hAnsi="Malgun Gothic"/>
+          <w:b w:val="1"/>
+          <w:bCs w:val="1"/>
+          <w:sz w:val="20"/>
+          <w:szCs w:val="20"/>
+          <w:rtl w:val="0"/>
+        </w:rPr>
+        <w:t xml:space="preserve">카드. Team</w:t>
+      </w:r>
+    </w:p>
+    <w:p>
+      <w:pPr>
+        <w:widowControl w:val="0"/>
+        <w:spacing w:after="60" w:line="264" w:lineRule="auto"/>
+        <w:ind w:left="1080"/>
+        <w:jc w:val="both"/>
+      </w:pPr>
+      <w:r>
+        <w:rPr>
+          <w:rFonts w:ascii="Malgun Gothic" w:cs="Malgun Gothic" w:eastAsia="Malgun Gothic" w:hAnsi="Malgun Gothic"/>
+          <w:sz w:val="20"/>
+          <w:szCs w:val="20"/>
+          <w:rtl w:val="0"/>
+        </w:rPr>
+        <w:t xml:space="preserve">- 표 4열. team_id 입력, implementation_ref 입력, active 체크박스, 제거 버튼</w:t>
+      </w:r>
+    </w:p>
+    <w:p>
+      <w:pPr>
+        <w:widowControl w:val="0"/>
+        <w:spacing w:after="60" w:line="264" w:lineRule="auto"/>
+        <w:ind w:left="1080"/>
+        <w:jc w:val="both"/>
+      </w:pPr>
+      <w:r>
+        <w:rPr>
+          <w:rFonts w:ascii="Malgun Gothic" w:cs="Malgun Gothic" w:eastAsia="Malgun Gothic" w:hAnsi="Malgun Gothic"/>
+          <w:sz w:val="20"/>
+          <w:szCs w:val="20"/>
+          <w:rtl w:val="0"/>
+        </w:rPr>
+        <w:t xml:space="preserve">- Team 추가 버튼은 team_id가 new_team이고 active가 꺼진 빈 행을 붙인다.</w:t>
+      </w:r>
+    </w:p>
+    <w:p>
+      <w:pPr>
+        <w:widowControl w:val="0"/>
+        <w:spacing w:after="60" w:line="264" w:lineRule="auto"/>
+        <w:ind w:left="1080"/>
+        <w:jc w:val="both"/>
+      </w:pPr>
+      <w:r>
+        <w:rPr>
+          <w:rFonts w:ascii="Malgun Gothic" w:cs="Malgun Gothic" w:eastAsia="Malgun Gothic" w:hAnsi="Malgun Gothic"/>
+          <w:sz w:val="20"/>
+          <w:szCs w:val="20"/>
+          <w:rtl w:val="0"/>
+        </w:rPr>
+        <w:t xml:space="preserve">- 추가와 제거는 대상에 보내지 않는다. 화면의 후보만 바뀌고 적용을 눌러야 저장된다.</w:t>
+      </w:r>
+    </w:p>
+    <w:p>
+      <w:pPr>
+        <w:widowControl w:val="0"/>
+        <w:spacing w:after="60" w:line="264" w:lineRule="auto"/>
+        <w:ind w:left="720"/>
+        <w:jc w:val="both"/>
+      </w:pPr>
+      <w:r>
+        <w:rPr>
+          <w:rFonts w:ascii="Malgun Gothic" w:cs="Malgun Gothic" w:eastAsia="Malgun Gothic" w:hAnsi="Malgun Gothic"/>
+          <w:b w:val="1"/>
+          <w:bCs w:val="1"/>
+          <w:sz w:val="20"/>
+          <w:szCs w:val="20"/>
+          <w:rtl w:val="0"/>
+        </w:rPr>
+        <w:t xml:space="preserve">입력과 버튼</w:t>
+      </w:r>
+    </w:p>
+    <w:p>
+      <w:pPr>
+        <w:widowControl w:val="0"/>
+        <w:spacing w:after="60" w:line="264" w:lineRule="auto"/>
+        <w:ind w:left="1080"/>
+        <w:jc w:val="both"/>
+      </w:pPr>
+      <w:r>
+        <w:rPr>
+          <w:rFonts w:ascii="Malgun Gothic" w:cs="Malgun Gothic" w:eastAsia="Malgun Gothic" w:hAnsi="Malgun Gothic"/>
+          <w:sz w:val="20"/>
+          <w:szCs w:val="20"/>
+          <w:rtl w:val="0"/>
+        </w:rPr>
+        <w:t xml:space="preserve">- 사유 한 줄 입력. 예시 문구는 모듈 구조 설계 테스트다.</w:t>
+      </w:r>
+    </w:p>
+    <w:p>
+      <w:pPr>
+        <w:widowControl w:val="0"/>
+        <w:spacing w:after="60" w:line="264" w:lineRule="auto"/>
+        <w:ind w:left="1080"/>
+        <w:jc w:val="both"/>
+      </w:pPr>
+      <w:r>
+        <w:rPr>
+          <w:rFonts w:ascii="Malgun Gothic" w:cs="Malgun Gothic" w:eastAsia="Malgun Gothic" w:hAnsi="Malgun Gothic"/>
+          <w:sz w:val="20"/>
+          <w:szCs w:val="20"/>
+          <w:rtl w:val="0"/>
+        </w:rPr>
+        <w:t xml:space="preserve">- 검증 버튼. 저장하지 않고 대상의 검증만 받는다.</w:t>
+      </w:r>
+    </w:p>
+    <w:p>
+      <w:pPr>
+        <w:widowControl w:val="0"/>
+        <w:spacing w:after="60" w:line="264" w:lineRule="auto"/>
+        <w:ind w:left="1080"/>
+        <w:jc w:val="both"/>
+      </w:pPr>
+      <w:r>
+        <w:rPr>
+          <w:rFonts w:ascii="Malgun Gothic" w:cs="Malgun Gothic" w:eastAsia="Malgun Gothic" w:hAnsi="Malgun Gothic"/>
+          <w:sz w:val="20"/>
+          <w:szCs w:val="20"/>
+          <w:rtl w:val="0"/>
+        </w:rPr>
+        <w:t xml:space="preserve">- 적용 버튼. 사유가 비어 있으면 보내지 않고 사유를 적으라고 띄운다.</w:t>
+      </w:r>
+    </w:p>
+    <w:p>
+      <w:pPr>
+        <w:widowControl w:val="0"/>
+        <w:spacing w:after="60" w:line="264" w:lineRule="auto"/>
+        <w:ind w:left="720"/>
+        <w:jc w:val="both"/>
+      </w:pPr>
+      <w:r>
+        <w:rPr>
+          <w:rFonts w:ascii="Malgun Gothic" w:cs="Malgun Gothic" w:eastAsia="Malgun Gothic" w:hAnsi="Malgun Gothic"/>
+          <w:b w:val="1"/>
+          <w:bCs w:val="1"/>
+          <w:sz w:val="20"/>
+          <w:szCs w:val="20"/>
+          <w:rtl w:val="0"/>
+        </w:rPr>
+        <w:t xml:space="preserve">결과 표시</w:t>
+      </w:r>
+    </w:p>
+    <w:p>
+      <w:pPr>
+        <w:widowControl w:val="0"/>
+        <w:spacing w:after="60" w:line="264" w:lineRule="auto"/>
+        <w:ind w:left="1080"/>
+        <w:jc w:val="both"/>
+      </w:pPr>
+      <w:r>
+        <w:rPr>
+          <w:rFonts w:ascii="Malgun Gothic" w:cs="Malgun Gothic" w:eastAsia="Malgun Gothic" w:hAnsi="Malgun Gothic"/>
+          <w:sz w:val="20"/>
+          <w:szCs w:val="20"/>
+          <w:rtl w:val="0"/>
+        </w:rPr>
+        <w:t xml:space="preserve">- 적용됨. 새 revision 값을 함께 보여준다.</w:t>
+      </w:r>
+    </w:p>
+    <w:p>
+      <w:pPr>
+        <w:widowControl w:val="0"/>
+        <w:spacing w:after="60" w:line="264" w:lineRule="auto"/>
+        <w:ind w:left="1080"/>
+        <w:jc w:val="both"/>
+      </w:pPr>
+      <w:r>
+        <w:rPr>
+          <w:rFonts w:ascii="Malgun Gothic" w:cs="Malgun Gothic" w:eastAsia="Malgun Gothic" w:hAnsi="Malgun Gothic"/>
+          <w:sz w:val="20"/>
+          <w:szCs w:val="20"/>
+          <w:rtl w:val="0"/>
+        </w:rPr>
+        <w:t xml:space="preserve">- 검증됨. 통과한 revision을 보여준다.</w:t>
+      </w:r>
+    </w:p>
+    <w:p>
+      <w:pPr>
+        <w:widowControl w:val="0"/>
+        <w:spacing w:after="60" w:line="264" w:lineRule="auto"/>
+        <w:ind w:left="1080"/>
+        <w:jc w:val="both"/>
+      </w:pPr>
+      <w:r>
+        <w:rPr>
+          <w:rFonts w:ascii="Malgun Gothic" w:cs="Malgun Gothic" w:eastAsia="Malgun Gothic" w:hAnsi="Malgun Gothic"/>
+          <w:sz w:val="20"/>
+          <w:szCs w:val="20"/>
+          <w:rtl w:val="0"/>
+        </w:rPr>
+        <w:t xml:space="preserve">- 검증 실패. 대상이 준 오류 문장을 이어 붙여 보여준다.</w:t>
+      </w:r>
+    </w:p>
+    <w:p>
+      <w:pPr>
+        <w:widowControl w:val="0"/>
+        <w:spacing w:after="60" w:line="264" w:lineRule="auto"/>
+        <w:ind w:left="1080"/>
+        <w:jc w:val="both"/>
+      </w:pPr>
+      <w:r>
+        <w:rPr>
+          <w:rFonts w:ascii="Malgun Gothic" w:cs="Malgun Gothic" w:eastAsia="Malgun Gothic" w:hAnsi="Malgun Gothic"/>
+          <w:sz w:val="20"/>
+          <w:szCs w:val="20"/>
+          <w:rtl w:val="0"/>
+        </w:rPr>
+        <w:t xml:space="preserve">- 충돌. 다른 사람이 먼저 바꿔 revision이 달라진 경우다. 덮어쓰지 않는다.</w:t>
+      </w:r>
+    </w:p>
+    <w:p>
+      <w:pPr>
+        <w:widowControl w:val="0"/>
+        <w:spacing w:after="60" w:line="264" w:lineRule="auto"/>
+        <w:ind w:left="720"/>
+        <w:jc w:val="both"/>
+      </w:pPr>
+      <w:r>
+        <w:rPr>
+          <w:rFonts w:ascii="Malgun Gothic" w:cs="Malgun Gothic" w:eastAsia="Malgun Gothic" w:hAnsi="Malgun Gothic"/>
+          <w:b w:val="1"/>
+          <w:bCs w:val="1"/>
+          <w:sz w:val="20"/>
+          <w:szCs w:val="20"/>
+          <w:rtl w:val="0"/>
+        </w:rPr>
+        <w:t xml:space="preserve">읽기 전용 카드</w:t>
+      </w:r>
+    </w:p>
+    <w:p>
+      <w:pPr>
+        <w:widowControl w:val="0"/>
+        <w:spacing w:after="60" w:line="264" w:lineRule="auto"/>
+        <w:ind w:left="1080"/>
+        <w:jc w:val="both"/>
+      </w:pPr>
+      <w:r>
+        <w:rPr>
+          <w:rFonts w:ascii="Malgun Gothic" w:cs="Malgun Gothic" w:eastAsia="Malgun Gothic" w:hAnsi="Malgun Gothic"/>
+          <w:sz w:val="20"/>
+          <w:szCs w:val="20"/>
+          <w:rtl w:val="0"/>
+        </w:rPr>
+        <w:t xml:space="preserve">- 구조와 실행 순서. 지금 읽은 설정을 흐름도로 투영한다. 꺼진 모듈은 꺼진 채로 표시한다.</w:t>
+      </w:r>
+    </w:p>
+    <w:p>
+      <w:pPr>
+        <w:widowControl w:val="0"/>
+        <w:spacing w:after="60" w:line="264" w:lineRule="auto"/>
+        <w:ind w:left="1080"/>
+        <w:jc w:val="both"/>
+      </w:pPr>
+      <w:r>
+        <w:rPr>
+          <w:rFonts w:ascii="Malgun Gothic" w:cs="Malgun Gothic" w:eastAsia="Malgun Gothic" w:hAnsi="Malgun Gothic"/>
+          <w:sz w:val="20"/>
+          <w:szCs w:val="20"/>
+          <w:rtl w:val="0"/>
+        </w:rPr>
+        <w:t xml:space="preserve">- 컴포넌트. 여기서 끌 수 없는 고정 구성요소 목록이다.</w:t>
+      </w:r>
+    </w:p>
+    <w:p>
+      <w:pPr>
+        <w:widowControl w:val="0"/>
+        <w:spacing w:after="60" w:line="264" w:lineRule="auto"/>
+        <w:ind w:left="1080"/>
+        <w:jc w:val="both"/>
+      </w:pPr>
+      <w:r>
+        <w:rPr>
+          <w:rFonts w:ascii="Malgun Gothic" w:cs="Malgun Gothic" w:eastAsia="Malgun Gothic" w:hAnsi="Malgun Gothic"/>
+          <w:sz w:val="20"/>
+          <w:szCs w:val="20"/>
+          <w:rtl w:val="0"/>
+        </w:rPr>
+        <w:t xml:space="preserve">- 원본 JSON. 대조용으로 접어 둔다.</w:t>
+      </w:r>
+    </w:p>
+    <w:p>
+      <w:pPr>
+        <w:widowControl w:val="0"/>
+        <w:spacing w:after="60" w:line="264" w:lineRule="auto"/>
+        <w:ind w:left="720"/>
+        <w:jc w:val="both"/>
+      </w:pPr>
+      <w:r>
+        <w:rPr>
+          <w:rFonts w:ascii="Malgun Gothic" w:cs="Malgun Gothic" w:eastAsia="Malgun Gothic" w:hAnsi="Malgun Gothic"/>
+          <w:b w:val="1"/>
+          <w:bCs w:val="1"/>
+          <w:sz w:val="20"/>
+          <w:szCs w:val="20"/>
+          <w:rtl w:val="0"/>
+        </w:rPr>
+        <w:t xml:space="preserve">실제 화면. 상태 A, 대상에 연결되지 않았을 때</w:t>
       </w:r>
     </w:p>
     <w:p>
@@ -3150,7 +3288,7 @@
         </w:rPr>
         <w:drawing>
           <wp:inline xmlns:wp="http://schemas.openxmlformats.org/drawingml/2006/wordprocessingDrawing" distT="0" distB="0" distL="0" distR="0">
-            <wp:extent cx="5486400" cy="1894360"/>
+            <wp:extent cx="5760720" cy="3236477"/>
             <wp:effectExtent l="0" t="0" r="0" b="0"/>
             <wp:docPr id="908" name="그림 8"/>
             <a:graphic xmlns:a="http://schemas.openxmlformats.org/drawingml/2006/main">
@@ -3169,7 +3307,7 @@
                   <pic:spPr>
                     <a:xfrm>
                       <a:off x="0" y="0"/>
-                      <a:ext cx="5486400" cy="1894360"/>
+                      <a:ext cx="5760720" cy="3236477"/>
                     </a:xfrm>
                     <a:prstGeom prst="rect">
                       <a:avLst/>
@@ -3195,7 +3333,26 @@
           <w:color w:val="595959"/>
           <w:rtl w:val="0"/>
         </w:rPr>
-        <w:t xml:space="preserve">그림 8. 빠른 토글 카드만 확대한 것. 켜진 항목에는 끄기, 꺼진 항목에는 켜기 버튼이 붙는다. 사유는 필수다.</w:t>
+        <w:t xml:space="preserve">그림 8. 편집 폼을 그리지 않고 붙이는 방법만 안내한다. 모르는 상태로 폼을 그리면 사용자가 저장되는 줄 안다.</w:t>
+      </w:r>
+    </w:p>
+    <w:p>
+      <w:pPr>
+        <w:widowControl w:val="0"/>
+        <w:spacing w:after="60" w:line="264" w:lineRule="auto"/>
+        <w:ind w:left="720"/>
+        <w:jc w:val="both"/>
+      </w:pPr>
+      <w:r>
+        <w:rPr>
+          <w:rFonts w:ascii="Malgun Gothic" w:cs="Malgun Gothic" w:eastAsia="Malgun Gothic" w:hAnsi="Malgun Gothic"/>
+          <w:b w:val="1"/>
+          <w:bCs w:val="1"/>
+          <w:sz w:val="20"/>
+          <w:szCs w:val="20"/>
+          <w:rtl w:val="0"/>
+        </w:rPr>
+        <w:t xml:space="preserve">실제 화면. 상태 B, 대상에 연결됐을 때</w:t>
       </w:r>
     </w:p>
     <w:p>
@@ -3254,7 +3411,125 @@
           <w:color w:val="595959"/>
           <w:rtl w:val="0"/>
         </w:rPr>
-        <w:t xml:space="preserve">그림 9. 구조와 실행 순서 카드. 지금 읽은 설정을 아홉 단계 흐름으로 투영한다. 꺼진 모듈은 취소선으로 표시된다.</w:t>
+        <w:t xml:space="preserve">그림 9. 빠른 토글 카드와 편집 폼. revision rev-1을 읽어온 상태다. 지면 때문에 잘랐고 아래로 Team 표와 사유 입력, 검증과 적용 버튼이 이어진다.</w:t>
+      </w:r>
+    </w:p>
+    <w:p>
+      <w:pPr>
+        <w:jc w:val="center"/>
+        <w:spacing w:before="120" w:after="60"/>
+      </w:pPr>
+      <w:r>
+        <w:rPr>
+          <w:noProof/>
+        </w:rPr>
+        <w:drawing>
+          <wp:inline xmlns:wp="http://schemas.openxmlformats.org/drawingml/2006/wordprocessingDrawing" distT="0" distB="0" distL="0" distR="0">
+            <wp:extent cx="5486400" cy="1894360"/>
+            <wp:effectExtent l="0" t="0" r="0" b="0"/>
+            <wp:docPr id="910" name="그림 10"/>
+            <a:graphic xmlns:a="http://schemas.openxmlformats.org/drawingml/2006/main">
+              <a:graphicData uri="http://schemas.openxmlformats.org/drawingml/2006/picture">
+                <pic:pic xmlns:pic="http://schemas.openxmlformats.org/drawingml/2006/picture">
+                  <pic:nvPicPr>
+                    <pic:cNvPr id="910" name="그림 10"/>
+                    <pic:cNvPicPr/>
+                  </pic:nvPicPr>
+                  <pic:blipFill>
+                    <a:blip xmlns:r="http://schemas.openxmlformats.org/officeDocument/2006/relationships" r:embed="rIdIMG510"/>
+                    <a:stretch>
+                      <a:fillRect/>
+                    </a:stretch>
+                  </pic:blipFill>
+                  <pic:spPr>
+                    <a:xfrm>
+                      <a:off x="0" y="0"/>
+                      <a:ext cx="5486400" cy="1894360"/>
+                    </a:xfrm>
+                    <a:prstGeom prst="rect">
+                      <a:avLst/>
+                    </a:prstGeom>
+                  </pic:spPr>
+                </pic:pic>
+              </a:graphicData>
+            </a:graphic>
+          </wp:inline>
+        </w:drawing>
+      </w:r>
+    </w:p>
+    <w:p>
+      <w:pPr>
+        <w:jc w:val="center"/>
+        <w:spacing w:after="180"/>
+      </w:pPr>
+      <w:r>
+        <w:rPr>
+          <w:rFonts w:ascii="Malgun Gothic" w:cs="Malgun Gothic" w:eastAsia="Malgun Gothic" w:hAnsi="Malgun Gothic"/>
+          <w:sz w:val="17"/>
+          <w:szCs w:val="17"/>
+          <w:color w:val="595959"/>
+          <w:rtl w:val="0"/>
+        </w:rPr>
+        <w:t xml:space="preserve">그림 10. 빠른 토글 카드만 확대한 것. 켜진 항목에는 끄기, 꺼진 항목에는 켜기 버튼이 붙는다. 사유는 필수다.</w:t>
+      </w:r>
+    </w:p>
+    <w:p>
+      <w:pPr>
+        <w:jc w:val="center"/>
+        <w:spacing w:before="120" w:after="60"/>
+      </w:pPr>
+      <w:r>
+        <w:rPr>
+          <w:noProof/>
+        </w:rPr>
+        <w:drawing>
+          <wp:inline xmlns:wp="http://schemas.openxmlformats.org/drawingml/2006/wordprocessingDrawing" distT="0" distB="0" distL="0" distR="0">
+            <wp:extent cx="5760720" cy="4440991"/>
+            <wp:effectExtent l="0" t="0" r="0" b="0"/>
+            <wp:docPr id="911" name="그림 11"/>
+            <a:graphic xmlns:a="http://schemas.openxmlformats.org/drawingml/2006/main">
+              <a:graphicData uri="http://schemas.openxmlformats.org/drawingml/2006/picture">
+                <pic:pic xmlns:pic="http://schemas.openxmlformats.org/drawingml/2006/picture">
+                  <pic:nvPicPr>
+                    <pic:cNvPr id="911" name="그림 11"/>
+                    <pic:cNvPicPr/>
+                  </pic:nvPicPr>
+                  <pic:blipFill>
+                    <a:blip xmlns:r="http://schemas.openxmlformats.org/officeDocument/2006/relationships" r:embed="rIdIMG511"/>
+                    <a:stretch>
+                      <a:fillRect/>
+                    </a:stretch>
+                  </pic:blipFill>
+                  <pic:spPr>
+                    <a:xfrm>
+                      <a:off x="0" y="0"/>
+                      <a:ext cx="5760720" cy="4440991"/>
+                    </a:xfrm>
+                    <a:prstGeom prst="rect">
+                      <a:avLst/>
+                    </a:prstGeom>
+                  </pic:spPr>
+                </pic:pic>
+              </a:graphicData>
+            </a:graphic>
+          </wp:inline>
+        </w:drawing>
+      </w:r>
+    </w:p>
+    <w:p>
+      <w:pPr>
+        <w:jc w:val="center"/>
+        <w:spacing w:after="180"/>
+      </w:pPr>
+      <w:r>
+        <w:rPr>
+          <w:rFonts w:ascii="Malgun Gothic" w:cs="Malgun Gothic" w:eastAsia="Malgun Gothic" w:hAnsi="Malgun Gothic"/>
+          <w:sz w:val="17"/>
+          <w:szCs w:val="17"/>
+          <w:color w:val="595959"/>
+          <w:rtl w:val="0"/>
+        </w:rPr>
+        <w:t xml:space="preserve">그림 11. 구조와 실행 순서 카드. 지금 읽은 설정을 아홉 단계 흐름으로 투영한다. 꺼진 모듈은 취소선으로 표시된다.</w:t>
       </w:r>
     </w:p>
     <w:p>
@@ -3562,7 +3837,7 @@
           <w:szCs w:val="20"/>
           <w:rtl w:val="0"/>
         </w:rPr>
-        <w:t xml:space="preserve">- 연동 목업 원본. program/plan/diagram/screens/mockup_shop_cs.html</w:t>
+        <w:t xml:space="preserve">- 목업 원본. screens 폴더의 mockup_platform_product.html, mockup_shop_cs.html, mockup_personal_agent_mcp.html</w:t>
       </w:r>
     </w:p>
     <w:p>

--- a/program/산출물양식/[모델배포] 화면설계서_A-COPilot.docx
+++ b/program/산출물양식/[모델배포] 화면설계서_A-COPilot.docx
@@ -819,30 +819,206 @@
       <w:r>
         <w:rPr>
           <w:rFonts w:ascii="Malgun Gothic" w:cs="Malgun Gothic" w:eastAsia="Malgun Gothic" w:hAnsi="Malgun Gothic"/>
+          <w:sz w:val="20"/>
+          <w:szCs w:val="20"/>
+          <w:rtl w:val="0"/>
+        </w:rPr>
+        <w:t xml:space="preserve">이 문서는 운영자가 쓰는 개발 콘솔의 화면을 정의한다. 고객이 쓰는 화면이 아니라 운영과 감독을 위한 화면이다. 화면은 세 개이며 모두 같은 상단 메뉴를 공유한다.</w:t>
+      </w:r>
+    </w:p>
+    <w:p>
+      <w:pPr>
+        <w:widowControl w:val="0"/>
+        <w:spacing w:after="60" w:line="264" w:lineRule="auto"/>
+        <w:ind w:left="720"/>
+        <w:jc w:val="both"/>
+      </w:pPr>
+      <w:r>
+        <w:rPr>
+          <w:rFonts w:ascii="Malgun Gothic" w:cs="Malgun Gothic" w:eastAsia="Malgun Gothic" w:hAnsi="Malgun Gothic"/>
           <w:b w:val="1"/>
           <w:bCs w:val="1"/>
           <w:sz w:val="20"/>
           <w:szCs w:val="20"/>
           <w:rtl w:val="0"/>
         </w:rPr>
-        <w:t xml:space="preserve">이 제품에서 화면이 맡는 자리</w:t>
-      </w:r>
-    </w:p>
-    <w:p>
-      <w:pPr>
-        <w:widowControl w:val="0"/>
-        <w:spacing w:after="60" w:line="264" w:lineRule="auto"/>
-        <w:ind w:left="720"/>
-        <w:jc w:val="both"/>
-      </w:pPr>
-      <w:r>
-        <w:rPr>
-          <w:rFonts w:ascii="Malgun Gothic" w:cs="Malgun Gothic" w:eastAsia="Malgun Gothic" w:hAnsi="Malgun Gothic"/>
-          <w:sz w:val="20"/>
-          <w:szCs w:val="20"/>
-          <w:rtl w:val="0"/>
-        </w:rPr>
-        <w:t xml:space="preserve">A-COP는 고정된 실행기 하나 위에 업무 팩을 갈아 끼우는 구조다. 그 갈아 끼우는 일을 사람이 화면에서 한다. 그래서 화면이 곧 제품이 어디까지 구성 가능한지를 말한다. 무엇을 켜고 끌 수 있고 무엇을 추가할 수 있는지가 이 문서의 설계 대상이다.</w:t>
+        <w:t xml:space="preserve">화면 목록</w:t>
+      </w:r>
+    </w:p>
+    <w:p>
+      <w:pPr>
+        <w:widowControl w:val="0"/>
+        <w:spacing w:after="60" w:line="264" w:lineRule="auto"/>
+        <w:ind w:left="1080"/>
+        <w:jc w:val="both"/>
+      </w:pPr>
+      <w:r>
+        <w:rPr>
+          <w:rFonts w:ascii="Malgun Gothic" w:cs="Malgun Gothic" w:eastAsia="Malgun Gothic" w:hAnsi="Malgun Gothic"/>
+          <w:sz w:val="20"/>
+          <w:szCs w:val="20"/>
+          <w:rtl w:val="0"/>
+        </w:rPr>
+        <w:t xml:space="preserve">- SCR-01 프로젝트 목록. GET / . 폴더를 훑어 어느 것이 A-COP 프로젝트인지 판별한다.</w:t>
+      </w:r>
+    </w:p>
+    <w:p>
+      <w:pPr>
+        <w:widowControl w:val="0"/>
+        <w:spacing w:after="60" w:line="264" w:lineRule="auto"/>
+        <w:ind w:left="1080"/>
+        <w:jc w:val="both"/>
+      </w:pPr>
+      <w:r>
+        <w:rPr>
+          <w:rFonts w:ascii="Malgun Gothic" w:cs="Malgun Gothic" w:eastAsia="Malgun Gothic" w:hAnsi="Malgun Gothic"/>
+          <w:sz w:val="20"/>
+          <w:szCs w:val="20"/>
+          <w:rtl w:val="0"/>
+        </w:rPr>
+        <w:t xml:space="preserve">- SCR-02 프로젝트 조립 현황. GET /project?path= . 선언된 모듈과 Team과 Port, DoD 판정, 평가 실행 이력을 읽기 전용으로 보여준다.</w:t>
+      </w:r>
+    </w:p>
+    <w:p>
+      <w:pPr>
+        <w:widowControl w:val="0"/>
+        <w:spacing w:after="60" w:line="264" w:lineRule="auto"/>
+        <w:ind w:left="1080"/>
+        <w:jc w:val="both"/>
+      </w:pPr>
+      <w:r>
+        <w:rPr>
+          <w:rFonts w:ascii="Malgun Gothic" w:cs="Malgun Gothic" w:eastAsia="Malgun Gothic" w:hAnsi="Malgun Gothic"/>
+          <w:sz w:val="20"/>
+          <w:szCs w:val="20"/>
+          <w:rtl w:val="0"/>
+        </w:rPr>
+        <w:t xml:space="preserve">- SCR-03 Composer 구성 관리. GET, POST /composer 와 POST /composer/toggle . 대상의 구성을 바꾸는 유일한 화면이다.</w:t>
+      </w:r>
+    </w:p>
+    <w:p>
+      <w:pPr>
+        <w:widowControl w:val="0"/>
+        <w:spacing w:after="60" w:line="264" w:lineRule="auto"/>
+        <w:ind w:left="720"/>
+        <w:jc w:val="both"/>
+      </w:pPr>
+      <w:r>
+        <w:rPr>
+          <w:rFonts w:ascii="Malgun Gothic" w:cs="Malgun Gothic" w:eastAsia="Malgun Gothic" w:hAnsi="Malgun Gothic"/>
+          <w:b w:val="1"/>
+          <w:bCs w:val="1"/>
+          <w:sz w:val="20"/>
+          <w:szCs w:val="20"/>
+          <w:rtl w:val="0"/>
+        </w:rPr>
+        <w:t xml:space="preserve">사용자</w:t>
+      </w:r>
+    </w:p>
+    <w:p>
+      <w:pPr>
+        <w:widowControl w:val="0"/>
+        <w:spacing w:after="60" w:line="264" w:lineRule="auto"/>
+        <w:ind w:left="1080"/>
+        <w:jc w:val="both"/>
+      </w:pPr>
+      <w:r>
+        <w:rPr>
+          <w:rFonts w:ascii="Malgun Gothic" w:cs="Malgun Gothic" w:eastAsia="Malgun Gothic" w:hAnsi="Malgun Gothic"/>
+          <w:sz w:val="20"/>
+          <w:szCs w:val="20"/>
+          <w:rtl w:val="0"/>
+        </w:rPr>
+        <w:t xml:space="preserve">- 운영자와 상담 관리자. Case 처리 상태와 승인 대기를 감독한다.</w:t>
+      </w:r>
+    </w:p>
+    <w:p>
+      <w:pPr>
+        <w:widowControl w:val="0"/>
+        <w:spacing w:after="60" w:line="264" w:lineRule="auto"/>
+        <w:ind w:left="1080"/>
+        <w:jc w:val="both"/>
+      </w:pPr>
+      <w:r>
+        <w:rPr>
+          <w:rFonts w:ascii="Malgun Gothic" w:cs="Malgun Gothic" w:eastAsia="Malgun Gothic" w:hAnsi="Malgun Gothic"/>
+          <w:sz w:val="20"/>
+          <w:szCs w:val="20"/>
+          <w:rtl w:val="0"/>
+        </w:rPr>
+        <w:t xml:space="preserve">- 개발과 검증 담당. 조립 상태와 평가 결과를 확인하고 구성을 바꾼다.</w:t>
+      </w:r>
+    </w:p>
+    <w:p>
+      <w:pPr>
+        <w:widowControl w:val="0"/>
+        <w:spacing w:after="60" w:line="264" w:lineRule="auto"/>
+        <w:ind w:left="720"/>
+        <w:jc w:val="both"/>
+      </w:pPr>
+      <w:r>
+        <w:rPr>
+          <w:rFonts w:ascii="Malgun Gothic" w:cs="Malgun Gothic" w:eastAsia="Malgun Gothic" w:hAnsi="Malgun Gothic"/>
+          <w:b w:val="1"/>
+          <w:bCs w:val="1"/>
+          <w:sz w:val="20"/>
+          <w:szCs w:val="20"/>
+          <w:rtl w:val="0"/>
+        </w:rPr>
+        <w:t xml:space="preserve">전제</w:t>
+      </w:r>
+    </w:p>
+    <w:p>
+      <w:pPr>
+        <w:widowControl w:val="0"/>
+        <w:spacing w:after="60" w:line="264" w:lineRule="auto"/>
+        <w:ind w:left="720"/>
+        <w:jc w:val="both"/>
+      </w:pPr>
+      <w:r>
+        <w:rPr>
+          <w:rFonts w:ascii="Malgun Gothic" w:cs="Malgun Gothic" w:eastAsia="Malgun Gothic" w:hAnsi="Malgun Gothic"/>
+          <w:sz w:val="20"/>
+          <w:szCs w:val="20"/>
+          <w:rtl w:val="0"/>
+        </w:rPr>
+        <w:t xml:space="preserve">대상 시스템이 떠 있지 않아도 콘솔은 뜬다. 못 읽은 자료는 빈 화면이 아니라 무엇을 왜 못 읽었는지 적는다. 이것이 이 콘솔의 존재 이유다.</w:t>
+      </w:r>
+    </w:p>
+    <w:p>
+      <w:pPr>
+        <w:widowControl w:val="0"/>
+        <w:spacing w:after="60" w:line="264" w:lineRule="auto"/>
+        <w:ind w:left="720"/>
+        <w:jc w:val="both"/>
+      </w:pPr>
+      <w:r>
+        <w:rPr>
+          <w:rFonts w:ascii="Malgun Gothic" w:cs="Malgun Gothic" w:eastAsia="Malgun Gothic" w:hAnsi="Malgun Gothic"/>
+          <w:b w:val="1"/>
+          <w:bCs w:val="1"/>
+          <w:sz w:val="20"/>
+          <w:szCs w:val="20"/>
+          <w:rtl w:val="0"/>
+        </w:rPr>
+        <w:t xml:space="preserve">고객이 보는 쪽은 따로 있다</w:t>
+      </w:r>
+    </w:p>
+    <w:p>
+      <w:pPr>
+        <w:widowControl w:val="0"/>
+        <w:spacing w:after="60" w:line="264" w:lineRule="auto"/>
+        <w:ind w:left="720"/>
+        <w:jc w:val="both"/>
+      </w:pPr>
+      <w:r>
+        <w:rPr>
+          <w:rFonts w:ascii="Malgun Gothic" w:cs="Malgun Gothic" w:eastAsia="Malgun Gothic" w:hAnsi="Malgun Gothic"/>
+          <w:sz w:val="20"/>
+          <w:szCs w:val="20"/>
+          <w:rtl w:val="0"/>
+        </w:rPr>
+        <w:t xml:space="preserve">위 세 화면은 운영자용이다. 고객은 검증 쇼핑몰의 주문 내역 화면에서 상담 위젯을 연다. 위젯이 보내는 문의가 A-COP의 Case가 되고 답변에는 근거가 함께 붙는다. 아래는 그 연동을 확인하려고 만든 목업이다. 실제 화면이 아니다.</w:t>
       </w:r>
     </w:p>
     <w:p>
@@ -856,7 +1032,7 @@
         </w:rPr>
         <w:drawing>
           <wp:inline xmlns:wp="http://schemas.openxmlformats.org/drawingml/2006/wordprocessingDrawing" distT="0" distB="0" distL="0" distR="0">
-            <wp:extent cx="5852160" cy="3567929"/>
+            <wp:extent cx="5852160" cy="4426875"/>
             <wp:effectExtent l="0" t="0" r="0" b="0"/>
             <wp:docPr id="901" name="그림 1"/>
             <a:graphic xmlns:a="http://schemas.openxmlformats.org/drawingml/2006/main">
@@ -875,7 +1051,7 @@
                   <pic:spPr>
                     <a:xfrm>
                       <a:off x="0" y="0"/>
-                      <a:ext cx="5852160" cy="3567929"/>
+                      <a:ext cx="5852160" cy="4426875"/>
                     </a:xfrm>
                     <a:prstGeom prst="rect">
                       <a:avLst/>
@@ -901,24 +1077,7 @@
           <w:color w:val="595959"/>
           <w:rtl w:val="0"/>
         </w:rPr>
-        <w:t xml:space="preserve">그림 1. 제품 구조와 구성 화면. 위 세 칸이 Registry에 등록되는 슬롯이고 아래가 바뀌지 않는 실행기다. 슬롯을 다루는 화면이 Composer다.</w:t>
-      </w:r>
-    </w:p>
-    <w:p>
-      <w:pPr>
-        <w:widowControl w:val="0"/>
-        <w:spacing w:after="60" w:line="264" w:lineRule="auto"/>
-        <w:ind w:left="720"/>
-        <w:jc w:val="both"/>
-      </w:pPr>
-      <w:r>
-        <w:rPr>
-          <w:rFonts w:ascii="Malgun Gothic" w:cs="Malgun Gothic" w:eastAsia="Malgun Gothic" w:hAnsi="Malgun Gothic"/>
-          <w:sz w:val="20"/>
-          <w:szCs w:val="20"/>
-          <w:rtl w:val="0"/>
-        </w:rPr>
-        <w:t xml:space="preserve">이 문서는 운영자가 쓰는 개발 콘솔의 화면을 정의한다. 고객이 쓰는 화면이 아니라 운영과 감독을 위한 화면이다. 화면은 세 개이며 모두 같은 상단 메뉴를 공유한다.</w:t>
+        <w:t xml:space="preserve">그림 1. 검증 쇼핑몰과 A-COP 연동 목업. 왼쪽이 고객이 보는 주문 내역, 오른쪽이 그 자리에서 열리는 상담 위젯이다. 아래는 문의 한 건이 지나는 여섯 단계다.</w:t>
       </w:r>
     </w:p>
     <w:p>
@@ -937,183 +1096,24 @@
           <w:szCs w:val="20"/>
           <w:rtl w:val="0"/>
         </w:rPr>
-        <w:t xml:space="preserve">화면 목록</w:t>
-      </w:r>
-    </w:p>
-    <w:p>
-      <w:pPr>
-        <w:widowControl w:val="0"/>
-        <w:spacing w:after="60" w:line="264" w:lineRule="auto"/>
-        <w:ind w:left="1080"/>
-        <w:jc w:val="both"/>
-      </w:pPr>
-      <w:r>
-        <w:rPr>
-          <w:rFonts w:ascii="Malgun Gothic" w:cs="Malgun Gothic" w:eastAsia="Malgun Gothic" w:hAnsi="Malgun Gothic"/>
-          <w:sz w:val="20"/>
-          <w:szCs w:val="20"/>
-          <w:rtl w:val="0"/>
-        </w:rPr>
-        <w:t xml:space="preserve">- SCR-01 프로젝트 목록. GET / . 폴더를 훑어 어느 것이 A-COP 프로젝트인지 판별한다.</w:t>
-      </w:r>
-    </w:p>
-    <w:p>
-      <w:pPr>
-        <w:widowControl w:val="0"/>
-        <w:spacing w:after="60" w:line="264" w:lineRule="auto"/>
-        <w:ind w:left="1080"/>
-        <w:jc w:val="both"/>
-      </w:pPr>
-      <w:r>
-        <w:rPr>
-          <w:rFonts w:ascii="Malgun Gothic" w:cs="Malgun Gothic" w:eastAsia="Malgun Gothic" w:hAnsi="Malgun Gothic"/>
-          <w:sz w:val="20"/>
-          <w:szCs w:val="20"/>
-          <w:rtl w:val="0"/>
-        </w:rPr>
-        <w:t xml:space="preserve">- SCR-02 프로젝트 조립 현황. GET /project?path= . 선언된 모듈과 Team과 Port, DoD 판정, 평가 실행 이력을 읽기 전용으로 보여준다.</w:t>
-      </w:r>
-    </w:p>
-    <w:p>
-      <w:pPr>
-        <w:widowControl w:val="0"/>
-        <w:spacing w:after="60" w:line="264" w:lineRule="auto"/>
-        <w:ind w:left="1080"/>
-        <w:jc w:val="both"/>
-      </w:pPr>
-      <w:r>
-        <w:rPr>
-          <w:rFonts w:ascii="Malgun Gothic" w:cs="Malgun Gothic" w:eastAsia="Malgun Gothic" w:hAnsi="Malgun Gothic"/>
-          <w:sz w:val="20"/>
-          <w:szCs w:val="20"/>
-          <w:rtl w:val="0"/>
-        </w:rPr>
-        <w:t xml:space="preserve">- SCR-03 Composer 구성 관리. GET, POST /composer 와 POST /composer/toggle . 대상의 구성을 바꾸는 유일한 화면이다.</w:t>
-      </w:r>
-    </w:p>
-    <w:p>
-      <w:pPr>
-        <w:widowControl w:val="0"/>
-        <w:spacing w:after="60" w:line="264" w:lineRule="auto"/>
-        <w:ind w:left="720"/>
-        <w:jc w:val="both"/>
-      </w:pPr>
-      <w:r>
-        <w:rPr>
-          <w:rFonts w:ascii="Malgun Gothic" w:cs="Malgun Gothic" w:eastAsia="Malgun Gothic" w:hAnsi="Malgun Gothic"/>
-          <w:b w:val="1"/>
-          <w:bCs w:val="1"/>
-          <w:sz w:val="20"/>
-          <w:szCs w:val="20"/>
-          <w:rtl w:val="0"/>
-        </w:rPr>
-        <w:t xml:space="preserve">사용자</w:t>
-      </w:r>
-    </w:p>
-    <w:p>
-      <w:pPr>
-        <w:widowControl w:val="0"/>
-        <w:spacing w:after="60" w:line="264" w:lineRule="auto"/>
-        <w:ind w:left="1080"/>
-        <w:jc w:val="both"/>
-      </w:pPr>
-      <w:r>
-        <w:rPr>
-          <w:rFonts w:ascii="Malgun Gothic" w:cs="Malgun Gothic" w:eastAsia="Malgun Gothic" w:hAnsi="Malgun Gothic"/>
-          <w:sz w:val="20"/>
-          <w:szCs w:val="20"/>
-          <w:rtl w:val="0"/>
-        </w:rPr>
-        <w:t xml:space="preserve">- 운영자와 상담 관리자. Case 처리 상태와 승인 대기를 감독한다.</w:t>
-      </w:r>
-    </w:p>
-    <w:p>
-      <w:pPr>
-        <w:widowControl w:val="0"/>
-        <w:spacing w:after="60" w:line="264" w:lineRule="auto"/>
-        <w:ind w:left="1080"/>
-        <w:jc w:val="both"/>
-      </w:pPr>
-      <w:r>
-        <w:rPr>
-          <w:rFonts w:ascii="Malgun Gothic" w:cs="Malgun Gothic" w:eastAsia="Malgun Gothic" w:hAnsi="Malgun Gothic"/>
-          <w:sz w:val="20"/>
-          <w:szCs w:val="20"/>
-          <w:rtl w:val="0"/>
-        </w:rPr>
-        <w:t xml:space="preserve">- 개발과 검증 담당. 조립 상태와 평가 결과를 확인하고 구성을 바꾼다.</w:t>
-      </w:r>
-    </w:p>
-    <w:p>
-      <w:pPr>
-        <w:widowControl w:val="0"/>
-        <w:spacing w:after="60" w:line="264" w:lineRule="auto"/>
-        <w:ind w:left="720"/>
-        <w:jc w:val="both"/>
-      </w:pPr>
-      <w:r>
-        <w:rPr>
-          <w:rFonts w:ascii="Malgun Gothic" w:cs="Malgun Gothic" w:eastAsia="Malgun Gothic" w:hAnsi="Malgun Gothic"/>
-          <w:b w:val="1"/>
-          <w:bCs w:val="1"/>
-          <w:sz w:val="20"/>
-          <w:szCs w:val="20"/>
-          <w:rtl w:val="0"/>
-        </w:rPr>
-        <w:t xml:space="preserve">전제</w:t>
-      </w:r>
-    </w:p>
-    <w:p>
-      <w:pPr>
-        <w:widowControl w:val="0"/>
-        <w:spacing w:after="60" w:line="264" w:lineRule="auto"/>
-        <w:ind w:left="720"/>
-        <w:jc w:val="both"/>
-      </w:pPr>
-      <w:r>
-        <w:rPr>
-          <w:rFonts w:ascii="Malgun Gothic" w:cs="Malgun Gothic" w:eastAsia="Malgun Gothic" w:hAnsi="Malgun Gothic"/>
-          <w:sz w:val="20"/>
-          <w:szCs w:val="20"/>
-          <w:rtl w:val="0"/>
-        </w:rPr>
-        <w:t xml:space="preserve">대상 시스템이 떠 있지 않아도 콘솔은 뜬다. 못 읽은 자료는 빈 화면이 아니라 무엇을 왜 못 읽었는지 적는다. 이것이 이 콘솔의 존재 이유다.</w:t>
-      </w:r>
-    </w:p>
-    <w:p>
-      <w:pPr>
-        <w:widowControl w:val="0"/>
-        <w:spacing w:after="60" w:line="264" w:lineRule="auto"/>
-        <w:ind w:left="720"/>
-        <w:jc w:val="both"/>
-      </w:pPr>
-      <w:r>
-        <w:rPr>
-          <w:rFonts w:ascii="Malgun Gothic" w:cs="Malgun Gothic" w:eastAsia="Malgun Gothic" w:hAnsi="Malgun Gothic"/>
-          <w:b w:val="1"/>
-          <w:bCs w:val="1"/>
-          <w:sz w:val="20"/>
-          <w:szCs w:val="20"/>
-          <w:rtl w:val="0"/>
-        </w:rPr>
-        <w:t xml:space="preserve">고객이 보는 쪽은 따로 있다</w:t>
-      </w:r>
-    </w:p>
-    <w:p>
-      <w:pPr>
-        <w:widowControl w:val="0"/>
-        <w:spacing w:after="60" w:line="264" w:lineRule="auto"/>
-        <w:ind w:left="720"/>
-        <w:jc w:val="both"/>
-      </w:pPr>
-      <w:r>
-        <w:rPr>
-          <w:rFonts w:ascii="Malgun Gothic" w:cs="Malgun Gothic" w:eastAsia="Malgun Gothic" w:hAnsi="Malgun Gothic"/>
-          <w:sz w:val="20"/>
-          <w:szCs w:val="20"/>
-          <w:rtl w:val="0"/>
-        </w:rPr>
-        <w:t xml:space="preserve">위 세 화면은 운영자용이다. 고객은 검증 쇼핑몰의 주문 내역 화면에서 상담 위젯을 연다. 위젯이 보내는 문의가 A-COP의 Case가 되고 답변에는 근거가 함께 붙는다. 아래는 그 연동을 확인하려고 만든 목업이다. 실제 화면이 아니다.</w:t>
+        <w:t xml:space="preserve">고객이 자기 AI로 문의하는 경로도 있다</w:t>
+      </w:r>
+    </w:p>
+    <w:p>
+      <w:pPr>
+        <w:widowControl w:val="0"/>
+        <w:spacing w:after="60" w:line="264" w:lineRule="auto"/>
+        <w:ind w:left="720"/>
+        <w:jc w:val="both"/>
+      </w:pPr>
+      <w:r>
+        <w:rPr>
+          <w:rFonts w:ascii="Malgun Gothic" w:cs="Malgun Gothic" w:eastAsia="Malgun Gothic" w:hAnsi="Malgun Gothic"/>
+          <w:sz w:val="20"/>
+          <w:szCs w:val="20"/>
+          <w:rtl w:val="0"/>
+        </w:rPr>
+        <w:t xml:space="preserve">위 위젯은 쇼핑몰이 제공하는 화면이다. 그것과 별개로 소비자가 평소 쓰는 자기 AI 비서에서 바로 문의하는 경로가 있다. 그 비서가 A-COP의 MCP Server에 붙어 도구를 부르고 결과를 받아 사람 말로 답한다. 이 화면은 우리가 만드는 것이 아니라 고객의 AI가 그리는 것이므로 설계 대상은 화면이 아니라 노출하는 도구와 그 경계다.</w:t>
       </w:r>
     </w:p>
     <w:p>
@@ -1127,7 +1127,7 @@
         </w:rPr>
         <w:drawing>
           <wp:inline xmlns:wp="http://schemas.openxmlformats.org/drawingml/2006/wordprocessingDrawing" distT="0" distB="0" distL="0" distR="0">
-            <wp:extent cx="5852160" cy="4426875"/>
+            <wp:extent cx="5852160" cy="6673350"/>
             <wp:effectExtent l="0" t="0" r="0" b="0"/>
             <wp:docPr id="902" name="그림 2"/>
             <a:graphic xmlns:a="http://schemas.openxmlformats.org/drawingml/2006/main">
@@ -1146,7 +1146,7 @@
                   <pic:spPr>
                     <a:xfrm>
                       <a:off x="0" y="0"/>
-                      <a:ext cx="5852160" cy="4426875"/>
+                      <a:ext cx="5852160" cy="6673350"/>
                     </a:xfrm>
                     <a:prstGeom prst="rect">
                       <a:avLst/>
@@ -1172,43 +1172,115 @@
           <w:color w:val="595959"/>
           <w:rtl w:val="0"/>
         </w:rPr>
-        <w:t xml:space="preserve">그림 2. 검증 쇼핑몰과 A-COP 연동 목업. 왼쪽이 고객이 보는 주문 내역, 오른쪽이 그 자리에서 열리는 상담 위젯이다. 아래는 문의 한 건이 지나는 여섯 단계다.</w:t>
-      </w:r>
-    </w:p>
-    <w:p>
-      <w:pPr>
-        <w:widowControl w:val="0"/>
-        <w:spacing w:after="60" w:line="264" w:lineRule="auto"/>
-        <w:ind w:left="720"/>
-        <w:jc w:val="both"/>
-      </w:pPr>
-      <w:r>
-        <w:rPr>
-          <w:rFonts w:ascii="Malgun Gothic" w:cs="Malgun Gothic" w:eastAsia="Malgun Gothic" w:hAnsi="Malgun Gothic"/>
-          <w:b w:val="1"/>
-          <w:bCs w:val="1"/>
-          <w:sz w:val="20"/>
-          <w:szCs w:val="20"/>
-          <w:rtl w:val="0"/>
-        </w:rPr>
-        <w:t xml:space="preserve">고객이 자기 AI로 문의하는 경로도 있다</w:t>
-      </w:r>
-    </w:p>
-    <w:p>
-      <w:pPr>
-        <w:widowControl w:val="0"/>
-        <w:spacing w:after="60" w:line="264" w:lineRule="auto"/>
-        <w:ind w:left="720"/>
-        <w:jc w:val="both"/>
-      </w:pPr>
-      <w:r>
-        <w:rPr>
-          <w:rFonts w:ascii="Malgun Gothic" w:cs="Malgun Gothic" w:eastAsia="Malgun Gothic" w:hAnsi="Malgun Gothic"/>
-          <w:sz w:val="20"/>
-          <w:szCs w:val="20"/>
-          <w:rtl w:val="0"/>
-        </w:rPr>
-        <w:t xml:space="preserve">위 위젯은 쇼핑몰이 제공하는 화면이다. 그것과 별개로 소비자가 평소 쓰는 자기 AI 비서에서 바로 문의하는 경로가 있다. 그 비서가 A-COP의 MCP Server에 붙어 도구를 부르고 결과를 받아 사람 말로 답한다. 이 화면은 우리가 만드는 것이 아니라 고객의 AI가 그리는 것이므로 설계 대상은 화면이 아니라 노출하는 도구와 그 경계다.</w:t>
+        <w:t xml:space="preserve">그림 2. 개인 AI 에이전트가 MCP 도구로 문의하는 목업. 조회와 문의 열기는 허용되고 환불 실행은 거부된다. 오른쪽이 지금 열려 있는 도구와 아직 열지 않은 도구다.</w:t>
+      </w:r>
+    </w:p>
+    <w:p>
+      <w:pPr>
+        <w:widowControl w:val="0"/>
+        <w:spacing w:after="60" w:line="264" w:lineRule="auto"/>
+        <w:ind w:left="1080"/>
+        <w:jc w:val="both"/>
+      </w:pPr>
+      <w:r>
+        <w:rPr>
+          <w:rFonts w:ascii="Malgun Gothic" w:cs="Malgun Gothic" w:eastAsia="Malgun Gothic" w:hAnsi="Malgun Gothic"/>
+          <w:sz w:val="20"/>
+          <w:szCs w:val="20"/>
+          <w:rtl w:val="0"/>
+        </w:rPr>
+        <w:t xml:space="preserve">- 지금 열려 있는 Tool. open_support_case, get_case_status, list_my_cases</w:t>
+      </w:r>
+    </w:p>
+    <w:p>
+      <w:pPr>
+        <w:widowControl w:val="0"/>
+        <w:spacing w:after="60" w:line="264" w:lineRule="auto"/>
+        <w:ind w:left="1080"/>
+        <w:jc w:val="both"/>
+      </w:pPr>
+      <w:r>
+        <w:rPr>
+          <w:rFonts w:ascii="Malgun Gothic" w:cs="Malgun Gothic" w:eastAsia="Malgun Gothic" w:hAnsi="Malgun Gothic"/>
+          <w:sz w:val="20"/>
+          <w:szCs w:val="20"/>
+          <w:rtl w:val="0"/>
+        </w:rPr>
+        <w:t xml:space="preserve">- 지금 열려 있는 Resource. policy_docs 읽기 전용</w:t>
+      </w:r>
+    </w:p>
+    <w:p>
+      <w:pPr>
+        <w:widowControl w:val="0"/>
+        <w:spacing w:after="60" w:line="264" w:lineRule="auto"/>
+        <w:ind w:left="1080"/>
+        <w:jc w:val="both"/>
+      </w:pPr>
+      <w:r>
+        <w:rPr>
+          <w:rFonts w:ascii="Malgun Gothic" w:cs="Malgun Gothic" w:eastAsia="Malgun Gothic" w:hAnsi="Malgun Gothic"/>
+          <w:sz w:val="20"/>
+          <w:szCs w:val="20"/>
+          <w:rtl w:val="0"/>
+        </w:rPr>
+        <w:t xml:space="preserve">- 아직 열지 않은 것. execute_refund, place_order, cancel_order, request_return. 돈과 재고가 움직이므로 승인 경계와 멱등성 검증을 세운 뒤에 연다.</w:t>
+      </w:r>
+    </w:p>
+    <w:p>
+      <w:pPr>
+        <w:widowControl w:val="0"/>
+        <w:spacing w:after="60" w:line="264" w:lineRule="auto"/>
+        <w:ind w:left="1080"/>
+        <w:jc w:val="both"/>
+      </w:pPr>
+      <w:r>
+        <w:rPr>
+          <w:rFonts w:ascii="Malgun Gothic" w:cs="Malgun Gothic" w:eastAsia="Malgun Gothic" w:hAnsi="Malgun Gothic"/>
+          <w:sz w:val="20"/>
+          <w:szCs w:val="20"/>
+          <w:rtl w:val="0"/>
+        </w:rPr>
+        <w:t xml:space="preserve">- 없는 도구는 조용히 무시하지 않고 이유와 현재 범위를 돌려준다. 고객 AI가 사람에게 그대로 설명할 수 있어야 하기 때문이다.</w:t>
+      </w:r>
+    </w:p>
+    <w:p>
+      <w:pPr>
+        <w:widowControl w:val="0"/>
+        <w:spacing w:after="60" w:line="264" w:lineRule="auto"/>
+        <w:ind w:left="1080"/>
+        <w:jc w:val="both"/>
+      </w:pPr>
+      <w:r>
+        <w:rPr>
+          <w:rFonts w:ascii="Malgun Gothic" w:cs="Malgun Gothic" w:eastAsia="Malgun Gothic" w:hAnsi="Malgun Gothic"/>
+          <w:sz w:val="20"/>
+          <w:szCs w:val="20"/>
+          <w:rtl w:val="0"/>
+        </w:rPr>
+        <w:t xml:space="preserve">- 도구 호출에는 멱등성 키가 함께 간다. 같은 요청이 여러 번 들어와도 문의는 한 번만 열린다.</w:t>
+      </w:r>
+    </w:p>
+    <w:p>
+      <w:pPr>
+        <w:widowControl w:val="0"/>
+        <w:numPr>
+          <w:ilvl w:val="0"/>
+          <w:numId w:val="1"/>
+        </w:numPr>
+        <w:spacing w:after="200" w:line="276" w:lineRule="auto"/>
+        <w:ind w:left="720" w:hanging="360"/>
+        <w:jc w:val="both"/>
+        <w:rPr>
+          <w:color w:val="0000ff"/>
+        </w:rPr>
+      </w:pPr>
+      <w:r>
+        <w:rPr>
+          <w:rFonts w:ascii="Arial Unicode MS" w:cs="Arial Unicode MS" w:eastAsia="Arial Unicode MS" w:hAnsi="Arial Unicode MS"/>
+          <w:color w:val="0000ff"/>
+          <w:rtl w:val="0"/>
+        </w:rPr>
+        <w:t xml:space="preserve">화면 흐름</w:t>
       </w:r>
     </w:p>
     <w:p>
@@ -1222,7 +1294,7 @@
         </w:rPr>
         <w:drawing>
           <wp:inline xmlns:wp="http://schemas.openxmlformats.org/drawingml/2006/wordprocessingDrawing" distT="0" distB="0" distL="0" distR="0">
-            <wp:extent cx="5852160" cy="6673350"/>
+            <wp:extent cx="5669280" cy="2138634"/>
             <wp:effectExtent l="0" t="0" r="0" b="0"/>
             <wp:docPr id="903" name="그림 3"/>
             <a:graphic xmlns:a="http://schemas.openxmlformats.org/drawingml/2006/main">
@@ -1241,7 +1313,7 @@
                   <pic:spPr>
                     <a:xfrm>
                       <a:off x="0" y="0"/>
-                      <a:ext cx="5852160" cy="6673350"/>
+                      <a:ext cx="5669280" cy="2138634"/>
                     </a:xfrm>
                     <a:prstGeom prst="rect">
                       <a:avLst/>
@@ -1267,115 +1339,62 @@
           <w:color w:val="595959"/>
           <w:rtl w:val="0"/>
         </w:rPr>
-        <w:t xml:space="preserve">그림 3. 개인 AI 에이전트가 MCP 도구로 문의하는 목업. 조회와 문의 열기는 허용되고 환불 실행은 거부된다. 오른쪽이 지금 열려 있는 도구와 아직 열지 않은 도구다.</w:t>
-      </w:r>
-    </w:p>
-    <w:p>
-      <w:pPr>
-        <w:widowControl w:val="0"/>
-        <w:spacing w:after="60" w:line="264" w:lineRule="auto"/>
-        <w:ind w:left="1080"/>
-        <w:jc w:val="both"/>
-      </w:pPr>
-      <w:r>
-        <w:rPr>
-          <w:rFonts w:ascii="Malgun Gothic" w:cs="Malgun Gothic" w:eastAsia="Malgun Gothic" w:hAnsi="Malgun Gothic"/>
-          <w:sz w:val="20"/>
-          <w:szCs w:val="20"/>
-          <w:rtl w:val="0"/>
-        </w:rPr>
-        <w:t xml:space="preserve">- 지금 열려 있는 Tool. open_support_case, get_case_status, list_my_cases</w:t>
-      </w:r>
-    </w:p>
-    <w:p>
-      <w:pPr>
-        <w:widowControl w:val="0"/>
-        <w:spacing w:after="60" w:line="264" w:lineRule="auto"/>
-        <w:ind w:left="1080"/>
-        <w:jc w:val="both"/>
-      </w:pPr>
-      <w:r>
-        <w:rPr>
-          <w:rFonts w:ascii="Malgun Gothic" w:cs="Malgun Gothic" w:eastAsia="Malgun Gothic" w:hAnsi="Malgun Gothic"/>
-          <w:sz w:val="20"/>
-          <w:szCs w:val="20"/>
-          <w:rtl w:val="0"/>
-        </w:rPr>
-        <w:t xml:space="preserve">- 지금 열려 있는 Resource. policy_docs 읽기 전용</w:t>
-      </w:r>
-    </w:p>
-    <w:p>
-      <w:pPr>
-        <w:widowControl w:val="0"/>
-        <w:spacing w:after="60" w:line="264" w:lineRule="auto"/>
-        <w:ind w:left="1080"/>
-        <w:jc w:val="both"/>
-      </w:pPr>
-      <w:r>
-        <w:rPr>
-          <w:rFonts w:ascii="Malgun Gothic" w:cs="Malgun Gothic" w:eastAsia="Malgun Gothic" w:hAnsi="Malgun Gothic"/>
-          <w:sz w:val="20"/>
-          <w:szCs w:val="20"/>
-          <w:rtl w:val="0"/>
-        </w:rPr>
-        <w:t xml:space="preserve">- 아직 열지 않은 것. execute_refund, place_order, cancel_order, request_return. 돈과 재고가 움직이므로 승인 경계와 멱등성 검증을 세운 뒤에 연다.</w:t>
-      </w:r>
-    </w:p>
-    <w:p>
-      <w:pPr>
-        <w:widowControl w:val="0"/>
-        <w:spacing w:after="60" w:line="264" w:lineRule="auto"/>
-        <w:ind w:left="1080"/>
-        <w:jc w:val="both"/>
-      </w:pPr>
-      <w:r>
-        <w:rPr>
-          <w:rFonts w:ascii="Malgun Gothic" w:cs="Malgun Gothic" w:eastAsia="Malgun Gothic" w:hAnsi="Malgun Gothic"/>
-          <w:sz w:val="20"/>
-          <w:szCs w:val="20"/>
-          <w:rtl w:val="0"/>
-        </w:rPr>
-        <w:t xml:space="preserve">- 없는 도구는 조용히 무시하지 않고 이유와 현재 범위를 돌려준다. 고객 AI가 사람에게 그대로 설명할 수 있어야 하기 때문이다.</w:t>
-      </w:r>
-    </w:p>
-    <w:p>
-      <w:pPr>
-        <w:widowControl w:val="0"/>
-        <w:spacing w:after="60" w:line="264" w:lineRule="auto"/>
-        <w:ind w:left="1080"/>
-        <w:jc w:val="both"/>
-      </w:pPr>
-      <w:r>
-        <w:rPr>
-          <w:rFonts w:ascii="Malgun Gothic" w:cs="Malgun Gothic" w:eastAsia="Malgun Gothic" w:hAnsi="Malgun Gothic"/>
-          <w:sz w:val="20"/>
-          <w:szCs w:val="20"/>
-          <w:rtl w:val="0"/>
-        </w:rPr>
-        <w:t xml:space="preserve">- 도구 호출에는 멱등성 키가 함께 간다. 같은 요청이 여러 번 들어와도 문의는 한 번만 열린다.</w:t>
-      </w:r>
-    </w:p>
-    <w:p>
-      <w:pPr>
-        <w:widowControl w:val="0"/>
-        <w:numPr>
-          <w:ilvl w:val="0"/>
-          <w:numId w:val="1"/>
-        </w:numPr>
-        <w:spacing w:after="200" w:line="276" w:lineRule="auto"/>
-        <w:ind w:left="720" w:hanging="360"/>
-        <w:jc w:val="both"/>
-        <w:rPr>
-          <w:color w:val="0000ff"/>
-        </w:rPr>
-      </w:pPr>
-      <w:r>
-        <w:rPr>
-          <w:rFonts w:ascii="Arial Unicode MS" w:cs="Arial Unicode MS" w:eastAsia="Arial Unicode MS" w:hAnsi="Arial Unicode MS"/>
-          <w:color w:val="0000ff"/>
-          <w:rtl w:val="0"/>
-        </w:rPr>
-        <w:t xml:space="preserve">화면 흐름</w:t>
+        <w:t xml:space="preserve">그림 3. 운영자 화면 세 개와 이동 경로.</w:t>
+      </w:r>
+    </w:p>
+    <w:p>
+      <w:pPr>
+        <w:widowControl w:val="0"/>
+        <w:spacing w:after="60" w:line="264" w:lineRule="auto"/>
+        <w:ind w:left="720"/>
+        <w:jc w:val="both"/>
+      </w:pPr>
+      <w:r>
+        <w:rPr>
+          <w:rFonts w:ascii="Malgun Gothic" w:cs="Malgun Gothic" w:eastAsia="Malgun Gothic" w:hAnsi="Malgun Gothic"/>
+          <w:b w:val="1"/>
+          <w:bCs w:val="1"/>
+          <w:sz w:val="20"/>
+          <w:szCs w:val="20"/>
+          <w:rtl w:val="0"/>
+        </w:rPr>
+        <w:t xml:space="preserve">기본 흐름</w:t>
+      </w:r>
+    </w:p>
+    <w:p>
+      <w:pPr>
+        <w:widowControl w:val="0"/>
+        <w:spacing w:after="60" w:line="264" w:lineRule="auto"/>
+        <w:ind w:left="720"/>
+        <w:jc w:val="both"/>
+      </w:pPr>
+      <w:r>
+        <w:rPr>
+          <w:rFonts w:ascii="Malgun Gothic" w:cs="Malgun Gothic" w:eastAsia="Malgun Gothic" w:hAnsi="Malgun Gothic"/>
+          <w:sz w:val="20"/>
+          <w:szCs w:val="20"/>
+          <w:rtl w:val="0"/>
+        </w:rPr>
+        <w:t xml:space="preserve">SCR-01에서 프로젝트를 고르면 SCR-02로 간다. SCR-02에서 구성 조립 링크를 누르면 SCR-03으로 간다. 상단 메뉴에는 프로젝트 목록, 조립, Composer 세 항목이 항상 있고 경로가 없으면 뒤의 둘은 비활성으로 표시된다.</w:t>
+      </w:r>
+    </w:p>
+    <w:p>
+      <w:pPr>
+        <w:widowControl w:val="0"/>
+        <w:spacing w:after="60" w:line="264" w:lineRule="auto"/>
+        <w:ind w:left="720"/>
+        <w:jc w:val="both"/>
+      </w:pPr>
+      <w:r>
+        <w:rPr>
+          <w:rFonts w:ascii="Malgun Gothic" w:cs="Malgun Gothic" w:eastAsia="Malgun Gothic" w:hAnsi="Malgun Gothic"/>
+          <w:b w:val="1"/>
+          <w:bCs w:val="1"/>
+          <w:sz w:val="20"/>
+          <w:szCs w:val="20"/>
+          <w:rtl w:val="0"/>
+        </w:rPr>
+        <w:t xml:space="preserve">Composer 저장 흐름</w:t>
       </w:r>
     </w:p>
     <w:p>
@@ -1389,7 +1408,7 @@
         </w:rPr>
         <w:drawing>
           <wp:inline xmlns:wp="http://schemas.openxmlformats.org/drawingml/2006/wordprocessingDrawing" distT="0" distB="0" distL="0" distR="0">
-            <wp:extent cx="5669280" cy="2138634"/>
+            <wp:extent cx="5852160" cy="2318657"/>
             <wp:effectExtent l="0" t="0" r="0" b="0"/>
             <wp:docPr id="904" name="그림 4"/>
             <a:graphic xmlns:a="http://schemas.openxmlformats.org/drawingml/2006/main">
@@ -1408,7 +1427,7 @@
                   <pic:spPr>
                     <a:xfrm>
                       <a:off x="0" y="0"/>
-                      <a:ext cx="5669280" cy="2138634"/>
+                      <a:ext cx="5852160" cy="2318657"/>
                     </a:xfrm>
                     <a:prstGeom prst="rect">
                       <a:avLst/>
@@ -1434,7 +1453,75 @@
           <w:color w:val="595959"/>
           <w:rtl w:val="0"/>
         </w:rPr>
-        <w:t xml:space="preserve">그림 4. 운영자 화면 세 개와 이동 경로.</w:t>
+        <w:t xml:space="preserve">그림 4. Composer 저장은 네 단계다. 2단계까지는 저장되지 않는다.</w:t>
+      </w:r>
+    </w:p>
+    <w:p>
+      <w:pPr>
+        <w:widowControl w:val="0"/>
+        <w:spacing w:after="60" w:line="264" w:lineRule="auto"/>
+        <w:ind w:left="1080"/>
+        <w:jc w:val="both"/>
+      </w:pPr>
+      <w:r>
+        <w:rPr>
+          <w:rFonts w:ascii="Malgun Gothic" w:cs="Malgun Gothic" w:eastAsia="Malgun Gothic" w:hAnsi="Malgun Gothic"/>
+          <w:sz w:val="20"/>
+          <w:szCs w:val="20"/>
+          <w:rtl w:val="0"/>
+        </w:rPr>
+        <w:t xml:space="preserve">- 1단계. 화면에서 모듈 체크, Port 값, Team 행을 고친다. 브라우저 안의 후보 값만 바뀐다.</w:t>
+      </w:r>
+    </w:p>
+    <w:p>
+      <w:pPr>
+        <w:widowControl w:val="0"/>
+        <w:spacing w:after="60" w:line="264" w:lineRule="auto"/>
+        <w:ind w:left="1080"/>
+        <w:jc w:val="both"/>
+      </w:pPr>
+      <w:r>
+        <w:rPr>
+          <w:rFonts w:ascii="Malgun Gothic" w:cs="Malgun Gothic" w:eastAsia="Malgun Gothic" w:hAnsi="Malgun Gothic"/>
+          <w:sz w:val="20"/>
+          <w:szCs w:val="20"/>
+          <w:rtl w:val="0"/>
+        </w:rPr>
+        <w:t xml:space="preserve">- 2단계. 검증을 누르면 후보 전체를 대상에 보내 검증한다. 저장은 아직 안 된다.</w:t>
+      </w:r>
+    </w:p>
+    <w:p>
+      <w:pPr>
+        <w:widowControl w:val="0"/>
+        <w:spacing w:after="60" w:line="264" w:lineRule="auto"/>
+        <w:ind w:left="1080"/>
+        <w:jc w:val="both"/>
+      </w:pPr>
+      <w:r>
+        <w:rPr>
+          <w:rFonts w:ascii="Malgun Gothic" w:cs="Malgun Gothic" w:eastAsia="Malgun Gothic" w:hAnsi="Malgun Gothic"/>
+          <w:sz w:val="20"/>
+          <w:szCs w:val="20"/>
+          <w:rtl w:val="0"/>
+        </w:rPr>
+        <w:t xml:space="preserve">- 3단계. 사유를 적고 적용을 누르면 저장한다. 대상의 revision이 화면이 읽어온 값과 같을 때만 반영된다.</w:t>
+      </w:r>
+    </w:p>
+    <w:p>
+      <w:pPr>
+        <w:widowControl w:val="0"/>
+        <w:spacing w:after="60" w:line="264" w:lineRule="auto"/>
+        <w:ind w:left="1080"/>
+        <w:jc w:val="both"/>
+      </w:pPr>
+      <w:r>
+        <w:rPr>
+          <w:rFonts w:ascii="Malgun Gothic" w:cs="Malgun Gothic" w:eastAsia="Malgun Gothic" w:hAnsi="Malgun Gothic"/>
+          <w:sz w:val="20"/>
+          <w:szCs w:val="20"/>
+          <w:rtl w:val="0"/>
+        </w:rPr>
+        <w:t xml:space="preserve">- 4단계. 적용에 성공하면 대상의 최신 상태를 다시 읽어 새 revision과 함께 보여준다.</w:t>
       </w:r>
     </w:p>
     <w:p>
@@ -1453,24 +1540,47 @@
           <w:szCs w:val="20"/>
           <w:rtl w:val="0"/>
         </w:rPr>
-        <w:t xml:space="preserve">기본 흐름</w:t>
-      </w:r>
-    </w:p>
-    <w:p>
-      <w:pPr>
-        <w:widowControl w:val="0"/>
-        <w:spacing w:after="60" w:line="264" w:lineRule="auto"/>
-        <w:ind w:left="720"/>
-        <w:jc w:val="both"/>
-      </w:pPr>
-      <w:r>
-        <w:rPr>
-          <w:rFonts w:ascii="Malgun Gothic" w:cs="Malgun Gothic" w:eastAsia="Malgun Gothic" w:hAnsi="Malgun Gothic"/>
-          <w:sz w:val="20"/>
-          <w:szCs w:val="20"/>
-          <w:rtl w:val="0"/>
-        </w:rPr>
-        <w:t xml:space="preserve">SCR-01에서 프로젝트를 고르면 SCR-02로 간다. SCR-02에서 구성 조립 링크를 누르면 SCR-03으로 간다. 상단 메뉴에는 프로젝트 목록, 조립, Composer 세 항목이 항상 있고 경로가 없으면 뒤의 둘은 비활성으로 표시된다.</w:t>
+        <w:t xml:space="preserve">빠른 토글 흐름</w:t>
+      </w:r>
+    </w:p>
+    <w:p>
+      <w:pPr>
+        <w:widowControl w:val="0"/>
+        <w:spacing w:after="60" w:line="264" w:lineRule="auto"/>
+        <w:ind w:left="720"/>
+        <w:jc w:val="both"/>
+      </w:pPr>
+      <w:r>
+        <w:rPr>
+          <w:rFonts w:ascii="Malgun Gothic" w:cs="Malgun Gothic" w:eastAsia="Malgun Gothic" w:hAnsi="Malgun Gothic"/>
+          <w:sz w:val="20"/>
+          <w:szCs w:val="20"/>
+          <w:rtl w:val="0"/>
+        </w:rPr>
+        <w:t xml:space="preserve">이미 선언된 모듈이나 Team 하나만 켜고 끌 때는 위 네 단계를 거치지 않고 토글 버튼으로 바로 보낸다. 이 카드는 대상의 introspection 응답에 있는 계약 버전을 콘솔이 아는 버전으로 확인했을 때만 그린다. 모르는 버전이면 카드를 아예 그리지 않는다.</w:t>
+      </w:r>
+    </w:p>
+    <w:p>
+      <w:pPr>
+        <w:widowControl w:val="0"/>
+        <w:numPr>
+          <w:ilvl w:val="0"/>
+          <w:numId w:val="1"/>
+        </w:numPr>
+        <w:spacing w:after="200" w:line="276" w:lineRule="auto"/>
+        <w:ind w:left="720" w:hanging="360"/>
+        <w:jc w:val="both"/>
+        <w:rPr>
+          <w:color w:val="0000ff"/>
+        </w:rPr>
+      </w:pPr>
+      <w:r>
+        <w:rPr>
+          <w:rFonts w:ascii="Arial Unicode MS" w:cs="Arial Unicode MS" w:eastAsia="Arial Unicode MS" w:hAnsi="Arial Unicode MS"/>
+          <w:color w:val="0000ff"/>
+          <w:rtl w:val="0"/>
+        </w:rPr>
+        <w:t xml:space="preserve">공통 규칙</w:t>
       </w:r>
     </w:p>
     <w:p>
@@ -1489,7 +1599,433 @@
           <w:szCs w:val="20"/>
           <w:rtl w:val="0"/>
         </w:rPr>
-        <w:t xml:space="preserve">Composer 저장 흐름</w:t>
+        <w:t xml:space="preserve">표현</w:t>
+      </w:r>
+    </w:p>
+    <w:p>
+      <w:pPr>
+        <w:widowControl w:val="0"/>
+        <w:spacing w:after="60" w:line="264" w:lineRule="auto"/>
+        <w:ind w:left="1080"/>
+        <w:jc w:val="both"/>
+      </w:pPr>
+      <w:r>
+        <w:rPr>
+          <w:rFonts w:ascii="Malgun Gothic" w:cs="Malgun Gothic" w:eastAsia="Malgun Gothic" w:hAnsi="Malgun Gothic"/>
+          <w:sz w:val="20"/>
+          <w:szCs w:val="20"/>
+          <w:rtl w:val="0"/>
+        </w:rPr>
+        <w:t xml:space="preserve">- 상단 고정 메뉴와 본문 한 칼럼. 접을 수 있는 카드를 세로로 쌓는다.</w:t>
+      </w:r>
+    </w:p>
+    <w:p>
+      <w:pPr>
+        <w:widowControl w:val="0"/>
+        <w:spacing w:after="60" w:line="264" w:lineRule="auto"/>
+        <w:ind w:left="1080"/>
+        <w:jc w:val="both"/>
+      </w:pPr>
+      <w:r>
+        <w:rPr>
+          <w:rFonts w:ascii="Malgun Gothic" w:cs="Malgun Gothic" w:eastAsia="Malgun Gothic" w:hAnsi="Malgun Gothic"/>
+          <w:sz w:val="20"/>
+          <w:szCs w:val="20"/>
+          <w:rtl w:val="0"/>
+        </w:rPr>
+        <w:t xml:space="preserve">- 숫자 요약은 상단 줄에 둔다. 예를 들어 모듈 5/6, AGENT TEAM 6/6, TEAM_EXECUTOR local이다.</w:t>
+      </w:r>
+    </w:p>
+    <w:p>
+      <w:pPr>
+        <w:widowControl w:val="0"/>
+        <w:spacing w:after="60" w:line="264" w:lineRule="auto"/>
+        <w:ind w:left="1080"/>
+        <w:jc w:val="both"/>
+      </w:pPr>
+      <w:r>
+        <w:rPr>
+          <w:rFonts w:ascii="Malgun Gothic" w:cs="Malgun Gothic" w:eastAsia="Malgun Gothic" w:hAnsi="Malgun Gothic"/>
+          <w:sz w:val="20"/>
+          <w:szCs w:val="20"/>
+          <w:rtl w:val="0"/>
+        </w:rPr>
+        <w:t xml:space="preserve">- 알림은 네 종류로만 구분한다. 안내, 성공, 주의, 실패다.</w:t>
+      </w:r>
+    </w:p>
+    <w:p>
+      <w:pPr>
+        <w:widowControl w:val="0"/>
+        <w:spacing w:after="60" w:line="264" w:lineRule="auto"/>
+        <w:ind w:left="1080"/>
+        <w:jc w:val="both"/>
+      </w:pPr>
+      <w:r>
+        <w:rPr>
+          <w:rFonts w:ascii="Malgun Gothic" w:cs="Malgun Gothic" w:eastAsia="Malgun Gothic" w:hAnsi="Malgun Gothic"/>
+          <w:sz w:val="20"/>
+          <w:szCs w:val="20"/>
+          <w:rtl w:val="0"/>
+        </w:rPr>
+        <w:t xml:space="preserve">- 대상의 화면 테마를 복사하지 않는다. 대상이 없어도 떠야 하므로 표현은 콘솔이 자체적으로 만든다.</w:t>
+      </w:r>
+    </w:p>
+    <w:p>
+      <w:pPr>
+        <w:widowControl w:val="0"/>
+        <w:spacing w:after="60" w:line="264" w:lineRule="auto"/>
+        <w:ind w:left="720"/>
+        <w:jc w:val="both"/>
+      </w:pPr>
+      <w:r>
+        <w:rPr>
+          <w:rFonts w:ascii="Malgun Gothic" w:cs="Malgun Gothic" w:eastAsia="Malgun Gothic" w:hAnsi="Malgun Gothic"/>
+          <w:b w:val="1"/>
+          <w:bCs w:val="1"/>
+          <w:sz w:val="20"/>
+          <w:szCs w:val="20"/>
+          <w:rtl w:val="0"/>
+        </w:rPr>
+        <w:t xml:space="preserve">안전</w:t>
+      </w:r>
+    </w:p>
+    <w:p>
+      <w:pPr>
+        <w:widowControl w:val="0"/>
+        <w:spacing w:after="60" w:line="264" w:lineRule="auto"/>
+        <w:ind w:left="1080"/>
+        <w:jc w:val="both"/>
+      </w:pPr>
+      <w:r>
+        <w:rPr>
+          <w:rFonts w:ascii="Malgun Gothic" w:cs="Malgun Gothic" w:eastAsia="Malgun Gothic" w:hAnsi="Malgun Gothic"/>
+          <w:sz w:val="20"/>
+          <w:szCs w:val="20"/>
+          <w:rtl w:val="0"/>
+        </w:rPr>
+        <w:t xml:space="preserve">- 부수효과를 내는 모든 폼 전송에 CSRF 토큰을 넣는다. Composer 적용과 빠른 토글 모두 해당한다.</w:t>
+      </w:r>
+    </w:p>
+    <w:p>
+      <w:pPr>
+        <w:widowControl w:val="0"/>
+        <w:spacing w:after="60" w:line="264" w:lineRule="auto"/>
+        <w:ind w:left="1080"/>
+        <w:jc w:val="both"/>
+      </w:pPr>
+      <w:r>
+        <w:rPr>
+          <w:rFonts w:ascii="Malgun Gothic" w:cs="Malgun Gothic" w:eastAsia="Malgun Gothic" w:hAnsi="Malgun Gothic"/>
+          <w:sz w:val="20"/>
+          <w:szCs w:val="20"/>
+          <w:rtl w:val="0"/>
+        </w:rPr>
+        <w:t xml:space="preserve">- 서버는 127.0.0.1에만 바인딩한다. 외부에 노출하지 않는다.</w:t>
+      </w:r>
+    </w:p>
+    <w:p>
+      <w:pPr>
+        <w:widowControl w:val="0"/>
+        <w:spacing w:after="60" w:line="264" w:lineRule="auto"/>
+        <w:ind w:left="1080"/>
+        <w:jc w:val="both"/>
+      </w:pPr>
+      <w:r>
+        <w:rPr>
+          <w:rFonts w:ascii="Malgun Gothic" w:cs="Malgun Gothic" w:eastAsia="Malgun Gothic" w:hAnsi="Malgun Gothic"/>
+          <w:sz w:val="20"/>
+          <w:szCs w:val="20"/>
+          <w:rtl w:val="0"/>
+        </w:rPr>
+        <w:t xml:space="preserve">- 비밀값은 환경변수로만 받고 파일에 저장하지 않으며 화면에도 출력하지 않는다.</w:t>
+      </w:r>
+    </w:p>
+    <w:p>
+      <w:pPr>
+        <w:widowControl w:val="0"/>
+        <w:spacing w:after="60" w:line="264" w:lineRule="auto"/>
+        <w:ind w:left="1080"/>
+        <w:jc w:val="both"/>
+      </w:pPr>
+      <w:r>
+        <w:rPr>
+          <w:rFonts w:ascii="Malgun Gothic" w:cs="Malgun Gothic" w:eastAsia="Malgun Gothic" w:hAnsi="Malgun Gothic"/>
+          <w:sz w:val="20"/>
+          <w:szCs w:val="20"/>
+          <w:rtl w:val="0"/>
+        </w:rPr>
+        <w:t xml:space="preserve">- 경로를 링크로 만들 때는 URL 인코딩을 먼저 하고 HTML 이스케이프를 나중에 한다. 순서를 바꾸면 폴더 이름의 앰퍼샌드나 샵 기호 때문에 링크가 엉뚱한 곳을 가리킨다.</w:t>
+      </w:r>
+    </w:p>
+    <w:p>
+      <w:pPr>
+        <w:widowControl w:val="0"/>
+        <w:spacing w:after="60" w:line="264" w:lineRule="auto"/>
+        <w:ind w:left="720"/>
+        <w:jc w:val="both"/>
+      </w:pPr>
+      <w:r>
+        <w:rPr>
+          <w:rFonts w:ascii="Malgun Gothic" w:cs="Malgun Gothic" w:eastAsia="Malgun Gothic" w:hAnsi="Malgun Gothic"/>
+          <w:b w:val="1"/>
+          <w:bCs w:val="1"/>
+          <w:sz w:val="20"/>
+          <w:szCs w:val="20"/>
+          <w:rtl w:val="0"/>
+        </w:rPr>
+        <w:t xml:space="preserve">오류 표시</w:t>
+      </w:r>
+    </w:p>
+    <w:p>
+      <w:pPr>
+        <w:widowControl w:val="0"/>
+        <w:spacing w:after="60" w:line="264" w:lineRule="auto"/>
+        <w:ind w:left="1080"/>
+        <w:jc w:val="both"/>
+      </w:pPr>
+      <w:r>
+        <w:rPr>
+          <w:rFonts w:ascii="Malgun Gothic" w:cs="Malgun Gothic" w:eastAsia="Malgun Gothic" w:hAnsi="Malgun Gothic"/>
+          <w:sz w:val="20"/>
+          <w:szCs w:val="20"/>
+          <w:rtl w:val="0"/>
+        </w:rPr>
+        <w:t xml:space="preserve">- 대상이 예상과 다른 응답을 주면 오류 화면으로 죽지 않고 무엇이 잘못됐는지 적는다.</w:t>
+      </w:r>
+    </w:p>
+    <w:p>
+      <w:pPr>
+        <w:widowControl w:val="0"/>
+        <w:spacing w:after="60" w:line="264" w:lineRule="auto"/>
+        <w:ind w:left="1080"/>
+        <w:jc w:val="both"/>
+      </w:pPr>
+      <w:r>
+        <w:rPr>
+          <w:rFonts w:ascii="Malgun Gothic" w:cs="Malgun Gothic" w:eastAsia="Malgun Gothic" w:hAnsi="Malgun Gothic"/>
+          <w:sz w:val="20"/>
+          <w:szCs w:val="20"/>
+          <w:rtl w:val="0"/>
+        </w:rPr>
+        <w:t xml:space="preserve">- 쿼리 없이 들어온 주소는 원시 JSON 오류가 아니라 안내 화면을 낸다.</w:t>
+      </w:r>
+    </w:p>
+    <w:p>
+      <w:pPr>
+        <w:widowControl w:val="0"/>
+        <w:spacing w:after="60" w:line="264" w:lineRule="auto"/>
+        <w:ind w:left="1080"/>
+        <w:jc w:val="both"/>
+      </w:pPr>
+      <w:r>
+        <w:rPr>
+          <w:rFonts w:ascii="Malgun Gothic" w:cs="Malgun Gothic" w:eastAsia="Malgun Gothic" w:hAnsi="Malgun Gothic"/>
+          <w:sz w:val="20"/>
+          <w:szCs w:val="20"/>
+          <w:rtl w:val="0"/>
+        </w:rPr>
+        <w:t xml:space="preserve">- 조작된 전송은 아무것도 바꾸지 않고 화면만 다시 그린다.</w:t>
+      </w:r>
+    </w:p>
+    <w:p>
+      <w:pPr>
+        <w:widowControl w:val="0"/>
+        <w:numPr>
+          <w:ilvl w:val="0"/>
+          <w:numId w:val="1"/>
+        </w:numPr>
+        <w:spacing w:after="200" w:line="276" w:lineRule="auto"/>
+        <w:ind w:left="720" w:hanging="360"/>
+        <w:jc w:val="both"/>
+        <w:rPr>
+          <w:color w:val="0000ff"/>
+        </w:rPr>
+      </w:pPr>
+      <w:r>
+        <w:rPr>
+          <w:rFonts w:ascii="Arial Unicode MS" w:cs="Arial Unicode MS" w:eastAsia="Arial Unicode MS" w:hAnsi="Arial Unicode MS"/>
+          <w:color w:val="0000ff"/>
+          <w:rtl w:val="0"/>
+        </w:rPr>
+        <w:t xml:space="preserve">SCR-01 프로젝트 목록</w:t>
+      </w:r>
+    </w:p>
+    <w:p>
+      <w:pPr>
+        <w:widowControl w:val="0"/>
+        <w:spacing w:after="60" w:line="264" w:lineRule="auto"/>
+        <w:ind w:left="720"/>
+        <w:jc w:val="both"/>
+      </w:pPr>
+      <w:r>
+        <w:rPr>
+          <w:rFonts w:ascii="Malgun Gothic" w:cs="Malgun Gothic" w:eastAsia="Malgun Gothic" w:hAnsi="Malgun Gothic"/>
+          <w:b w:val="1"/>
+          <w:bCs w:val="1"/>
+          <w:sz w:val="20"/>
+          <w:szCs w:val="20"/>
+          <w:rtl w:val="0"/>
+        </w:rPr>
+        <w:t xml:space="preserve">목적</w:t>
+      </w:r>
+    </w:p>
+    <w:p>
+      <w:pPr>
+        <w:widowControl w:val="0"/>
+        <w:spacing w:after="60" w:line="264" w:lineRule="auto"/>
+        <w:ind w:left="720"/>
+        <w:jc w:val="both"/>
+      </w:pPr>
+      <w:r>
+        <w:rPr>
+          <w:rFonts w:ascii="Malgun Gothic" w:cs="Malgun Gothic" w:eastAsia="Malgun Gothic" w:hAnsi="Malgun Gothic"/>
+          <w:sz w:val="20"/>
+          <w:szCs w:val="20"/>
+          <w:rtl w:val="0"/>
+        </w:rPr>
+        <w:t xml:space="preserve">경로를 주지 않으면 콘솔의 상위 폴더를 훑어 각 폴더가 A-COP 프로젝트인지 판별한다.</w:t>
+      </w:r>
+    </w:p>
+    <w:p>
+      <w:pPr>
+        <w:widowControl w:val="0"/>
+        <w:spacing w:after="60" w:line="264" w:lineRule="auto"/>
+        <w:ind w:left="720"/>
+        <w:jc w:val="both"/>
+      </w:pPr>
+      <w:r>
+        <w:rPr>
+          <w:rFonts w:ascii="Malgun Gothic" w:cs="Malgun Gothic" w:eastAsia="Malgun Gothic" w:hAnsi="Malgun Gothic"/>
+          <w:b w:val="1"/>
+          <w:bCs w:val="1"/>
+          <w:sz w:val="20"/>
+          <w:szCs w:val="20"/>
+          <w:rtl w:val="0"/>
+        </w:rPr>
+        <w:t xml:space="preserve">구성 요소</w:t>
+      </w:r>
+    </w:p>
+    <w:p>
+      <w:pPr>
+        <w:widowControl w:val="0"/>
+        <w:spacing w:after="60" w:line="264" w:lineRule="auto"/>
+        <w:ind w:left="1080"/>
+        <w:jc w:val="both"/>
+      </w:pPr>
+      <w:r>
+        <w:rPr>
+          <w:rFonts w:ascii="Malgun Gothic" w:cs="Malgun Gothic" w:eastAsia="Malgun Gothic" w:hAnsi="Malgun Gothic"/>
+          <w:sz w:val="20"/>
+          <w:szCs w:val="20"/>
+          <w:rtl w:val="0"/>
+        </w:rPr>
+        <w:t xml:space="preserve">- 요약 줄. 프로젝트 수, 훑은 폴더 수, 루트 경로</w:t>
+      </w:r>
+    </w:p>
+    <w:p>
+      <w:pPr>
+        <w:widowControl w:val="0"/>
+        <w:spacing w:after="60" w:line="264" w:lineRule="auto"/>
+        <w:ind w:left="1080"/>
+        <w:jc w:val="both"/>
+      </w:pPr>
+      <w:r>
+        <w:rPr>
+          <w:rFonts w:ascii="Malgun Gothic" w:cs="Malgun Gothic" w:eastAsia="Malgun Gothic" w:hAnsi="Malgun Gothic"/>
+          <w:sz w:val="20"/>
+          <w:szCs w:val="20"/>
+          <w:rtl w:val="0"/>
+        </w:rPr>
+        <w:t xml:space="preserve">- 표 3열. 폴더, 판별, 근거</w:t>
+      </w:r>
+    </w:p>
+    <w:p>
+      <w:pPr>
+        <w:widowControl w:val="0"/>
+        <w:spacing w:after="60" w:line="264" w:lineRule="auto"/>
+        <w:ind w:left="1080"/>
+        <w:jc w:val="both"/>
+      </w:pPr>
+      <w:r>
+        <w:rPr>
+          <w:rFonts w:ascii="Malgun Gothic" w:cs="Malgun Gothic" w:eastAsia="Malgun Gothic" w:hAnsi="Malgun Gothic"/>
+          <w:sz w:val="20"/>
+          <w:szCs w:val="20"/>
+          <w:rtl w:val="0"/>
+        </w:rPr>
+        <w:t xml:space="preserve">- 판별 값은 프로젝트 또는 아님 둘뿐이다.</w:t>
+      </w:r>
+    </w:p>
+    <w:p>
+      <w:pPr>
+        <w:widowControl w:val="0"/>
+        <w:spacing w:after="60" w:line="264" w:lineRule="auto"/>
+        <w:ind w:left="1080"/>
+        <w:jc w:val="both"/>
+      </w:pPr>
+      <w:r>
+        <w:rPr>
+          <w:rFonts w:ascii="Malgun Gothic" w:cs="Malgun Gothic" w:eastAsia="Malgun Gothic" w:hAnsi="Malgun Gothic"/>
+          <w:sz w:val="20"/>
+          <w:szCs w:val="20"/>
+          <w:rtl w:val="0"/>
+        </w:rPr>
+        <w:t xml:space="preserve">- 근거는 판정 이유를 그대로 적는다. 예를 들어 config/project.yaml 있음, config/project.yaml 가 없다, config/project.yaml 있음 그리고 없는 자료는 introspection 이다.</w:t>
+      </w:r>
+    </w:p>
+    <w:p>
+      <w:pPr>
+        <w:widowControl w:val="0"/>
+        <w:spacing w:after="60" w:line="264" w:lineRule="auto"/>
+        <w:ind w:left="720"/>
+        <w:jc w:val="both"/>
+      </w:pPr>
+      <w:r>
+        <w:rPr>
+          <w:rFonts w:ascii="Malgun Gothic" w:cs="Malgun Gothic" w:eastAsia="Malgun Gothic" w:hAnsi="Malgun Gothic"/>
+          <w:b w:val="1"/>
+          <w:bCs w:val="1"/>
+          <w:sz w:val="20"/>
+          <w:szCs w:val="20"/>
+          <w:rtl w:val="0"/>
+        </w:rPr>
+        <w:t xml:space="preserve">동작</w:t>
+      </w:r>
+    </w:p>
+    <w:p>
+      <w:pPr>
+        <w:widowControl w:val="0"/>
+        <w:spacing w:after="60" w:line="264" w:lineRule="auto"/>
+        <w:ind w:left="1080"/>
+        <w:jc w:val="both"/>
+      </w:pPr>
+      <w:r>
+        <w:rPr>
+          <w:rFonts w:ascii="Malgun Gothic" w:cs="Malgun Gothic" w:eastAsia="Malgun Gothic" w:hAnsi="Malgun Gothic"/>
+          <w:sz w:val="20"/>
+          <w:szCs w:val="20"/>
+          <w:rtl w:val="0"/>
+        </w:rPr>
+        <w:t xml:space="preserve">- 폴더 이름을 누르면 SCR-02로 이동한다. 경로는 URL 인코딩된 파라미터로 전달한다.</w:t>
+      </w:r>
+    </w:p>
+    <w:p>
+      <w:pPr>
+        <w:widowControl w:val="0"/>
+        <w:spacing w:after="60" w:line="264" w:lineRule="auto"/>
+        <w:ind w:left="720"/>
+        <w:jc w:val="both"/>
+      </w:pPr>
+      <w:r>
+        <w:rPr>
+          <w:rFonts w:ascii="Malgun Gothic" w:cs="Malgun Gothic" w:eastAsia="Malgun Gothic" w:hAnsi="Malgun Gothic"/>
+          <w:b w:val="1"/>
+          <w:bCs w:val="1"/>
+          <w:sz w:val="20"/>
+          <w:szCs w:val="20"/>
+          <w:rtl w:val="0"/>
+        </w:rPr>
+        <w:t xml:space="preserve">실제 화면</w:t>
       </w:r>
     </w:p>
     <w:p>
@@ -1503,7 +2039,7 @@
         </w:rPr>
         <w:drawing>
           <wp:inline xmlns:wp="http://schemas.openxmlformats.org/drawingml/2006/wordprocessingDrawing" distT="0" distB="0" distL="0" distR="0">
-            <wp:extent cx="5852160" cy="2318657"/>
+            <wp:extent cx="5760720" cy="3870156"/>
             <wp:effectExtent l="0" t="0" r="0" b="0"/>
             <wp:docPr id="905" name="그림 5"/>
             <a:graphic xmlns:a="http://schemas.openxmlformats.org/drawingml/2006/main">
@@ -1522,7 +2058,7 @@
                   <pic:spPr>
                     <a:xfrm>
                       <a:off x="0" y="0"/>
-                      <a:ext cx="5852160" cy="2318657"/>
+                      <a:ext cx="5760720" cy="3870156"/>
                     </a:xfrm>
                     <a:prstGeom prst="rect">
                       <a:avLst/>
@@ -1548,111 +2084,24 @@
           <w:color w:val="595959"/>
           <w:rtl w:val="0"/>
         </w:rPr>
-        <w:t xml:space="preserve">그림 5. Composer 저장은 네 단계다. 2단계까지는 저장되지 않는다.</w:t>
-      </w:r>
-    </w:p>
-    <w:p>
-      <w:pPr>
-        <w:widowControl w:val="0"/>
-        <w:spacing w:after="60" w:line="264" w:lineRule="auto"/>
-        <w:ind w:left="1080"/>
-        <w:jc w:val="both"/>
-      </w:pPr>
-      <w:r>
-        <w:rPr>
-          <w:rFonts w:ascii="Malgun Gothic" w:cs="Malgun Gothic" w:eastAsia="Malgun Gothic" w:hAnsi="Malgun Gothic"/>
-          <w:sz w:val="20"/>
-          <w:szCs w:val="20"/>
-          <w:rtl w:val="0"/>
-        </w:rPr>
-        <w:t xml:space="preserve">- 1단계. 화면에서 모듈 체크, Port 값, Team 행을 고친다. 브라우저 안의 후보 값만 바뀐다.</w:t>
-      </w:r>
-    </w:p>
-    <w:p>
-      <w:pPr>
-        <w:widowControl w:val="0"/>
-        <w:spacing w:after="60" w:line="264" w:lineRule="auto"/>
-        <w:ind w:left="1080"/>
-        <w:jc w:val="both"/>
-      </w:pPr>
-      <w:r>
-        <w:rPr>
-          <w:rFonts w:ascii="Malgun Gothic" w:cs="Malgun Gothic" w:eastAsia="Malgun Gothic" w:hAnsi="Malgun Gothic"/>
-          <w:sz w:val="20"/>
-          <w:szCs w:val="20"/>
-          <w:rtl w:val="0"/>
-        </w:rPr>
-        <w:t xml:space="preserve">- 2단계. 검증을 누르면 후보 전체를 대상에 보내 검증한다. 저장은 아직 안 된다.</w:t>
-      </w:r>
-    </w:p>
-    <w:p>
-      <w:pPr>
-        <w:widowControl w:val="0"/>
-        <w:spacing w:after="60" w:line="264" w:lineRule="auto"/>
-        <w:ind w:left="1080"/>
-        <w:jc w:val="both"/>
-      </w:pPr>
-      <w:r>
-        <w:rPr>
-          <w:rFonts w:ascii="Malgun Gothic" w:cs="Malgun Gothic" w:eastAsia="Malgun Gothic" w:hAnsi="Malgun Gothic"/>
-          <w:sz w:val="20"/>
-          <w:szCs w:val="20"/>
-          <w:rtl w:val="0"/>
-        </w:rPr>
-        <w:t xml:space="preserve">- 3단계. 사유를 적고 적용을 누르면 저장한다. 대상의 revision이 화면이 읽어온 값과 같을 때만 반영된다.</w:t>
-      </w:r>
-    </w:p>
-    <w:p>
-      <w:pPr>
-        <w:widowControl w:val="0"/>
-        <w:spacing w:after="60" w:line="264" w:lineRule="auto"/>
-        <w:ind w:left="1080"/>
-        <w:jc w:val="both"/>
-      </w:pPr>
-      <w:r>
-        <w:rPr>
-          <w:rFonts w:ascii="Malgun Gothic" w:cs="Malgun Gothic" w:eastAsia="Malgun Gothic" w:hAnsi="Malgun Gothic"/>
-          <w:sz w:val="20"/>
-          <w:szCs w:val="20"/>
-          <w:rtl w:val="0"/>
-        </w:rPr>
-        <w:t xml:space="preserve">- 4단계. 적용에 성공하면 대상의 최신 상태를 다시 읽어 새 revision과 함께 보여준다.</w:t>
-      </w:r>
-    </w:p>
-    <w:p>
-      <w:pPr>
-        <w:widowControl w:val="0"/>
-        <w:spacing w:after="60" w:line="264" w:lineRule="auto"/>
-        <w:ind w:left="720"/>
-        <w:jc w:val="both"/>
-      </w:pPr>
-      <w:r>
-        <w:rPr>
-          <w:rFonts w:ascii="Malgun Gothic" w:cs="Malgun Gothic" w:eastAsia="Malgun Gothic" w:hAnsi="Malgun Gothic"/>
-          <w:b w:val="1"/>
-          <w:bCs w:val="1"/>
-          <w:sz w:val="20"/>
-          <w:szCs w:val="20"/>
-          <w:rtl w:val="0"/>
-        </w:rPr>
-        <w:t xml:space="preserve">빠른 토글 흐름</w:t>
-      </w:r>
-    </w:p>
-    <w:p>
-      <w:pPr>
-        <w:widowControl w:val="0"/>
-        <w:spacing w:after="60" w:line="264" w:lineRule="auto"/>
-        <w:ind w:left="720"/>
-        <w:jc w:val="both"/>
-      </w:pPr>
-      <w:r>
-        <w:rPr>
-          <w:rFonts w:ascii="Malgun Gothic" w:cs="Malgun Gothic" w:eastAsia="Malgun Gothic" w:hAnsi="Malgun Gothic"/>
-          <w:sz w:val="20"/>
-          <w:szCs w:val="20"/>
-          <w:rtl w:val="0"/>
-        </w:rPr>
-        <w:t xml:space="preserve">이미 선언된 모듈이나 Team 하나만 켜고 끌 때는 위 네 단계를 거치지 않고 토글 버튼으로 바로 보낸다. 이 카드는 대상의 introspection 응답에 있는 계약 버전을 콘솔이 아는 버전으로 확인했을 때만 그린다. 모르는 버전이면 카드를 아예 그리지 않는다.</w:t>
+        <w:t xml:space="preserve">그림 5. SCR-01 실제 화면. 2026-08-29에 콘솔을 띄워 Playwright로 찍었다.</w:t>
+      </w:r>
+    </w:p>
+    <w:p>
+      <w:pPr>
+        <w:widowControl w:val="0"/>
+        <w:spacing w:after="60" w:line="264" w:lineRule="auto"/>
+        <w:ind w:left="720"/>
+        <w:jc w:val="both"/>
+      </w:pPr>
+      <w:r>
+        <w:rPr>
+          <w:rFonts w:ascii="Malgun Gothic" w:cs="Malgun Gothic" w:eastAsia="Malgun Gothic" w:hAnsi="Malgun Gothic"/>
+          <w:sz w:val="20"/>
+          <w:szCs w:val="20"/>
+          <w:rtl w:val="0"/>
+        </w:rPr>
+        <w:t xml:space="preserve">훑은 폴더 8개 중 final_project_cs와 final_project_sample 둘이 프로젝트로 판별됐다. final_project_ui는 config/project.yaml이 없으므로 아님이다. 콘솔 자신은 대상이 아니라는 뜻이다.</w:t>
       </w:r>
     </w:p>
     <w:p>
@@ -1675,7 +2124,7 @@
           <w:color w:val="0000ff"/>
           <w:rtl w:val="0"/>
         </w:rPr>
-        <w:t xml:space="preserve">공통 규칙</w:t>
+        <w:t xml:space="preserve">SCR-02 프로젝트 조립 현황</w:t>
       </w:r>
     </w:p>
     <w:p>
@@ -1694,75 +2143,24 @@
           <w:szCs w:val="20"/>
           <w:rtl w:val="0"/>
         </w:rPr>
-        <w:t xml:space="preserve">표현</w:t>
-      </w:r>
-    </w:p>
-    <w:p>
-      <w:pPr>
-        <w:widowControl w:val="0"/>
-        <w:spacing w:after="60" w:line="264" w:lineRule="auto"/>
-        <w:ind w:left="1080"/>
-        <w:jc w:val="both"/>
-      </w:pPr>
-      <w:r>
-        <w:rPr>
-          <w:rFonts w:ascii="Malgun Gothic" w:cs="Malgun Gothic" w:eastAsia="Malgun Gothic" w:hAnsi="Malgun Gothic"/>
-          <w:sz w:val="20"/>
-          <w:szCs w:val="20"/>
-          <w:rtl w:val="0"/>
-        </w:rPr>
-        <w:t xml:space="preserve">- 상단 고정 메뉴와 본문 한 칼럼. 접을 수 있는 카드를 세로로 쌓는다.</w:t>
-      </w:r>
-    </w:p>
-    <w:p>
-      <w:pPr>
-        <w:widowControl w:val="0"/>
-        <w:spacing w:after="60" w:line="264" w:lineRule="auto"/>
-        <w:ind w:left="1080"/>
-        <w:jc w:val="both"/>
-      </w:pPr>
-      <w:r>
-        <w:rPr>
-          <w:rFonts w:ascii="Malgun Gothic" w:cs="Malgun Gothic" w:eastAsia="Malgun Gothic" w:hAnsi="Malgun Gothic"/>
-          <w:sz w:val="20"/>
-          <w:szCs w:val="20"/>
-          <w:rtl w:val="0"/>
-        </w:rPr>
-        <w:t xml:space="preserve">- 숫자 요약은 상단 줄에 둔다. 예를 들어 모듈 5/6, AGENT TEAM 6/6, TEAM_EXECUTOR local이다.</w:t>
-      </w:r>
-    </w:p>
-    <w:p>
-      <w:pPr>
-        <w:widowControl w:val="0"/>
-        <w:spacing w:after="60" w:line="264" w:lineRule="auto"/>
-        <w:ind w:left="1080"/>
-        <w:jc w:val="both"/>
-      </w:pPr>
-      <w:r>
-        <w:rPr>
-          <w:rFonts w:ascii="Malgun Gothic" w:cs="Malgun Gothic" w:eastAsia="Malgun Gothic" w:hAnsi="Malgun Gothic"/>
-          <w:sz w:val="20"/>
-          <w:szCs w:val="20"/>
-          <w:rtl w:val="0"/>
-        </w:rPr>
-        <w:t xml:space="preserve">- 알림은 네 종류로만 구분한다. 안내, 성공, 주의, 실패다.</w:t>
-      </w:r>
-    </w:p>
-    <w:p>
-      <w:pPr>
-        <w:widowControl w:val="0"/>
-        <w:spacing w:after="60" w:line="264" w:lineRule="auto"/>
-        <w:ind w:left="1080"/>
-        <w:jc w:val="both"/>
-      </w:pPr>
-      <w:r>
-        <w:rPr>
-          <w:rFonts w:ascii="Malgun Gothic" w:cs="Malgun Gothic" w:eastAsia="Malgun Gothic" w:hAnsi="Malgun Gothic"/>
-          <w:sz w:val="20"/>
-          <w:szCs w:val="20"/>
-          <w:rtl w:val="0"/>
-        </w:rPr>
-        <w:t xml:space="preserve">- 대상의 화면 테마를 복사하지 않는다. 대상이 없어도 떠야 하므로 표현은 콘솔이 자체적으로 만든다.</w:t>
+        <w:t xml:space="preserve">목적</w:t>
+      </w:r>
+    </w:p>
+    <w:p>
+      <w:pPr>
+        <w:widowControl w:val="0"/>
+        <w:spacing w:after="60" w:line="264" w:lineRule="auto"/>
+        <w:ind w:left="720"/>
+        <w:jc w:val="both"/>
+      </w:pPr>
+      <w:r>
+        <w:rPr>
+          <w:rFonts w:ascii="Malgun Gothic" w:cs="Malgun Gothic" w:eastAsia="Malgun Gothic" w:hAnsi="Malgun Gothic"/>
+          <w:sz w:val="20"/>
+          <w:szCs w:val="20"/>
+          <w:rtl w:val="0"/>
+        </w:rPr>
+        <w:t xml:space="preserve">선언 파일과 증적, 평가 결과를 읽어 지금 이 프로젝트가 어떻게 조립돼 있고 무엇이 막혀 있는지 보여준다. 이 화면은 읽기 전용이다. 여기서는 아무것도 바꾸지 않는다.</w:t>
       </w:r>
     </w:p>
     <w:p>
@@ -1781,75 +2179,24 @@
           <w:szCs w:val="20"/>
           <w:rtl w:val="0"/>
         </w:rPr>
-        <w:t xml:space="preserve">안전</w:t>
-      </w:r>
-    </w:p>
-    <w:p>
-      <w:pPr>
-        <w:widowControl w:val="0"/>
-        <w:spacing w:after="60" w:line="264" w:lineRule="auto"/>
-        <w:ind w:left="1080"/>
-        <w:jc w:val="both"/>
-      </w:pPr>
-      <w:r>
-        <w:rPr>
-          <w:rFonts w:ascii="Malgun Gothic" w:cs="Malgun Gothic" w:eastAsia="Malgun Gothic" w:hAnsi="Malgun Gothic"/>
-          <w:sz w:val="20"/>
-          <w:szCs w:val="20"/>
-          <w:rtl w:val="0"/>
-        </w:rPr>
-        <w:t xml:space="preserve">- 부수효과를 내는 모든 폼 전송에 CSRF 토큰을 넣는다. Composer 적용과 빠른 토글 모두 해당한다.</w:t>
-      </w:r>
-    </w:p>
-    <w:p>
-      <w:pPr>
-        <w:widowControl w:val="0"/>
-        <w:spacing w:after="60" w:line="264" w:lineRule="auto"/>
-        <w:ind w:left="1080"/>
-        <w:jc w:val="both"/>
-      </w:pPr>
-      <w:r>
-        <w:rPr>
-          <w:rFonts w:ascii="Malgun Gothic" w:cs="Malgun Gothic" w:eastAsia="Malgun Gothic" w:hAnsi="Malgun Gothic"/>
-          <w:sz w:val="20"/>
-          <w:szCs w:val="20"/>
-          <w:rtl w:val="0"/>
-        </w:rPr>
-        <w:t xml:space="preserve">- 서버는 127.0.0.1에만 바인딩한다. 외부에 노출하지 않는다.</w:t>
-      </w:r>
-    </w:p>
-    <w:p>
-      <w:pPr>
-        <w:widowControl w:val="0"/>
-        <w:spacing w:after="60" w:line="264" w:lineRule="auto"/>
-        <w:ind w:left="1080"/>
-        <w:jc w:val="both"/>
-      </w:pPr>
-      <w:r>
-        <w:rPr>
-          <w:rFonts w:ascii="Malgun Gothic" w:cs="Malgun Gothic" w:eastAsia="Malgun Gothic" w:hAnsi="Malgun Gothic"/>
-          <w:sz w:val="20"/>
-          <w:szCs w:val="20"/>
-          <w:rtl w:val="0"/>
-        </w:rPr>
-        <w:t xml:space="preserve">- 비밀값은 환경변수로만 받고 파일에 저장하지 않으며 화면에도 출력하지 않는다.</w:t>
-      </w:r>
-    </w:p>
-    <w:p>
-      <w:pPr>
-        <w:widowControl w:val="0"/>
-        <w:spacing w:after="60" w:line="264" w:lineRule="auto"/>
-        <w:ind w:left="1080"/>
-        <w:jc w:val="both"/>
-      </w:pPr>
-      <w:r>
-        <w:rPr>
-          <w:rFonts w:ascii="Malgun Gothic" w:cs="Malgun Gothic" w:eastAsia="Malgun Gothic" w:hAnsi="Malgun Gothic"/>
-          <w:sz w:val="20"/>
-          <w:szCs w:val="20"/>
-          <w:rtl w:val="0"/>
-        </w:rPr>
-        <w:t xml:space="preserve">- 경로를 링크로 만들 때는 URL 인코딩을 먼저 하고 HTML 이스케이프를 나중에 한다. 순서를 바꾸면 폴더 이름의 앰퍼샌드나 샵 기호 때문에 링크가 엉뚱한 곳을 가리킨다.</w:t>
+        <w:t xml:space="preserve">상단 요약</w:t>
+      </w:r>
+    </w:p>
+    <w:p>
+      <w:pPr>
+        <w:widowControl w:val="0"/>
+        <w:spacing w:after="60" w:line="264" w:lineRule="auto"/>
+        <w:ind w:left="1080"/>
+        <w:jc w:val="both"/>
+      </w:pPr>
+      <w:r>
+        <w:rPr>
+          <w:rFonts w:ascii="Malgun Gothic" w:cs="Malgun Gothic" w:eastAsia="Malgun Gothic" w:hAnsi="Malgun Gothic"/>
+          <w:sz w:val="20"/>
+          <w:szCs w:val="20"/>
+          <w:rtl w:val="0"/>
+        </w:rPr>
+        <w:t xml:space="preserve">- 모듈 5/6 (꺼짐 a2a_executor), AGENT TEAM 6/6, TEAM_EXECUTOR local, guardrails, CONTEXT.TOKEN_BUDGET 12000</w:t>
       </w:r>
     </w:p>
     <w:p>
@@ -1868,81 +2215,41 @@
           <w:szCs w:val="20"/>
           <w:rtl w:val="0"/>
         </w:rPr>
-        <w:t xml:space="preserve">오류 표시</w:t>
-      </w:r>
-    </w:p>
-    <w:p>
-      <w:pPr>
-        <w:widowControl w:val="0"/>
-        <w:spacing w:after="60" w:line="264" w:lineRule="auto"/>
-        <w:ind w:left="1080"/>
-        <w:jc w:val="both"/>
-      </w:pPr>
-      <w:r>
-        <w:rPr>
-          <w:rFonts w:ascii="Malgun Gothic" w:cs="Malgun Gothic" w:eastAsia="Malgun Gothic" w:hAnsi="Malgun Gothic"/>
-          <w:sz w:val="20"/>
-          <w:szCs w:val="20"/>
-          <w:rtl w:val="0"/>
-        </w:rPr>
-        <w:t xml:space="preserve">- 대상이 예상과 다른 응답을 주면 오류 화면으로 죽지 않고 무엇이 잘못됐는지 적는다.</w:t>
-      </w:r>
-    </w:p>
-    <w:p>
-      <w:pPr>
-        <w:widowControl w:val="0"/>
-        <w:spacing w:after="60" w:line="264" w:lineRule="auto"/>
-        <w:ind w:left="1080"/>
-        <w:jc w:val="both"/>
-      </w:pPr>
-      <w:r>
-        <w:rPr>
-          <w:rFonts w:ascii="Malgun Gothic" w:cs="Malgun Gothic" w:eastAsia="Malgun Gothic" w:hAnsi="Malgun Gothic"/>
-          <w:sz w:val="20"/>
-          <w:szCs w:val="20"/>
-          <w:rtl w:val="0"/>
-        </w:rPr>
-        <w:t xml:space="preserve">- 쿼리 없이 들어온 주소는 원시 JSON 오류가 아니라 안내 화면을 낸다.</w:t>
-      </w:r>
-    </w:p>
-    <w:p>
-      <w:pPr>
-        <w:widowControl w:val="0"/>
-        <w:spacing w:after="60" w:line="264" w:lineRule="auto"/>
-        <w:ind w:left="1080"/>
-        <w:jc w:val="both"/>
-      </w:pPr>
-      <w:r>
-        <w:rPr>
-          <w:rFonts w:ascii="Malgun Gothic" w:cs="Malgun Gothic" w:eastAsia="Malgun Gothic" w:hAnsi="Malgun Gothic"/>
-          <w:sz w:val="20"/>
-          <w:szCs w:val="20"/>
-          <w:rtl w:val="0"/>
-        </w:rPr>
-        <w:t xml:space="preserve">- 조작된 전송은 아무것도 바꾸지 않고 화면만 다시 그린다.</w:t>
-      </w:r>
-    </w:p>
-    <w:p>
-      <w:pPr>
-        <w:widowControl w:val="0"/>
-        <w:numPr>
-          <w:ilvl w:val="0"/>
-          <w:numId w:val="1"/>
-        </w:numPr>
-        <w:spacing w:after="200" w:line="276" w:lineRule="auto"/>
-        <w:ind w:left="720" w:hanging="360"/>
-        <w:jc w:val="both"/>
-        <w:rPr>
-          <w:color w:val="0000ff"/>
-        </w:rPr>
-      </w:pPr>
-      <w:r>
-        <w:rPr>
-          <w:rFonts w:ascii="Arial Unicode MS" w:cs="Arial Unicode MS" w:eastAsia="Arial Unicode MS" w:hAnsi="Arial Unicode MS"/>
-          <w:color w:val="0000ff"/>
-          <w:rtl w:val="0"/>
-        </w:rPr>
-        <w:t xml:space="preserve">SCR-01 프로젝트 목록</w:t>
+        <w:t xml:space="preserve">카드 1. 조립</w:t>
+      </w:r>
+    </w:p>
+    <w:p>
+      <w:pPr>
+        <w:widowControl w:val="0"/>
+        <w:spacing w:after="60" w:line="264" w:lineRule="auto"/>
+        <w:ind w:left="1080"/>
+        <w:jc w:val="both"/>
+      </w:pPr>
+      <w:r>
+        <w:rPr>
+          <w:rFonts w:ascii="Malgun Gothic" w:cs="Malgun Gothic" w:eastAsia="Malgun Gothic" w:hAnsi="Malgun Gothic"/>
+          <w:sz w:val="20"/>
+          <w:szCs w:val="20"/>
+          <w:rtl w:val="0"/>
+        </w:rPr>
+        <w:t xml:space="preserve">- 표 3열. TEAM_ID, ACTIVE, IMPLEMENTATION_REF</w:t>
+      </w:r>
+    </w:p>
+    <w:p>
+      <w:pPr>
+        <w:widowControl w:val="0"/>
+        <w:spacing w:after="60" w:line="264" w:lineRule="auto"/>
+        <w:ind w:left="1080"/>
+        <w:jc w:val="both"/>
+      </w:pPr>
+      <w:r>
+        <w:rPr>
+          <w:rFonts w:ascii="Malgun Gothic" w:cs="Malgun Gothic" w:eastAsia="Malgun Gothic" w:hAnsi="Malgun Gothic"/>
+          <w:sz w:val="20"/>
+          <w:szCs w:val="20"/>
+          <w:rtl w:val="0"/>
+        </w:rPr>
+        <w:t xml:space="preserve">- 실측 6행. voc_store_manager, response_generation_review, return_refund, procurement_order_payment, fulfillment_logistics, catalog_verification</w:t>
       </w:r>
     </w:p>
     <w:p>
@@ -1961,24 +2268,41 @@
           <w:szCs w:val="20"/>
           <w:rtl w:val="0"/>
         </w:rPr>
-        <w:t xml:space="preserve">목적</w:t>
-      </w:r>
-    </w:p>
-    <w:p>
-      <w:pPr>
-        <w:widowControl w:val="0"/>
-        <w:spacing w:after="60" w:line="264" w:lineRule="auto"/>
-        <w:ind w:left="720"/>
-        <w:jc w:val="both"/>
-      </w:pPr>
-      <w:r>
-        <w:rPr>
-          <w:rFonts w:ascii="Malgun Gothic" w:cs="Malgun Gothic" w:eastAsia="Malgun Gothic" w:hAnsi="Malgun Gothic"/>
-          <w:sz w:val="20"/>
-          <w:szCs w:val="20"/>
-          <w:rtl w:val="0"/>
-        </w:rPr>
-        <w:t xml:space="preserve">경로를 주지 않으면 콘솔의 상위 폴더를 훑어 각 폴더가 A-COP 프로젝트인지 판별한다.</w:t>
+        <w:t xml:space="preserve">카드 2. 무엇이 막혀 있나</w:t>
+      </w:r>
+    </w:p>
+    <w:p>
+      <w:pPr>
+        <w:widowControl w:val="0"/>
+        <w:spacing w:after="60" w:line="264" w:lineRule="auto"/>
+        <w:ind w:left="1080"/>
+        <w:jc w:val="both"/>
+      </w:pPr>
+      <w:r>
+        <w:rPr>
+          <w:rFonts w:ascii="Malgun Gothic" w:cs="Malgun Gothic" w:eastAsia="Malgun Gothic" w:hAnsi="Malgun Gothic"/>
+          <w:sz w:val="20"/>
+          <w:szCs w:val="20"/>
+          <w:rtl w:val="0"/>
+        </w:rPr>
+        <w:t xml:space="preserve">- DoD 판정 요약. 2026-08-28 실측으로 부분통과 3, 통과 26, 판정 없음 1이다.</w:t>
+      </w:r>
+    </w:p>
+    <w:p>
+      <w:pPr>
+        <w:widowControl w:val="0"/>
+        <w:spacing w:after="60" w:line="264" w:lineRule="auto"/>
+        <w:ind w:left="1080"/>
+        <w:jc w:val="both"/>
+      </w:pPr>
+      <w:r>
+        <w:rPr>
+          <w:rFonts w:ascii="Malgun Gothic" w:cs="Malgun Gothic" w:eastAsia="Malgun Gothic" w:hAnsi="Malgun Gothic"/>
+          <w:sz w:val="20"/>
+          <w:szCs w:val="20"/>
+          <w:rtl w:val="0"/>
+        </w:rPr>
+        <w:t xml:space="preserve">- 표 4열. DoD, 판정, 항목, 근거. 통과한 항목은 접어 두고 막힌 것만 펼친다.</w:t>
       </w:r>
     </w:p>
     <w:p>
@@ -1997,75 +2321,58 @@
           <w:szCs w:val="20"/>
           <w:rtl w:val="0"/>
         </w:rPr>
-        <w:t xml:space="preserve">구성 요소</w:t>
-      </w:r>
-    </w:p>
-    <w:p>
-      <w:pPr>
-        <w:widowControl w:val="0"/>
-        <w:spacing w:after="60" w:line="264" w:lineRule="auto"/>
-        <w:ind w:left="1080"/>
-        <w:jc w:val="both"/>
-      </w:pPr>
-      <w:r>
-        <w:rPr>
-          <w:rFonts w:ascii="Malgun Gothic" w:cs="Malgun Gothic" w:eastAsia="Malgun Gothic" w:hAnsi="Malgun Gothic"/>
-          <w:sz w:val="20"/>
-          <w:szCs w:val="20"/>
-          <w:rtl w:val="0"/>
-        </w:rPr>
-        <w:t xml:space="preserve">- 요약 줄. 프로젝트 수, 훑은 폴더 수, 루트 경로</w:t>
-      </w:r>
-    </w:p>
-    <w:p>
-      <w:pPr>
-        <w:widowControl w:val="0"/>
-        <w:spacing w:after="60" w:line="264" w:lineRule="auto"/>
-        <w:ind w:left="1080"/>
-        <w:jc w:val="both"/>
-      </w:pPr>
-      <w:r>
-        <w:rPr>
-          <w:rFonts w:ascii="Malgun Gothic" w:cs="Malgun Gothic" w:eastAsia="Malgun Gothic" w:hAnsi="Malgun Gothic"/>
-          <w:sz w:val="20"/>
-          <w:szCs w:val="20"/>
-          <w:rtl w:val="0"/>
-        </w:rPr>
-        <w:t xml:space="preserve">- 표 3열. 폴더, 판별, 근거</w:t>
-      </w:r>
-    </w:p>
-    <w:p>
-      <w:pPr>
-        <w:widowControl w:val="0"/>
-        <w:spacing w:after="60" w:line="264" w:lineRule="auto"/>
-        <w:ind w:left="1080"/>
-        <w:jc w:val="both"/>
-      </w:pPr>
-      <w:r>
-        <w:rPr>
-          <w:rFonts w:ascii="Malgun Gothic" w:cs="Malgun Gothic" w:eastAsia="Malgun Gothic" w:hAnsi="Malgun Gothic"/>
-          <w:sz w:val="20"/>
-          <w:szCs w:val="20"/>
-          <w:rtl w:val="0"/>
-        </w:rPr>
-        <w:t xml:space="preserve">- 판별 값은 프로젝트 또는 아님 둘뿐이다.</w:t>
-      </w:r>
-    </w:p>
-    <w:p>
-      <w:pPr>
-        <w:widowControl w:val="0"/>
-        <w:spacing w:after="60" w:line="264" w:lineRule="auto"/>
-        <w:ind w:left="1080"/>
-        <w:jc w:val="both"/>
-      </w:pPr>
-      <w:r>
-        <w:rPr>
-          <w:rFonts w:ascii="Malgun Gothic" w:cs="Malgun Gothic" w:eastAsia="Malgun Gothic" w:hAnsi="Malgun Gothic"/>
-          <w:sz w:val="20"/>
-          <w:szCs w:val="20"/>
-          <w:rtl w:val="0"/>
-        </w:rPr>
-        <w:t xml:space="preserve">- 근거는 판정 이유를 그대로 적는다. 예를 들어 config/project.yaml 있음, config/project.yaml 가 없다, config/project.yaml 있음 그리고 없는 자료는 introspection 이다.</w:t>
+        <w:t xml:space="preserve">카드 3. 평가 실행</w:t>
+      </w:r>
+    </w:p>
+    <w:p>
+      <w:pPr>
+        <w:widowControl w:val="0"/>
+        <w:spacing w:after="60" w:line="264" w:lineRule="auto"/>
+        <w:ind w:left="1080"/>
+        <w:jc w:val="both"/>
+      </w:pPr>
+      <w:r>
+        <w:rPr>
+          <w:rFonts w:ascii="Malgun Gothic" w:cs="Malgun Gothic" w:eastAsia="Malgun Gothic" w:hAnsi="Malgun Gothic"/>
+          <w:sz w:val="20"/>
+          <w:szCs w:val="20"/>
+          <w:rtl w:val="0"/>
+        </w:rPr>
+        <w:t xml:space="preserve">- 표 7열. 리포트, 행, ARM, PROVIDER, 실측 비용, 추정 비용, 표시</w:t>
+      </w:r>
+    </w:p>
+    <w:p>
+      <w:pPr>
+        <w:widowControl w:val="0"/>
+        <w:spacing w:after="60" w:line="264" w:lineRule="auto"/>
+        <w:ind w:left="1080"/>
+        <w:jc w:val="both"/>
+      </w:pPr>
+      <w:r>
+        <w:rPr>
+          <w:rFonts w:ascii="Malgun Gothic" w:cs="Malgun Gothic" w:eastAsia="Malgun Gothic" w:hAnsi="Malgun Gothic"/>
+          <w:sz w:val="20"/>
+          <w:szCs w:val="20"/>
+          <w:rtl w:val="0"/>
+        </w:rPr>
+        <w:t xml:space="preserve">- run 단위로만 비교한다는 경고를 카드 머리에 고정한다. arm과 dataset과 실행 방식이 다르면 평균을 견줄 수 없기 때문이다.</w:t>
+      </w:r>
+    </w:p>
+    <w:p>
+      <w:pPr>
+        <w:widowControl w:val="0"/>
+        <w:spacing w:after="60" w:line="264" w:lineRule="auto"/>
+        <w:ind w:left="1080"/>
+        <w:jc w:val="both"/>
+      </w:pPr>
+      <w:r>
+        <w:rPr>
+          <w:rFonts w:ascii="Malgun Gothic" w:cs="Malgun Gothic" w:eastAsia="Malgun Gothic" w:hAnsi="Malgun Gothic"/>
+          <w:sz w:val="20"/>
+          <w:szCs w:val="20"/>
+          <w:rtl w:val="0"/>
+        </w:rPr>
+        <w:t xml:space="preserve">- 최근 6개만 보이며 숨긴 개수를 문장으로 알린다. 예를 들어 전체 33개 중 27개는 화면에 없습니다 라고 적는다.</w:t>
       </w:r>
     </w:p>
     <w:p>
@@ -2084,24 +2391,24 @@
           <w:szCs w:val="20"/>
           <w:rtl w:val="0"/>
         </w:rPr>
-        <w:t xml:space="preserve">동작</w:t>
-      </w:r>
-    </w:p>
-    <w:p>
-      <w:pPr>
-        <w:widowControl w:val="0"/>
-        <w:spacing w:after="60" w:line="264" w:lineRule="auto"/>
-        <w:ind w:left="1080"/>
-        <w:jc w:val="both"/>
-      </w:pPr>
-      <w:r>
-        <w:rPr>
-          <w:rFonts w:ascii="Malgun Gothic" w:cs="Malgun Gothic" w:eastAsia="Malgun Gothic" w:hAnsi="Malgun Gothic"/>
-          <w:sz w:val="20"/>
-          <w:szCs w:val="20"/>
-          <w:rtl w:val="0"/>
-        </w:rPr>
-        <w:t xml:space="preserve">- 폴더 이름을 누르면 SCR-02로 이동한다. 경로는 URL 인코딩된 파라미터로 전달한다.</w:t>
+        <w:t xml:space="preserve">카드 4. 상태 분포와 실행 이력</w:t>
+      </w:r>
+    </w:p>
+    <w:p>
+      <w:pPr>
+        <w:widowControl w:val="0"/>
+        <w:spacing w:after="60" w:line="264" w:lineRule="auto"/>
+        <w:ind w:left="1080"/>
+        <w:jc w:val="both"/>
+      </w:pPr>
+      <w:r>
+        <w:rPr>
+          <w:rFonts w:ascii="Malgun Gothic" w:cs="Malgun Gothic" w:eastAsia="Malgun Gothic" w:hAnsi="Malgun Gothic"/>
+          <w:sz w:val="20"/>
+          <w:szCs w:val="20"/>
+          <w:rtl w:val="0"/>
+        </w:rPr>
+        <w:t xml:space="preserve">- DB에 붙었을 때만 값이 찬다. 접속 정보가 없으면 없다고 적는다. 빈 표로 두지 않는다.</w:t>
       </w:r>
     </w:p>
     <w:p>
@@ -2120,6 +2427,59 @@
           <w:szCs w:val="20"/>
           <w:rtl w:val="0"/>
         </w:rPr>
+        <w:t xml:space="preserve">카드 5. 연결</w:t>
+      </w:r>
+    </w:p>
+    <w:p>
+      <w:pPr>
+        <w:widowControl w:val="0"/>
+        <w:spacing w:after="60" w:line="264" w:lineRule="auto"/>
+        <w:ind w:left="1080"/>
+        <w:jc w:val="both"/>
+      </w:pPr>
+      <w:r>
+        <w:rPr>
+          <w:rFonts w:ascii="Malgun Gothic" w:cs="Malgun Gothic" w:eastAsia="Malgun Gothic" w:hAnsi="Malgun Gothic"/>
+          <w:sz w:val="20"/>
+          <w:szCs w:val="20"/>
+          <w:rtl w:val="0"/>
+        </w:rPr>
+        <w:t xml:space="preserve">- 표 3열. 출처, 상태, 세부. 선언, 판정, 평가, 조립 실측, 실행 이력 다섯 줄이다.</w:t>
+      </w:r>
+    </w:p>
+    <w:p>
+      <w:pPr>
+        <w:widowControl w:val="0"/>
+        <w:spacing w:after="60" w:line="264" w:lineRule="auto"/>
+        <w:ind w:left="1080"/>
+        <w:jc w:val="both"/>
+      </w:pPr>
+      <w:r>
+        <w:rPr>
+          <w:rFonts w:ascii="Malgun Gothic" w:cs="Malgun Gothic" w:eastAsia="Malgun Gothic" w:hAnsi="Malgun Gothic"/>
+          <w:sz w:val="20"/>
+          <w:szCs w:val="20"/>
+          <w:rtl w:val="0"/>
+        </w:rPr>
+        <w:t xml:space="preserve">- 읽은 것은 읽은 파일 경로를 그대로 적고 못 읽은 것은 이유를 적는다.</w:t>
+      </w:r>
+    </w:p>
+    <w:p>
+      <w:pPr>
+        <w:widowControl w:val="0"/>
+        <w:spacing w:after="60" w:line="264" w:lineRule="auto"/>
+        <w:ind w:left="720"/>
+        <w:jc w:val="both"/>
+      </w:pPr>
+      <w:r>
+        <w:rPr>
+          <w:rFonts w:ascii="Malgun Gothic" w:cs="Malgun Gothic" w:eastAsia="Malgun Gothic" w:hAnsi="Malgun Gothic"/>
+          <w:b w:val="1"/>
+          <w:bCs w:val="1"/>
+          <w:sz w:val="20"/>
+          <w:szCs w:val="20"/>
+          <w:rtl w:val="0"/>
+        </w:rPr>
         <w:t xml:space="preserve">실제 화면</w:t>
       </w:r>
     </w:p>
@@ -2134,7 +2494,7 @@
         </w:rPr>
         <w:drawing>
           <wp:inline xmlns:wp="http://schemas.openxmlformats.org/drawingml/2006/wordprocessingDrawing" distT="0" distB="0" distL="0" distR="0">
-            <wp:extent cx="5760720" cy="3870156"/>
+            <wp:extent cx="5760720" cy="4440991"/>
             <wp:effectExtent l="0" t="0" r="0" b="0"/>
             <wp:docPr id="906" name="그림 6"/>
             <a:graphic xmlns:a="http://schemas.openxmlformats.org/drawingml/2006/main">
@@ -2153,7 +2513,7 @@
                   <pic:spPr>
                     <a:xfrm>
                       <a:off x="0" y="0"/>
-                      <a:ext cx="5760720" cy="3870156"/>
+                      <a:ext cx="5760720" cy="4440991"/>
                     </a:xfrm>
                     <a:prstGeom prst="rect">
                       <a:avLst/>
@@ -2179,24 +2539,7 @@
           <w:color w:val="595959"/>
           <w:rtl w:val="0"/>
         </w:rPr>
-        <w:t xml:space="preserve">그림 6. SCR-01 실제 화면. 2026-08-29에 콘솔을 띄워 Playwright로 찍었다.</w:t>
-      </w:r>
-    </w:p>
-    <w:p>
-      <w:pPr>
-        <w:widowControl w:val="0"/>
-        <w:spacing w:after="60" w:line="264" w:lineRule="auto"/>
-        <w:ind w:left="720"/>
-        <w:jc w:val="both"/>
-      </w:pPr>
-      <w:r>
-        <w:rPr>
-          <w:rFonts w:ascii="Malgun Gothic" w:cs="Malgun Gothic" w:eastAsia="Malgun Gothic" w:hAnsi="Malgun Gothic"/>
-          <w:sz w:val="20"/>
-          <w:szCs w:val="20"/>
-          <w:rtl w:val="0"/>
-        </w:rPr>
-        <w:t xml:space="preserve">훑은 폴더 8개 중 final_project_cs와 final_project_sample 둘이 프로젝트로 판별됐다. final_project_ui는 config/project.yaml이 없으므로 아님이다. 콘솔 자신은 대상이 아니라는 뜻이다.</w:t>
+        <w:t xml:space="preserve">그림 6. SCR-02 실제 화면 위쪽. 상단 요약과 조립 카드다. 지면 때문에 잘랐고 아래로 판정, 평가, 연결 카드가 이어진다.</w:t>
       </w:r>
     </w:p>
     <w:p>
@@ -2219,7 +2562,7 @@
           <w:color w:val="0000ff"/>
           <w:rtl w:val="0"/>
         </w:rPr>
-        <w:t xml:space="preserve">SCR-02 프로젝트 조립 현황</w:t>
+        <w:t xml:space="preserve">SCR-03 Composer 구성 관리</w:t>
       </w:r>
     </w:p>
     <w:p>
@@ -2255,7 +2598,7 @@
           <w:szCs w:val="20"/>
           <w:rtl w:val="0"/>
         </w:rPr>
-        <w:t xml:space="preserve">선언 파일과 증적, 평가 결과를 읽어 지금 이 프로젝트가 어떻게 조립돼 있고 무엇이 막혀 있는지 보여준다. 이 화면은 읽기 전용이다. 여기서는 아무것도 바꾸지 않는다.</w:t>
+        <w:t xml:space="preserve">대상의 구성을 바꾸는 유일한 화면이다. 콘솔은 대상의 Python을 가져오지 않고 대상의 파일도 직접 쓰지 않는다. 대상이 인증하고 검증한 뒤 자기 프로세스 안에서 저장한다.</w:t>
       </w:r>
     </w:p>
     <w:p>
@@ -2274,24 +2617,58 @@
           <w:szCs w:val="20"/>
           <w:rtl w:val="0"/>
         </w:rPr>
-        <w:t xml:space="preserve">상단 요약</w:t>
-      </w:r>
-    </w:p>
-    <w:p>
-      <w:pPr>
-        <w:widowControl w:val="0"/>
-        <w:spacing w:after="60" w:line="264" w:lineRule="auto"/>
-        <w:ind w:left="1080"/>
-        <w:jc w:val="both"/>
-      </w:pPr>
-      <w:r>
-        <w:rPr>
-          <w:rFonts w:ascii="Malgun Gothic" w:cs="Malgun Gothic" w:eastAsia="Malgun Gothic" w:hAnsi="Malgun Gothic"/>
-          <w:sz w:val="20"/>
-          <w:szCs w:val="20"/>
-          <w:rtl w:val="0"/>
-        </w:rPr>
-        <w:t xml:space="preserve">- 모듈 5/6 (꺼짐 a2a_executor), AGENT TEAM 6/6, TEAM_EXECUTOR local, guardrails, CONTEXT.TOKEN_BUDGET 12000</w:t>
+        <w:t xml:space="preserve">상태 A. 대상에 연결되지 않았을 때</w:t>
+      </w:r>
+    </w:p>
+    <w:p>
+      <w:pPr>
+        <w:widowControl w:val="0"/>
+        <w:spacing w:after="60" w:line="264" w:lineRule="auto"/>
+        <w:ind w:left="1080"/>
+        <w:jc w:val="both"/>
+      </w:pPr>
+      <w:r>
+        <w:rPr>
+          <w:rFonts w:ascii="Malgun Gothic" w:cs="Malgun Gothic" w:eastAsia="Malgun Gothic" w:hAnsi="Malgun Gothic"/>
+          <w:sz w:val="20"/>
+          <w:szCs w:val="20"/>
+          <w:rtl w:val="0"/>
+        </w:rPr>
+        <w:t xml:space="preserve">- 연결 정보가 없다는 경고를 띄운다.</w:t>
+      </w:r>
+    </w:p>
+    <w:p>
+      <w:pPr>
+        <w:widowControl w:val="0"/>
+        <w:spacing w:after="60" w:line="264" w:lineRule="auto"/>
+        <w:ind w:left="1080"/>
+        <w:jc w:val="both"/>
+      </w:pPr>
+      <w:r>
+        <w:rPr>
+          <w:rFonts w:ascii="Malgun Gothic" w:cs="Malgun Gothic" w:eastAsia="Malgun Gothic" w:hAnsi="Malgun Gothic"/>
+          <w:sz w:val="20"/>
+          <w:szCs w:val="20"/>
+          <w:rtl w:val="0"/>
+        </w:rPr>
+        <w:t xml:space="preserve">- 붙이는 방법 안내 카드에 두 단계를 적는다. 대상 서버를 띄우는 것과 환경변수를 주고 콘솔을 다시 시작하는 것이다.</w:t>
+      </w:r>
+    </w:p>
+    <w:p>
+      <w:pPr>
+        <w:widowControl w:val="0"/>
+        <w:spacing w:after="60" w:line="264" w:lineRule="auto"/>
+        <w:ind w:left="1080"/>
+        <w:jc w:val="both"/>
+      </w:pPr>
+      <w:r>
+        <w:rPr>
+          <w:rFonts w:ascii="Malgun Gothic" w:cs="Malgun Gothic" w:eastAsia="Malgun Gothic" w:hAnsi="Malgun Gothic"/>
+          <w:sz w:val="20"/>
+          <w:szCs w:val="20"/>
+          <w:rtl w:val="0"/>
+        </w:rPr>
+        <w:t xml:space="preserve">- 편집 폼은 그리지 않는다. 모르는 상태로 폼을 그리면 사용자가 저장되는 줄 안다.</w:t>
       </w:r>
     </w:p>
     <w:p>
@@ -2310,41 +2687,41 @@
           <w:szCs w:val="20"/>
           <w:rtl w:val="0"/>
         </w:rPr>
-        <w:t xml:space="preserve">카드 1. 조립</w:t>
-      </w:r>
-    </w:p>
-    <w:p>
-      <w:pPr>
-        <w:widowControl w:val="0"/>
-        <w:spacing w:after="60" w:line="264" w:lineRule="auto"/>
-        <w:ind w:left="1080"/>
-        <w:jc w:val="both"/>
-      </w:pPr>
-      <w:r>
-        <w:rPr>
-          <w:rFonts w:ascii="Malgun Gothic" w:cs="Malgun Gothic" w:eastAsia="Malgun Gothic" w:hAnsi="Malgun Gothic"/>
-          <w:sz w:val="20"/>
-          <w:szCs w:val="20"/>
-          <w:rtl w:val="0"/>
-        </w:rPr>
-        <w:t xml:space="preserve">- 표 3열. TEAM_ID, ACTIVE, IMPLEMENTATION_REF</w:t>
-      </w:r>
-    </w:p>
-    <w:p>
-      <w:pPr>
-        <w:widowControl w:val="0"/>
-        <w:spacing w:after="60" w:line="264" w:lineRule="auto"/>
-        <w:ind w:left="1080"/>
-        <w:jc w:val="both"/>
-      </w:pPr>
-      <w:r>
-        <w:rPr>
-          <w:rFonts w:ascii="Malgun Gothic" w:cs="Malgun Gothic" w:eastAsia="Malgun Gothic" w:hAnsi="Malgun Gothic"/>
-          <w:sz w:val="20"/>
-          <w:szCs w:val="20"/>
-          <w:rtl w:val="0"/>
-        </w:rPr>
-        <w:t xml:space="preserve">- 실측 6행. voc_store_manager, response_generation_review, return_refund, procurement_order_payment, fulfillment_logistics, catalog_verification</w:t>
+        <w:t xml:space="preserve">상태 B. 대상에 연결됐을 때</w:t>
+      </w:r>
+    </w:p>
+    <w:p>
+      <w:pPr>
+        <w:widowControl w:val="0"/>
+        <w:spacing w:after="60" w:line="264" w:lineRule="auto"/>
+        <w:ind w:left="1080"/>
+        <w:jc w:val="both"/>
+      </w:pPr>
+      <w:r>
+        <w:rPr>
+          <w:rFonts w:ascii="Malgun Gothic" w:cs="Malgun Gothic" w:eastAsia="Malgun Gothic" w:hAnsi="Malgun Gothic"/>
+          <w:sz w:val="20"/>
+          <w:szCs w:val="20"/>
+          <w:rtl w:val="0"/>
+        </w:rPr>
+        <w:t xml:space="preserve">- 머리 안내. 이 폼은 대상의 인증된 API만 호출하며 여기서 파일을 직접 쓰지 않는다는 문장</w:t>
+      </w:r>
+    </w:p>
+    <w:p>
+      <w:pPr>
+        <w:widowControl w:val="0"/>
+        <w:spacing w:after="60" w:line="264" w:lineRule="auto"/>
+        <w:ind w:left="1080"/>
+        <w:jc w:val="both"/>
+      </w:pPr>
+      <w:r>
+        <w:rPr>
+          <w:rFonts w:ascii="Malgun Gothic" w:cs="Malgun Gothic" w:eastAsia="Malgun Gothic" w:hAnsi="Malgun Gothic"/>
+          <w:sz w:val="20"/>
+          <w:szCs w:val="20"/>
+          <w:rtl w:val="0"/>
+        </w:rPr>
+        <w:t xml:space="preserve">- REVISION 표시. 지금 읽어온 대상 구성의 revision</w:t>
       </w:r>
     </w:p>
     <w:p>
@@ -2363,41 +2740,41 @@
           <w:szCs w:val="20"/>
           <w:rtl w:val="0"/>
         </w:rPr>
-        <w:t xml:space="preserve">카드 2. 무엇이 막혀 있나</w:t>
-      </w:r>
-    </w:p>
-    <w:p>
-      <w:pPr>
-        <w:widowControl w:val="0"/>
-        <w:spacing w:after="60" w:line="264" w:lineRule="auto"/>
-        <w:ind w:left="1080"/>
-        <w:jc w:val="both"/>
-      </w:pPr>
-      <w:r>
-        <w:rPr>
-          <w:rFonts w:ascii="Malgun Gothic" w:cs="Malgun Gothic" w:eastAsia="Malgun Gothic" w:hAnsi="Malgun Gothic"/>
-          <w:sz w:val="20"/>
-          <w:szCs w:val="20"/>
-          <w:rtl w:val="0"/>
-        </w:rPr>
-        <w:t xml:space="preserve">- DoD 판정 요약. 2026-08-28 실측으로 부분통과 3, 통과 26, 판정 없음 1이다.</w:t>
-      </w:r>
-    </w:p>
-    <w:p>
-      <w:pPr>
-        <w:widowControl w:val="0"/>
-        <w:spacing w:after="60" w:line="264" w:lineRule="auto"/>
-        <w:ind w:left="1080"/>
-        <w:jc w:val="both"/>
-      </w:pPr>
-      <w:r>
-        <w:rPr>
-          <w:rFonts w:ascii="Malgun Gothic" w:cs="Malgun Gothic" w:eastAsia="Malgun Gothic" w:hAnsi="Malgun Gothic"/>
-          <w:sz w:val="20"/>
-          <w:szCs w:val="20"/>
-          <w:rtl w:val="0"/>
-        </w:rPr>
-        <w:t xml:space="preserve">- 표 4열. DoD, 판정, 항목, 근거. 통과한 항목은 접어 두고 막힌 것만 펼친다.</w:t>
+        <w:t xml:space="preserve">카드. 빠른 토글</w:t>
+      </w:r>
+    </w:p>
+    <w:p>
+      <w:pPr>
+        <w:widowControl w:val="0"/>
+        <w:spacing w:after="60" w:line="264" w:lineRule="auto"/>
+        <w:ind w:left="1080"/>
+        <w:jc w:val="both"/>
+      </w:pPr>
+      <w:r>
+        <w:rPr>
+          <w:rFonts w:ascii="Malgun Gothic" w:cs="Malgun Gothic" w:eastAsia="Malgun Gothic" w:hAnsi="Malgun Gothic"/>
+          <w:sz w:val="20"/>
+          <w:szCs w:val="20"/>
+          <w:rtl w:val="0"/>
+        </w:rPr>
+        <w:t xml:space="preserve">- 등록된 모듈과 Team 하나의 활성 상태만 바꾸는 버튼 목록이다. 새 항목은 만들지 않는다.</w:t>
+      </w:r>
+    </w:p>
+    <w:p>
+      <w:pPr>
+        <w:widowControl w:val="0"/>
+        <w:spacing w:after="60" w:line="264" w:lineRule="auto"/>
+        <w:ind w:left="1080"/>
+        <w:jc w:val="both"/>
+      </w:pPr>
+      <w:r>
+        <w:rPr>
+          <w:rFonts w:ascii="Malgun Gothic" w:cs="Malgun Gothic" w:eastAsia="Malgun Gothic" w:hAnsi="Malgun Gothic"/>
+          <w:sz w:val="20"/>
+          <w:szCs w:val="20"/>
+          <w:rtl w:val="0"/>
+        </w:rPr>
+        <w:t xml:space="preserve">- 각 행은 종류, ID, 상태, 동작 네 칸이다. 상태를 못 읽으면 모름이라 적고 버튼을 그리지 않는다.</w:t>
       </w:r>
     </w:p>
     <w:p>
@@ -2416,58 +2793,41 @@
           <w:szCs w:val="20"/>
           <w:rtl w:val="0"/>
         </w:rPr>
-        <w:t xml:space="preserve">카드 3. 평가 실행</w:t>
-      </w:r>
-    </w:p>
-    <w:p>
-      <w:pPr>
-        <w:widowControl w:val="0"/>
-        <w:spacing w:after="60" w:line="264" w:lineRule="auto"/>
-        <w:ind w:left="1080"/>
-        <w:jc w:val="both"/>
-      </w:pPr>
-      <w:r>
-        <w:rPr>
-          <w:rFonts w:ascii="Malgun Gothic" w:cs="Malgun Gothic" w:eastAsia="Malgun Gothic" w:hAnsi="Malgun Gothic"/>
-          <w:sz w:val="20"/>
-          <w:szCs w:val="20"/>
-          <w:rtl w:val="0"/>
-        </w:rPr>
-        <w:t xml:space="preserve">- 표 7열. 리포트, 행, ARM, PROVIDER, 실측 비용, 추정 비용, 표시</w:t>
-      </w:r>
-    </w:p>
-    <w:p>
-      <w:pPr>
-        <w:widowControl w:val="0"/>
-        <w:spacing w:after="60" w:line="264" w:lineRule="auto"/>
-        <w:ind w:left="1080"/>
-        <w:jc w:val="both"/>
-      </w:pPr>
-      <w:r>
-        <w:rPr>
-          <w:rFonts w:ascii="Malgun Gothic" w:cs="Malgun Gothic" w:eastAsia="Malgun Gothic" w:hAnsi="Malgun Gothic"/>
-          <w:sz w:val="20"/>
-          <w:szCs w:val="20"/>
-          <w:rtl w:val="0"/>
-        </w:rPr>
-        <w:t xml:space="preserve">- run 단위로만 비교한다는 경고를 카드 머리에 고정한다. arm과 dataset과 실행 방식이 다르면 평균을 견줄 수 없기 때문이다.</w:t>
-      </w:r>
-    </w:p>
-    <w:p>
-      <w:pPr>
-        <w:widowControl w:val="0"/>
-        <w:spacing w:after="60" w:line="264" w:lineRule="auto"/>
-        <w:ind w:left="1080"/>
-        <w:jc w:val="both"/>
-      </w:pPr>
-      <w:r>
-        <w:rPr>
-          <w:rFonts w:ascii="Malgun Gothic" w:cs="Malgun Gothic" w:eastAsia="Malgun Gothic" w:hAnsi="Malgun Gothic"/>
-          <w:sz w:val="20"/>
-          <w:szCs w:val="20"/>
-          <w:rtl w:val="0"/>
-        </w:rPr>
-        <w:t xml:space="preserve">- 최근 6개만 보이며 숨긴 개수를 문장으로 알린다. 예를 들어 전체 33개 중 27개는 화면에 없습니다 라고 적는다.</w:t>
+        <w:t xml:space="preserve">카드. 모듈</w:t>
+      </w:r>
+    </w:p>
+    <w:p>
+      <w:pPr>
+        <w:widowControl w:val="0"/>
+        <w:spacing w:after="60" w:line="264" w:lineRule="auto"/>
+        <w:ind w:left="1080"/>
+        <w:jc w:val="both"/>
+      </w:pPr>
+      <w:r>
+        <w:rPr>
+          <w:rFonts w:ascii="Malgun Gothic" w:cs="Malgun Gothic" w:eastAsia="Malgun Gothic" w:hAnsi="Malgun Gothic"/>
+          <w:sz w:val="20"/>
+          <w:szCs w:val="20"/>
+          <w:rtl w:val="0"/>
+        </w:rPr>
+        <w:t xml:space="preserve">- 모듈 이름별 체크박스. 부제에 몇 종이 켜졌는지 적는다.</w:t>
+      </w:r>
+    </w:p>
+    <w:p>
+      <w:pPr>
+        <w:widowControl w:val="0"/>
+        <w:spacing w:after="60" w:line="264" w:lineRule="auto"/>
+        <w:ind w:left="1080"/>
+        <w:jc w:val="both"/>
+      </w:pPr>
+      <w:r>
+        <w:rPr>
+          <w:rFonts w:ascii="Malgun Gothic" w:cs="Malgun Gothic" w:eastAsia="Malgun Gothic" w:hAnsi="Malgun Gothic"/>
+          <w:sz w:val="20"/>
+          <w:szCs w:val="20"/>
+          <w:rtl w:val="0"/>
+        </w:rPr>
+        <w:t xml:space="preserve">- 새 모듈 키를 화면에서 추가할 수 없다. 대상이 준 이름만 다시 그린다.</w:t>
       </w:r>
     </w:p>
     <w:p>
@@ -2486,24 +2846,24 @@
           <w:szCs w:val="20"/>
           <w:rtl w:val="0"/>
         </w:rPr>
-        <w:t xml:space="preserve">카드 4. 상태 분포와 실행 이력</w:t>
-      </w:r>
-    </w:p>
-    <w:p>
-      <w:pPr>
-        <w:widowControl w:val="0"/>
-        <w:spacing w:after="60" w:line="264" w:lineRule="auto"/>
-        <w:ind w:left="1080"/>
-        <w:jc w:val="both"/>
-      </w:pPr>
-      <w:r>
-        <w:rPr>
-          <w:rFonts w:ascii="Malgun Gothic" w:cs="Malgun Gothic" w:eastAsia="Malgun Gothic" w:hAnsi="Malgun Gothic"/>
-          <w:sz w:val="20"/>
-          <w:szCs w:val="20"/>
-          <w:rtl w:val="0"/>
-        </w:rPr>
-        <w:t xml:space="preserve">- DB에 붙었을 때만 값이 찬다. 접속 정보가 없으면 없다고 적는다. 빈 표로 두지 않는다.</w:t>
+        <w:t xml:space="preserve">카드. Port</w:t>
+      </w:r>
+    </w:p>
+    <w:p>
+      <w:pPr>
+        <w:widowControl w:val="0"/>
+        <w:spacing w:after="60" w:line="264" w:lineRule="auto"/>
+        <w:ind w:left="1080"/>
+        <w:jc w:val="both"/>
+      </w:pPr>
+      <w:r>
+        <w:rPr>
+          <w:rFonts w:ascii="Malgun Gothic" w:cs="Malgun Gothic" w:eastAsia="Malgun Gothic" w:hAnsi="Malgun Gothic"/>
+          <w:sz w:val="20"/>
+          <w:szCs w:val="20"/>
+          <w:rtl w:val="0"/>
+        </w:rPr>
+        <w:t xml:space="preserve">- Port 이름별 텍스트 입력. 새 Port 종류는 추가할 수 없다.</w:t>
       </w:r>
     </w:p>
     <w:p>
@@ -2522,41 +2882,58 @@
           <w:szCs w:val="20"/>
           <w:rtl w:val="0"/>
         </w:rPr>
-        <w:t xml:space="preserve">카드 5. 연결</w:t>
-      </w:r>
-    </w:p>
-    <w:p>
-      <w:pPr>
-        <w:widowControl w:val="0"/>
-        <w:spacing w:after="60" w:line="264" w:lineRule="auto"/>
-        <w:ind w:left="1080"/>
-        <w:jc w:val="both"/>
-      </w:pPr>
-      <w:r>
-        <w:rPr>
-          <w:rFonts w:ascii="Malgun Gothic" w:cs="Malgun Gothic" w:eastAsia="Malgun Gothic" w:hAnsi="Malgun Gothic"/>
-          <w:sz w:val="20"/>
-          <w:szCs w:val="20"/>
-          <w:rtl w:val="0"/>
-        </w:rPr>
-        <w:t xml:space="preserve">- 표 3열. 출처, 상태, 세부. 선언, 판정, 평가, 조립 실측, 실행 이력 다섯 줄이다.</w:t>
-      </w:r>
-    </w:p>
-    <w:p>
-      <w:pPr>
-        <w:widowControl w:val="0"/>
-        <w:spacing w:after="60" w:line="264" w:lineRule="auto"/>
-        <w:ind w:left="1080"/>
-        <w:jc w:val="both"/>
-      </w:pPr>
-      <w:r>
-        <w:rPr>
-          <w:rFonts w:ascii="Malgun Gothic" w:cs="Malgun Gothic" w:eastAsia="Malgun Gothic" w:hAnsi="Malgun Gothic"/>
-          <w:sz w:val="20"/>
-          <w:szCs w:val="20"/>
-          <w:rtl w:val="0"/>
-        </w:rPr>
-        <w:t xml:space="preserve">- 읽은 것은 읽은 파일 경로를 그대로 적고 못 읽은 것은 이유를 적는다.</w:t>
+        <w:t xml:space="preserve">카드. Team</w:t>
+      </w:r>
+    </w:p>
+    <w:p>
+      <w:pPr>
+        <w:widowControl w:val="0"/>
+        <w:spacing w:after="60" w:line="264" w:lineRule="auto"/>
+        <w:ind w:left="1080"/>
+        <w:jc w:val="both"/>
+      </w:pPr>
+      <w:r>
+        <w:rPr>
+          <w:rFonts w:ascii="Malgun Gothic" w:cs="Malgun Gothic" w:eastAsia="Malgun Gothic" w:hAnsi="Malgun Gothic"/>
+          <w:sz w:val="20"/>
+          <w:szCs w:val="20"/>
+          <w:rtl w:val="0"/>
+        </w:rPr>
+        <w:t xml:space="preserve">- 표 4열. team_id 입력, implementation_ref 입력, active 체크박스, 제거 버튼</w:t>
+      </w:r>
+    </w:p>
+    <w:p>
+      <w:pPr>
+        <w:widowControl w:val="0"/>
+        <w:spacing w:after="60" w:line="264" w:lineRule="auto"/>
+        <w:ind w:left="1080"/>
+        <w:jc w:val="both"/>
+      </w:pPr>
+      <w:r>
+        <w:rPr>
+          <w:rFonts w:ascii="Malgun Gothic" w:cs="Malgun Gothic" w:eastAsia="Malgun Gothic" w:hAnsi="Malgun Gothic"/>
+          <w:sz w:val="20"/>
+          <w:szCs w:val="20"/>
+          <w:rtl w:val="0"/>
+        </w:rPr>
+        <w:t xml:space="preserve">- Team 추가 버튼은 team_id가 new_team이고 active가 꺼진 빈 행을 붙인다.</w:t>
+      </w:r>
+    </w:p>
+    <w:p>
+      <w:pPr>
+        <w:widowControl w:val="0"/>
+        <w:spacing w:after="60" w:line="264" w:lineRule="auto"/>
+        <w:ind w:left="1080"/>
+        <w:jc w:val="both"/>
+      </w:pPr>
+      <w:r>
+        <w:rPr>
+          <w:rFonts w:ascii="Malgun Gothic" w:cs="Malgun Gothic" w:eastAsia="Malgun Gothic" w:hAnsi="Malgun Gothic"/>
+          <w:sz w:val="20"/>
+          <w:szCs w:val="20"/>
+          <w:rtl w:val="0"/>
+        </w:rPr>
+        <w:t xml:space="preserve">- 추가와 제거는 대상에 보내지 않는다. 화면의 후보만 바뀌고 적용을 눌러야 저장된다.</w:t>
       </w:r>
     </w:p>
     <w:p>
@@ -2575,7 +2952,234 @@
           <w:szCs w:val="20"/>
           <w:rtl w:val="0"/>
         </w:rPr>
-        <w:t xml:space="preserve">실제 화면</w:t>
+        <w:t xml:space="preserve">입력과 버튼</w:t>
+      </w:r>
+    </w:p>
+    <w:p>
+      <w:pPr>
+        <w:widowControl w:val="0"/>
+        <w:spacing w:after="60" w:line="264" w:lineRule="auto"/>
+        <w:ind w:left="1080"/>
+        <w:jc w:val="both"/>
+      </w:pPr>
+      <w:r>
+        <w:rPr>
+          <w:rFonts w:ascii="Malgun Gothic" w:cs="Malgun Gothic" w:eastAsia="Malgun Gothic" w:hAnsi="Malgun Gothic"/>
+          <w:sz w:val="20"/>
+          <w:szCs w:val="20"/>
+          <w:rtl w:val="0"/>
+        </w:rPr>
+        <w:t xml:space="preserve">- 사유 한 줄 입력. 예시 문구는 모듈 구조 설계 테스트다.</w:t>
+      </w:r>
+    </w:p>
+    <w:p>
+      <w:pPr>
+        <w:widowControl w:val="0"/>
+        <w:spacing w:after="60" w:line="264" w:lineRule="auto"/>
+        <w:ind w:left="1080"/>
+        <w:jc w:val="both"/>
+      </w:pPr>
+      <w:r>
+        <w:rPr>
+          <w:rFonts w:ascii="Malgun Gothic" w:cs="Malgun Gothic" w:eastAsia="Malgun Gothic" w:hAnsi="Malgun Gothic"/>
+          <w:sz w:val="20"/>
+          <w:szCs w:val="20"/>
+          <w:rtl w:val="0"/>
+        </w:rPr>
+        <w:t xml:space="preserve">- 검증 버튼. 저장하지 않고 대상의 검증만 받는다.</w:t>
+      </w:r>
+    </w:p>
+    <w:p>
+      <w:pPr>
+        <w:widowControl w:val="0"/>
+        <w:spacing w:after="60" w:line="264" w:lineRule="auto"/>
+        <w:ind w:left="1080"/>
+        <w:jc w:val="both"/>
+      </w:pPr>
+      <w:r>
+        <w:rPr>
+          <w:rFonts w:ascii="Malgun Gothic" w:cs="Malgun Gothic" w:eastAsia="Malgun Gothic" w:hAnsi="Malgun Gothic"/>
+          <w:sz w:val="20"/>
+          <w:szCs w:val="20"/>
+          <w:rtl w:val="0"/>
+        </w:rPr>
+        <w:t xml:space="preserve">- 적용 버튼. 사유가 비어 있으면 보내지 않고 사유를 적으라고 띄운다.</w:t>
+      </w:r>
+    </w:p>
+    <w:p>
+      <w:pPr>
+        <w:widowControl w:val="0"/>
+        <w:spacing w:after="60" w:line="264" w:lineRule="auto"/>
+        <w:ind w:left="720"/>
+        <w:jc w:val="both"/>
+      </w:pPr>
+      <w:r>
+        <w:rPr>
+          <w:rFonts w:ascii="Malgun Gothic" w:cs="Malgun Gothic" w:eastAsia="Malgun Gothic" w:hAnsi="Malgun Gothic"/>
+          <w:b w:val="1"/>
+          <w:bCs w:val="1"/>
+          <w:sz w:val="20"/>
+          <w:szCs w:val="20"/>
+          <w:rtl w:val="0"/>
+        </w:rPr>
+        <w:t xml:space="preserve">결과 표시</w:t>
+      </w:r>
+    </w:p>
+    <w:p>
+      <w:pPr>
+        <w:widowControl w:val="0"/>
+        <w:spacing w:after="60" w:line="264" w:lineRule="auto"/>
+        <w:ind w:left="1080"/>
+        <w:jc w:val="both"/>
+      </w:pPr>
+      <w:r>
+        <w:rPr>
+          <w:rFonts w:ascii="Malgun Gothic" w:cs="Malgun Gothic" w:eastAsia="Malgun Gothic" w:hAnsi="Malgun Gothic"/>
+          <w:sz w:val="20"/>
+          <w:szCs w:val="20"/>
+          <w:rtl w:val="0"/>
+        </w:rPr>
+        <w:t xml:space="preserve">- 적용됨. 새 revision 값을 함께 보여준다.</w:t>
+      </w:r>
+    </w:p>
+    <w:p>
+      <w:pPr>
+        <w:widowControl w:val="0"/>
+        <w:spacing w:after="60" w:line="264" w:lineRule="auto"/>
+        <w:ind w:left="1080"/>
+        <w:jc w:val="both"/>
+      </w:pPr>
+      <w:r>
+        <w:rPr>
+          <w:rFonts w:ascii="Malgun Gothic" w:cs="Malgun Gothic" w:eastAsia="Malgun Gothic" w:hAnsi="Malgun Gothic"/>
+          <w:sz w:val="20"/>
+          <w:szCs w:val="20"/>
+          <w:rtl w:val="0"/>
+        </w:rPr>
+        <w:t xml:space="preserve">- 검증됨. 통과한 revision을 보여준다.</w:t>
+      </w:r>
+    </w:p>
+    <w:p>
+      <w:pPr>
+        <w:widowControl w:val="0"/>
+        <w:spacing w:after="60" w:line="264" w:lineRule="auto"/>
+        <w:ind w:left="1080"/>
+        <w:jc w:val="both"/>
+      </w:pPr>
+      <w:r>
+        <w:rPr>
+          <w:rFonts w:ascii="Malgun Gothic" w:cs="Malgun Gothic" w:eastAsia="Malgun Gothic" w:hAnsi="Malgun Gothic"/>
+          <w:sz w:val="20"/>
+          <w:szCs w:val="20"/>
+          <w:rtl w:val="0"/>
+        </w:rPr>
+        <w:t xml:space="preserve">- 검증 실패. 대상이 준 오류 문장을 이어 붙여 보여준다.</w:t>
+      </w:r>
+    </w:p>
+    <w:p>
+      <w:pPr>
+        <w:widowControl w:val="0"/>
+        <w:spacing w:after="60" w:line="264" w:lineRule="auto"/>
+        <w:ind w:left="1080"/>
+        <w:jc w:val="both"/>
+      </w:pPr>
+      <w:r>
+        <w:rPr>
+          <w:rFonts w:ascii="Malgun Gothic" w:cs="Malgun Gothic" w:eastAsia="Malgun Gothic" w:hAnsi="Malgun Gothic"/>
+          <w:sz w:val="20"/>
+          <w:szCs w:val="20"/>
+          <w:rtl w:val="0"/>
+        </w:rPr>
+        <w:t xml:space="preserve">- 충돌. 다른 사람이 먼저 바꿔 revision이 달라진 경우다. 덮어쓰지 않는다.</w:t>
+      </w:r>
+    </w:p>
+    <w:p>
+      <w:pPr>
+        <w:widowControl w:val="0"/>
+        <w:spacing w:after="60" w:line="264" w:lineRule="auto"/>
+        <w:ind w:left="720"/>
+        <w:jc w:val="both"/>
+      </w:pPr>
+      <w:r>
+        <w:rPr>
+          <w:rFonts w:ascii="Malgun Gothic" w:cs="Malgun Gothic" w:eastAsia="Malgun Gothic" w:hAnsi="Malgun Gothic"/>
+          <w:b w:val="1"/>
+          <w:bCs w:val="1"/>
+          <w:sz w:val="20"/>
+          <w:szCs w:val="20"/>
+          <w:rtl w:val="0"/>
+        </w:rPr>
+        <w:t xml:space="preserve">읽기 전용 카드</w:t>
+      </w:r>
+    </w:p>
+    <w:p>
+      <w:pPr>
+        <w:widowControl w:val="0"/>
+        <w:spacing w:after="60" w:line="264" w:lineRule="auto"/>
+        <w:ind w:left="1080"/>
+        <w:jc w:val="both"/>
+      </w:pPr>
+      <w:r>
+        <w:rPr>
+          <w:rFonts w:ascii="Malgun Gothic" w:cs="Malgun Gothic" w:eastAsia="Malgun Gothic" w:hAnsi="Malgun Gothic"/>
+          <w:sz w:val="20"/>
+          <w:szCs w:val="20"/>
+          <w:rtl w:val="0"/>
+        </w:rPr>
+        <w:t xml:space="preserve">- 구조와 실행 순서. 지금 읽은 설정을 흐름도로 투영한다. 꺼진 모듈은 꺼진 채로 표시한다.</w:t>
+      </w:r>
+    </w:p>
+    <w:p>
+      <w:pPr>
+        <w:widowControl w:val="0"/>
+        <w:spacing w:after="60" w:line="264" w:lineRule="auto"/>
+        <w:ind w:left="1080"/>
+        <w:jc w:val="both"/>
+      </w:pPr>
+      <w:r>
+        <w:rPr>
+          <w:rFonts w:ascii="Malgun Gothic" w:cs="Malgun Gothic" w:eastAsia="Malgun Gothic" w:hAnsi="Malgun Gothic"/>
+          <w:sz w:val="20"/>
+          <w:szCs w:val="20"/>
+          <w:rtl w:val="0"/>
+        </w:rPr>
+        <w:t xml:space="preserve">- 컴포넌트. 여기서 끌 수 없는 고정 구성요소 목록이다.</w:t>
+      </w:r>
+    </w:p>
+    <w:p>
+      <w:pPr>
+        <w:widowControl w:val="0"/>
+        <w:spacing w:after="60" w:line="264" w:lineRule="auto"/>
+        <w:ind w:left="1080"/>
+        <w:jc w:val="both"/>
+      </w:pPr>
+      <w:r>
+        <w:rPr>
+          <w:rFonts w:ascii="Malgun Gothic" w:cs="Malgun Gothic" w:eastAsia="Malgun Gothic" w:hAnsi="Malgun Gothic"/>
+          <w:sz w:val="20"/>
+          <w:szCs w:val="20"/>
+          <w:rtl w:val="0"/>
+        </w:rPr>
+        <w:t xml:space="preserve">- 원본 JSON. 대조용으로 접어 둔다.</w:t>
+      </w:r>
+    </w:p>
+    <w:p>
+      <w:pPr>
+        <w:widowControl w:val="0"/>
+        <w:spacing w:after="60" w:line="264" w:lineRule="auto"/>
+        <w:ind w:left="720"/>
+        <w:jc w:val="both"/>
+      </w:pPr>
+      <w:r>
+        <w:rPr>
+          <w:rFonts w:ascii="Malgun Gothic" w:cs="Malgun Gothic" w:eastAsia="Malgun Gothic" w:hAnsi="Malgun Gothic"/>
+          <w:b w:val="1"/>
+          <w:bCs w:val="1"/>
+          <w:sz w:val="20"/>
+          <w:szCs w:val="20"/>
+          <w:rtl w:val="0"/>
+        </w:rPr>
+        <w:t xml:space="preserve">실제 화면. 상태 A, 대상에 연결되지 않았을 때</w:t>
       </w:r>
     </w:p>
     <w:p>
@@ -2589,7 +3193,7 @@
         </w:rPr>
         <w:drawing>
           <wp:inline xmlns:wp="http://schemas.openxmlformats.org/drawingml/2006/wordprocessingDrawing" distT="0" distB="0" distL="0" distR="0">
-            <wp:extent cx="5760720" cy="4440991"/>
+            <wp:extent cx="5760720" cy="3236477"/>
             <wp:effectExtent l="0" t="0" r="0" b="0"/>
             <wp:docPr id="907" name="그림 7"/>
             <a:graphic xmlns:a="http://schemas.openxmlformats.org/drawingml/2006/main">
@@ -2608,7 +3212,7 @@
                   <pic:spPr>
                     <a:xfrm>
                       <a:off x="0" y="0"/>
-                      <a:ext cx="5760720" cy="4440991"/>
+                      <a:ext cx="5760720" cy="3236477"/>
                     </a:xfrm>
                     <a:prstGeom prst="rect">
                       <a:avLst/>
@@ -2634,30 +3238,7 @@
           <w:color w:val="595959"/>
           <w:rtl w:val="0"/>
         </w:rPr>
-        <w:t xml:space="preserve">그림 7. SCR-02 실제 화면 위쪽. 상단 요약과 조립 카드다. 지면 때문에 잘랐고 아래로 판정, 평가, 연결 카드가 이어진다.</w:t>
-      </w:r>
-    </w:p>
-    <w:p>
-      <w:pPr>
-        <w:widowControl w:val="0"/>
-        <w:numPr>
-          <w:ilvl w:val="0"/>
-          <w:numId w:val="1"/>
-        </w:numPr>
-        <w:spacing w:after="200" w:line="276" w:lineRule="auto"/>
-        <w:ind w:left="720" w:hanging="360"/>
-        <w:jc w:val="both"/>
-        <w:rPr>
-          <w:color w:val="0000ff"/>
-        </w:rPr>
-      </w:pPr>
-      <w:r>
-        <w:rPr>
-          <w:rFonts w:ascii="Arial Unicode MS" w:cs="Arial Unicode MS" w:eastAsia="Arial Unicode MS" w:hAnsi="Arial Unicode MS"/>
-          <w:color w:val="0000ff"/>
-          <w:rtl w:val="0"/>
-        </w:rPr>
-        <w:t xml:space="preserve">SCR-03 Composer 구성 관리</w:t>
+        <w:t xml:space="preserve">그림 7. 편집 폼을 그리지 않고 붙이는 방법만 안내한다. 모르는 상태로 폼을 그리면 사용자가 저장되는 줄 안다.</w:t>
       </w:r>
     </w:p>
     <w:p>
@@ -2676,605 +3257,7 @@
           <w:szCs w:val="20"/>
           <w:rtl w:val="0"/>
         </w:rPr>
-        <w:t xml:space="preserve">목적</w:t>
-      </w:r>
-    </w:p>
-    <w:p>
-      <w:pPr>
-        <w:widowControl w:val="0"/>
-        <w:spacing w:after="60" w:line="264" w:lineRule="auto"/>
-        <w:ind w:left="720"/>
-        <w:jc w:val="both"/>
-      </w:pPr>
-      <w:r>
-        <w:rPr>
-          <w:rFonts w:ascii="Malgun Gothic" w:cs="Malgun Gothic" w:eastAsia="Malgun Gothic" w:hAnsi="Malgun Gothic"/>
-          <w:sz w:val="20"/>
-          <w:szCs w:val="20"/>
-          <w:rtl w:val="0"/>
-        </w:rPr>
-        <w:t xml:space="preserve">대상의 구성을 바꾸는 유일한 화면이다. 콘솔은 대상의 Python을 가져오지 않고 대상의 파일도 직접 쓰지 않는다. 대상이 인증하고 검증한 뒤 자기 프로세스 안에서 저장한다.</w:t>
-      </w:r>
-    </w:p>
-    <w:p>
-      <w:pPr>
-        <w:widowControl w:val="0"/>
-        <w:spacing w:after="60" w:line="264" w:lineRule="auto"/>
-        <w:ind w:left="720"/>
-        <w:jc w:val="both"/>
-      </w:pPr>
-      <w:r>
-        <w:rPr>
-          <w:rFonts w:ascii="Malgun Gothic" w:cs="Malgun Gothic" w:eastAsia="Malgun Gothic" w:hAnsi="Malgun Gothic"/>
-          <w:b w:val="1"/>
-          <w:bCs w:val="1"/>
-          <w:sz w:val="20"/>
-          <w:szCs w:val="20"/>
-          <w:rtl w:val="0"/>
-        </w:rPr>
-        <w:t xml:space="preserve">상태 A. 대상에 연결되지 않았을 때</w:t>
-      </w:r>
-    </w:p>
-    <w:p>
-      <w:pPr>
-        <w:widowControl w:val="0"/>
-        <w:spacing w:after="60" w:line="264" w:lineRule="auto"/>
-        <w:ind w:left="1080"/>
-        <w:jc w:val="both"/>
-      </w:pPr>
-      <w:r>
-        <w:rPr>
-          <w:rFonts w:ascii="Malgun Gothic" w:cs="Malgun Gothic" w:eastAsia="Malgun Gothic" w:hAnsi="Malgun Gothic"/>
-          <w:sz w:val="20"/>
-          <w:szCs w:val="20"/>
-          <w:rtl w:val="0"/>
-        </w:rPr>
-        <w:t xml:space="preserve">- 연결 정보가 없다는 경고를 띄운다.</w:t>
-      </w:r>
-    </w:p>
-    <w:p>
-      <w:pPr>
-        <w:widowControl w:val="0"/>
-        <w:spacing w:after="60" w:line="264" w:lineRule="auto"/>
-        <w:ind w:left="1080"/>
-        <w:jc w:val="both"/>
-      </w:pPr>
-      <w:r>
-        <w:rPr>
-          <w:rFonts w:ascii="Malgun Gothic" w:cs="Malgun Gothic" w:eastAsia="Malgun Gothic" w:hAnsi="Malgun Gothic"/>
-          <w:sz w:val="20"/>
-          <w:szCs w:val="20"/>
-          <w:rtl w:val="0"/>
-        </w:rPr>
-        <w:t xml:space="preserve">- 붙이는 방법 안내 카드에 두 단계를 적는다. 대상 서버를 띄우는 것과 환경변수를 주고 콘솔을 다시 시작하는 것이다.</w:t>
-      </w:r>
-    </w:p>
-    <w:p>
-      <w:pPr>
-        <w:widowControl w:val="0"/>
-        <w:spacing w:after="60" w:line="264" w:lineRule="auto"/>
-        <w:ind w:left="1080"/>
-        <w:jc w:val="both"/>
-      </w:pPr>
-      <w:r>
-        <w:rPr>
-          <w:rFonts w:ascii="Malgun Gothic" w:cs="Malgun Gothic" w:eastAsia="Malgun Gothic" w:hAnsi="Malgun Gothic"/>
-          <w:sz w:val="20"/>
-          <w:szCs w:val="20"/>
-          <w:rtl w:val="0"/>
-        </w:rPr>
-        <w:t xml:space="preserve">- 편집 폼은 그리지 않는다. 모르는 상태로 폼을 그리면 사용자가 저장되는 줄 안다.</w:t>
-      </w:r>
-    </w:p>
-    <w:p>
-      <w:pPr>
-        <w:widowControl w:val="0"/>
-        <w:spacing w:after="60" w:line="264" w:lineRule="auto"/>
-        <w:ind w:left="720"/>
-        <w:jc w:val="both"/>
-      </w:pPr>
-      <w:r>
-        <w:rPr>
-          <w:rFonts w:ascii="Malgun Gothic" w:cs="Malgun Gothic" w:eastAsia="Malgun Gothic" w:hAnsi="Malgun Gothic"/>
-          <w:b w:val="1"/>
-          <w:bCs w:val="1"/>
-          <w:sz w:val="20"/>
-          <w:szCs w:val="20"/>
-          <w:rtl w:val="0"/>
-        </w:rPr>
-        <w:t xml:space="preserve">상태 B. 대상에 연결됐을 때</w:t>
-      </w:r>
-    </w:p>
-    <w:p>
-      <w:pPr>
-        <w:widowControl w:val="0"/>
-        <w:spacing w:after="60" w:line="264" w:lineRule="auto"/>
-        <w:ind w:left="1080"/>
-        <w:jc w:val="both"/>
-      </w:pPr>
-      <w:r>
-        <w:rPr>
-          <w:rFonts w:ascii="Malgun Gothic" w:cs="Malgun Gothic" w:eastAsia="Malgun Gothic" w:hAnsi="Malgun Gothic"/>
-          <w:sz w:val="20"/>
-          <w:szCs w:val="20"/>
-          <w:rtl w:val="0"/>
-        </w:rPr>
-        <w:t xml:space="preserve">- 머리 안내. 이 폼은 대상의 인증된 API만 호출하며 여기서 파일을 직접 쓰지 않는다는 문장</w:t>
-      </w:r>
-    </w:p>
-    <w:p>
-      <w:pPr>
-        <w:widowControl w:val="0"/>
-        <w:spacing w:after="60" w:line="264" w:lineRule="auto"/>
-        <w:ind w:left="1080"/>
-        <w:jc w:val="both"/>
-      </w:pPr>
-      <w:r>
-        <w:rPr>
-          <w:rFonts w:ascii="Malgun Gothic" w:cs="Malgun Gothic" w:eastAsia="Malgun Gothic" w:hAnsi="Malgun Gothic"/>
-          <w:sz w:val="20"/>
-          <w:szCs w:val="20"/>
-          <w:rtl w:val="0"/>
-        </w:rPr>
-        <w:t xml:space="preserve">- REVISION 표시. 지금 읽어온 대상 구성의 revision</w:t>
-      </w:r>
-    </w:p>
-    <w:p>
-      <w:pPr>
-        <w:widowControl w:val="0"/>
-        <w:spacing w:after="60" w:line="264" w:lineRule="auto"/>
-        <w:ind w:left="720"/>
-        <w:jc w:val="both"/>
-      </w:pPr>
-      <w:r>
-        <w:rPr>
-          <w:rFonts w:ascii="Malgun Gothic" w:cs="Malgun Gothic" w:eastAsia="Malgun Gothic" w:hAnsi="Malgun Gothic"/>
-          <w:b w:val="1"/>
-          <w:bCs w:val="1"/>
-          <w:sz w:val="20"/>
-          <w:szCs w:val="20"/>
-          <w:rtl w:val="0"/>
-        </w:rPr>
-        <w:t xml:space="preserve">카드. 빠른 토글</w:t>
-      </w:r>
-    </w:p>
-    <w:p>
-      <w:pPr>
-        <w:widowControl w:val="0"/>
-        <w:spacing w:after="60" w:line="264" w:lineRule="auto"/>
-        <w:ind w:left="1080"/>
-        <w:jc w:val="both"/>
-      </w:pPr>
-      <w:r>
-        <w:rPr>
-          <w:rFonts w:ascii="Malgun Gothic" w:cs="Malgun Gothic" w:eastAsia="Malgun Gothic" w:hAnsi="Malgun Gothic"/>
-          <w:sz w:val="20"/>
-          <w:szCs w:val="20"/>
-          <w:rtl w:val="0"/>
-        </w:rPr>
-        <w:t xml:space="preserve">- 등록된 모듈과 Team 하나의 활성 상태만 바꾸는 버튼 목록이다. 새 항목은 만들지 않는다.</w:t>
-      </w:r>
-    </w:p>
-    <w:p>
-      <w:pPr>
-        <w:widowControl w:val="0"/>
-        <w:spacing w:after="60" w:line="264" w:lineRule="auto"/>
-        <w:ind w:left="1080"/>
-        <w:jc w:val="both"/>
-      </w:pPr>
-      <w:r>
-        <w:rPr>
-          <w:rFonts w:ascii="Malgun Gothic" w:cs="Malgun Gothic" w:eastAsia="Malgun Gothic" w:hAnsi="Malgun Gothic"/>
-          <w:sz w:val="20"/>
-          <w:szCs w:val="20"/>
-          <w:rtl w:val="0"/>
-        </w:rPr>
-        <w:t xml:space="preserve">- 각 행은 종류, ID, 상태, 동작 네 칸이다. 상태를 못 읽으면 모름이라 적고 버튼을 그리지 않는다.</w:t>
-      </w:r>
-    </w:p>
-    <w:p>
-      <w:pPr>
-        <w:widowControl w:val="0"/>
-        <w:spacing w:after="60" w:line="264" w:lineRule="auto"/>
-        <w:ind w:left="720"/>
-        <w:jc w:val="both"/>
-      </w:pPr>
-      <w:r>
-        <w:rPr>
-          <w:rFonts w:ascii="Malgun Gothic" w:cs="Malgun Gothic" w:eastAsia="Malgun Gothic" w:hAnsi="Malgun Gothic"/>
-          <w:b w:val="1"/>
-          <w:bCs w:val="1"/>
-          <w:sz w:val="20"/>
-          <w:szCs w:val="20"/>
-          <w:rtl w:val="0"/>
-        </w:rPr>
-        <w:t xml:space="preserve">카드. 모듈</w:t>
-      </w:r>
-    </w:p>
-    <w:p>
-      <w:pPr>
-        <w:widowControl w:val="0"/>
-        <w:spacing w:after="60" w:line="264" w:lineRule="auto"/>
-        <w:ind w:left="1080"/>
-        <w:jc w:val="both"/>
-      </w:pPr>
-      <w:r>
-        <w:rPr>
-          <w:rFonts w:ascii="Malgun Gothic" w:cs="Malgun Gothic" w:eastAsia="Malgun Gothic" w:hAnsi="Malgun Gothic"/>
-          <w:sz w:val="20"/>
-          <w:szCs w:val="20"/>
-          <w:rtl w:val="0"/>
-        </w:rPr>
-        <w:t xml:space="preserve">- 모듈 이름별 체크박스. 부제에 몇 종이 켜졌는지 적는다.</w:t>
-      </w:r>
-    </w:p>
-    <w:p>
-      <w:pPr>
-        <w:widowControl w:val="0"/>
-        <w:spacing w:after="60" w:line="264" w:lineRule="auto"/>
-        <w:ind w:left="1080"/>
-        <w:jc w:val="both"/>
-      </w:pPr>
-      <w:r>
-        <w:rPr>
-          <w:rFonts w:ascii="Malgun Gothic" w:cs="Malgun Gothic" w:eastAsia="Malgun Gothic" w:hAnsi="Malgun Gothic"/>
-          <w:sz w:val="20"/>
-          <w:szCs w:val="20"/>
-          <w:rtl w:val="0"/>
-        </w:rPr>
-        <w:t xml:space="preserve">- 새 모듈 키를 화면에서 추가할 수 없다. 대상이 준 이름만 다시 그린다.</w:t>
-      </w:r>
-    </w:p>
-    <w:p>
-      <w:pPr>
-        <w:widowControl w:val="0"/>
-        <w:spacing w:after="60" w:line="264" w:lineRule="auto"/>
-        <w:ind w:left="720"/>
-        <w:jc w:val="both"/>
-      </w:pPr>
-      <w:r>
-        <w:rPr>
-          <w:rFonts w:ascii="Malgun Gothic" w:cs="Malgun Gothic" w:eastAsia="Malgun Gothic" w:hAnsi="Malgun Gothic"/>
-          <w:b w:val="1"/>
-          <w:bCs w:val="1"/>
-          <w:sz w:val="20"/>
-          <w:szCs w:val="20"/>
-          <w:rtl w:val="0"/>
-        </w:rPr>
-        <w:t xml:space="preserve">카드. Port</w:t>
-      </w:r>
-    </w:p>
-    <w:p>
-      <w:pPr>
-        <w:widowControl w:val="0"/>
-        <w:spacing w:after="60" w:line="264" w:lineRule="auto"/>
-        <w:ind w:left="1080"/>
-        <w:jc w:val="both"/>
-      </w:pPr>
-      <w:r>
-        <w:rPr>
-          <w:rFonts w:ascii="Malgun Gothic" w:cs="Malgun Gothic" w:eastAsia="Malgun Gothic" w:hAnsi="Malgun Gothic"/>
-          <w:sz w:val="20"/>
-          <w:szCs w:val="20"/>
-          <w:rtl w:val="0"/>
-        </w:rPr>
-        <w:t xml:space="preserve">- Port 이름별 텍스트 입력. 새 Port 종류는 추가할 수 없다.</w:t>
-      </w:r>
-    </w:p>
-    <w:p>
-      <w:pPr>
-        <w:widowControl w:val="0"/>
-        <w:spacing w:after="60" w:line="264" w:lineRule="auto"/>
-        <w:ind w:left="720"/>
-        <w:jc w:val="both"/>
-      </w:pPr>
-      <w:r>
-        <w:rPr>
-          <w:rFonts w:ascii="Malgun Gothic" w:cs="Malgun Gothic" w:eastAsia="Malgun Gothic" w:hAnsi="Malgun Gothic"/>
-          <w:b w:val="1"/>
-          <w:bCs w:val="1"/>
-          <w:sz w:val="20"/>
-          <w:szCs w:val="20"/>
-          <w:rtl w:val="0"/>
-        </w:rPr>
-        <w:t xml:space="preserve">카드. Team</w:t>
-      </w:r>
-    </w:p>
-    <w:p>
-      <w:pPr>
-        <w:widowControl w:val="0"/>
-        <w:spacing w:after="60" w:line="264" w:lineRule="auto"/>
-        <w:ind w:left="1080"/>
-        <w:jc w:val="both"/>
-      </w:pPr>
-      <w:r>
-        <w:rPr>
-          <w:rFonts w:ascii="Malgun Gothic" w:cs="Malgun Gothic" w:eastAsia="Malgun Gothic" w:hAnsi="Malgun Gothic"/>
-          <w:sz w:val="20"/>
-          <w:szCs w:val="20"/>
-          <w:rtl w:val="0"/>
-        </w:rPr>
-        <w:t xml:space="preserve">- 표 4열. team_id 입력, implementation_ref 입력, active 체크박스, 제거 버튼</w:t>
-      </w:r>
-    </w:p>
-    <w:p>
-      <w:pPr>
-        <w:widowControl w:val="0"/>
-        <w:spacing w:after="60" w:line="264" w:lineRule="auto"/>
-        <w:ind w:left="1080"/>
-        <w:jc w:val="both"/>
-      </w:pPr>
-      <w:r>
-        <w:rPr>
-          <w:rFonts w:ascii="Malgun Gothic" w:cs="Malgun Gothic" w:eastAsia="Malgun Gothic" w:hAnsi="Malgun Gothic"/>
-          <w:sz w:val="20"/>
-          <w:szCs w:val="20"/>
-          <w:rtl w:val="0"/>
-        </w:rPr>
-        <w:t xml:space="preserve">- Team 추가 버튼은 team_id가 new_team이고 active가 꺼진 빈 행을 붙인다.</w:t>
-      </w:r>
-    </w:p>
-    <w:p>
-      <w:pPr>
-        <w:widowControl w:val="0"/>
-        <w:spacing w:after="60" w:line="264" w:lineRule="auto"/>
-        <w:ind w:left="1080"/>
-        <w:jc w:val="both"/>
-      </w:pPr>
-      <w:r>
-        <w:rPr>
-          <w:rFonts w:ascii="Malgun Gothic" w:cs="Malgun Gothic" w:eastAsia="Malgun Gothic" w:hAnsi="Malgun Gothic"/>
-          <w:sz w:val="20"/>
-          <w:szCs w:val="20"/>
-          <w:rtl w:val="0"/>
-        </w:rPr>
-        <w:t xml:space="preserve">- 추가와 제거는 대상에 보내지 않는다. 화면의 후보만 바뀌고 적용을 눌러야 저장된다.</w:t>
-      </w:r>
-    </w:p>
-    <w:p>
-      <w:pPr>
-        <w:widowControl w:val="0"/>
-        <w:spacing w:after="60" w:line="264" w:lineRule="auto"/>
-        <w:ind w:left="720"/>
-        <w:jc w:val="both"/>
-      </w:pPr>
-      <w:r>
-        <w:rPr>
-          <w:rFonts w:ascii="Malgun Gothic" w:cs="Malgun Gothic" w:eastAsia="Malgun Gothic" w:hAnsi="Malgun Gothic"/>
-          <w:b w:val="1"/>
-          <w:bCs w:val="1"/>
-          <w:sz w:val="20"/>
-          <w:szCs w:val="20"/>
-          <w:rtl w:val="0"/>
-        </w:rPr>
-        <w:t xml:space="preserve">입력과 버튼</w:t>
-      </w:r>
-    </w:p>
-    <w:p>
-      <w:pPr>
-        <w:widowControl w:val="0"/>
-        <w:spacing w:after="60" w:line="264" w:lineRule="auto"/>
-        <w:ind w:left="1080"/>
-        <w:jc w:val="both"/>
-      </w:pPr>
-      <w:r>
-        <w:rPr>
-          <w:rFonts w:ascii="Malgun Gothic" w:cs="Malgun Gothic" w:eastAsia="Malgun Gothic" w:hAnsi="Malgun Gothic"/>
-          <w:sz w:val="20"/>
-          <w:szCs w:val="20"/>
-          <w:rtl w:val="0"/>
-        </w:rPr>
-        <w:t xml:space="preserve">- 사유 한 줄 입력. 예시 문구는 모듈 구조 설계 테스트다.</w:t>
-      </w:r>
-    </w:p>
-    <w:p>
-      <w:pPr>
-        <w:widowControl w:val="0"/>
-        <w:spacing w:after="60" w:line="264" w:lineRule="auto"/>
-        <w:ind w:left="1080"/>
-        <w:jc w:val="both"/>
-      </w:pPr>
-      <w:r>
-        <w:rPr>
-          <w:rFonts w:ascii="Malgun Gothic" w:cs="Malgun Gothic" w:eastAsia="Malgun Gothic" w:hAnsi="Malgun Gothic"/>
-          <w:sz w:val="20"/>
-          <w:szCs w:val="20"/>
-          <w:rtl w:val="0"/>
-        </w:rPr>
-        <w:t xml:space="preserve">- 검증 버튼. 저장하지 않고 대상의 검증만 받는다.</w:t>
-      </w:r>
-    </w:p>
-    <w:p>
-      <w:pPr>
-        <w:widowControl w:val="0"/>
-        <w:spacing w:after="60" w:line="264" w:lineRule="auto"/>
-        <w:ind w:left="1080"/>
-        <w:jc w:val="both"/>
-      </w:pPr>
-      <w:r>
-        <w:rPr>
-          <w:rFonts w:ascii="Malgun Gothic" w:cs="Malgun Gothic" w:eastAsia="Malgun Gothic" w:hAnsi="Malgun Gothic"/>
-          <w:sz w:val="20"/>
-          <w:szCs w:val="20"/>
-          <w:rtl w:val="0"/>
-        </w:rPr>
-        <w:t xml:space="preserve">- 적용 버튼. 사유가 비어 있으면 보내지 않고 사유를 적으라고 띄운다.</w:t>
-      </w:r>
-    </w:p>
-    <w:p>
-      <w:pPr>
-        <w:widowControl w:val="0"/>
-        <w:spacing w:after="60" w:line="264" w:lineRule="auto"/>
-        <w:ind w:left="720"/>
-        <w:jc w:val="both"/>
-      </w:pPr>
-      <w:r>
-        <w:rPr>
-          <w:rFonts w:ascii="Malgun Gothic" w:cs="Malgun Gothic" w:eastAsia="Malgun Gothic" w:hAnsi="Malgun Gothic"/>
-          <w:b w:val="1"/>
-          <w:bCs w:val="1"/>
-          <w:sz w:val="20"/>
-          <w:szCs w:val="20"/>
-          <w:rtl w:val="0"/>
-        </w:rPr>
-        <w:t xml:space="preserve">결과 표시</w:t>
-      </w:r>
-    </w:p>
-    <w:p>
-      <w:pPr>
-        <w:widowControl w:val="0"/>
-        <w:spacing w:after="60" w:line="264" w:lineRule="auto"/>
-        <w:ind w:left="1080"/>
-        <w:jc w:val="both"/>
-      </w:pPr>
-      <w:r>
-        <w:rPr>
-          <w:rFonts w:ascii="Malgun Gothic" w:cs="Malgun Gothic" w:eastAsia="Malgun Gothic" w:hAnsi="Malgun Gothic"/>
-          <w:sz w:val="20"/>
-          <w:szCs w:val="20"/>
-          <w:rtl w:val="0"/>
-        </w:rPr>
-        <w:t xml:space="preserve">- 적용됨. 새 revision 값을 함께 보여준다.</w:t>
-      </w:r>
-    </w:p>
-    <w:p>
-      <w:pPr>
-        <w:widowControl w:val="0"/>
-        <w:spacing w:after="60" w:line="264" w:lineRule="auto"/>
-        <w:ind w:left="1080"/>
-        <w:jc w:val="both"/>
-      </w:pPr>
-      <w:r>
-        <w:rPr>
-          <w:rFonts w:ascii="Malgun Gothic" w:cs="Malgun Gothic" w:eastAsia="Malgun Gothic" w:hAnsi="Malgun Gothic"/>
-          <w:sz w:val="20"/>
-          <w:szCs w:val="20"/>
-          <w:rtl w:val="0"/>
-        </w:rPr>
-        <w:t xml:space="preserve">- 검증됨. 통과한 revision을 보여준다.</w:t>
-      </w:r>
-    </w:p>
-    <w:p>
-      <w:pPr>
-        <w:widowControl w:val="0"/>
-        <w:spacing w:after="60" w:line="264" w:lineRule="auto"/>
-        <w:ind w:left="1080"/>
-        <w:jc w:val="both"/>
-      </w:pPr>
-      <w:r>
-        <w:rPr>
-          <w:rFonts w:ascii="Malgun Gothic" w:cs="Malgun Gothic" w:eastAsia="Malgun Gothic" w:hAnsi="Malgun Gothic"/>
-          <w:sz w:val="20"/>
-          <w:szCs w:val="20"/>
-          <w:rtl w:val="0"/>
-        </w:rPr>
-        <w:t xml:space="preserve">- 검증 실패. 대상이 준 오류 문장을 이어 붙여 보여준다.</w:t>
-      </w:r>
-    </w:p>
-    <w:p>
-      <w:pPr>
-        <w:widowControl w:val="0"/>
-        <w:spacing w:after="60" w:line="264" w:lineRule="auto"/>
-        <w:ind w:left="1080"/>
-        <w:jc w:val="both"/>
-      </w:pPr>
-      <w:r>
-        <w:rPr>
-          <w:rFonts w:ascii="Malgun Gothic" w:cs="Malgun Gothic" w:eastAsia="Malgun Gothic" w:hAnsi="Malgun Gothic"/>
-          <w:sz w:val="20"/>
-          <w:szCs w:val="20"/>
-          <w:rtl w:val="0"/>
-        </w:rPr>
-        <w:t xml:space="preserve">- 충돌. 다른 사람이 먼저 바꿔 revision이 달라진 경우다. 덮어쓰지 않는다.</w:t>
-      </w:r>
-    </w:p>
-    <w:p>
-      <w:pPr>
-        <w:widowControl w:val="0"/>
-        <w:spacing w:after="60" w:line="264" w:lineRule="auto"/>
-        <w:ind w:left="720"/>
-        <w:jc w:val="both"/>
-      </w:pPr>
-      <w:r>
-        <w:rPr>
-          <w:rFonts w:ascii="Malgun Gothic" w:cs="Malgun Gothic" w:eastAsia="Malgun Gothic" w:hAnsi="Malgun Gothic"/>
-          <w:b w:val="1"/>
-          <w:bCs w:val="1"/>
-          <w:sz w:val="20"/>
-          <w:szCs w:val="20"/>
-          <w:rtl w:val="0"/>
-        </w:rPr>
-        <w:t xml:space="preserve">읽기 전용 카드</w:t>
-      </w:r>
-    </w:p>
-    <w:p>
-      <w:pPr>
-        <w:widowControl w:val="0"/>
-        <w:spacing w:after="60" w:line="264" w:lineRule="auto"/>
-        <w:ind w:left="1080"/>
-        <w:jc w:val="both"/>
-      </w:pPr>
-      <w:r>
-        <w:rPr>
-          <w:rFonts w:ascii="Malgun Gothic" w:cs="Malgun Gothic" w:eastAsia="Malgun Gothic" w:hAnsi="Malgun Gothic"/>
-          <w:sz w:val="20"/>
-          <w:szCs w:val="20"/>
-          <w:rtl w:val="0"/>
-        </w:rPr>
-        <w:t xml:space="preserve">- 구조와 실행 순서. 지금 읽은 설정을 흐름도로 투영한다. 꺼진 모듈은 꺼진 채로 표시한다.</w:t>
-      </w:r>
-    </w:p>
-    <w:p>
-      <w:pPr>
-        <w:widowControl w:val="0"/>
-        <w:spacing w:after="60" w:line="264" w:lineRule="auto"/>
-        <w:ind w:left="1080"/>
-        <w:jc w:val="both"/>
-      </w:pPr>
-      <w:r>
-        <w:rPr>
-          <w:rFonts w:ascii="Malgun Gothic" w:cs="Malgun Gothic" w:eastAsia="Malgun Gothic" w:hAnsi="Malgun Gothic"/>
-          <w:sz w:val="20"/>
-          <w:szCs w:val="20"/>
-          <w:rtl w:val="0"/>
-        </w:rPr>
-        <w:t xml:space="preserve">- 컴포넌트. 여기서 끌 수 없는 고정 구성요소 목록이다.</w:t>
-      </w:r>
-    </w:p>
-    <w:p>
-      <w:pPr>
-        <w:widowControl w:val="0"/>
-        <w:spacing w:after="60" w:line="264" w:lineRule="auto"/>
-        <w:ind w:left="1080"/>
-        <w:jc w:val="both"/>
-      </w:pPr>
-      <w:r>
-        <w:rPr>
-          <w:rFonts w:ascii="Malgun Gothic" w:cs="Malgun Gothic" w:eastAsia="Malgun Gothic" w:hAnsi="Malgun Gothic"/>
-          <w:sz w:val="20"/>
-          <w:szCs w:val="20"/>
-          <w:rtl w:val="0"/>
-        </w:rPr>
-        <w:t xml:space="preserve">- 원본 JSON. 대조용으로 접어 둔다.</w:t>
-      </w:r>
-    </w:p>
-    <w:p>
-      <w:pPr>
-        <w:widowControl w:val="0"/>
-        <w:spacing w:after="60" w:line="264" w:lineRule="auto"/>
-        <w:ind w:left="720"/>
-        <w:jc w:val="both"/>
-      </w:pPr>
-      <w:r>
-        <w:rPr>
-          <w:rFonts w:ascii="Malgun Gothic" w:cs="Malgun Gothic" w:eastAsia="Malgun Gothic" w:hAnsi="Malgun Gothic"/>
-          <w:b w:val="1"/>
-          <w:bCs w:val="1"/>
-          <w:sz w:val="20"/>
-          <w:szCs w:val="20"/>
-          <w:rtl w:val="0"/>
-        </w:rPr>
-        <w:t xml:space="preserve">실제 화면. 상태 A, 대상에 연결되지 않았을 때</w:t>
+        <w:t xml:space="preserve">실제 화면. 상태 B, 대상에 연결됐을 때</w:t>
       </w:r>
     </w:p>
     <w:p>
@@ -3288,7 +3271,7 @@
         </w:rPr>
         <w:drawing>
           <wp:inline xmlns:wp="http://schemas.openxmlformats.org/drawingml/2006/wordprocessingDrawing" distT="0" distB="0" distL="0" distR="0">
-            <wp:extent cx="5760720" cy="3236477"/>
+            <wp:extent cx="5760720" cy="4440991"/>
             <wp:effectExtent l="0" t="0" r="0" b="0"/>
             <wp:docPr id="908" name="그림 8"/>
             <a:graphic xmlns:a="http://schemas.openxmlformats.org/drawingml/2006/main">
@@ -3307,7 +3290,7 @@
                   <pic:spPr>
                     <a:xfrm>
                       <a:off x="0" y="0"/>
-                      <a:ext cx="5760720" cy="3236477"/>
+                      <a:ext cx="5760720" cy="4440991"/>
                     </a:xfrm>
                     <a:prstGeom prst="rect">
                       <a:avLst/>
@@ -3333,26 +3316,7 @@
           <w:color w:val="595959"/>
           <w:rtl w:val="0"/>
         </w:rPr>
-        <w:t xml:space="preserve">그림 8. 편집 폼을 그리지 않고 붙이는 방법만 안내한다. 모르는 상태로 폼을 그리면 사용자가 저장되는 줄 안다.</w:t>
-      </w:r>
-    </w:p>
-    <w:p>
-      <w:pPr>
-        <w:widowControl w:val="0"/>
-        <w:spacing w:after="60" w:line="264" w:lineRule="auto"/>
-        <w:ind w:left="720"/>
-        <w:jc w:val="both"/>
-      </w:pPr>
-      <w:r>
-        <w:rPr>
-          <w:rFonts w:ascii="Malgun Gothic" w:cs="Malgun Gothic" w:eastAsia="Malgun Gothic" w:hAnsi="Malgun Gothic"/>
-          <w:b w:val="1"/>
-          <w:bCs w:val="1"/>
-          <w:sz w:val="20"/>
-          <w:szCs w:val="20"/>
-          <w:rtl w:val="0"/>
-        </w:rPr>
-        <w:t xml:space="preserve">실제 화면. 상태 B, 대상에 연결됐을 때</w:t>
+        <w:t xml:space="preserve">그림 8. 빠른 토글 카드와 편집 폼. revision rev-1을 읽어온 상태다. 지면 때문에 잘랐고 아래로 Team 표와 사유 입력, 검증과 적용 버튼이 이어진다.</w:t>
       </w:r>
     </w:p>
     <w:p>
@@ -3366,7 +3330,7 @@
         </w:rPr>
         <w:drawing>
           <wp:inline xmlns:wp="http://schemas.openxmlformats.org/drawingml/2006/wordprocessingDrawing" distT="0" distB="0" distL="0" distR="0">
-            <wp:extent cx="5760720" cy="4440991"/>
+            <wp:extent cx="5486400" cy="1894360"/>
             <wp:effectExtent l="0" t="0" r="0" b="0"/>
             <wp:docPr id="909" name="그림 9"/>
             <a:graphic xmlns:a="http://schemas.openxmlformats.org/drawingml/2006/main">
@@ -3385,7 +3349,7 @@
                   <pic:spPr>
                     <a:xfrm>
                       <a:off x="0" y="0"/>
-                      <a:ext cx="5760720" cy="4440991"/>
+                      <a:ext cx="5486400" cy="1894360"/>
                     </a:xfrm>
                     <a:prstGeom prst="rect">
                       <a:avLst/>
@@ -3411,7 +3375,7 @@
           <w:color w:val="595959"/>
           <w:rtl w:val="0"/>
         </w:rPr>
-        <w:t xml:space="preserve">그림 9. 빠른 토글 카드와 편집 폼. revision rev-1을 읽어온 상태다. 지면 때문에 잘랐고 아래로 Team 표와 사유 입력, 검증과 적용 버튼이 이어진다.</w:t>
+        <w:t xml:space="preserve">그림 9. 빠른 토글 카드만 확대한 것. 켜진 항목에는 끄기, 꺼진 항목에는 켜기 버튼이 붙는다. 사유는 필수다.</w:t>
       </w:r>
     </w:p>
     <w:p>
@@ -3425,7 +3389,7 @@
         </w:rPr>
         <w:drawing>
           <wp:inline xmlns:wp="http://schemas.openxmlformats.org/drawingml/2006/wordprocessingDrawing" distT="0" distB="0" distL="0" distR="0">
-            <wp:extent cx="5486400" cy="1894360"/>
+            <wp:extent cx="5760720" cy="4440991"/>
             <wp:effectExtent l="0" t="0" r="0" b="0"/>
             <wp:docPr id="910" name="그림 10"/>
             <a:graphic xmlns:a="http://schemas.openxmlformats.org/drawingml/2006/main">
@@ -3444,65 +3408,6 @@
                   <pic:spPr>
                     <a:xfrm>
                       <a:off x="0" y="0"/>
-                      <a:ext cx="5486400" cy="1894360"/>
-                    </a:xfrm>
-                    <a:prstGeom prst="rect">
-                      <a:avLst/>
-                    </a:prstGeom>
-                  </pic:spPr>
-                </pic:pic>
-              </a:graphicData>
-            </a:graphic>
-          </wp:inline>
-        </w:drawing>
-      </w:r>
-    </w:p>
-    <w:p>
-      <w:pPr>
-        <w:jc w:val="center"/>
-        <w:spacing w:after="180"/>
-      </w:pPr>
-      <w:r>
-        <w:rPr>
-          <w:rFonts w:ascii="Malgun Gothic" w:cs="Malgun Gothic" w:eastAsia="Malgun Gothic" w:hAnsi="Malgun Gothic"/>
-          <w:sz w:val="17"/>
-          <w:szCs w:val="17"/>
-          <w:color w:val="595959"/>
-          <w:rtl w:val="0"/>
-        </w:rPr>
-        <w:t xml:space="preserve">그림 10. 빠른 토글 카드만 확대한 것. 켜진 항목에는 끄기, 꺼진 항목에는 켜기 버튼이 붙는다. 사유는 필수다.</w:t>
-      </w:r>
-    </w:p>
-    <w:p>
-      <w:pPr>
-        <w:jc w:val="center"/>
-        <w:spacing w:before="120" w:after="60"/>
-      </w:pPr>
-      <w:r>
-        <w:rPr>
-          <w:noProof/>
-        </w:rPr>
-        <w:drawing>
-          <wp:inline xmlns:wp="http://schemas.openxmlformats.org/drawingml/2006/wordprocessingDrawing" distT="0" distB="0" distL="0" distR="0">
-            <wp:extent cx="5760720" cy="4440991"/>
-            <wp:effectExtent l="0" t="0" r="0" b="0"/>
-            <wp:docPr id="911" name="그림 11"/>
-            <a:graphic xmlns:a="http://schemas.openxmlformats.org/drawingml/2006/main">
-              <a:graphicData uri="http://schemas.openxmlformats.org/drawingml/2006/picture">
-                <pic:pic xmlns:pic="http://schemas.openxmlformats.org/drawingml/2006/picture">
-                  <pic:nvPicPr>
-                    <pic:cNvPr id="911" name="그림 11"/>
-                    <pic:cNvPicPr/>
-                  </pic:nvPicPr>
-                  <pic:blipFill>
-                    <a:blip xmlns:r="http://schemas.openxmlformats.org/officeDocument/2006/relationships" r:embed="rIdIMG511"/>
-                    <a:stretch>
-                      <a:fillRect/>
-                    </a:stretch>
-                  </pic:blipFill>
-                  <pic:spPr>
-                    <a:xfrm>
-                      <a:off x="0" y="0"/>
                       <a:ext cx="5760720" cy="4440991"/>
                     </a:xfrm>
                     <a:prstGeom prst="rect">
@@ -3529,7 +3434,7 @@
           <w:color w:val="595959"/>
           <w:rtl w:val="0"/>
         </w:rPr>
-        <w:t xml:space="preserve">그림 11. 구조와 실행 순서 카드. 지금 읽은 설정을 아홉 단계 흐름으로 투영한다. 꺼진 모듈은 취소선으로 표시된다.</w:t>
+        <w:t xml:space="preserve">그림 10. 구조와 실행 순서 카드. 지금 읽은 설정을 아홉 단계 흐름으로 투영한다. 꺼진 모듈은 취소선으로 표시된다.</w:t>
       </w:r>
     </w:p>
     <w:p>
@@ -3837,7 +3742,7 @@
           <w:szCs w:val="20"/>
           <w:rtl w:val="0"/>
         </w:rPr>
-        <w:t xml:space="preserve">- 목업 원본. screens 폴더의 mockup_platform_product.html, mockup_shop_cs.html, mockup_personal_agent_mcp.html</w:t>
+        <w:t xml:space="preserve">- 목업 원본. screens 폴더의 mockup_shop_cs.html, mockup_personal_agent_mcp.html</w:t>
       </w:r>
     </w:p>
     <w:p>

--- a/program/산출물양식/[모델배포] 화면설계서_A-COPilot.docx
+++ b/program/산출물양식/[모델배포] 화면설계서_A-COPilot.docx
@@ -819,206 +819,30 @@
       <w:r>
         <w:rPr>
           <w:rFonts w:ascii="Malgun Gothic" w:cs="Malgun Gothic" w:eastAsia="Malgun Gothic" w:hAnsi="Malgun Gothic"/>
-          <w:sz w:val="20"/>
-          <w:szCs w:val="20"/>
-          <w:rtl w:val="0"/>
-        </w:rPr>
-        <w:t xml:space="preserve">이 문서는 운영자가 쓰는 개발 콘솔의 화면을 정의한다. 고객이 쓰는 화면이 아니라 운영과 감독을 위한 화면이다. 화면은 세 개이며 모두 같은 상단 메뉴를 공유한다.</w:t>
-      </w:r>
-    </w:p>
-    <w:p>
-      <w:pPr>
-        <w:widowControl w:val="0"/>
-        <w:spacing w:after="60" w:line="264" w:lineRule="auto"/>
-        <w:ind w:left="720"/>
-        <w:jc w:val="both"/>
-      </w:pPr>
-      <w:r>
-        <w:rPr>
-          <w:rFonts w:ascii="Malgun Gothic" w:cs="Malgun Gothic" w:eastAsia="Malgun Gothic" w:hAnsi="Malgun Gothic"/>
           <w:b w:val="1"/>
           <w:bCs w:val="1"/>
           <w:sz w:val="20"/>
           <w:szCs w:val="20"/>
           <w:rtl w:val="0"/>
         </w:rPr>
-        <w:t xml:space="preserve">화면 목록</w:t>
-      </w:r>
-    </w:p>
-    <w:p>
-      <w:pPr>
-        <w:widowControl w:val="0"/>
-        <w:spacing w:after="60" w:line="264" w:lineRule="auto"/>
-        <w:ind w:left="1080"/>
-        <w:jc w:val="both"/>
-      </w:pPr>
-      <w:r>
-        <w:rPr>
-          <w:rFonts w:ascii="Malgun Gothic" w:cs="Malgun Gothic" w:eastAsia="Malgun Gothic" w:hAnsi="Malgun Gothic"/>
-          <w:sz w:val="20"/>
-          <w:szCs w:val="20"/>
-          <w:rtl w:val="0"/>
-        </w:rPr>
-        <w:t xml:space="preserve">- SCR-01 프로젝트 목록. GET / . 폴더를 훑어 어느 것이 A-COP 프로젝트인지 판별한다.</w:t>
-      </w:r>
-    </w:p>
-    <w:p>
-      <w:pPr>
-        <w:widowControl w:val="0"/>
-        <w:spacing w:after="60" w:line="264" w:lineRule="auto"/>
-        <w:ind w:left="1080"/>
-        <w:jc w:val="both"/>
-      </w:pPr>
-      <w:r>
-        <w:rPr>
-          <w:rFonts w:ascii="Malgun Gothic" w:cs="Malgun Gothic" w:eastAsia="Malgun Gothic" w:hAnsi="Malgun Gothic"/>
-          <w:sz w:val="20"/>
-          <w:szCs w:val="20"/>
-          <w:rtl w:val="0"/>
-        </w:rPr>
-        <w:t xml:space="preserve">- SCR-02 프로젝트 조립 현황. GET /project?path= . 선언된 모듈과 Team과 Port, DoD 판정, 평가 실행 이력을 읽기 전용으로 보여준다.</w:t>
-      </w:r>
-    </w:p>
-    <w:p>
-      <w:pPr>
-        <w:widowControl w:val="0"/>
-        <w:spacing w:after="60" w:line="264" w:lineRule="auto"/>
-        <w:ind w:left="1080"/>
-        <w:jc w:val="both"/>
-      </w:pPr>
-      <w:r>
-        <w:rPr>
-          <w:rFonts w:ascii="Malgun Gothic" w:cs="Malgun Gothic" w:eastAsia="Malgun Gothic" w:hAnsi="Malgun Gothic"/>
-          <w:sz w:val="20"/>
-          <w:szCs w:val="20"/>
-          <w:rtl w:val="0"/>
-        </w:rPr>
-        <w:t xml:space="preserve">- SCR-03 Composer 구성 관리. GET, POST /composer 와 POST /composer/toggle . 대상의 구성을 바꾸는 유일한 화면이다.</w:t>
-      </w:r>
-    </w:p>
-    <w:p>
-      <w:pPr>
-        <w:widowControl w:val="0"/>
-        <w:spacing w:after="60" w:line="264" w:lineRule="auto"/>
-        <w:ind w:left="720"/>
-        <w:jc w:val="both"/>
-      </w:pPr>
-      <w:r>
-        <w:rPr>
-          <w:rFonts w:ascii="Malgun Gothic" w:cs="Malgun Gothic" w:eastAsia="Malgun Gothic" w:hAnsi="Malgun Gothic"/>
-          <w:b w:val="1"/>
-          <w:bCs w:val="1"/>
-          <w:sz w:val="20"/>
-          <w:szCs w:val="20"/>
-          <w:rtl w:val="0"/>
-        </w:rPr>
-        <w:t xml:space="preserve">사용자</w:t>
-      </w:r>
-    </w:p>
-    <w:p>
-      <w:pPr>
-        <w:widowControl w:val="0"/>
-        <w:spacing w:after="60" w:line="264" w:lineRule="auto"/>
-        <w:ind w:left="1080"/>
-        <w:jc w:val="both"/>
-      </w:pPr>
-      <w:r>
-        <w:rPr>
-          <w:rFonts w:ascii="Malgun Gothic" w:cs="Malgun Gothic" w:eastAsia="Malgun Gothic" w:hAnsi="Malgun Gothic"/>
-          <w:sz w:val="20"/>
-          <w:szCs w:val="20"/>
-          <w:rtl w:val="0"/>
-        </w:rPr>
-        <w:t xml:space="preserve">- 운영자와 상담 관리자. Case 처리 상태와 승인 대기를 감독한다.</w:t>
-      </w:r>
-    </w:p>
-    <w:p>
-      <w:pPr>
-        <w:widowControl w:val="0"/>
-        <w:spacing w:after="60" w:line="264" w:lineRule="auto"/>
-        <w:ind w:left="1080"/>
-        <w:jc w:val="both"/>
-      </w:pPr>
-      <w:r>
-        <w:rPr>
-          <w:rFonts w:ascii="Malgun Gothic" w:cs="Malgun Gothic" w:eastAsia="Malgun Gothic" w:hAnsi="Malgun Gothic"/>
-          <w:sz w:val="20"/>
-          <w:szCs w:val="20"/>
-          <w:rtl w:val="0"/>
-        </w:rPr>
-        <w:t xml:space="preserve">- 개발과 검증 담당. 조립 상태와 평가 결과를 확인하고 구성을 바꾼다.</w:t>
-      </w:r>
-    </w:p>
-    <w:p>
-      <w:pPr>
-        <w:widowControl w:val="0"/>
-        <w:spacing w:after="60" w:line="264" w:lineRule="auto"/>
-        <w:ind w:left="720"/>
-        <w:jc w:val="both"/>
-      </w:pPr>
-      <w:r>
-        <w:rPr>
-          <w:rFonts w:ascii="Malgun Gothic" w:cs="Malgun Gothic" w:eastAsia="Malgun Gothic" w:hAnsi="Malgun Gothic"/>
-          <w:b w:val="1"/>
-          <w:bCs w:val="1"/>
-          <w:sz w:val="20"/>
-          <w:szCs w:val="20"/>
-          <w:rtl w:val="0"/>
-        </w:rPr>
-        <w:t xml:space="preserve">전제</w:t>
-      </w:r>
-    </w:p>
-    <w:p>
-      <w:pPr>
-        <w:widowControl w:val="0"/>
-        <w:spacing w:after="60" w:line="264" w:lineRule="auto"/>
-        <w:ind w:left="720"/>
-        <w:jc w:val="both"/>
-      </w:pPr>
-      <w:r>
-        <w:rPr>
-          <w:rFonts w:ascii="Malgun Gothic" w:cs="Malgun Gothic" w:eastAsia="Malgun Gothic" w:hAnsi="Malgun Gothic"/>
-          <w:sz w:val="20"/>
-          <w:szCs w:val="20"/>
-          <w:rtl w:val="0"/>
-        </w:rPr>
-        <w:t xml:space="preserve">대상 시스템이 떠 있지 않아도 콘솔은 뜬다. 못 읽은 자료는 빈 화면이 아니라 무엇을 왜 못 읽었는지 적는다. 이것이 이 콘솔의 존재 이유다.</w:t>
-      </w:r>
-    </w:p>
-    <w:p>
-      <w:pPr>
-        <w:widowControl w:val="0"/>
-        <w:spacing w:after="60" w:line="264" w:lineRule="auto"/>
-        <w:ind w:left="720"/>
-        <w:jc w:val="both"/>
-      </w:pPr>
-      <w:r>
-        <w:rPr>
-          <w:rFonts w:ascii="Malgun Gothic" w:cs="Malgun Gothic" w:eastAsia="Malgun Gothic" w:hAnsi="Malgun Gothic"/>
-          <w:b w:val="1"/>
-          <w:bCs w:val="1"/>
-          <w:sz w:val="20"/>
-          <w:szCs w:val="20"/>
-          <w:rtl w:val="0"/>
-        </w:rPr>
-        <w:t xml:space="preserve">고객이 보는 쪽은 따로 있다</w:t>
-      </w:r>
-    </w:p>
-    <w:p>
-      <w:pPr>
-        <w:widowControl w:val="0"/>
-        <w:spacing w:after="60" w:line="264" w:lineRule="auto"/>
-        <w:ind w:left="720"/>
-        <w:jc w:val="both"/>
-      </w:pPr>
-      <w:r>
-        <w:rPr>
-          <w:rFonts w:ascii="Malgun Gothic" w:cs="Malgun Gothic" w:eastAsia="Malgun Gothic" w:hAnsi="Malgun Gothic"/>
-          <w:sz w:val="20"/>
-          <w:szCs w:val="20"/>
-          <w:rtl w:val="0"/>
-        </w:rPr>
-        <w:t xml:space="preserve">위 세 화면은 운영자용이다. 고객은 검증 쇼핑몰의 주문 내역 화면에서 상담 위젯을 연다. 위젯이 보내는 문의가 A-COP의 Case가 되고 답변에는 근거가 함께 붙는다. 아래는 그 연동을 확인하려고 만든 목업이다. 실제 화면이 아니다.</w:t>
+        <w:t xml:space="preserve">이 제품에서 화면이 맡는 자리</w:t>
+      </w:r>
+    </w:p>
+    <w:p>
+      <w:pPr>
+        <w:widowControl w:val="0"/>
+        <w:spacing w:after="60" w:line="264" w:lineRule="auto"/>
+        <w:ind w:left="720"/>
+        <w:jc w:val="both"/>
+      </w:pPr>
+      <w:r>
+        <w:rPr>
+          <w:rFonts w:ascii="Malgun Gothic" w:cs="Malgun Gothic" w:eastAsia="Malgun Gothic" w:hAnsi="Malgun Gothic"/>
+          <w:sz w:val="20"/>
+          <w:szCs w:val="20"/>
+          <w:rtl w:val="0"/>
+        </w:rPr>
+        <w:t xml:space="preserve">A-COP는 고정된 실행기 하나 위에 업무 팩을 갈아 끼우는 구조다. 그 갈아 끼우는 일을 사람이 화면에서 한다. 그래서 화면이 곧 제품이 어디까지 구성 가능한지를 말한다. 무엇을 켜고 끌 수 있고 무엇을 추가할 수 있는지가 이 문서의 설계 대상이다.</w:t>
       </w:r>
     </w:p>
     <w:p>
@@ -1032,7 +856,7 @@
         </w:rPr>
         <w:drawing>
           <wp:inline xmlns:wp="http://schemas.openxmlformats.org/drawingml/2006/wordprocessingDrawing" distT="0" distB="0" distL="0" distR="0">
-            <wp:extent cx="5852160" cy="4426875"/>
+            <wp:extent cx="5852160" cy="3567929"/>
             <wp:effectExtent l="0" t="0" r="0" b="0"/>
             <wp:docPr id="901" name="그림 1"/>
             <a:graphic xmlns:a="http://schemas.openxmlformats.org/drawingml/2006/main">
@@ -1051,7 +875,7 @@
                   <pic:spPr>
                     <a:xfrm>
                       <a:off x="0" y="0"/>
-                      <a:ext cx="5852160" cy="4426875"/>
+                      <a:ext cx="5852160" cy="3567929"/>
                     </a:xfrm>
                     <a:prstGeom prst="rect">
                       <a:avLst/>
@@ -1077,7 +901,24 @@
           <w:color w:val="595959"/>
           <w:rtl w:val="0"/>
         </w:rPr>
-        <w:t xml:space="preserve">그림 1. 검증 쇼핑몰과 A-COP 연동 목업. 왼쪽이 고객이 보는 주문 내역, 오른쪽이 그 자리에서 열리는 상담 위젯이다. 아래는 문의 한 건이 지나는 여섯 단계다.</w:t>
+        <w:t xml:space="preserve">그림 1. 제품 구조와 구성 화면. 위 세 칸이 Registry에 등록되는 슬롯이고 아래가 바뀌지 않는 실행기다. 슬롯을 다루는 화면이 Composer다.</w:t>
+      </w:r>
+    </w:p>
+    <w:p>
+      <w:pPr>
+        <w:widowControl w:val="0"/>
+        <w:spacing w:after="60" w:line="264" w:lineRule="auto"/>
+        <w:ind w:left="720"/>
+        <w:jc w:val="both"/>
+      </w:pPr>
+      <w:r>
+        <w:rPr>
+          <w:rFonts w:ascii="Malgun Gothic" w:cs="Malgun Gothic" w:eastAsia="Malgun Gothic" w:hAnsi="Malgun Gothic"/>
+          <w:sz w:val="20"/>
+          <w:szCs w:val="20"/>
+          <w:rtl w:val="0"/>
+        </w:rPr>
+        <w:t xml:space="preserve">이 문서는 운영자가 쓰는 개발 콘솔의 화면을 정의한다. 고객이 쓰는 화면이 아니라 운영과 감독을 위한 화면이다. 화면은 세 개이며 모두 같은 상단 메뉴를 공유한다.</w:t>
       </w:r>
     </w:p>
     <w:p>
@@ -1096,24 +937,183 @@
           <w:szCs w:val="20"/>
           <w:rtl w:val="0"/>
         </w:rPr>
-        <w:t xml:space="preserve">고객이 자기 AI로 문의하는 경로도 있다</w:t>
-      </w:r>
-    </w:p>
-    <w:p>
-      <w:pPr>
-        <w:widowControl w:val="0"/>
-        <w:spacing w:after="60" w:line="264" w:lineRule="auto"/>
-        <w:ind w:left="720"/>
-        <w:jc w:val="both"/>
-      </w:pPr>
-      <w:r>
-        <w:rPr>
-          <w:rFonts w:ascii="Malgun Gothic" w:cs="Malgun Gothic" w:eastAsia="Malgun Gothic" w:hAnsi="Malgun Gothic"/>
-          <w:sz w:val="20"/>
-          <w:szCs w:val="20"/>
-          <w:rtl w:val="0"/>
-        </w:rPr>
-        <w:t xml:space="preserve">위 위젯은 쇼핑몰이 제공하는 화면이다. 그것과 별개로 소비자가 평소 쓰는 자기 AI 비서에서 바로 문의하는 경로가 있다. 그 비서가 A-COP의 MCP Server에 붙어 도구를 부르고 결과를 받아 사람 말로 답한다. 이 화면은 우리가 만드는 것이 아니라 고객의 AI가 그리는 것이므로 설계 대상은 화면이 아니라 노출하는 도구와 그 경계다.</w:t>
+        <w:t xml:space="preserve">화면 목록</w:t>
+      </w:r>
+    </w:p>
+    <w:p>
+      <w:pPr>
+        <w:widowControl w:val="0"/>
+        <w:spacing w:after="60" w:line="264" w:lineRule="auto"/>
+        <w:ind w:left="1080"/>
+        <w:jc w:val="both"/>
+      </w:pPr>
+      <w:r>
+        <w:rPr>
+          <w:rFonts w:ascii="Malgun Gothic" w:cs="Malgun Gothic" w:eastAsia="Malgun Gothic" w:hAnsi="Malgun Gothic"/>
+          <w:sz w:val="20"/>
+          <w:szCs w:val="20"/>
+          <w:rtl w:val="0"/>
+        </w:rPr>
+        <w:t xml:space="preserve">- SCR-01 프로젝트 목록. GET / . 폴더를 훑어 어느 것이 A-COP 프로젝트인지 판별한다.</w:t>
+      </w:r>
+    </w:p>
+    <w:p>
+      <w:pPr>
+        <w:widowControl w:val="0"/>
+        <w:spacing w:after="60" w:line="264" w:lineRule="auto"/>
+        <w:ind w:left="1080"/>
+        <w:jc w:val="both"/>
+      </w:pPr>
+      <w:r>
+        <w:rPr>
+          <w:rFonts w:ascii="Malgun Gothic" w:cs="Malgun Gothic" w:eastAsia="Malgun Gothic" w:hAnsi="Malgun Gothic"/>
+          <w:sz w:val="20"/>
+          <w:szCs w:val="20"/>
+          <w:rtl w:val="0"/>
+        </w:rPr>
+        <w:t xml:space="preserve">- SCR-02 프로젝트 조립 현황. GET /project?path= . 선언된 모듈과 Team과 Port, DoD 판정, 평가 실행 이력을 읽기 전용으로 보여준다.</w:t>
+      </w:r>
+    </w:p>
+    <w:p>
+      <w:pPr>
+        <w:widowControl w:val="0"/>
+        <w:spacing w:after="60" w:line="264" w:lineRule="auto"/>
+        <w:ind w:left="1080"/>
+        <w:jc w:val="both"/>
+      </w:pPr>
+      <w:r>
+        <w:rPr>
+          <w:rFonts w:ascii="Malgun Gothic" w:cs="Malgun Gothic" w:eastAsia="Malgun Gothic" w:hAnsi="Malgun Gothic"/>
+          <w:sz w:val="20"/>
+          <w:szCs w:val="20"/>
+          <w:rtl w:val="0"/>
+        </w:rPr>
+        <w:t xml:space="preserve">- SCR-03 Composer 구성 관리. GET, POST /composer 와 POST /composer/toggle . 대상의 구성을 바꾸는 유일한 화면이다.</w:t>
+      </w:r>
+    </w:p>
+    <w:p>
+      <w:pPr>
+        <w:widowControl w:val="0"/>
+        <w:spacing w:after="60" w:line="264" w:lineRule="auto"/>
+        <w:ind w:left="720"/>
+        <w:jc w:val="both"/>
+      </w:pPr>
+      <w:r>
+        <w:rPr>
+          <w:rFonts w:ascii="Malgun Gothic" w:cs="Malgun Gothic" w:eastAsia="Malgun Gothic" w:hAnsi="Malgun Gothic"/>
+          <w:b w:val="1"/>
+          <w:bCs w:val="1"/>
+          <w:sz w:val="20"/>
+          <w:szCs w:val="20"/>
+          <w:rtl w:val="0"/>
+        </w:rPr>
+        <w:t xml:space="preserve">사용자</w:t>
+      </w:r>
+    </w:p>
+    <w:p>
+      <w:pPr>
+        <w:widowControl w:val="0"/>
+        <w:spacing w:after="60" w:line="264" w:lineRule="auto"/>
+        <w:ind w:left="1080"/>
+        <w:jc w:val="both"/>
+      </w:pPr>
+      <w:r>
+        <w:rPr>
+          <w:rFonts w:ascii="Malgun Gothic" w:cs="Malgun Gothic" w:eastAsia="Malgun Gothic" w:hAnsi="Malgun Gothic"/>
+          <w:sz w:val="20"/>
+          <w:szCs w:val="20"/>
+          <w:rtl w:val="0"/>
+        </w:rPr>
+        <w:t xml:space="preserve">- 운영자와 상담 관리자. Case 처리 상태와 승인 대기를 감독한다.</w:t>
+      </w:r>
+    </w:p>
+    <w:p>
+      <w:pPr>
+        <w:widowControl w:val="0"/>
+        <w:spacing w:after="60" w:line="264" w:lineRule="auto"/>
+        <w:ind w:left="1080"/>
+        <w:jc w:val="both"/>
+      </w:pPr>
+      <w:r>
+        <w:rPr>
+          <w:rFonts w:ascii="Malgun Gothic" w:cs="Malgun Gothic" w:eastAsia="Malgun Gothic" w:hAnsi="Malgun Gothic"/>
+          <w:sz w:val="20"/>
+          <w:szCs w:val="20"/>
+          <w:rtl w:val="0"/>
+        </w:rPr>
+        <w:t xml:space="preserve">- 개발과 검증 담당. 조립 상태와 평가 결과를 확인하고 구성을 바꾼다.</w:t>
+      </w:r>
+    </w:p>
+    <w:p>
+      <w:pPr>
+        <w:widowControl w:val="0"/>
+        <w:spacing w:after="60" w:line="264" w:lineRule="auto"/>
+        <w:ind w:left="720"/>
+        <w:jc w:val="both"/>
+      </w:pPr>
+      <w:r>
+        <w:rPr>
+          <w:rFonts w:ascii="Malgun Gothic" w:cs="Malgun Gothic" w:eastAsia="Malgun Gothic" w:hAnsi="Malgun Gothic"/>
+          <w:b w:val="1"/>
+          <w:bCs w:val="1"/>
+          <w:sz w:val="20"/>
+          <w:szCs w:val="20"/>
+          <w:rtl w:val="0"/>
+        </w:rPr>
+        <w:t xml:space="preserve">전제</w:t>
+      </w:r>
+    </w:p>
+    <w:p>
+      <w:pPr>
+        <w:widowControl w:val="0"/>
+        <w:spacing w:after="60" w:line="264" w:lineRule="auto"/>
+        <w:ind w:left="720"/>
+        <w:jc w:val="both"/>
+      </w:pPr>
+      <w:r>
+        <w:rPr>
+          <w:rFonts w:ascii="Malgun Gothic" w:cs="Malgun Gothic" w:eastAsia="Malgun Gothic" w:hAnsi="Malgun Gothic"/>
+          <w:sz w:val="20"/>
+          <w:szCs w:val="20"/>
+          <w:rtl w:val="0"/>
+        </w:rPr>
+        <w:t xml:space="preserve">대상 시스템이 떠 있지 않아도 콘솔은 뜬다. 못 읽은 자료는 빈 화면이 아니라 무엇을 왜 못 읽었는지 적는다. 이것이 이 콘솔의 존재 이유다.</w:t>
+      </w:r>
+    </w:p>
+    <w:p>
+      <w:pPr>
+        <w:widowControl w:val="0"/>
+        <w:spacing w:after="60" w:line="264" w:lineRule="auto"/>
+        <w:ind w:left="720"/>
+        <w:jc w:val="both"/>
+      </w:pPr>
+      <w:r>
+        <w:rPr>
+          <w:rFonts w:ascii="Malgun Gothic" w:cs="Malgun Gothic" w:eastAsia="Malgun Gothic" w:hAnsi="Malgun Gothic"/>
+          <w:b w:val="1"/>
+          <w:bCs w:val="1"/>
+          <w:sz w:val="20"/>
+          <w:szCs w:val="20"/>
+          <w:rtl w:val="0"/>
+        </w:rPr>
+        <w:t xml:space="preserve">고객이 보는 쪽은 따로 있다</w:t>
+      </w:r>
+    </w:p>
+    <w:p>
+      <w:pPr>
+        <w:widowControl w:val="0"/>
+        <w:spacing w:after="60" w:line="264" w:lineRule="auto"/>
+        <w:ind w:left="720"/>
+        <w:jc w:val="both"/>
+      </w:pPr>
+      <w:r>
+        <w:rPr>
+          <w:rFonts w:ascii="Malgun Gothic" w:cs="Malgun Gothic" w:eastAsia="Malgun Gothic" w:hAnsi="Malgun Gothic"/>
+          <w:sz w:val="20"/>
+          <w:szCs w:val="20"/>
+          <w:rtl w:val="0"/>
+        </w:rPr>
+        <w:t xml:space="preserve">위 세 화면은 운영자용이다. 고객은 검증 쇼핑몰의 주문 내역 화면에서 상담 위젯을 연다. 위젯이 보내는 문의가 A-COP의 Case가 되고 답변에는 근거가 함께 붙는다. 아래는 그 연동을 확인하려고 만든 목업이다. 실제 화면이 아니다.</w:t>
       </w:r>
     </w:p>
     <w:p>
@@ -1127,7 +1127,7 @@
         </w:rPr>
         <w:drawing>
           <wp:inline xmlns:wp="http://schemas.openxmlformats.org/drawingml/2006/wordprocessingDrawing" distT="0" distB="0" distL="0" distR="0">
-            <wp:extent cx="5852160" cy="6673350"/>
+            <wp:extent cx="5852160" cy="4426875"/>
             <wp:effectExtent l="0" t="0" r="0" b="0"/>
             <wp:docPr id="902" name="그림 2"/>
             <a:graphic xmlns:a="http://schemas.openxmlformats.org/drawingml/2006/main">
@@ -1146,7 +1146,7 @@
                   <pic:spPr>
                     <a:xfrm>
                       <a:off x="0" y="0"/>
-                      <a:ext cx="5852160" cy="6673350"/>
+                      <a:ext cx="5852160" cy="4426875"/>
                     </a:xfrm>
                     <a:prstGeom prst="rect">
                       <a:avLst/>
@@ -1172,115 +1172,43 @@
           <w:color w:val="595959"/>
           <w:rtl w:val="0"/>
         </w:rPr>
-        <w:t xml:space="preserve">그림 2. 개인 AI 에이전트가 MCP 도구로 문의하는 목업. 조회와 문의 열기는 허용되고 환불 실행은 거부된다. 오른쪽이 지금 열려 있는 도구와 아직 열지 않은 도구다.</w:t>
-      </w:r>
-    </w:p>
-    <w:p>
-      <w:pPr>
-        <w:widowControl w:val="0"/>
-        <w:spacing w:after="60" w:line="264" w:lineRule="auto"/>
-        <w:ind w:left="1080"/>
-        <w:jc w:val="both"/>
-      </w:pPr>
-      <w:r>
-        <w:rPr>
-          <w:rFonts w:ascii="Malgun Gothic" w:cs="Malgun Gothic" w:eastAsia="Malgun Gothic" w:hAnsi="Malgun Gothic"/>
-          <w:sz w:val="20"/>
-          <w:szCs w:val="20"/>
-          <w:rtl w:val="0"/>
-        </w:rPr>
-        <w:t xml:space="preserve">- 지금 열려 있는 Tool. open_support_case, get_case_status, list_my_cases</w:t>
-      </w:r>
-    </w:p>
-    <w:p>
-      <w:pPr>
-        <w:widowControl w:val="0"/>
-        <w:spacing w:after="60" w:line="264" w:lineRule="auto"/>
-        <w:ind w:left="1080"/>
-        <w:jc w:val="both"/>
-      </w:pPr>
-      <w:r>
-        <w:rPr>
-          <w:rFonts w:ascii="Malgun Gothic" w:cs="Malgun Gothic" w:eastAsia="Malgun Gothic" w:hAnsi="Malgun Gothic"/>
-          <w:sz w:val="20"/>
-          <w:szCs w:val="20"/>
-          <w:rtl w:val="0"/>
-        </w:rPr>
-        <w:t xml:space="preserve">- 지금 열려 있는 Resource. policy_docs 읽기 전용</w:t>
-      </w:r>
-    </w:p>
-    <w:p>
-      <w:pPr>
-        <w:widowControl w:val="0"/>
-        <w:spacing w:after="60" w:line="264" w:lineRule="auto"/>
-        <w:ind w:left="1080"/>
-        <w:jc w:val="both"/>
-      </w:pPr>
-      <w:r>
-        <w:rPr>
-          <w:rFonts w:ascii="Malgun Gothic" w:cs="Malgun Gothic" w:eastAsia="Malgun Gothic" w:hAnsi="Malgun Gothic"/>
-          <w:sz w:val="20"/>
-          <w:szCs w:val="20"/>
-          <w:rtl w:val="0"/>
-        </w:rPr>
-        <w:t xml:space="preserve">- 아직 열지 않은 것. execute_refund, place_order, cancel_order, request_return. 돈과 재고가 움직이므로 승인 경계와 멱등성 검증을 세운 뒤에 연다.</w:t>
-      </w:r>
-    </w:p>
-    <w:p>
-      <w:pPr>
-        <w:widowControl w:val="0"/>
-        <w:spacing w:after="60" w:line="264" w:lineRule="auto"/>
-        <w:ind w:left="1080"/>
-        <w:jc w:val="both"/>
-      </w:pPr>
-      <w:r>
-        <w:rPr>
-          <w:rFonts w:ascii="Malgun Gothic" w:cs="Malgun Gothic" w:eastAsia="Malgun Gothic" w:hAnsi="Malgun Gothic"/>
-          <w:sz w:val="20"/>
-          <w:szCs w:val="20"/>
-          <w:rtl w:val="0"/>
-        </w:rPr>
-        <w:t xml:space="preserve">- 없는 도구는 조용히 무시하지 않고 이유와 현재 범위를 돌려준다. 고객 AI가 사람에게 그대로 설명할 수 있어야 하기 때문이다.</w:t>
-      </w:r>
-    </w:p>
-    <w:p>
-      <w:pPr>
-        <w:widowControl w:val="0"/>
-        <w:spacing w:after="60" w:line="264" w:lineRule="auto"/>
-        <w:ind w:left="1080"/>
-        <w:jc w:val="both"/>
-      </w:pPr>
-      <w:r>
-        <w:rPr>
-          <w:rFonts w:ascii="Malgun Gothic" w:cs="Malgun Gothic" w:eastAsia="Malgun Gothic" w:hAnsi="Malgun Gothic"/>
-          <w:sz w:val="20"/>
-          <w:szCs w:val="20"/>
-          <w:rtl w:val="0"/>
-        </w:rPr>
-        <w:t xml:space="preserve">- 도구 호출에는 멱등성 키가 함께 간다. 같은 요청이 여러 번 들어와도 문의는 한 번만 열린다.</w:t>
-      </w:r>
-    </w:p>
-    <w:p>
-      <w:pPr>
-        <w:widowControl w:val="0"/>
-        <w:numPr>
-          <w:ilvl w:val="0"/>
-          <w:numId w:val="1"/>
-        </w:numPr>
-        <w:spacing w:after="200" w:line="276" w:lineRule="auto"/>
-        <w:ind w:left="720" w:hanging="360"/>
-        <w:jc w:val="both"/>
-        <w:rPr>
-          <w:color w:val="0000ff"/>
-        </w:rPr>
-      </w:pPr>
-      <w:r>
-        <w:rPr>
-          <w:rFonts w:ascii="Arial Unicode MS" w:cs="Arial Unicode MS" w:eastAsia="Arial Unicode MS" w:hAnsi="Arial Unicode MS"/>
-          <w:color w:val="0000ff"/>
-          <w:rtl w:val="0"/>
-        </w:rPr>
-        <w:t xml:space="preserve">화면 흐름</w:t>
+        <w:t xml:space="preserve">그림 2. 검증 쇼핑몰과 A-COP 연동 목업. 왼쪽이 고객이 보는 주문 내역, 오른쪽이 그 자리에서 열리는 상담 위젯이다. 아래는 문의 한 건이 지나는 여섯 단계다.</w:t>
+      </w:r>
+    </w:p>
+    <w:p>
+      <w:pPr>
+        <w:widowControl w:val="0"/>
+        <w:spacing w:after="60" w:line="264" w:lineRule="auto"/>
+        <w:ind w:left="720"/>
+        <w:jc w:val="both"/>
+      </w:pPr>
+      <w:r>
+        <w:rPr>
+          <w:rFonts w:ascii="Malgun Gothic" w:cs="Malgun Gothic" w:eastAsia="Malgun Gothic" w:hAnsi="Malgun Gothic"/>
+          <w:b w:val="1"/>
+          <w:bCs w:val="1"/>
+          <w:sz w:val="20"/>
+          <w:szCs w:val="20"/>
+          <w:rtl w:val="0"/>
+        </w:rPr>
+        <w:t xml:space="preserve">고객이 자기 AI로 문의하는 경로도 있다</w:t>
+      </w:r>
+    </w:p>
+    <w:p>
+      <w:pPr>
+        <w:widowControl w:val="0"/>
+        <w:spacing w:after="60" w:line="264" w:lineRule="auto"/>
+        <w:ind w:left="720"/>
+        <w:jc w:val="both"/>
+      </w:pPr>
+      <w:r>
+        <w:rPr>
+          <w:rFonts w:ascii="Malgun Gothic" w:cs="Malgun Gothic" w:eastAsia="Malgun Gothic" w:hAnsi="Malgun Gothic"/>
+          <w:sz w:val="20"/>
+          <w:szCs w:val="20"/>
+          <w:rtl w:val="0"/>
+        </w:rPr>
+        <w:t xml:space="preserve">위 위젯은 쇼핑몰이 제공하는 화면이다. 그것과 별개로 소비자가 평소 쓰는 자기 AI 비서에서 바로 문의하는 경로가 있다. 그 비서가 A-COP의 MCP Server에 붙어 도구를 부르고 결과를 받아 사람 말로 답한다. 이 화면은 우리가 만드는 것이 아니라 고객의 AI가 그리는 것이므로 설계 대상은 화면이 아니라 노출하는 도구와 그 경계다.</w:t>
       </w:r>
     </w:p>
     <w:p>
@@ -1294,7 +1222,7 @@
         </w:rPr>
         <w:drawing>
           <wp:inline xmlns:wp="http://schemas.openxmlformats.org/drawingml/2006/wordprocessingDrawing" distT="0" distB="0" distL="0" distR="0">
-            <wp:extent cx="5669280" cy="2138634"/>
+            <wp:extent cx="5852160" cy="6673350"/>
             <wp:effectExtent l="0" t="0" r="0" b="0"/>
             <wp:docPr id="903" name="그림 3"/>
             <a:graphic xmlns:a="http://schemas.openxmlformats.org/drawingml/2006/main">
@@ -1313,7 +1241,7 @@
                   <pic:spPr>
                     <a:xfrm>
                       <a:off x="0" y="0"/>
-                      <a:ext cx="5669280" cy="2138634"/>
+                      <a:ext cx="5852160" cy="6673350"/>
                     </a:xfrm>
                     <a:prstGeom prst="rect">
                       <a:avLst/>
@@ -1339,62 +1267,115 @@
           <w:color w:val="595959"/>
           <w:rtl w:val="0"/>
         </w:rPr>
-        <w:t xml:space="preserve">그림 3. 운영자 화면 세 개와 이동 경로.</w:t>
-      </w:r>
-    </w:p>
-    <w:p>
-      <w:pPr>
-        <w:widowControl w:val="0"/>
-        <w:spacing w:after="60" w:line="264" w:lineRule="auto"/>
-        <w:ind w:left="720"/>
-        <w:jc w:val="both"/>
-      </w:pPr>
-      <w:r>
-        <w:rPr>
-          <w:rFonts w:ascii="Malgun Gothic" w:cs="Malgun Gothic" w:eastAsia="Malgun Gothic" w:hAnsi="Malgun Gothic"/>
-          <w:b w:val="1"/>
-          <w:bCs w:val="1"/>
-          <w:sz w:val="20"/>
-          <w:szCs w:val="20"/>
-          <w:rtl w:val="0"/>
-        </w:rPr>
-        <w:t xml:space="preserve">기본 흐름</w:t>
-      </w:r>
-    </w:p>
-    <w:p>
-      <w:pPr>
-        <w:widowControl w:val="0"/>
-        <w:spacing w:after="60" w:line="264" w:lineRule="auto"/>
-        <w:ind w:left="720"/>
-        <w:jc w:val="both"/>
-      </w:pPr>
-      <w:r>
-        <w:rPr>
-          <w:rFonts w:ascii="Malgun Gothic" w:cs="Malgun Gothic" w:eastAsia="Malgun Gothic" w:hAnsi="Malgun Gothic"/>
-          <w:sz w:val="20"/>
-          <w:szCs w:val="20"/>
-          <w:rtl w:val="0"/>
-        </w:rPr>
-        <w:t xml:space="preserve">SCR-01에서 프로젝트를 고르면 SCR-02로 간다. SCR-02에서 구성 조립 링크를 누르면 SCR-03으로 간다. 상단 메뉴에는 프로젝트 목록, 조립, Composer 세 항목이 항상 있고 경로가 없으면 뒤의 둘은 비활성으로 표시된다.</w:t>
-      </w:r>
-    </w:p>
-    <w:p>
-      <w:pPr>
-        <w:widowControl w:val="0"/>
-        <w:spacing w:after="60" w:line="264" w:lineRule="auto"/>
-        <w:ind w:left="720"/>
-        <w:jc w:val="both"/>
-      </w:pPr>
-      <w:r>
-        <w:rPr>
-          <w:rFonts w:ascii="Malgun Gothic" w:cs="Malgun Gothic" w:eastAsia="Malgun Gothic" w:hAnsi="Malgun Gothic"/>
-          <w:b w:val="1"/>
-          <w:bCs w:val="1"/>
-          <w:sz w:val="20"/>
-          <w:szCs w:val="20"/>
-          <w:rtl w:val="0"/>
-        </w:rPr>
-        <w:t xml:space="preserve">Composer 저장 흐름</w:t>
+        <w:t xml:space="preserve">그림 3. 개인 AI 에이전트가 MCP 도구로 문의하는 목업. 조회와 문의 열기는 허용되고 환불 실행은 거부된다. 오른쪽이 지금 열려 있는 도구와 아직 열지 않은 도구다.</w:t>
+      </w:r>
+    </w:p>
+    <w:p>
+      <w:pPr>
+        <w:widowControl w:val="0"/>
+        <w:spacing w:after="60" w:line="264" w:lineRule="auto"/>
+        <w:ind w:left="1080"/>
+        <w:jc w:val="both"/>
+      </w:pPr>
+      <w:r>
+        <w:rPr>
+          <w:rFonts w:ascii="Malgun Gothic" w:cs="Malgun Gothic" w:eastAsia="Malgun Gothic" w:hAnsi="Malgun Gothic"/>
+          <w:sz w:val="20"/>
+          <w:szCs w:val="20"/>
+          <w:rtl w:val="0"/>
+        </w:rPr>
+        <w:t xml:space="preserve">- 지금 열려 있는 Tool. open_support_case, get_case_status, list_my_cases</w:t>
+      </w:r>
+    </w:p>
+    <w:p>
+      <w:pPr>
+        <w:widowControl w:val="0"/>
+        <w:spacing w:after="60" w:line="264" w:lineRule="auto"/>
+        <w:ind w:left="1080"/>
+        <w:jc w:val="both"/>
+      </w:pPr>
+      <w:r>
+        <w:rPr>
+          <w:rFonts w:ascii="Malgun Gothic" w:cs="Malgun Gothic" w:eastAsia="Malgun Gothic" w:hAnsi="Malgun Gothic"/>
+          <w:sz w:val="20"/>
+          <w:szCs w:val="20"/>
+          <w:rtl w:val="0"/>
+        </w:rPr>
+        <w:t xml:space="preserve">- 지금 열려 있는 Resource. policy_docs 읽기 전용</w:t>
+      </w:r>
+    </w:p>
+    <w:p>
+      <w:pPr>
+        <w:widowControl w:val="0"/>
+        <w:spacing w:after="60" w:line="264" w:lineRule="auto"/>
+        <w:ind w:left="1080"/>
+        <w:jc w:val="both"/>
+      </w:pPr>
+      <w:r>
+        <w:rPr>
+          <w:rFonts w:ascii="Malgun Gothic" w:cs="Malgun Gothic" w:eastAsia="Malgun Gothic" w:hAnsi="Malgun Gothic"/>
+          <w:sz w:val="20"/>
+          <w:szCs w:val="20"/>
+          <w:rtl w:val="0"/>
+        </w:rPr>
+        <w:t xml:space="preserve">- 아직 열지 않은 것. execute_refund, place_order, cancel_order, request_return. 돈과 재고가 움직이므로 승인 경계와 멱등성 검증을 세운 뒤에 연다.</w:t>
+      </w:r>
+    </w:p>
+    <w:p>
+      <w:pPr>
+        <w:widowControl w:val="0"/>
+        <w:spacing w:after="60" w:line="264" w:lineRule="auto"/>
+        <w:ind w:left="1080"/>
+        <w:jc w:val="both"/>
+      </w:pPr>
+      <w:r>
+        <w:rPr>
+          <w:rFonts w:ascii="Malgun Gothic" w:cs="Malgun Gothic" w:eastAsia="Malgun Gothic" w:hAnsi="Malgun Gothic"/>
+          <w:sz w:val="20"/>
+          <w:szCs w:val="20"/>
+          <w:rtl w:val="0"/>
+        </w:rPr>
+        <w:t xml:space="preserve">- 없는 도구는 조용히 무시하지 않고 이유와 현재 범위를 돌려준다. 고객 AI가 사람에게 그대로 설명할 수 있어야 하기 때문이다.</w:t>
+      </w:r>
+    </w:p>
+    <w:p>
+      <w:pPr>
+        <w:widowControl w:val="0"/>
+        <w:spacing w:after="60" w:line="264" w:lineRule="auto"/>
+        <w:ind w:left="1080"/>
+        <w:jc w:val="both"/>
+      </w:pPr>
+      <w:r>
+        <w:rPr>
+          <w:rFonts w:ascii="Malgun Gothic" w:cs="Malgun Gothic" w:eastAsia="Malgun Gothic" w:hAnsi="Malgun Gothic"/>
+          <w:sz w:val="20"/>
+          <w:szCs w:val="20"/>
+          <w:rtl w:val="0"/>
+        </w:rPr>
+        <w:t xml:space="preserve">- 도구 호출에는 멱등성 키가 함께 간다. 같은 요청이 여러 번 들어와도 문의는 한 번만 열린다.</w:t>
+      </w:r>
+    </w:p>
+    <w:p>
+      <w:pPr>
+        <w:widowControl w:val="0"/>
+        <w:numPr>
+          <w:ilvl w:val="0"/>
+          <w:numId w:val="1"/>
+        </w:numPr>
+        <w:spacing w:after="200" w:line="276" w:lineRule="auto"/>
+        <w:ind w:left="720" w:hanging="360"/>
+        <w:jc w:val="both"/>
+        <w:rPr>
+          <w:color w:val="0000ff"/>
+        </w:rPr>
+      </w:pPr>
+      <w:r>
+        <w:rPr>
+          <w:rFonts w:ascii="Arial Unicode MS" w:cs="Arial Unicode MS" w:eastAsia="Arial Unicode MS" w:hAnsi="Arial Unicode MS"/>
+          <w:color w:val="0000ff"/>
+          <w:rtl w:val="0"/>
+        </w:rPr>
+        <w:t xml:space="preserve">화면 흐름</w:t>
       </w:r>
     </w:p>
     <w:p>
@@ -1408,7 +1389,7 @@
         </w:rPr>
         <w:drawing>
           <wp:inline xmlns:wp="http://schemas.openxmlformats.org/drawingml/2006/wordprocessingDrawing" distT="0" distB="0" distL="0" distR="0">
-            <wp:extent cx="5852160" cy="2318657"/>
+            <wp:extent cx="5669280" cy="2138634"/>
             <wp:effectExtent l="0" t="0" r="0" b="0"/>
             <wp:docPr id="904" name="그림 4"/>
             <a:graphic xmlns:a="http://schemas.openxmlformats.org/drawingml/2006/main">
@@ -1427,7 +1408,7 @@
                   <pic:spPr>
                     <a:xfrm>
                       <a:off x="0" y="0"/>
-                      <a:ext cx="5852160" cy="2318657"/>
+                      <a:ext cx="5669280" cy="2138634"/>
                     </a:xfrm>
                     <a:prstGeom prst="rect">
                       <a:avLst/>
@@ -1453,75 +1434,7 @@
           <w:color w:val="595959"/>
           <w:rtl w:val="0"/>
         </w:rPr>
-        <w:t xml:space="preserve">그림 4. Composer 저장은 네 단계다. 2단계까지는 저장되지 않는다.</w:t>
-      </w:r>
-    </w:p>
-    <w:p>
-      <w:pPr>
-        <w:widowControl w:val="0"/>
-        <w:spacing w:after="60" w:line="264" w:lineRule="auto"/>
-        <w:ind w:left="1080"/>
-        <w:jc w:val="both"/>
-      </w:pPr>
-      <w:r>
-        <w:rPr>
-          <w:rFonts w:ascii="Malgun Gothic" w:cs="Malgun Gothic" w:eastAsia="Malgun Gothic" w:hAnsi="Malgun Gothic"/>
-          <w:sz w:val="20"/>
-          <w:szCs w:val="20"/>
-          <w:rtl w:val="0"/>
-        </w:rPr>
-        <w:t xml:space="preserve">- 1단계. 화면에서 모듈 체크, Port 값, Team 행을 고친다. 브라우저 안의 후보 값만 바뀐다.</w:t>
-      </w:r>
-    </w:p>
-    <w:p>
-      <w:pPr>
-        <w:widowControl w:val="0"/>
-        <w:spacing w:after="60" w:line="264" w:lineRule="auto"/>
-        <w:ind w:left="1080"/>
-        <w:jc w:val="both"/>
-      </w:pPr>
-      <w:r>
-        <w:rPr>
-          <w:rFonts w:ascii="Malgun Gothic" w:cs="Malgun Gothic" w:eastAsia="Malgun Gothic" w:hAnsi="Malgun Gothic"/>
-          <w:sz w:val="20"/>
-          <w:szCs w:val="20"/>
-          <w:rtl w:val="0"/>
-        </w:rPr>
-        <w:t xml:space="preserve">- 2단계. 검증을 누르면 후보 전체를 대상에 보내 검증한다. 저장은 아직 안 된다.</w:t>
-      </w:r>
-    </w:p>
-    <w:p>
-      <w:pPr>
-        <w:widowControl w:val="0"/>
-        <w:spacing w:after="60" w:line="264" w:lineRule="auto"/>
-        <w:ind w:left="1080"/>
-        <w:jc w:val="both"/>
-      </w:pPr>
-      <w:r>
-        <w:rPr>
-          <w:rFonts w:ascii="Malgun Gothic" w:cs="Malgun Gothic" w:eastAsia="Malgun Gothic" w:hAnsi="Malgun Gothic"/>
-          <w:sz w:val="20"/>
-          <w:szCs w:val="20"/>
-          <w:rtl w:val="0"/>
-        </w:rPr>
-        <w:t xml:space="preserve">- 3단계. 사유를 적고 적용을 누르면 저장한다. 대상의 revision이 화면이 읽어온 값과 같을 때만 반영된다.</w:t>
-      </w:r>
-    </w:p>
-    <w:p>
-      <w:pPr>
-        <w:widowControl w:val="0"/>
-        <w:spacing w:after="60" w:line="264" w:lineRule="auto"/>
-        <w:ind w:left="1080"/>
-        <w:jc w:val="both"/>
-      </w:pPr>
-      <w:r>
-        <w:rPr>
-          <w:rFonts w:ascii="Malgun Gothic" w:cs="Malgun Gothic" w:eastAsia="Malgun Gothic" w:hAnsi="Malgun Gothic"/>
-          <w:sz w:val="20"/>
-          <w:szCs w:val="20"/>
-          <w:rtl w:val="0"/>
-        </w:rPr>
-        <w:t xml:space="preserve">- 4단계. 적용에 성공하면 대상의 최신 상태를 다시 읽어 새 revision과 함께 보여준다.</w:t>
+        <w:t xml:space="preserve">그림 4. 운영자 화면 세 개와 이동 경로.</w:t>
       </w:r>
     </w:p>
     <w:p>
@@ -1540,47 +1453,24 @@
           <w:szCs w:val="20"/>
           <w:rtl w:val="0"/>
         </w:rPr>
-        <w:t xml:space="preserve">빠른 토글 흐름</w:t>
-      </w:r>
-    </w:p>
-    <w:p>
-      <w:pPr>
-        <w:widowControl w:val="0"/>
-        <w:spacing w:after="60" w:line="264" w:lineRule="auto"/>
-        <w:ind w:left="720"/>
-        <w:jc w:val="both"/>
-      </w:pPr>
-      <w:r>
-        <w:rPr>
-          <w:rFonts w:ascii="Malgun Gothic" w:cs="Malgun Gothic" w:eastAsia="Malgun Gothic" w:hAnsi="Malgun Gothic"/>
-          <w:sz w:val="20"/>
-          <w:szCs w:val="20"/>
-          <w:rtl w:val="0"/>
-        </w:rPr>
-        <w:t xml:space="preserve">이미 선언된 모듈이나 Team 하나만 켜고 끌 때는 위 네 단계를 거치지 않고 토글 버튼으로 바로 보낸다. 이 카드는 대상의 introspection 응답에 있는 계약 버전을 콘솔이 아는 버전으로 확인했을 때만 그린다. 모르는 버전이면 카드를 아예 그리지 않는다.</w:t>
-      </w:r>
-    </w:p>
-    <w:p>
-      <w:pPr>
-        <w:widowControl w:val="0"/>
-        <w:numPr>
-          <w:ilvl w:val="0"/>
-          <w:numId w:val="1"/>
-        </w:numPr>
-        <w:spacing w:after="200" w:line="276" w:lineRule="auto"/>
-        <w:ind w:left="720" w:hanging="360"/>
-        <w:jc w:val="both"/>
-        <w:rPr>
-          <w:color w:val="0000ff"/>
-        </w:rPr>
-      </w:pPr>
-      <w:r>
-        <w:rPr>
-          <w:rFonts w:ascii="Arial Unicode MS" w:cs="Arial Unicode MS" w:eastAsia="Arial Unicode MS" w:hAnsi="Arial Unicode MS"/>
-          <w:color w:val="0000ff"/>
-          <w:rtl w:val="0"/>
-        </w:rPr>
-        <w:t xml:space="preserve">공통 규칙</w:t>
+        <w:t xml:space="preserve">기본 흐름</w:t>
+      </w:r>
+    </w:p>
+    <w:p>
+      <w:pPr>
+        <w:widowControl w:val="0"/>
+        <w:spacing w:after="60" w:line="264" w:lineRule="auto"/>
+        <w:ind w:left="720"/>
+        <w:jc w:val="both"/>
+      </w:pPr>
+      <w:r>
+        <w:rPr>
+          <w:rFonts w:ascii="Malgun Gothic" w:cs="Malgun Gothic" w:eastAsia="Malgun Gothic" w:hAnsi="Malgun Gothic"/>
+          <w:sz w:val="20"/>
+          <w:szCs w:val="20"/>
+          <w:rtl w:val="0"/>
+        </w:rPr>
+        <w:t xml:space="preserve">SCR-01에서 프로젝트를 고르면 SCR-02로 간다. SCR-02에서 구성 조립 링크를 누르면 SCR-03으로 간다. 상단 메뉴에는 프로젝트 목록, 조립, Composer 세 항목이 항상 있고 경로가 없으면 뒤의 둘은 비활성으로 표시된다.</w:t>
       </w:r>
     </w:p>
     <w:p>
@@ -1599,433 +1489,7 @@
           <w:szCs w:val="20"/>
           <w:rtl w:val="0"/>
         </w:rPr>
-        <w:t xml:space="preserve">표현</w:t>
-      </w:r>
-    </w:p>
-    <w:p>
-      <w:pPr>
-        <w:widowControl w:val="0"/>
-        <w:spacing w:after="60" w:line="264" w:lineRule="auto"/>
-        <w:ind w:left="1080"/>
-        <w:jc w:val="both"/>
-      </w:pPr>
-      <w:r>
-        <w:rPr>
-          <w:rFonts w:ascii="Malgun Gothic" w:cs="Malgun Gothic" w:eastAsia="Malgun Gothic" w:hAnsi="Malgun Gothic"/>
-          <w:sz w:val="20"/>
-          <w:szCs w:val="20"/>
-          <w:rtl w:val="0"/>
-        </w:rPr>
-        <w:t xml:space="preserve">- 상단 고정 메뉴와 본문 한 칼럼. 접을 수 있는 카드를 세로로 쌓는다.</w:t>
-      </w:r>
-    </w:p>
-    <w:p>
-      <w:pPr>
-        <w:widowControl w:val="0"/>
-        <w:spacing w:after="60" w:line="264" w:lineRule="auto"/>
-        <w:ind w:left="1080"/>
-        <w:jc w:val="both"/>
-      </w:pPr>
-      <w:r>
-        <w:rPr>
-          <w:rFonts w:ascii="Malgun Gothic" w:cs="Malgun Gothic" w:eastAsia="Malgun Gothic" w:hAnsi="Malgun Gothic"/>
-          <w:sz w:val="20"/>
-          <w:szCs w:val="20"/>
-          <w:rtl w:val="0"/>
-        </w:rPr>
-        <w:t xml:space="preserve">- 숫자 요약은 상단 줄에 둔다. 예를 들어 모듈 5/6, AGENT TEAM 6/6, TEAM_EXECUTOR local이다.</w:t>
-      </w:r>
-    </w:p>
-    <w:p>
-      <w:pPr>
-        <w:widowControl w:val="0"/>
-        <w:spacing w:after="60" w:line="264" w:lineRule="auto"/>
-        <w:ind w:left="1080"/>
-        <w:jc w:val="both"/>
-      </w:pPr>
-      <w:r>
-        <w:rPr>
-          <w:rFonts w:ascii="Malgun Gothic" w:cs="Malgun Gothic" w:eastAsia="Malgun Gothic" w:hAnsi="Malgun Gothic"/>
-          <w:sz w:val="20"/>
-          <w:szCs w:val="20"/>
-          <w:rtl w:val="0"/>
-        </w:rPr>
-        <w:t xml:space="preserve">- 알림은 네 종류로만 구분한다. 안내, 성공, 주의, 실패다.</w:t>
-      </w:r>
-    </w:p>
-    <w:p>
-      <w:pPr>
-        <w:widowControl w:val="0"/>
-        <w:spacing w:after="60" w:line="264" w:lineRule="auto"/>
-        <w:ind w:left="1080"/>
-        <w:jc w:val="both"/>
-      </w:pPr>
-      <w:r>
-        <w:rPr>
-          <w:rFonts w:ascii="Malgun Gothic" w:cs="Malgun Gothic" w:eastAsia="Malgun Gothic" w:hAnsi="Malgun Gothic"/>
-          <w:sz w:val="20"/>
-          <w:szCs w:val="20"/>
-          <w:rtl w:val="0"/>
-        </w:rPr>
-        <w:t xml:space="preserve">- 대상의 화면 테마를 복사하지 않는다. 대상이 없어도 떠야 하므로 표현은 콘솔이 자체적으로 만든다.</w:t>
-      </w:r>
-    </w:p>
-    <w:p>
-      <w:pPr>
-        <w:widowControl w:val="0"/>
-        <w:spacing w:after="60" w:line="264" w:lineRule="auto"/>
-        <w:ind w:left="720"/>
-        <w:jc w:val="both"/>
-      </w:pPr>
-      <w:r>
-        <w:rPr>
-          <w:rFonts w:ascii="Malgun Gothic" w:cs="Malgun Gothic" w:eastAsia="Malgun Gothic" w:hAnsi="Malgun Gothic"/>
-          <w:b w:val="1"/>
-          <w:bCs w:val="1"/>
-          <w:sz w:val="20"/>
-          <w:szCs w:val="20"/>
-          <w:rtl w:val="0"/>
-        </w:rPr>
-        <w:t xml:space="preserve">안전</w:t>
-      </w:r>
-    </w:p>
-    <w:p>
-      <w:pPr>
-        <w:widowControl w:val="0"/>
-        <w:spacing w:after="60" w:line="264" w:lineRule="auto"/>
-        <w:ind w:left="1080"/>
-        <w:jc w:val="both"/>
-      </w:pPr>
-      <w:r>
-        <w:rPr>
-          <w:rFonts w:ascii="Malgun Gothic" w:cs="Malgun Gothic" w:eastAsia="Malgun Gothic" w:hAnsi="Malgun Gothic"/>
-          <w:sz w:val="20"/>
-          <w:szCs w:val="20"/>
-          <w:rtl w:val="0"/>
-        </w:rPr>
-        <w:t xml:space="preserve">- 부수효과를 내는 모든 폼 전송에 CSRF 토큰을 넣는다. Composer 적용과 빠른 토글 모두 해당한다.</w:t>
-      </w:r>
-    </w:p>
-    <w:p>
-      <w:pPr>
-        <w:widowControl w:val="0"/>
-        <w:spacing w:after="60" w:line="264" w:lineRule="auto"/>
-        <w:ind w:left="1080"/>
-        <w:jc w:val="both"/>
-      </w:pPr>
-      <w:r>
-        <w:rPr>
-          <w:rFonts w:ascii="Malgun Gothic" w:cs="Malgun Gothic" w:eastAsia="Malgun Gothic" w:hAnsi="Malgun Gothic"/>
-          <w:sz w:val="20"/>
-          <w:szCs w:val="20"/>
-          <w:rtl w:val="0"/>
-        </w:rPr>
-        <w:t xml:space="preserve">- 서버는 127.0.0.1에만 바인딩한다. 외부에 노출하지 않는다.</w:t>
-      </w:r>
-    </w:p>
-    <w:p>
-      <w:pPr>
-        <w:widowControl w:val="0"/>
-        <w:spacing w:after="60" w:line="264" w:lineRule="auto"/>
-        <w:ind w:left="1080"/>
-        <w:jc w:val="both"/>
-      </w:pPr>
-      <w:r>
-        <w:rPr>
-          <w:rFonts w:ascii="Malgun Gothic" w:cs="Malgun Gothic" w:eastAsia="Malgun Gothic" w:hAnsi="Malgun Gothic"/>
-          <w:sz w:val="20"/>
-          <w:szCs w:val="20"/>
-          <w:rtl w:val="0"/>
-        </w:rPr>
-        <w:t xml:space="preserve">- 비밀값은 환경변수로만 받고 파일에 저장하지 않으며 화면에도 출력하지 않는다.</w:t>
-      </w:r>
-    </w:p>
-    <w:p>
-      <w:pPr>
-        <w:widowControl w:val="0"/>
-        <w:spacing w:after="60" w:line="264" w:lineRule="auto"/>
-        <w:ind w:left="1080"/>
-        <w:jc w:val="both"/>
-      </w:pPr>
-      <w:r>
-        <w:rPr>
-          <w:rFonts w:ascii="Malgun Gothic" w:cs="Malgun Gothic" w:eastAsia="Malgun Gothic" w:hAnsi="Malgun Gothic"/>
-          <w:sz w:val="20"/>
-          <w:szCs w:val="20"/>
-          <w:rtl w:val="0"/>
-        </w:rPr>
-        <w:t xml:space="preserve">- 경로를 링크로 만들 때는 URL 인코딩을 먼저 하고 HTML 이스케이프를 나중에 한다. 순서를 바꾸면 폴더 이름의 앰퍼샌드나 샵 기호 때문에 링크가 엉뚱한 곳을 가리킨다.</w:t>
-      </w:r>
-    </w:p>
-    <w:p>
-      <w:pPr>
-        <w:widowControl w:val="0"/>
-        <w:spacing w:after="60" w:line="264" w:lineRule="auto"/>
-        <w:ind w:left="720"/>
-        <w:jc w:val="both"/>
-      </w:pPr>
-      <w:r>
-        <w:rPr>
-          <w:rFonts w:ascii="Malgun Gothic" w:cs="Malgun Gothic" w:eastAsia="Malgun Gothic" w:hAnsi="Malgun Gothic"/>
-          <w:b w:val="1"/>
-          <w:bCs w:val="1"/>
-          <w:sz w:val="20"/>
-          <w:szCs w:val="20"/>
-          <w:rtl w:val="0"/>
-        </w:rPr>
-        <w:t xml:space="preserve">오류 표시</w:t>
-      </w:r>
-    </w:p>
-    <w:p>
-      <w:pPr>
-        <w:widowControl w:val="0"/>
-        <w:spacing w:after="60" w:line="264" w:lineRule="auto"/>
-        <w:ind w:left="1080"/>
-        <w:jc w:val="both"/>
-      </w:pPr>
-      <w:r>
-        <w:rPr>
-          <w:rFonts w:ascii="Malgun Gothic" w:cs="Malgun Gothic" w:eastAsia="Malgun Gothic" w:hAnsi="Malgun Gothic"/>
-          <w:sz w:val="20"/>
-          <w:szCs w:val="20"/>
-          <w:rtl w:val="0"/>
-        </w:rPr>
-        <w:t xml:space="preserve">- 대상이 예상과 다른 응답을 주면 오류 화면으로 죽지 않고 무엇이 잘못됐는지 적는다.</w:t>
-      </w:r>
-    </w:p>
-    <w:p>
-      <w:pPr>
-        <w:widowControl w:val="0"/>
-        <w:spacing w:after="60" w:line="264" w:lineRule="auto"/>
-        <w:ind w:left="1080"/>
-        <w:jc w:val="both"/>
-      </w:pPr>
-      <w:r>
-        <w:rPr>
-          <w:rFonts w:ascii="Malgun Gothic" w:cs="Malgun Gothic" w:eastAsia="Malgun Gothic" w:hAnsi="Malgun Gothic"/>
-          <w:sz w:val="20"/>
-          <w:szCs w:val="20"/>
-          <w:rtl w:val="0"/>
-        </w:rPr>
-        <w:t xml:space="preserve">- 쿼리 없이 들어온 주소는 원시 JSON 오류가 아니라 안내 화면을 낸다.</w:t>
-      </w:r>
-    </w:p>
-    <w:p>
-      <w:pPr>
-        <w:widowControl w:val="0"/>
-        <w:spacing w:after="60" w:line="264" w:lineRule="auto"/>
-        <w:ind w:left="1080"/>
-        <w:jc w:val="both"/>
-      </w:pPr>
-      <w:r>
-        <w:rPr>
-          <w:rFonts w:ascii="Malgun Gothic" w:cs="Malgun Gothic" w:eastAsia="Malgun Gothic" w:hAnsi="Malgun Gothic"/>
-          <w:sz w:val="20"/>
-          <w:szCs w:val="20"/>
-          <w:rtl w:val="0"/>
-        </w:rPr>
-        <w:t xml:space="preserve">- 조작된 전송은 아무것도 바꾸지 않고 화면만 다시 그린다.</w:t>
-      </w:r>
-    </w:p>
-    <w:p>
-      <w:pPr>
-        <w:widowControl w:val="0"/>
-        <w:numPr>
-          <w:ilvl w:val="0"/>
-          <w:numId w:val="1"/>
-        </w:numPr>
-        <w:spacing w:after="200" w:line="276" w:lineRule="auto"/>
-        <w:ind w:left="720" w:hanging="360"/>
-        <w:jc w:val="both"/>
-        <w:rPr>
-          <w:color w:val="0000ff"/>
-        </w:rPr>
-      </w:pPr>
-      <w:r>
-        <w:rPr>
-          <w:rFonts w:ascii="Arial Unicode MS" w:cs="Arial Unicode MS" w:eastAsia="Arial Unicode MS" w:hAnsi="Arial Unicode MS"/>
-          <w:color w:val="0000ff"/>
-          <w:rtl w:val="0"/>
-        </w:rPr>
-        <w:t xml:space="preserve">SCR-01 프로젝트 목록</w:t>
-      </w:r>
-    </w:p>
-    <w:p>
-      <w:pPr>
-        <w:widowControl w:val="0"/>
-        <w:spacing w:after="60" w:line="264" w:lineRule="auto"/>
-        <w:ind w:left="720"/>
-        <w:jc w:val="both"/>
-      </w:pPr>
-      <w:r>
-        <w:rPr>
-          <w:rFonts w:ascii="Malgun Gothic" w:cs="Malgun Gothic" w:eastAsia="Malgun Gothic" w:hAnsi="Malgun Gothic"/>
-          <w:b w:val="1"/>
-          <w:bCs w:val="1"/>
-          <w:sz w:val="20"/>
-          <w:szCs w:val="20"/>
-          <w:rtl w:val="0"/>
-        </w:rPr>
-        <w:t xml:space="preserve">목적</w:t>
-      </w:r>
-    </w:p>
-    <w:p>
-      <w:pPr>
-        <w:widowControl w:val="0"/>
-        <w:spacing w:after="60" w:line="264" w:lineRule="auto"/>
-        <w:ind w:left="720"/>
-        <w:jc w:val="both"/>
-      </w:pPr>
-      <w:r>
-        <w:rPr>
-          <w:rFonts w:ascii="Malgun Gothic" w:cs="Malgun Gothic" w:eastAsia="Malgun Gothic" w:hAnsi="Malgun Gothic"/>
-          <w:sz w:val="20"/>
-          <w:szCs w:val="20"/>
-          <w:rtl w:val="0"/>
-        </w:rPr>
-        <w:t xml:space="preserve">경로를 주지 않으면 콘솔의 상위 폴더를 훑어 각 폴더가 A-COP 프로젝트인지 판별한다.</w:t>
-      </w:r>
-    </w:p>
-    <w:p>
-      <w:pPr>
-        <w:widowControl w:val="0"/>
-        <w:spacing w:after="60" w:line="264" w:lineRule="auto"/>
-        <w:ind w:left="720"/>
-        <w:jc w:val="both"/>
-      </w:pPr>
-      <w:r>
-        <w:rPr>
-          <w:rFonts w:ascii="Malgun Gothic" w:cs="Malgun Gothic" w:eastAsia="Malgun Gothic" w:hAnsi="Malgun Gothic"/>
-          <w:b w:val="1"/>
-          <w:bCs w:val="1"/>
-          <w:sz w:val="20"/>
-          <w:szCs w:val="20"/>
-          <w:rtl w:val="0"/>
-        </w:rPr>
-        <w:t xml:space="preserve">구성 요소</w:t>
-      </w:r>
-    </w:p>
-    <w:p>
-      <w:pPr>
-        <w:widowControl w:val="0"/>
-        <w:spacing w:after="60" w:line="264" w:lineRule="auto"/>
-        <w:ind w:left="1080"/>
-        <w:jc w:val="both"/>
-      </w:pPr>
-      <w:r>
-        <w:rPr>
-          <w:rFonts w:ascii="Malgun Gothic" w:cs="Malgun Gothic" w:eastAsia="Malgun Gothic" w:hAnsi="Malgun Gothic"/>
-          <w:sz w:val="20"/>
-          <w:szCs w:val="20"/>
-          <w:rtl w:val="0"/>
-        </w:rPr>
-        <w:t xml:space="preserve">- 요약 줄. 프로젝트 수, 훑은 폴더 수, 루트 경로</w:t>
-      </w:r>
-    </w:p>
-    <w:p>
-      <w:pPr>
-        <w:widowControl w:val="0"/>
-        <w:spacing w:after="60" w:line="264" w:lineRule="auto"/>
-        <w:ind w:left="1080"/>
-        <w:jc w:val="both"/>
-      </w:pPr>
-      <w:r>
-        <w:rPr>
-          <w:rFonts w:ascii="Malgun Gothic" w:cs="Malgun Gothic" w:eastAsia="Malgun Gothic" w:hAnsi="Malgun Gothic"/>
-          <w:sz w:val="20"/>
-          <w:szCs w:val="20"/>
-          <w:rtl w:val="0"/>
-        </w:rPr>
-        <w:t xml:space="preserve">- 표 3열. 폴더, 판별, 근거</w:t>
-      </w:r>
-    </w:p>
-    <w:p>
-      <w:pPr>
-        <w:widowControl w:val="0"/>
-        <w:spacing w:after="60" w:line="264" w:lineRule="auto"/>
-        <w:ind w:left="1080"/>
-        <w:jc w:val="both"/>
-      </w:pPr>
-      <w:r>
-        <w:rPr>
-          <w:rFonts w:ascii="Malgun Gothic" w:cs="Malgun Gothic" w:eastAsia="Malgun Gothic" w:hAnsi="Malgun Gothic"/>
-          <w:sz w:val="20"/>
-          <w:szCs w:val="20"/>
-          <w:rtl w:val="0"/>
-        </w:rPr>
-        <w:t xml:space="preserve">- 판별 값은 프로젝트 또는 아님 둘뿐이다.</w:t>
-      </w:r>
-    </w:p>
-    <w:p>
-      <w:pPr>
-        <w:widowControl w:val="0"/>
-        <w:spacing w:after="60" w:line="264" w:lineRule="auto"/>
-        <w:ind w:left="1080"/>
-        <w:jc w:val="both"/>
-      </w:pPr>
-      <w:r>
-        <w:rPr>
-          <w:rFonts w:ascii="Malgun Gothic" w:cs="Malgun Gothic" w:eastAsia="Malgun Gothic" w:hAnsi="Malgun Gothic"/>
-          <w:sz w:val="20"/>
-          <w:szCs w:val="20"/>
-          <w:rtl w:val="0"/>
-        </w:rPr>
-        <w:t xml:space="preserve">- 근거는 판정 이유를 그대로 적는다. 예를 들어 config/project.yaml 있음, config/project.yaml 가 없다, config/project.yaml 있음 그리고 없는 자료는 introspection 이다.</w:t>
-      </w:r>
-    </w:p>
-    <w:p>
-      <w:pPr>
-        <w:widowControl w:val="0"/>
-        <w:spacing w:after="60" w:line="264" w:lineRule="auto"/>
-        <w:ind w:left="720"/>
-        <w:jc w:val="both"/>
-      </w:pPr>
-      <w:r>
-        <w:rPr>
-          <w:rFonts w:ascii="Malgun Gothic" w:cs="Malgun Gothic" w:eastAsia="Malgun Gothic" w:hAnsi="Malgun Gothic"/>
-          <w:b w:val="1"/>
-          <w:bCs w:val="1"/>
-          <w:sz w:val="20"/>
-          <w:szCs w:val="20"/>
-          <w:rtl w:val="0"/>
-        </w:rPr>
-        <w:t xml:space="preserve">동작</w:t>
-      </w:r>
-    </w:p>
-    <w:p>
-      <w:pPr>
-        <w:widowControl w:val="0"/>
-        <w:spacing w:after="60" w:line="264" w:lineRule="auto"/>
-        <w:ind w:left="1080"/>
-        <w:jc w:val="both"/>
-      </w:pPr>
-      <w:r>
-        <w:rPr>
-          <w:rFonts w:ascii="Malgun Gothic" w:cs="Malgun Gothic" w:eastAsia="Malgun Gothic" w:hAnsi="Malgun Gothic"/>
-          <w:sz w:val="20"/>
-          <w:szCs w:val="20"/>
-          <w:rtl w:val="0"/>
-        </w:rPr>
-        <w:t xml:space="preserve">- 폴더 이름을 누르면 SCR-02로 이동한다. 경로는 URL 인코딩된 파라미터로 전달한다.</w:t>
-      </w:r>
-    </w:p>
-    <w:p>
-      <w:pPr>
-        <w:widowControl w:val="0"/>
-        <w:spacing w:after="60" w:line="264" w:lineRule="auto"/>
-        <w:ind w:left="720"/>
-        <w:jc w:val="both"/>
-      </w:pPr>
-      <w:r>
-        <w:rPr>
-          <w:rFonts w:ascii="Malgun Gothic" w:cs="Malgun Gothic" w:eastAsia="Malgun Gothic" w:hAnsi="Malgun Gothic"/>
-          <w:b w:val="1"/>
-          <w:bCs w:val="1"/>
-          <w:sz w:val="20"/>
-          <w:szCs w:val="20"/>
-          <w:rtl w:val="0"/>
-        </w:rPr>
-        <w:t xml:space="preserve">실제 화면</w:t>
+        <w:t xml:space="preserve">Composer 저장 흐름</w:t>
       </w:r>
     </w:p>
     <w:p>
@@ -2039,7 +1503,7 @@
         </w:rPr>
         <w:drawing>
           <wp:inline xmlns:wp="http://schemas.openxmlformats.org/drawingml/2006/wordprocessingDrawing" distT="0" distB="0" distL="0" distR="0">
-            <wp:extent cx="5760720" cy="3870156"/>
+            <wp:extent cx="5852160" cy="2318657"/>
             <wp:effectExtent l="0" t="0" r="0" b="0"/>
             <wp:docPr id="905" name="그림 5"/>
             <a:graphic xmlns:a="http://schemas.openxmlformats.org/drawingml/2006/main">
@@ -2058,7 +1522,7 @@
                   <pic:spPr>
                     <a:xfrm>
                       <a:off x="0" y="0"/>
-                      <a:ext cx="5760720" cy="3870156"/>
+                      <a:ext cx="5852160" cy="2318657"/>
                     </a:xfrm>
                     <a:prstGeom prst="rect">
                       <a:avLst/>
@@ -2084,24 +1548,111 @@
           <w:color w:val="595959"/>
           <w:rtl w:val="0"/>
         </w:rPr>
-        <w:t xml:space="preserve">그림 5. SCR-01 실제 화면. 2026-08-29에 콘솔을 띄워 Playwright로 찍었다.</w:t>
-      </w:r>
-    </w:p>
-    <w:p>
-      <w:pPr>
-        <w:widowControl w:val="0"/>
-        <w:spacing w:after="60" w:line="264" w:lineRule="auto"/>
-        <w:ind w:left="720"/>
-        <w:jc w:val="both"/>
-      </w:pPr>
-      <w:r>
-        <w:rPr>
-          <w:rFonts w:ascii="Malgun Gothic" w:cs="Malgun Gothic" w:eastAsia="Malgun Gothic" w:hAnsi="Malgun Gothic"/>
-          <w:sz w:val="20"/>
-          <w:szCs w:val="20"/>
-          <w:rtl w:val="0"/>
-        </w:rPr>
-        <w:t xml:space="preserve">훑은 폴더 8개 중 final_project_cs와 final_project_sample 둘이 프로젝트로 판별됐다. final_project_ui는 config/project.yaml이 없으므로 아님이다. 콘솔 자신은 대상이 아니라는 뜻이다.</w:t>
+        <w:t xml:space="preserve">그림 5. Composer 저장은 네 단계다. 2단계까지는 저장되지 않는다.</w:t>
+      </w:r>
+    </w:p>
+    <w:p>
+      <w:pPr>
+        <w:widowControl w:val="0"/>
+        <w:spacing w:after="60" w:line="264" w:lineRule="auto"/>
+        <w:ind w:left="1080"/>
+        <w:jc w:val="both"/>
+      </w:pPr>
+      <w:r>
+        <w:rPr>
+          <w:rFonts w:ascii="Malgun Gothic" w:cs="Malgun Gothic" w:eastAsia="Malgun Gothic" w:hAnsi="Malgun Gothic"/>
+          <w:sz w:val="20"/>
+          <w:szCs w:val="20"/>
+          <w:rtl w:val="0"/>
+        </w:rPr>
+        <w:t xml:space="preserve">- 1단계. 화면에서 모듈 체크, Port 값, Team 행을 고친다. 브라우저 안의 후보 값만 바뀐다.</w:t>
+      </w:r>
+    </w:p>
+    <w:p>
+      <w:pPr>
+        <w:widowControl w:val="0"/>
+        <w:spacing w:after="60" w:line="264" w:lineRule="auto"/>
+        <w:ind w:left="1080"/>
+        <w:jc w:val="both"/>
+      </w:pPr>
+      <w:r>
+        <w:rPr>
+          <w:rFonts w:ascii="Malgun Gothic" w:cs="Malgun Gothic" w:eastAsia="Malgun Gothic" w:hAnsi="Malgun Gothic"/>
+          <w:sz w:val="20"/>
+          <w:szCs w:val="20"/>
+          <w:rtl w:val="0"/>
+        </w:rPr>
+        <w:t xml:space="preserve">- 2단계. 검증을 누르면 후보 전체를 대상에 보내 검증한다. 저장은 아직 안 된다.</w:t>
+      </w:r>
+    </w:p>
+    <w:p>
+      <w:pPr>
+        <w:widowControl w:val="0"/>
+        <w:spacing w:after="60" w:line="264" w:lineRule="auto"/>
+        <w:ind w:left="1080"/>
+        <w:jc w:val="both"/>
+      </w:pPr>
+      <w:r>
+        <w:rPr>
+          <w:rFonts w:ascii="Malgun Gothic" w:cs="Malgun Gothic" w:eastAsia="Malgun Gothic" w:hAnsi="Malgun Gothic"/>
+          <w:sz w:val="20"/>
+          <w:szCs w:val="20"/>
+          <w:rtl w:val="0"/>
+        </w:rPr>
+        <w:t xml:space="preserve">- 3단계. 사유를 적고 적용을 누르면 저장한다. 대상의 revision이 화면이 읽어온 값과 같을 때만 반영된다.</w:t>
+      </w:r>
+    </w:p>
+    <w:p>
+      <w:pPr>
+        <w:widowControl w:val="0"/>
+        <w:spacing w:after="60" w:line="264" w:lineRule="auto"/>
+        <w:ind w:left="1080"/>
+        <w:jc w:val="both"/>
+      </w:pPr>
+      <w:r>
+        <w:rPr>
+          <w:rFonts w:ascii="Malgun Gothic" w:cs="Malgun Gothic" w:eastAsia="Malgun Gothic" w:hAnsi="Malgun Gothic"/>
+          <w:sz w:val="20"/>
+          <w:szCs w:val="20"/>
+          <w:rtl w:val="0"/>
+        </w:rPr>
+        <w:t xml:space="preserve">- 4단계. 적용에 성공하면 대상의 최신 상태를 다시 읽어 새 revision과 함께 보여준다.</w:t>
+      </w:r>
+    </w:p>
+    <w:p>
+      <w:pPr>
+        <w:widowControl w:val="0"/>
+        <w:spacing w:after="60" w:line="264" w:lineRule="auto"/>
+        <w:ind w:left="720"/>
+        <w:jc w:val="both"/>
+      </w:pPr>
+      <w:r>
+        <w:rPr>
+          <w:rFonts w:ascii="Malgun Gothic" w:cs="Malgun Gothic" w:eastAsia="Malgun Gothic" w:hAnsi="Malgun Gothic"/>
+          <w:b w:val="1"/>
+          <w:bCs w:val="1"/>
+          <w:sz w:val="20"/>
+          <w:szCs w:val="20"/>
+          <w:rtl w:val="0"/>
+        </w:rPr>
+        <w:t xml:space="preserve">빠른 토글 흐름</w:t>
+      </w:r>
+    </w:p>
+    <w:p>
+      <w:pPr>
+        <w:widowControl w:val="0"/>
+        <w:spacing w:after="60" w:line="264" w:lineRule="auto"/>
+        <w:ind w:left="720"/>
+        <w:jc w:val="both"/>
+      </w:pPr>
+      <w:r>
+        <w:rPr>
+          <w:rFonts w:ascii="Malgun Gothic" w:cs="Malgun Gothic" w:eastAsia="Malgun Gothic" w:hAnsi="Malgun Gothic"/>
+          <w:sz w:val="20"/>
+          <w:szCs w:val="20"/>
+          <w:rtl w:val="0"/>
+        </w:rPr>
+        <w:t xml:space="preserve">이미 선언된 모듈이나 Team 하나만 켜고 끌 때는 위 네 단계를 거치지 않고 토글 버튼으로 바로 보낸다. 이 카드는 대상의 introspection 응답에 있는 계약 버전을 콘솔이 아는 버전으로 확인했을 때만 그린다. 모르는 버전이면 카드를 아예 그리지 않는다.</w:t>
       </w:r>
     </w:p>
     <w:p>
@@ -2124,7 +1675,7 @@
           <w:color w:val="0000ff"/>
           <w:rtl w:val="0"/>
         </w:rPr>
-        <w:t xml:space="preserve">SCR-02 프로젝트 조립 현황</w:t>
+        <w:t xml:space="preserve">공통 규칙</w:t>
       </w:r>
     </w:p>
     <w:p>
@@ -2143,24 +1694,75 @@
           <w:szCs w:val="20"/>
           <w:rtl w:val="0"/>
         </w:rPr>
-        <w:t xml:space="preserve">목적</w:t>
-      </w:r>
-    </w:p>
-    <w:p>
-      <w:pPr>
-        <w:widowControl w:val="0"/>
-        <w:spacing w:after="60" w:line="264" w:lineRule="auto"/>
-        <w:ind w:left="720"/>
-        <w:jc w:val="both"/>
-      </w:pPr>
-      <w:r>
-        <w:rPr>
-          <w:rFonts w:ascii="Malgun Gothic" w:cs="Malgun Gothic" w:eastAsia="Malgun Gothic" w:hAnsi="Malgun Gothic"/>
-          <w:sz w:val="20"/>
-          <w:szCs w:val="20"/>
-          <w:rtl w:val="0"/>
-        </w:rPr>
-        <w:t xml:space="preserve">선언 파일과 증적, 평가 결과를 읽어 지금 이 프로젝트가 어떻게 조립돼 있고 무엇이 막혀 있는지 보여준다. 이 화면은 읽기 전용이다. 여기서는 아무것도 바꾸지 않는다.</w:t>
+        <w:t xml:space="preserve">표현</w:t>
+      </w:r>
+    </w:p>
+    <w:p>
+      <w:pPr>
+        <w:widowControl w:val="0"/>
+        <w:spacing w:after="60" w:line="264" w:lineRule="auto"/>
+        <w:ind w:left="1080"/>
+        <w:jc w:val="both"/>
+      </w:pPr>
+      <w:r>
+        <w:rPr>
+          <w:rFonts w:ascii="Malgun Gothic" w:cs="Malgun Gothic" w:eastAsia="Malgun Gothic" w:hAnsi="Malgun Gothic"/>
+          <w:sz w:val="20"/>
+          <w:szCs w:val="20"/>
+          <w:rtl w:val="0"/>
+        </w:rPr>
+        <w:t xml:space="preserve">- 상단 고정 메뉴와 본문 한 칼럼. 접을 수 있는 카드를 세로로 쌓는다.</w:t>
+      </w:r>
+    </w:p>
+    <w:p>
+      <w:pPr>
+        <w:widowControl w:val="0"/>
+        <w:spacing w:after="60" w:line="264" w:lineRule="auto"/>
+        <w:ind w:left="1080"/>
+        <w:jc w:val="both"/>
+      </w:pPr>
+      <w:r>
+        <w:rPr>
+          <w:rFonts w:ascii="Malgun Gothic" w:cs="Malgun Gothic" w:eastAsia="Malgun Gothic" w:hAnsi="Malgun Gothic"/>
+          <w:sz w:val="20"/>
+          <w:szCs w:val="20"/>
+          <w:rtl w:val="0"/>
+        </w:rPr>
+        <w:t xml:space="preserve">- 숫자 요약은 상단 줄에 둔다. 예를 들어 모듈 5/6, AGENT TEAM 6/6, TEAM_EXECUTOR local이다.</w:t>
+      </w:r>
+    </w:p>
+    <w:p>
+      <w:pPr>
+        <w:widowControl w:val="0"/>
+        <w:spacing w:after="60" w:line="264" w:lineRule="auto"/>
+        <w:ind w:left="1080"/>
+        <w:jc w:val="both"/>
+      </w:pPr>
+      <w:r>
+        <w:rPr>
+          <w:rFonts w:ascii="Malgun Gothic" w:cs="Malgun Gothic" w:eastAsia="Malgun Gothic" w:hAnsi="Malgun Gothic"/>
+          <w:sz w:val="20"/>
+          <w:szCs w:val="20"/>
+          <w:rtl w:val="0"/>
+        </w:rPr>
+        <w:t xml:space="preserve">- 알림은 네 종류로만 구분한다. 안내, 성공, 주의, 실패다.</w:t>
+      </w:r>
+    </w:p>
+    <w:p>
+      <w:pPr>
+        <w:widowControl w:val="0"/>
+        <w:spacing w:after="60" w:line="264" w:lineRule="auto"/>
+        <w:ind w:left="1080"/>
+        <w:jc w:val="both"/>
+      </w:pPr>
+      <w:r>
+        <w:rPr>
+          <w:rFonts w:ascii="Malgun Gothic" w:cs="Malgun Gothic" w:eastAsia="Malgun Gothic" w:hAnsi="Malgun Gothic"/>
+          <w:sz w:val="20"/>
+          <w:szCs w:val="20"/>
+          <w:rtl w:val="0"/>
+        </w:rPr>
+        <w:t xml:space="preserve">- 대상의 화면 테마를 복사하지 않는다. 대상이 없어도 떠야 하므로 표현은 콘솔이 자체적으로 만든다.</w:t>
       </w:r>
     </w:p>
     <w:p>
@@ -2179,24 +1781,75 @@
           <w:szCs w:val="20"/>
           <w:rtl w:val="0"/>
         </w:rPr>
-        <w:t xml:space="preserve">상단 요약</w:t>
-      </w:r>
-    </w:p>
-    <w:p>
-      <w:pPr>
-        <w:widowControl w:val="0"/>
-        <w:spacing w:after="60" w:line="264" w:lineRule="auto"/>
-        <w:ind w:left="1080"/>
-        <w:jc w:val="both"/>
-      </w:pPr>
-      <w:r>
-        <w:rPr>
-          <w:rFonts w:ascii="Malgun Gothic" w:cs="Malgun Gothic" w:eastAsia="Malgun Gothic" w:hAnsi="Malgun Gothic"/>
-          <w:sz w:val="20"/>
-          <w:szCs w:val="20"/>
-          <w:rtl w:val="0"/>
-        </w:rPr>
-        <w:t xml:space="preserve">- 모듈 5/6 (꺼짐 a2a_executor), AGENT TEAM 6/6, TEAM_EXECUTOR local, guardrails, CONTEXT.TOKEN_BUDGET 12000</w:t>
+        <w:t xml:space="preserve">안전</w:t>
+      </w:r>
+    </w:p>
+    <w:p>
+      <w:pPr>
+        <w:widowControl w:val="0"/>
+        <w:spacing w:after="60" w:line="264" w:lineRule="auto"/>
+        <w:ind w:left="1080"/>
+        <w:jc w:val="both"/>
+      </w:pPr>
+      <w:r>
+        <w:rPr>
+          <w:rFonts w:ascii="Malgun Gothic" w:cs="Malgun Gothic" w:eastAsia="Malgun Gothic" w:hAnsi="Malgun Gothic"/>
+          <w:sz w:val="20"/>
+          <w:szCs w:val="20"/>
+          <w:rtl w:val="0"/>
+        </w:rPr>
+        <w:t xml:space="preserve">- 부수효과를 내는 모든 폼 전송에 CSRF 토큰을 넣는다. Composer 적용과 빠른 토글 모두 해당한다.</w:t>
+      </w:r>
+    </w:p>
+    <w:p>
+      <w:pPr>
+        <w:widowControl w:val="0"/>
+        <w:spacing w:after="60" w:line="264" w:lineRule="auto"/>
+        <w:ind w:left="1080"/>
+        <w:jc w:val="both"/>
+      </w:pPr>
+      <w:r>
+        <w:rPr>
+          <w:rFonts w:ascii="Malgun Gothic" w:cs="Malgun Gothic" w:eastAsia="Malgun Gothic" w:hAnsi="Malgun Gothic"/>
+          <w:sz w:val="20"/>
+          <w:szCs w:val="20"/>
+          <w:rtl w:val="0"/>
+        </w:rPr>
+        <w:t xml:space="preserve">- 서버는 127.0.0.1에만 바인딩한다. 외부에 노출하지 않는다.</w:t>
+      </w:r>
+    </w:p>
+    <w:p>
+      <w:pPr>
+        <w:widowControl w:val="0"/>
+        <w:spacing w:after="60" w:line="264" w:lineRule="auto"/>
+        <w:ind w:left="1080"/>
+        <w:jc w:val="both"/>
+      </w:pPr>
+      <w:r>
+        <w:rPr>
+          <w:rFonts w:ascii="Malgun Gothic" w:cs="Malgun Gothic" w:eastAsia="Malgun Gothic" w:hAnsi="Malgun Gothic"/>
+          <w:sz w:val="20"/>
+          <w:szCs w:val="20"/>
+          <w:rtl w:val="0"/>
+        </w:rPr>
+        <w:t xml:space="preserve">- 비밀값은 환경변수로만 받고 파일에 저장하지 않으며 화면에도 출력하지 않는다.</w:t>
+      </w:r>
+    </w:p>
+    <w:p>
+      <w:pPr>
+        <w:widowControl w:val="0"/>
+        <w:spacing w:after="60" w:line="264" w:lineRule="auto"/>
+        <w:ind w:left="1080"/>
+        <w:jc w:val="both"/>
+      </w:pPr>
+      <w:r>
+        <w:rPr>
+          <w:rFonts w:ascii="Malgun Gothic" w:cs="Malgun Gothic" w:eastAsia="Malgun Gothic" w:hAnsi="Malgun Gothic"/>
+          <w:sz w:val="20"/>
+          <w:szCs w:val="20"/>
+          <w:rtl w:val="0"/>
+        </w:rPr>
+        <w:t xml:space="preserve">- 경로를 링크로 만들 때는 URL 인코딩을 먼저 하고 HTML 이스케이프를 나중에 한다. 순서를 바꾸면 폴더 이름의 앰퍼샌드나 샵 기호 때문에 링크가 엉뚱한 곳을 가리킨다.</w:t>
       </w:r>
     </w:p>
     <w:p>
@@ -2215,41 +1868,81 @@
           <w:szCs w:val="20"/>
           <w:rtl w:val="0"/>
         </w:rPr>
-        <w:t xml:space="preserve">카드 1. 조립</w:t>
-      </w:r>
-    </w:p>
-    <w:p>
-      <w:pPr>
-        <w:widowControl w:val="0"/>
-        <w:spacing w:after="60" w:line="264" w:lineRule="auto"/>
-        <w:ind w:left="1080"/>
-        <w:jc w:val="both"/>
-      </w:pPr>
-      <w:r>
-        <w:rPr>
-          <w:rFonts w:ascii="Malgun Gothic" w:cs="Malgun Gothic" w:eastAsia="Malgun Gothic" w:hAnsi="Malgun Gothic"/>
-          <w:sz w:val="20"/>
-          <w:szCs w:val="20"/>
-          <w:rtl w:val="0"/>
-        </w:rPr>
-        <w:t xml:space="preserve">- 표 3열. TEAM_ID, ACTIVE, IMPLEMENTATION_REF</w:t>
-      </w:r>
-    </w:p>
-    <w:p>
-      <w:pPr>
-        <w:widowControl w:val="0"/>
-        <w:spacing w:after="60" w:line="264" w:lineRule="auto"/>
-        <w:ind w:left="1080"/>
-        <w:jc w:val="both"/>
-      </w:pPr>
-      <w:r>
-        <w:rPr>
-          <w:rFonts w:ascii="Malgun Gothic" w:cs="Malgun Gothic" w:eastAsia="Malgun Gothic" w:hAnsi="Malgun Gothic"/>
-          <w:sz w:val="20"/>
-          <w:szCs w:val="20"/>
-          <w:rtl w:val="0"/>
-        </w:rPr>
-        <w:t xml:space="preserve">- 실측 6행. voc_store_manager, response_generation_review, return_refund, procurement_order_payment, fulfillment_logistics, catalog_verification</w:t>
+        <w:t xml:space="preserve">오류 표시</w:t>
+      </w:r>
+    </w:p>
+    <w:p>
+      <w:pPr>
+        <w:widowControl w:val="0"/>
+        <w:spacing w:after="60" w:line="264" w:lineRule="auto"/>
+        <w:ind w:left="1080"/>
+        <w:jc w:val="both"/>
+      </w:pPr>
+      <w:r>
+        <w:rPr>
+          <w:rFonts w:ascii="Malgun Gothic" w:cs="Malgun Gothic" w:eastAsia="Malgun Gothic" w:hAnsi="Malgun Gothic"/>
+          <w:sz w:val="20"/>
+          <w:szCs w:val="20"/>
+          <w:rtl w:val="0"/>
+        </w:rPr>
+        <w:t xml:space="preserve">- 대상이 예상과 다른 응답을 주면 오류 화면으로 죽지 않고 무엇이 잘못됐는지 적는다.</w:t>
+      </w:r>
+    </w:p>
+    <w:p>
+      <w:pPr>
+        <w:widowControl w:val="0"/>
+        <w:spacing w:after="60" w:line="264" w:lineRule="auto"/>
+        <w:ind w:left="1080"/>
+        <w:jc w:val="both"/>
+      </w:pPr>
+      <w:r>
+        <w:rPr>
+          <w:rFonts w:ascii="Malgun Gothic" w:cs="Malgun Gothic" w:eastAsia="Malgun Gothic" w:hAnsi="Malgun Gothic"/>
+          <w:sz w:val="20"/>
+          <w:szCs w:val="20"/>
+          <w:rtl w:val="0"/>
+        </w:rPr>
+        <w:t xml:space="preserve">- 쿼리 없이 들어온 주소는 원시 JSON 오류가 아니라 안내 화면을 낸다.</w:t>
+      </w:r>
+    </w:p>
+    <w:p>
+      <w:pPr>
+        <w:widowControl w:val="0"/>
+        <w:spacing w:after="60" w:line="264" w:lineRule="auto"/>
+        <w:ind w:left="1080"/>
+        <w:jc w:val="both"/>
+      </w:pPr>
+      <w:r>
+        <w:rPr>
+          <w:rFonts w:ascii="Malgun Gothic" w:cs="Malgun Gothic" w:eastAsia="Malgun Gothic" w:hAnsi="Malgun Gothic"/>
+          <w:sz w:val="20"/>
+          <w:szCs w:val="20"/>
+          <w:rtl w:val="0"/>
+        </w:rPr>
+        <w:t xml:space="preserve">- 조작된 전송은 아무것도 바꾸지 않고 화면만 다시 그린다.</w:t>
+      </w:r>
+    </w:p>
+    <w:p>
+      <w:pPr>
+        <w:widowControl w:val="0"/>
+        <w:numPr>
+          <w:ilvl w:val="0"/>
+          <w:numId w:val="1"/>
+        </w:numPr>
+        <w:spacing w:after="200" w:line="276" w:lineRule="auto"/>
+        <w:ind w:left="720" w:hanging="360"/>
+        <w:jc w:val="both"/>
+        <w:rPr>
+          <w:color w:val="0000ff"/>
+        </w:rPr>
+      </w:pPr>
+      <w:r>
+        <w:rPr>
+          <w:rFonts w:ascii="Arial Unicode MS" w:cs="Arial Unicode MS" w:eastAsia="Arial Unicode MS" w:hAnsi="Arial Unicode MS"/>
+          <w:color w:val="0000ff"/>
+          <w:rtl w:val="0"/>
+        </w:rPr>
+        <w:t xml:space="preserve">SCR-01 프로젝트 목록</w:t>
       </w:r>
     </w:p>
     <w:p>
@@ -2268,41 +1961,24 @@
           <w:szCs w:val="20"/>
           <w:rtl w:val="0"/>
         </w:rPr>
-        <w:t xml:space="preserve">카드 2. 무엇이 막혀 있나</w:t>
-      </w:r>
-    </w:p>
-    <w:p>
-      <w:pPr>
-        <w:widowControl w:val="0"/>
-        <w:spacing w:after="60" w:line="264" w:lineRule="auto"/>
-        <w:ind w:left="1080"/>
-        <w:jc w:val="both"/>
-      </w:pPr>
-      <w:r>
-        <w:rPr>
-          <w:rFonts w:ascii="Malgun Gothic" w:cs="Malgun Gothic" w:eastAsia="Malgun Gothic" w:hAnsi="Malgun Gothic"/>
-          <w:sz w:val="20"/>
-          <w:szCs w:val="20"/>
-          <w:rtl w:val="0"/>
-        </w:rPr>
-        <w:t xml:space="preserve">- DoD 판정 요약. 2026-08-28 실측으로 부분통과 3, 통과 26, 판정 없음 1이다.</w:t>
-      </w:r>
-    </w:p>
-    <w:p>
-      <w:pPr>
-        <w:widowControl w:val="0"/>
-        <w:spacing w:after="60" w:line="264" w:lineRule="auto"/>
-        <w:ind w:left="1080"/>
-        <w:jc w:val="both"/>
-      </w:pPr>
-      <w:r>
-        <w:rPr>
-          <w:rFonts w:ascii="Malgun Gothic" w:cs="Malgun Gothic" w:eastAsia="Malgun Gothic" w:hAnsi="Malgun Gothic"/>
-          <w:sz w:val="20"/>
-          <w:szCs w:val="20"/>
-          <w:rtl w:val="0"/>
-        </w:rPr>
-        <w:t xml:space="preserve">- 표 4열. DoD, 판정, 항목, 근거. 통과한 항목은 접어 두고 막힌 것만 펼친다.</w:t>
+        <w:t xml:space="preserve">목적</w:t>
+      </w:r>
+    </w:p>
+    <w:p>
+      <w:pPr>
+        <w:widowControl w:val="0"/>
+        <w:spacing w:after="60" w:line="264" w:lineRule="auto"/>
+        <w:ind w:left="720"/>
+        <w:jc w:val="both"/>
+      </w:pPr>
+      <w:r>
+        <w:rPr>
+          <w:rFonts w:ascii="Malgun Gothic" w:cs="Malgun Gothic" w:eastAsia="Malgun Gothic" w:hAnsi="Malgun Gothic"/>
+          <w:sz w:val="20"/>
+          <w:szCs w:val="20"/>
+          <w:rtl w:val="0"/>
+        </w:rPr>
+        <w:t xml:space="preserve">경로를 주지 않으면 콘솔의 상위 폴더를 훑어 각 폴더가 A-COP 프로젝트인지 판별한다.</w:t>
       </w:r>
     </w:p>
     <w:p>
@@ -2321,58 +1997,75 @@
           <w:szCs w:val="20"/>
           <w:rtl w:val="0"/>
         </w:rPr>
-        <w:t xml:space="preserve">카드 3. 평가 실행</w:t>
-      </w:r>
-    </w:p>
-    <w:p>
-      <w:pPr>
-        <w:widowControl w:val="0"/>
-        <w:spacing w:after="60" w:line="264" w:lineRule="auto"/>
-        <w:ind w:left="1080"/>
-        <w:jc w:val="both"/>
-      </w:pPr>
-      <w:r>
-        <w:rPr>
-          <w:rFonts w:ascii="Malgun Gothic" w:cs="Malgun Gothic" w:eastAsia="Malgun Gothic" w:hAnsi="Malgun Gothic"/>
-          <w:sz w:val="20"/>
-          <w:szCs w:val="20"/>
-          <w:rtl w:val="0"/>
-        </w:rPr>
-        <w:t xml:space="preserve">- 표 7열. 리포트, 행, ARM, PROVIDER, 실측 비용, 추정 비용, 표시</w:t>
-      </w:r>
-    </w:p>
-    <w:p>
-      <w:pPr>
-        <w:widowControl w:val="0"/>
-        <w:spacing w:after="60" w:line="264" w:lineRule="auto"/>
-        <w:ind w:left="1080"/>
-        <w:jc w:val="both"/>
-      </w:pPr>
-      <w:r>
-        <w:rPr>
-          <w:rFonts w:ascii="Malgun Gothic" w:cs="Malgun Gothic" w:eastAsia="Malgun Gothic" w:hAnsi="Malgun Gothic"/>
-          <w:sz w:val="20"/>
-          <w:szCs w:val="20"/>
-          <w:rtl w:val="0"/>
-        </w:rPr>
-        <w:t xml:space="preserve">- run 단위로만 비교한다는 경고를 카드 머리에 고정한다. arm과 dataset과 실행 방식이 다르면 평균을 견줄 수 없기 때문이다.</w:t>
-      </w:r>
-    </w:p>
-    <w:p>
-      <w:pPr>
-        <w:widowControl w:val="0"/>
-        <w:spacing w:after="60" w:line="264" w:lineRule="auto"/>
-        <w:ind w:left="1080"/>
-        <w:jc w:val="both"/>
-      </w:pPr>
-      <w:r>
-        <w:rPr>
-          <w:rFonts w:ascii="Malgun Gothic" w:cs="Malgun Gothic" w:eastAsia="Malgun Gothic" w:hAnsi="Malgun Gothic"/>
-          <w:sz w:val="20"/>
-          <w:szCs w:val="20"/>
-          <w:rtl w:val="0"/>
-        </w:rPr>
-        <w:t xml:space="preserve">- 최근 6개만 보이며 숨긴 개수를 문장으로 알린다. 예를 들어 전체 33개 중 27개는 화면에 없습니다 라고 적는다.</w:t>
+        <w:t xml:space="preserve">구성 요소</w:t>
+      </w:r>
+    </w:p>
+    <w:p>
+      <w:pPr>
+        <w:widowControl w:val="0"/>
+        <w:spacing w:after="60" w:line="264" w:lineRule="auto"/>
+        <w:ind w:left="1080"/>
+        <w:jc w:val="both"/>
+      </w:pPr>
+      <w:r>
+        <w:rPr>
+          <w:rFonts w:ascii="Malgun Gothic" w:cs="Malgun Gothic" w:eastAsia="Malgun Gothic" w:hAnsi="Malgun Gothic"/>
+          <w:sz w:val="20"/>
+          <w:szCs w:val="20"/>
+          <w:rtl w:val="0"/>
+        </w:rPr>
+        <w:t xml:space="preserve">- 요약 줄. 프로젝트 수, 훑은 폴더 수, 루트 경로</w:t>
+      </w:r>
+    </w:p>
+    <w:p>
+      <w:pPr>
+        <w:widowControl w:val="0"/>
+        <w:spacing w:after="60" w:line="264" w:lineRule="auto"/>
+        <w:ind w:left="1080"/>
+        <w:jc w:val="both"/>
+      </w:pPr>
+      <w:r>
+        <w:rPr>
+          <w:rFonts w:ascii="Malgun Gothic" w:cs="Malgun Gothic" w:eastAsia="Malgun Gothic" w:hAnsi="Malgun Gothic"/>
+          <w:sz w:val="20"/>
+          <w:szCs w:val="20"/>
+          <w:rtl w:val="0"/>
+        </w:rPr>
+        <w:t xml:space="preserve">- 표 3열. 폴더, 판별, 근거</w:t>
+      </w:r>
+    </w:p>
+    <w:p>
+      <w:pPr>
+        <w:widowControl w:val="0"/>
+        <w:spacing w:after="60" w:line="264" w:lineRule="auto"/>
+        <w:ind w:left="1080"/>
+        <w:jc w:val="both"/>
+      </w:pPr>
+      <w:r>
+        <w:rPr>
+          <w:rFonts w:ascii="Malgun Gothic" w:cs="Malgun Gothic" w:eastAsia="Malgun Gothic" w:hAnsi="Malgun Gothic"/>
+          <w:sz w:val="20"/>
+          <w:szCs w:val="20"/>
+          <w:rtl w:val="0"/>
+        </w:rPr>
+        <w:t xml:space="preserve">- 판별 값은 프로젝트 또는 아님 둘뿐이다.</w:t>
+      </w:r>
+    </w:p>
+    <w:p>
+      <w:pPr>
+        <w:widowControl w:val="0"/>
+        <w:spacing w:after="60" w:line="264" w:lineRule="auto"/>
+        <w:ind w:left="1080"/>
+        <w:jc w:val="both"/>
+      </w:pPr>
+      <w:r>
+        <w:rPr>
+          <w:rFonts w:ascii="Malgun Gothic" w:cs="Malgun Gothic" w:eastAsia="Malgun Gothic" w:hAnsi="Malgun Gothic"/>
+          <w:sz w:val="20"/>
+          <w:szCs w:val="20"/>
+          <w:rtl w:val="0"/>
+        </w:rPr>
+        <w:t xml:space="preserve">- 근거는 판정 이유를 그대로 적는다. 예를 들어 config/project.yaml 있음, config/project.yaml 가 없다, config/project.yaml 있음 그리고 없는 자료는 introspection 이다.</w:t>
       </w:r>
     </w:p>
     <w:p>
@@ -2391,24 +2084,24 @@
           <w:szCs w:val="20"/>
           <w:rtl w:val="0"/>
         </w:rPr>
-        <w:t xml:space="preserve">카드 4. 상태 분포와 실행 이력</w:t>
-      </w:r>
-    </w:p>
-    <w:p>
-      <w:pPr>
-        <w:widowControl w:val="0"/>
-        <w:spacing w:after="60" w:line="264" w:lineRule="auto"/>
-        <w:ind w:left="1080"/>
-        <w:jc w:val="both"/>
-      </w:pPr>
-      <w:r>
-        <w:rPr>
-          <w:rFonts w:ascii="Malgun Gothic" w:cs="Malgun Gothic" w:eastAsia="Malgun Gothic" w:hAnsi="Malgun Gothic"/>
-          <w:sz w:val="20"/>
-          <w:szCs w:val="20"/>
-          <w:rtl w:val="0"/>
-        </w:rPr>
-        <w:t xml:space="preserve">- DB에 붙었을 때만 값이 찬다. 접속 정보가 없으면 없다고 적는다. 빈 표로 두지 않는다.</w:t>
+        <w:t xml:space="preserve">동작</w:t>
+      </w:r>
+    </w:p>
+    <w:p>
+      <w:pPr>
+        <w:widowControl w:val="0"/>
+        <w:spacing w:after="60" w:line="264" w:lineRule="auto"/>
+        <w:ind w:left="1080"/>
+        <w:jc w:val="both"/>
+      </w:pPr>
+      <w:r>
+        <w:rPr>
+          <w:rFonts w:ascii="Malgun Gothic" w:cs="Malgun Gothic" w:eastAsia="Malgun Gothic" w:hAnsi="Malgun Gothic"/>
+          <w:sz w:val="20"/>
+          <w:szCs w:val="20"/>
+          <w:rtl w:val="0"/>
+        </w:rPr>
+        <w:t xml:space="preserve">- 폴더 이름을 누르면 SCR-02로 이동한다. 경로는 URL 인코딩된 파라미터로 전달한다.</w:t>
       </w:r>
     </w:p>
     <w:p>
@@ -2427,59 +2120,6 @@
           <w:szCs w:val="20"/>
           <w:rtl w:val="0"/>
         </w:rPr>
-        <w:t xml:space="preserve">카드 5. 연결</w:t>
-      </w:r>
-    </w:p>
-    <w:p>
-      <w:pPr>
-        <w:widowControl w:val="0"/>
-        <w:spacing w:after="60" w:line="264" w:lineRule="auto"/>
-        <w:ind w:left="1080"/>
-        <w:jc w:val="both"/>
-      </w:pPr>
-      <w:r>
-        <w:rPr>
-          <w:rFonts w:ascii="Malgun Gothic" w:cs="Malgun Gothic" w:eastAsia="Malgun Gothic" w:hAnsi="Malgun Gothic"/>
-          <w:sz w:val="20"/>
-          <w:szCs w:val="20"/>
-          <w:rtl w:val="0"/>
-        </w:rPr>
-        <w:t xml:space="preserve">- 표 3열. 출처, 상태, 세부. 선언, 판정, 평가, 조립 실측, 실행 이력 다섯 줄이다.</w:t>
-      </w:r>
-    </w:p>
-    <w:p>
-      <w:pPr>
-        <w:widowControl w:val="0"/>
-        <w:spacing w:after="60" w:line="264" w:lineRule="auto"/>
-        <w:ind w:left="1080"/>
-        <w:jc w:val="both"/>
-      </w:pPr>
-      <w:r>
-        <w:rPr>
-          <w:rFonts w:ascii="Malgun Gothic" w:cs="Malgun Gothic" w:eastAsia="Malgun Gothic" w:hAnsi="Malgun Gothic"/>
-          <w:sz w:val="20"/>
-          <w:szCs w:val="20"/>
-          <w:rtl w:val="0"/>
-        </w:rPr>
-        <w:t xml:space="preserve">- 읽은 것은 읽은 파일 경로를 그대로 적고 못 읽은 것은 이유를 적는다.</w:t>
-      </w:r>
-    </w:p>
-    <w:p>
-      <w:pPr>
-        <w:widowControl w:val="0"/>
-        <w:spacing w:after="60" w:line="264" w:lineRule="auto"/>
-        <w:ind w:left="720"/>
-        <w:jc w:val="both"/>
-      </w:pPr>
-      <w:r>
-        <w:rPr>
-          <w:rFonts w:ascii="Malgun Gothic" w:cs="Malgun Gothic" w:eastAsia="Malgun Gothic" w:hAnsi="Malgun Gothic"/>
-          <w:b w:val="1"/>
-          <w:bCs w:val="1"/>
-          <w:sz w:val="20"/>
-          <w:szCs w:val="20"/>
-          <w:rtl w:val="0"/>
-        </w:rPr>
         <w:t xml:space="preserve">실제 화면</w:t>
       </w:r>
     </w:p>
@@ -2494,7 +2134,7 @@
         </w:rPr>
         <w:drawing>
           <wp:inline xmlns:wp="http://schemas.openxmlformats.org/drawingml/2006/wordprocessingDrawing" distT="0" distB="0" distL="0" distR="0">
-            <wp:extent cx="5760720" cy="4440991"/>
+            <wp:extent cx="5760720" cy="3870156"/>
             <wp:effectExtent l="0" t="0" r="0" b="0"/>
             <wp:docPr id="906" name="그림 6"/>
             <a:graphic xmlns:a="http://schemas.openxmlformats.org/drawingml/2006/main">
@@ -2513,7 +2153,7 @@
                   <pic:spPr>
                     <a:xfrm>
                       <a:off x="0" y="0"/>
-                      <a:ext cx="5760720" cy="4440991"/>
+                      <a:ext cx="5760720" cy="3870156"/>
                     </a:xfrm>
                     <a:prstGeom prst="rect">
                       <a:avLst/>
@@ -2539,7 +2179,24 @@
           <w:color w:val="595959"/>
           <w:rtl w:val="0"/>
         </w:rPr>
-        <w:t xml:space="preserve">그림 6. SCR-02 실제 화면 위쪽. 상단 요약과 조립 카드다. 지면 때문에 잘랐고 아래로 판정, 평가, 연결 카드가 이어진다.</w:t>
+        <w:t xml:space="preserve">그림 6. SCR-01 실제 화면. 2026-08-29에 콘솔을 띄워 Playwright로 찍었다.</w:t>
+      </w:r>
+    </w:p>
+    <w:p>
+      <w:pPr>
+        <w:widowControl w:val="0"/>
+        <w:spacing w:after="60" w:line="264" w:lineRule="auto"/>
+        <w:ind w:left="720"/>
+        <w:jc w:val="both"/>
+      </w:pPr>
+      <w:r>
+        <w:rPr>
+          <w:rFonts w:ascii="Malgun Gothic" w:cs="Malgun Gothic" w:eastAsia="Malgun Gothic" w:hAnsi="Malgun Gothic"/>
+          <w:sz w:val="20"/>
+          <w:szCs w:val="20"/>
+          <w:rtl w:val="0"/>
+        </w:rPr>
+        <w:t xml:space="preserve">훑은 폴더 8개 중 final_project_cs와 final_project_sample 둘이 프로젝트로 판별됐다. final_project_ui는 config/project.yaml이 없으므로 아님이다. 콘솔 자신은 대상이 아니라는 뜻이다.</w:t>
       </w:r>
     </w:p>
     <w:p>
@@ -2562,7 +2219,7 @@
           <w:color w:val="0000ff"/>
           <w:rtl w:val="0"/>
         </w:rPr>
-        <w:t xml:space="preserve">SCR-03 Composer 구성 관리</w:t>
+        <w:t xml:space="preserve">SCR-02 프로젝트 조립 현황</w:t>
       </w:r>
     </w:p>
     <w:p>
@@ -2598,7 +2255,7 @@
           <w:szCs w:val="20"/>
           <w:rtl w:val="0"/>
         </w:rPr>
-        <w:t xml:space="preserve">대상의 구성을 바꾸는 유일한 화면이다. 콘솔은 대상의 Python을 가져오지 않고 대상의 파일도 직접 쓰지 않는다. 대상이 인증하고 검증한 뒤 자기 프로세스 안에서 저장한다.</w:t>
+        <w:t xml:space="preserve">선언 파일과 증적, 평가 결과를 읽어 지금 이 프로젝트가 어떻게 조립돼 있고 무엇이 막혀 있는지 보여준다. 이 화면은 읽기 전용이다. 여기서는 아무것도 바꾸지 않는다.</w:t>
       </w:r>
     </w:p>
     <w:p>
@@ -2617,58 +2274,24 @@
           <w:szCs w:val="20"/>
           <w:rtl w:val="0"/>
         </w:rPr>
-        <w:t xml:space="preserve">상태 A. 대상에 연결되지 않았을 때</w:t>
-      </w:r>
-    </w:p>
-    <w:p>
-      <w:pPr>
-        <w:widowControl w:val="0"/>
-        <w:spacing w:after="60" w:line="264" w:lineRule="auto"/>
-        <w:ind w:left="1080"/>
-        <w:jc w:val="both"/>
-      </w:pPr>
-      <w:r>
-        <w:rPr>
-          <w:rFonts w:ascii="Malgun Gothic" w:cs="Malgun Gothic" w:eastAsia="Malgun Gothic" w:hAnsi="Malgun Gothic"/>
-          <w:sz w:val="20"/>
-          <w:szCs w:val="20"/>
-          <w:rtl w:val="0"/>
-        </w:rPr>
-        <w:t xml:space="preserve">- 연결 정보가 없다는 경고를 띄운다.</w:t>
-      </w:r>
-    </w:p>
-    <w:p>
-      <w:pPr>
-        <w:widowControl w:val="0"/>
-        <w:spacing w:after="60" w:line="264" w:lineRule="auto"/>
-        <w:ind w:left="1080"/>
-        <w:jc w:val="both"/>
-      </w:pPr>
-      <w:r>
-        <w:rPr>
-          <w:rFonts w:ascii="Malgun Gothic" w:cs="Malgun Gothic" w:eastAsia="Malgun Gothic" w:hAnsi="Malgun Gothic"/>
-          <w:sz w:val="20"/>
-          <w:szCs w:val="20"/>
-          <w:rtl w:val="0"/>
-        </w:rPr>
-        <w:t xml:space="preserve">- 붙이는 방법 안내 카드에 두 단계를 적는다. 대상 서버를 띄우는 것과 환경변수를 주고 콘솔을 다시 시작하는 것이다.</w:t>
-      </w:r>
-    </w:p>
-    <w:p>
-      <w:pPr>
-        <w:widowControl w:val="0"/>
-        <w:spacing w:after="60" w:line="264" w:lineRule="auto"/>
-        <w:ind w:left="1080"/>
-        <w:jc w:val="both"/>
-      </w:pPr>
-      <w:r>
-        <w:rPr>
-          <w:rFonts w:ascii="Malgun Gothic" w:cs="Malgun Gothic" w:eastAsia="Malgun Gothic" w:hAnsi="Malgun Gothic"/>
-          <w:sz w:val="20"/>
-          <w:szCs w:val="20"/>
-          <w:rtl w:val="0"/>
-        </w:rPr>
-        <w:t xml:space="preserve">- 편집 폼은 그리지 않는다. 모르는 상태로 폼을 그리면 사용자가 저장되는 줄 안다.</w:t>
+        <w:t xml:space="preserve">상단 요약</w:t>
+      </w:r>
+    </w:p>
+    <w:p>
+      <w:pPr>
+        <w:widowControl w:val="0"/>
+        <w:spacing w:after="60" w:line="264" w:lineRule="auto"/>
+        <w:ind w:left="1080"/>
+        <w:jc w:val="both"/>
+      </w:pPr>
+      <w:r>
+        <w:rPr>
+          <w:rFonts w:ascii="Malgun Gothic" w:cs="Malgun Gothic" w:eastAsia="Malgun Gothic" w:hAnsi="Malgun Gothic"/>
+          <w:sz w:val="20"/>
+          <w:szCs w:val="20"/>
+          <w:rtl w:val="0"/>
+        </w:rPr>
+        <w:t xml:space="preserve">- 모듈 5/6 (꺼짐 a2a_executor), AGENT TEAM 6/6, TEAM_EXECUTOR local, guardrails, CONTEXT.TOKEN_BUDGET 12000</w:t>
       </w:r>
     </w:p>
     <w:p>
@@ -2687,41 +2310,41 @@
           <w:szCs w:val="20"/>
           <w:rtl w:val="0"/>
         </w:rPr>
-        <w:t xml:space="preserve">상태 B. 대상에 연결됐을 때</w:t>
-      </w:r>
-    </w:p>
-    <w:p>
-      <w:pPr>
-        <w:widowControl w:val="0"/>
-        <w:spacing w:after="60" w:line="264" w:lineRule="auto"/>
-        <w:ind w:left="1080"/>
-        <w:jc w:val="both"/>
-      </w:pPr>
-      <w:r>
-        <w:rPr>
-          <w:rFonts w:ascii="Malgun Gothic" w:cs="Malgun Gothic" w:eastAsia="Malgun Gothic" w:hAnsi="Malgun Gothic"/>
-          <w:sz w:val="20"/>
-          <w:szCs w:val="20"/>
-          <w:rtl w:val="0"/>
-        </w:rPr>
-        <w:t xml:space="preserve">- 머리 안내. 이 폼은 대상의 인증된 API만 호출하며 여기서 파일을 직접 쓰지 않는다는 문장</w:t>
-      </w:r>
-    </w:p>
-    <w:p>
-      <w:pPr>
-        <w:widowControl w:val="0"/>
-        <w:spacing w:after="60" w:line="264" w:lineRule="auto"/>
-        <w:ind w:left="1080"/>
-        <w:jc w:val="both"/>
-      </w:pPr>
-      <w:r>
-        <w:rPr>
-          <w:rFonts w:ascii="Malgun Gothic" w:cs="Malgun Gothic" w:eastAsia="Malgun Gothic" w:hAnsi="Malgun Gothic"/>
-          <w:sz w:val="20"/>
-          <w:szCs w:val="20"/>
-          <w:rtl w:val="0"/>
-        </w:rPr>
-        <w:t xml:space="preserve">- REVISION 표시. 지금 읽어온 대상 구성의 revision</w:t>
+        <w:t xml:space="preserve">카드 1. 조립</w:t>
+      </w:r>
+    </w:p>
+    <w:p>
+      <w:pPr>
+        <w:widowControl w:val="0"/>
+        <w:spacing w:after="60" w:line="264" w:lineRule="auto"/>
+        <w:ind w:left="1080"/>
+        <w:jc w:val="both"/>
+      </w:pPr>
+      <w:r>
+        <w:rPr>
+          <w:rFonts w:ascii="Malgun Gothic" w:cs="Malgun Gothic" w:eastAsia="Malgun Gothic" w:hAnsi="Malgun Gothic"/>
+          <w:sz w:val="20"/>
+          <w:szCs w:val="20"/>
+          <w:rtl w:val="0"/>
+        </w:rPr>
+        <w:t xml:space="preserve">- 표 3열. TEAM_ID, ACTIVE, IMPLEMENTATION_REF</w:t>
+      </w:r>
+    </w:p>
+    <w:p>
+      <w:pPr>
+        <w:widowControl w:val="0"/>
+        <w:spacing w:after="60" w:line="264" w:lineRule="auto"/>
+        <w:ind w:left="1080"/>
+        <w:jc w:val="both"/>
+      </w:pPr>
+      <w:r>
+        <w:rPr>
+          <w:rFonts w:ascii="Malgun Gothic" w:cs="Malgun Gothic" w:eastAsia="Malgun Gothic" w:hAnsi="Malgun Gothic"/>
+          <w:sz w:val="20"/>
+          <w:szCs w:val="20"/>
+          <w:rtl w:val="0"/>
+        </w:rPr>
+        <w:t xml:space="preserve">- 실측 6행. voc_store_manager, response_generation_review, return_refund, procurement_order_payment, fulfillment_logistics, catalog_verification</w:t>
       </w:r>
     </w:p>
     <w:p>
@@ -2740,41 +2363,41 @@
           <w:szCs w:val="20"/>
           <w:rtl w:val="0"/>
         </w:rPr>
-        <w:t xml:space="preserve">카드. 빠른 토글</w:t>
-      </w:r>
-    </w:p>
-    <w:p>
-      <w:pPr>
-        <w:widowControl w:val="0"/>
-        <w:spacing w:after="60" w:line="264" w:lineRule="auto"/>
-        <w:ind w:left="1080"/>
-        <w:jc w:val="both"/>
-      </w:pPr>
-      <w:r>
-        <w:rPr>
-          <w:rFonts w:ascii="Malgun Gothic" w:cs="Malgun Gothic" w:eastAsia="Malgun Gothic" w:hAnsi="Malgun Gothic"/>
-          <w:sz w:val="20"/>
-          <w:szCs w:val="20"/>
-          <w:rtl w:val="0"/>
-        </w:rPr>
-        <w:t xml:space="preserve">- 등록된 모듈과 Team 하나의 활성 상태만 바꾸는 버튼 목록이다. 새 항목은 만들지 않는다.</w:t>
-      </w:r>
-    </w:p>
-    <w:p>
-      <w:pPr>
-        <w:widowControl w:val="0"/>
-        <w:spacing w:after="60" w:line="264" w:lineRule="auto"/>
-        <w:ind w:left="1080"/>
-        <w:jc w:val="both"/>
-      </w:pPr>
-      <w:r>
-        <w:rPr>
-          <w:rFonts w:ascii="Malgun Gothic" w:cs="Malgun Gothic" w:eastAsia="Malgun Gothic" w:hAnsi="Malgun Gothic"/>
-          <w:sz w:val="20"/>
-          <w:szCs w:val="20"/>
-          <w:rtl w:val="0"/>
-        </w:rPr>
-        <w:t xml:space="preserve">- 각 행은 종류, ID, 상태, 동작 네 칸이다. 상태를 못 읽으면 모름이라 적고 버튼을 그리지 않는다.</w:t>
+        <w:t xml:space="preserve">카드 2. 무엇이 막혀 있나</w:t>
+      </w:r>
+    </w:p>
+    <w:p>
+      <w:pPr>
+        <w:widowControl w:val="0"/>
+        <w:spacing w:after="60" w:line="264" w:lineRule="auto"/>
+        <w:ind w:left="1080"/>
+        <w:jc w:val="both"/>
+      </w:pPr>
+      <w:r>
+        <w:rPr>
+          <w:rFonts w:ascii="Malgun Gothic" w:cs="Malgun Gothic" w:eastAsia="Malgun Gothic" w:hAnsi="Malgun Gothic"/>
+          <w:sz w:val="20"/>
+          <w:szCs w:val="20"/>
+          <w:rtl w:val="0"/>
+        </w:rPr>
+        <w:t xml:space="preserve">- DoD 판정 요약. 2026-08-28 실측으로 부분통과 3, 통과 26, 판정 없음 1이다.</w:t>
+      </w:r>
+    </w:p>
+    <w:p>
+      <w:pPr>
+        <w:widowControl w:val="0"/>
+        <w:spacing w:after="60" w:line="264" w:lineRule="auto"/>
+        <w:ind w:left="1080"/>
+        <w:jc w:val="both"/>
+      </w:pPr>
+      <w:r>
+        <w:rPr>
+          <w:rFonts w:ascii="Malgun Gothic" w:cs="Malgun Gothic" w:eastAsia="Malgun Gothic" w:hAnsi="Malgun Gothic"/>
+          <w:sz w:val="20"/>
+          <w:szCs w:val="20"/>
+          <w:rtl w:val="0"/>
+        </w:rPr>
+        <w:t xml:space="preserve">- 표 4열. DoD, 판정, 항목, 근거. 통과한 항목은 접어 두고 막힌 것만 펼친다.</w:t>
       </w:r>
     </w:p>
     <w:p>
@@ -2793,41 +2416,58 @@
           <w:szCs w:val="20"/>
           <w:rtl w:val="0"/>
         </w:rPr>
-        <w:t xml:space="preserve">카드. 모듈</w:t>
-      </w:r>
-    </w:p>
-    <w:p>
-      <w:pPr>
-        <w:widowControl w:val="0"/>
-        <w:spacing w:after="60" w:line="264" w:lineRule="auto"/>
-        <w:ind w:left="1080"/>
-        <w:jc w:val="both"/>
-      </w:pPr>
-      <w:r>
-        <w:rPr>
-          <w:rFonts w:ascii="Malgun Gothic" w:cs="Malgun Gothic" w:eastAsia="Malgun Gothic" w:hAnsi="Malgun Gothic"/>
-          <w:sz w:val="20"/>
-          <w:szCs w:val="20"/>
-          <w:rtl w:val="0"/>
-        </w:rPr>
-        <w:t xml:space="preserve">- 모듈 이름별 체크박스. 부제에 몇 종이 켜졌는지 적는다.</w:t>
-      </w:r>
-    </w:p>
-    <w:p>
-      <w:pPr>
-        <w:widowControl w:val="0"/>
-        <w:spacing w:after="60" w:line="264" w:lineRule="auto"/>
-        <w:ind w:left="1080"/>
-        <w:jc w:val="both"/>
-      </w:pPr>
-      <w:r>
-        <w:rPr>
-          <w:rFonts w:ascii="Malgun Gothic" w:cs="Malgun Gothic" w:eastAsia="Malgun Gothic" w:hAnsi="Malgun Gothic"/>
-          <w:sz w:val="20"/>
-          <w:szCs w:val="20"/>
-          <w:rtl w:val="0"/>
-        </w:rPr>
-        <w:t xml:space="preserve">- 새 모듈 키를 화면에서 추가할 수 없다. 대상이 준 이름만 다시 그린다.</w:t>
+        <w:t xml:space="preserve">카드 3. 평가 실행</w:t>
+      </w:r>
+    </w:p>
+    <w:p>
+      <w:pPr>
+        <w:widowControl w:val="0"/>
+        <w:spacing w:after="60" w:line="264" w:lineRule="auto"/>
+        <w:ind w:left="1080"/>
+        <w:jc w:val="both"/>
+      </w:pPr>
+      <w:r>
+        <w:rPr>
+          <w:rFonts w:ascii="Malgun Gothic" w:cs="Malgun Gothic" w:eastAsia="Malgun Gothic" w:hAnsi="Malgun Gothic"/>
+          <w:sz w:val="20"/>
+          <w:szCs w:val="20"/>
+          <w:rtl w:val="0"/>
+        </w:rPr>
+        <w:t xml:space="preserve">- 표 7열. 리포트, 행, ARM, PROVIDER, 실측 비용, 추정 비용, 표시</w:t>
+      </w:r>
+    </w:p>
+    <w:p>
+      <w:pPr>
+        <w:widowControl w:val="0"/>
+        <w:spacing w:after="60" w:line="264" w:lineRule="auto"/>
+        <w:ind w:left="1080"/>
+        <w:jc w:val="both"/>
+      </w:pPr>
+      <w:r>
+        <w:rPr>
+          <w:rFonts w:ascii="Malgun Gothic" w:cs="Malgun Gothic" w:eastAsia="Malgun Gothic" w:hAnsi="Malgun Gothic"/>
+          <w:sz w:val="20"/>
+          <w:szCs w:val="20"/>
+          <w:rtl w:val="0"/>
+        </w:rPr>
+        <w:t xml:space="preserve">- run 단위로만 비교한다는 경고를 카드 머리에 고정한다. arm과 dataset과 실행 방식이 다르면 평균을 견줄 수 없기 때문이다.</w:t>
+      </w:r>
+    </w:p>
+    <w:p>
+      <w:pPr>
+        <w:widowControl w:val="0"/>
+        <w:spacing w:after="60" w:line="264" w:lineRule="auto"/>
+        <w:ind w:left="1080"/>
+        <w:jc w:val="both"/>
+      </w:pPr>
+      <w:r>
+        <w:rPr>
+          <w:rFonts w:ascii="Malgun Gothic" w:cs="Malgun Gothic" w:eastAsia="Malgun Gothic" w:hAnsi="Malgun Gothic"/>
+          <w:sz w:val="20"/>
+          <w:szCs w:val="20"/>
+          <w:rtl w:val="0"/>
+        </w:rPr>
+        <w:t xml:space="preserve">- 최근 6개만 보이며 숨긴 개수를 문장으로 알린다. 예를 들어 전체 33개 중 27개는 화면에 없습니다 라고 적는다.</w:t>
       </w:r>
     </w:p>
     <w:p>
@@ -2846,24 +2486,24 @@
           <w:szCs w:val="20"/>
           <w:rtl w:val="0"/>
         </w:rPr>
-        <w:t xml:space="preserve">카드. Port</w:t>
-      </w:r>
-    </w:p>
-    <w:p>
-      <w:pPr>
-        <w:widowControl w:val="0"/>
-        <w:spacing w:after="60" w:line="264" w:lineRule="auto"/>
-        <w:ind w:left="1080"/>
-        <w:jc w:val="both"/>
-      </w:pPr>
-      <w:r>
-        <w:rPr>
-          <w:rFonts w:ascii="Malgun Gothic" w:cs="Malgun Gothic" w:eastAsia="Malgun Gothic" w:hAnsi="Malgun Gothic"/>
-          <w:sz w:val="20"/>
-          <w:szCs w:val="20"/>
-          <w:rtl w:val="0"/>
-        </w:rPr>
-        <w:t xml:space="preserve">- Port 이름별 텍스트 입력. 새 Port 종류는 추가할 수 없다.</w:t>
+        <w:t xml:space="preserve">카드 4. 상태 분포와 실행 이력</w:t>
+      </w:r>
+    </w:p>
+    <w:p>
+      <w:pPr>
+        <w:widowControl w:val="0"/>
+        <w:spacing w:after="60" w:line="264" w:lineRule="auto"/>
+        <w:ind w:left="1080"/>
+        <w:jc w:val="both"/>
+      </w:pPr>
+      <w:r>
+        <w:rPr>
+          <w:rFonts w:ascii="Malgun Gothic" w:cs="Malgun Gothic" w:eastAsia="Malgun Gothic" w:hAnsi="Malgun Gothic"/>
+          <w:sz w:val="20"/>
+          <w:szCs w:val="20"/>
+          <w:rtl w:val="0"/>
+        </w:rPr>
+        <w:t xml:space="preserve">- DB에 붙었을 때만 값이 찬다. 접속 정보가 없으면 없다고 적는다. 빈 표로 두지 않는다.</w:t>
       </w:r>
     </w:p>
     <w:p>
@@ -2882,58 +2522,41 @@
           <w:szCs w:val="20"/>
           <w:rtl w:val="0"/>
         </w:rPr>
-        <w:t xml:space="preserve">카드. Team</w:t>
-      </w:r>
-    </w:p>
-    <w:p>
-      <w:pPr>
-        <w:widowControl w:val="0"/>
-        <w:spacing w:after="60" w:line="264" w:lineRule="auto"/>
-        <w:ind w:left="1080"/>
-        <w:jc w:val="both"/>
-      </w:pPr>
-      <w:r>
-        <w:rPr>
-          <w:rFonts w:ascii="Malgun Gothic" w:cs="Malgun Gothic" w:eastAsia="Malgun Gothic" w:hAnsi="Malgun Gothic"/>
-          <w:sz w:val="20"/>
-          <w:szCs w:val="20"/>
-          <w:rtl w:val="0"/>
-        </w:rPr>
-        <w:t xml:space="preserve">- 표 4열. team_id 입력, implementation_ref 입력, active 체크박스, 제거 버튼</w:t>
-      </w:r>
-    </w:p>
-    <w:p>
-      <w:pPr>
-        <w:widowControl w:val="0"/>
-        <w:spacing w:after="60" w:line="264" w:lineRule="auto"/>
-        <w:ind w:left="1080"/>
-        <w:jc w:val="both"/>
-      </w:pPr>
-      <w:r>
-        <w:rPr>
-          <w:rFonts w:ascii="Malgun Gothic" w:cs="Malgun Gothic" w:eastAsia="Malgun Gothic" w:hAnsi="Malgun Gothic"/>
-          <w:sz w:val="20"/>
-          <w:szCs w:val="20"/>
-          <w:rtl w:val="0"/>
-        </w:rPr>
-        <w:t xml:space="preserve">- Team 추가 버튼은 team_id가 new_team이고 active가 꺼진 빈 행을 붙인다.</w:t>
-      </w:r>
-    </w:p>
-    <w:p>
-      <w:pPr>
-        <w:widowControl w:val="0"/>
-        <w:spacing w:after="60" w:line="264" w:lineRule="auto"/>
-        <w:ind w:left="1080"/>
-        <w:jc w:val="both"/>
-      </w:pPr>
-      <w:r>
-        <w:rPr>
-          <w:rFonts w:ascii="Malgun Gothic" w:cs="Malgun Gothic" w:eastAsia="Malgun Gothic" w:hAnsi="Malgun Gothic"/>
-          <w:sz w:val="20"/>
-          <w:szCs w:val="20"/>
-          <w:rtl w:val="0"/>
-        </w:rPr>
-        <w:t xml:space="preserve">- 추가와 제거는 대상에 보내지 않는다. 화면의 후보만 바뀌고 적용을 눌러야 저장된다.</w:t>
+        <w:t xml:space="preserve">카드 5. 연결</w:t>
+      </w:r>
+    </w:p>
+    <w:p>
+      <w:pPr>
+        <w:widowControl w:val="0"/>
+        <w:spacing w:after="60" w:line="264" w:lineRule="auto"/>
+        <w:ind w:left="1080"/>
+        <w:jc w:val="both"/>
+      </w:pPr>
+      <w:r>
+        <w:rPr>
+          <w:rFonts w:ascii="Malgun Gothic" w:cs="Malgun Gothic" w:eastAsia="Malgun Gothic" w:hAnsi="Malgun Gothic"/>
+          <w:sz w:val="20"/>
+          <w:szCs w:val="20"/>
+          <w:rtl w:val="0"/>
+        </w:rPr>
+        <w:t xml:space="preserve">- 표 3열. 출처, 상태, 세부. 선언, 판정, 평가, 조립 실측, 실행 이력 다섯 줄이다.</w:t>
+      </w:r>
+    </w:p>
+    <w:p>
+      <w:pPr>
+        <w:widowControl w:val="0"/>
+        <w:spacing w:after="60" w:line="264" w:lineRule="auto"/>
+        <w:ind w:left="1080"/>
+        <w:jc w:val="both"/>
+      </w:pPr>
+      <w:r>
+        <w:rPr>
+          <w:rFonts w:ascii="Malgun Gothic" w:cs="Malgun Gothic" w:eastAsia="Malgun Gothic" w:hAnsi="Malgun Gothic"/>
+          <w:sz w:val="20"/>
+          <w:szCs w:val="20"/>
+          <w:rtl w:val="0"/>
+        </w:rPr>
+        <w:t xml:space="preserve">- 읽은 것은 읽은 파일 경로를 그대로 적고 못 읽은 것은 이유를 적는다.</w:t>
       </w:r>
     </w:p>
     <w:p>
@@ -2952,234 +2575,7 @@
           <w:szCs w:val="20"/>
           <w:rtl w:val="0"/>
         </w:rPr>
-        <w:t xml:space="preserve">입력과 버튼</w:t>
-      </w:r>
-    </w:p>
-    <w:p>
-      <w:pPr>
-        <w:widowControl w:val="0"/>
-        <w:spacing w:after="60" w:line="264" w:lineRule="auto"/>
-        <w:ind w:left="1080"/>
-        <w:jc w:val="both"/>
-      </w:pPr>
-      <w:r>
-        <w:rPr>
-          <w:rFonts w:ascii="Malgun Gothic" w:cs="Malgun Gothic" w:eastAsia="Malgun Gothic" w:hAnsi="Malgun Gothic"/>
-          <w:sz w:val="20"/>
-          <w:szCs w:val="20"/>
-          <w:rtl w:val="0"/>
-        </w:rPr>
-        <w:t xml:space="preserve">- 사유 한 줄 입력. 예시 문구는 모듈 구조 설계 테스트다.</w:t>
-      </w:r>
-    </w:p>
-    <w:p>
-      <w:pPr>
-        <w:widowControl w:val="0"/>
-        <w:spacing w:after="60" w:line="264" w:lineRule="auto"/>
-        <w:ind w:left="1080"/>
-        <w:jc w:val="both"/>
-      </w:pPr>
-      <w:r>
-        <w:rPr>
-          <w:rFonts w:ascii="Malgun Gothic" w:cs="Malgun Gothic" w:eastAsia="Malgun Gothic" w:hAnsi="Malgun Gothic"/>
-          <w:sz w:val="20"/>
-          <w:szCs w:val="20"/>
-          <w:rtl w:val="0"/>
-        </w:rPr>
-        <w:t xml:space="preserve">- 검증 버튼. 저장하지 않고 대상의 검증만 받는다.</w:t>
-      </w:r>
-    </w:p>
-    <w:p>
-      <w:pPr>
-        <w:widowControl w:val="0"/>
-        <w:spacing w:after="60" w:line="264" w:lineRule="auto"/>
-        <w:ind w:left="1080"/>
-        <w:jc w:val="both"/>
-      </w:pPr>
-      <w:r>
-        <w:rPr>
-          <w:rFonts w:ascii="Malgun Gothic" w:cs="Malgun Gothic" w:eastAsia="Malgun Gothic" w:hAnsi="Malgun Gothic"/>
-          <w:sz w:val="20"/>
-          <w:szCs w:val="20"/>
-          <w:rtl w:val="0"/>
-        </w:rPr>
-        <w:t xml:space="preserve">- 적용 버튼. 사유가 비어 있으면 보내지 않고 사유를 적으라고 띄운다.</w:t>
-      </w:r>
-    </w:p>
-    <w:p>
-      <w:pPr>
-        <w:widowControl w:val="0"/>
-        <w:spacing w:after="60" w:line="264" w:lineRule="auto"/>
-        <w:ind w:left="720"/>
-        <w:jc w:val="both"/>
-      </w:pPr>
-      <w:r>
-        <w:rPr>
-          <w:rFonts w:ascii="Malgun Gothic" w:cs="Malgun Gothic" w:eastAsia="Malgun Gothic" w:hAnsi="Malgun Gothic"/>
-          <w:b w:val="1"/>
-          <w:bCs w:val="1"/>
-          <w:sz w:val="20"/>
-          <w:szCs w:val="20"/>
-          <w:rtl w:val="0"/>
-        </w:rPr>
-        <w:t xml:space="preserve">결과 표시</w:t>
-      </w:r>
-    </w:p>
-    <w:p>
-      <w:pPr>
-        <w:widowControl w:val="0"/>
-        <w:spacing w:after="60" w:line="264" w:lineRule="auto"/>
-        <w:ind w:left="1080"/>
-        <w:jc w:val="both"/>
-      </w:pPr>
-      <w:r>
-        <w:rPr>
-          <w:rFonts w:ascii="Malgun Gothic" w:cs="Malgun Gothic" w:eastAsia="Malgun Gothic" w:hAnsi="Malgun Gothic"/>
-          <w:sz w:val="20"/>
-          <w:szCs w:val="20"/>
-          <w:rtl w:val="0"/>
-        </w:rPr>
-        <w:t xml:space="preserve">- 적용됨. 새 revision 값을 함께 보여준다.</w:t>
-      </w:r>
-    </w:p>
-    <w:p>
-      <w:pPr>
-        <w:widowControl w:val="0"/>
-        <w:spacing w:after="60" w:line="264" w:lineRule="auto"/>
-        <w:ind w:left="1080"/>
-        <w:jc w:val="both"/>
-      </w:pPr>
-      <w:r>
-        <w:rPr>
-          <w:rFonts w:ascii="Malgun Gothic" w:cs="Malgun Gothic" w:eastAsia="Malgun Gothic" w:hAnsi="Malgun Gothic"/>
-          <w:sz w:val="20"/>
-          <w:szCs w:val="20"/>
-          <w:rtl w:val="0"/>
-        </w:rPr>
-        <w:t xml:space="preserve">- 검증됨. 통과한 revision을 보여준다.</w:t>
-      </w:r>
-    </w:p>
-    <w:p>
-      <w:pPr>
-        <w:widowControl w:val="0"/>
-        <w:spacing w:after="60" w:line="264" w:lineRule="auto"/>
-        <w:ind w:left="1080"/>
-        <w:jc w:val="both"/>
-      </w:pPr>
-      <w:r>
-        <w:rPr>
-          <w:rFonts w:ascii="Malgun Gothic" w:cs="Malgun Gothic" w:eastAsia="Malgun Gothic" w:hAnsi="Malgun Gothic"/>
-          <w:sz w:val="20"/>
-          <w:szCs w:val="20"/>
-          <w:rtl w:val="0"/>
-        </w:rPr>
-        <w:t xml:space="preserve">- 검증 실패. 대상이 준 오류 문장을 이어 붙여 보여준다.</w:t>
-      </w:r>
-    </w:p>
-    <w:p>
-      <w:pPr>
-        <w:widowControl w:val="0"/>
-        <w:spacing w:after="60" w:line="264" w:lineRule="auto"/>
-        <w:ind w:left="1080"/>
-        <w:jc w:val="both"/>
-      </w:pPr>
-      <w:r>
-        <w:rPr>
-          <w:rFonts w:ascii="Malgun Gothic" w:cs="Malgun Gothic" w:eastAsia="Malgun Gothic" w:hAnsi="Malgun Gothic"/>
-          <w:sz w:val="20"/>
-          <w:szCs w:val="20"/>
-          <w:rtl w:val="0"/>
-        </w:rPr>
-        <w:t xml:space="preserve">- 충돌. 다른 사람이 먼저 바꿔 revision이 달라진 경우다. 덮어쓰지 않는다.</w:t>
-      </w:r>
-    </w:p>
-    <w:p>
-      <w:pPr>
-        <w:widowControl w:val="0"/>
-        <w:spacing w:after="60" w:line="264" w:lineRule="auto"/>
-        <w:ind w:left="720"/>
-        <w:jc w:val="both"/>
-      </w:pPr>
-      <w:r>
-        <w:rPr>
-          <w:rFonts w:ascii="Malgun Gothic" w:cs="Malgun Gothic" w:eastAsia="Malgun Gothic" w:hAnsi="Malgun Gothic"/>
-          <w:b w:val="1"/>
-          <w:bCs w:val="1"/>
-          <w:sz w:val="20"/>
-          <w:szCs w:val="20"/>
-          <w:rtl w:val="0"/>
-        </w:rPr>
-        <w:t xml:space="preserve">읽기 전용 카드</w:t>
-      </w:r>
-    </w:p>
-    <w:p>
-      <w:pPr>
-        <w:widowControl w:val="0"/>
-        <w:spacing w:after="60" w:line="264" w:lineRule="auto"/>
-        <w:ind w:left="1080"/>
-        <w:jc w:val="both"/>
-      </w:pPr>
-      <w:r>
-        <w:rPr>
-          <w:rFonts w:ascii="Malgun Gothic" w:cs="Malgun Gothic" w:eastAsia="Malgun Gothic" w:hAnsi="Malgun Gothic"/>
-          <w:sz w:val="20"/>
-          <w:szCs w:val="20"/>
-          <w:rtl w:val="0"/>
-        </w:rPr>
-        <w:t xml:space="preserve">- 구조와 실행 순서. 지금 읽은 설정을 흐름도로 투영한다. 꺼진 모듈은 꺼진 채로 표시한다.</w:t>
-      </w:r>
-    </w:p>
-    <w:p>
-      <w:pPr>
-        <w:widowControl w:val="0"/>
-        <w:spacing w:after="60" w:line="264" w:lineRule="auto"/>
-        <w:ind w:left="1080"/>
-        <w:jc w:val="both"/>
-      </w:pPr>
-      <w:r>
-        <w:rPr>
-          <w:rFonts w:ascii="Malgun Gothic" w:cs="Malgun Gothic" w:eastAsia="Malgun Gothic" w:hAnsi="Malgun Gothic"/>
-          <w:sz w:val="20"/>
-          <w:szCs w:val="20"/>
-          <w:rtl w:val="0"/>
-        </w:rPr>
-        <w:t xml:space="preserve">- 컴포넌트. 여기서 끌 수 없는 고정 구성요소 목록이다.</w:t>
-      </w:r>
-    </w:p>
-    <w:p>
-      <w:pPr>
-        <w:widowControl w:val="0"/>
-        <w:spacing w:after="60" w:line="264" w:lineRule="auto"/>
-        <w:ind w:left="1080"/>
-        <w:jc w:val="both"/>
-      </w:pPr>
-      <w:r>
-        <w:rPr>
-          <w:rFonts w:ascii="Malgun Gothic" w:cs="Malgun Gothic" w:eastAsia="Malgun Gothic" w:hAnsi="Malgun Gothic"/>
-          <w:sz w:val="20"/>
-          <w:szCs w:val="20"/>
-          <w:rtl w:val="0"/>
-        </w:rPr>
-        <w:t xml:space="preserve">- 원본 JSON. 대조용으로 접어 둔다.</w:t>
-      </w:r>
-    </w:p>
-    <w:p>
-      <w:pPr>
-        <w:widowControl w:val="0"/>
-        <w:spacing w:after="60" w:line="264" w:lineRule="auto"/>
-        <w:ind w:left="720"/>
-        <w:jc w:val="both"/>
-      </w:pPr>
-      <w:r>
-        <w:rPr>
-          <w:rFonts w:ascii="Malgun Gothic" w:cs="Malgun Gothic" w:eastAsia="Malgun Gothic" w:hAnsi="Malgun Gothic"/>
-          <w:b w:val="1"/>
-          <w:bCs w:val="1"/>
-          <w:sz w:val="20"/>
-          <w:szCs w:val="20"/>
-          <w:rtl w:val="0"/>
-        </w:rPr>
-        <w:t xml:space="preserve">실제 화면. 상태 A, 대상에 연결되지 않았을 때</w:t>
+        <w:t xml:space="preserve">실제 화면</w:t>
       </w:r>
     </w:p>
     <w:p>
@@ -3193,7 +2589,7 @@
         </w:rPr>
         <w:drawing>
           <wp:inline xmlns:wp="http://schemas.openxmlformats.org/drawingml/2006/wordprocessingDrawing" distT="0" distB="0" distL="0" distR="0">
-            <wp:extent cx="5760720" cy="3236477"/>
+            <wp:extent cx="5760720" cy="4440991"/>
             <wp:effectExtent l="0" t="0" r="0" b="0"/>
             <wp:docPr id="907" name="그림 7"/>
             <a:graphic xmlns:a="http://schemas.openxmlformats.org/drawingml/2006/main">
@@ -3212,7 +2608,7 @@
                   <pic:spPr>
                     <a:xfrm>
                       <a:off x="0" y="0"/>
-                      <a:ext cx="5760720" cy="3236477"/>
+                      <a:ext cx="5760720" cy="4440991"/>
                     </a:xfrm>
                     <a:prstGeom prst="rect">
                       <a:avLst/>
@@ -3238,7 +2634,30 @@
           <w:color w:val="595959"/>
           <w:rtl w:val="0"/>
         </w:rPr>
-        <w:t xml:space="preserve">그림 7. 편집 폼을 그리지 않고 붙이는 방법만 안내한다. 모르는 상태로 폼을 그리면 사용자가 저장되는 줄 안다.</w:t>
+        <w:t xml:space="preserve">그림 7. SCR-02 실제 화면 위쪽. 상단 요약과 조립 카드다. 지면 때문에 잘랐고 아래로 판정, 평가, 연결 카드가 이어진다.</w:t>
+      </w:r>
+    </w:p>
+    <w:p>
+      <w:pPr>
+        <w:widowControl w:val="0"/>
+        <w:numPr>
+          <w:ilvl w:val="0"/>
+          <w:numId w:val="1"/>
+        </w:numPr>
+        <w:spacing w:after="200" w:line="276" w:lineRule="auto"/>
+        <w:ind w:left="720" w:hanging="360"/>
+        <w:jc w:val="both"/>
+        <w:rPr>
+          <w:color w:val="0000ff"/>
+        </w:rPr>
+      </w:pPr>
+      <w:r>
+        <w:rPr>
+          <w:rFonts w:ascii="Arial Unicode MS" w:cs="Arial Unicode MS" w:eastAsia="Arial Unicode MS" w:hAnsi="Arial Unicode MS"/>
+          <w:color w:val="0000ff"/>
+          <w:rtl w:val="0"/>
+        </w:rPr>
+        <w:t xml:space="preserve">SCR-03 Composer 구성 관리</w:t>
       </w:r>
     </w:p>
     <w:p>
@@ -3257,7 +2676,658 @@
           <w:szCs w:val="20"/>
           <w:rtl w:val="0"/>
         </w:rPr>
-        <w:t xml:space="preserve">실제 화면. 상태 B, 대상에 연결됐을 때</w:t>
+        <w:t xml:space="preserve">목적</w:t>
+      </w:r>
+    </w:p>
+    <w:p>
+      <w:pPr>
+        <w:widowControl w:val="0"/>
+        <w:spacing w:after="60" w:line="264" w:lineRule="auto"/>
+        <w:ind w:left="720"/>
+        <w:jc w:val="both"/>
+      </w:pPr>
+      <w:r>
+        <w:rPr>
+          <w:rFonts w:ascii="Malgun Gothic" w:cs="Malgun Gothic" w:eastAsia="Malgun Gothic" w:hAnsi="Malgun Gothic"/>
+          <w:sz w:val="20"/>
+          <w:szCs w:val="20"/>
+          <w:rtl w:val="0"/>
+        </w:rPr>
+        <w:t xml:space="preserve">구성을 바꾸는 유일한 화면이다. 콘솔은 대상의 Python을 가져오지 않고 파일도 직접 쓰지 않는다. 인증과 검증을 거친 뒤 서버가 자기 프로세스 안에서 저장한다.</w:t>
+      </w:r>
+    </w:p>
+    <w:p>
+      <w:pPr>
+        <w:widowControl w:val="0"/>
+        <w:spacing w:after="60" w:line="264" w:lineRule="auto"/>
+        <w:ind w:left="720"/>
+        <w:jc w:val="both"/>
+      </w:pPr>
+      <w:r>
+        <w:rPr>
+          <w:rFonts w:ascii="Malgun Gothic" w:cs="Malgun Gothic" w:eastAsia="Malgun Gothic" w:hAnsi="Malgun Gothic"/>
+          <w:b w:val="1"/>
+          <w:bCs w:val="1"/>
+          <w:sz w:val="20"/>
+          <w:szCs w:val="20"/>
+          <w:rtl w:val="0"/>
+        </w:rPr>
+        <w:t xml:space="preserve">부르는 곳이 바뀐다</w:t>
+      </w:r>
+    </w:p>
+    <w:p>
+      <w:pPr>
+        <w:widowControl w:val="0"/>
+        <w:spacing w:after="60" w:line="264" w:lineRule="auto"/>
+        <w:ind w:left="720"/>
+        <w:jc w:val="both"/>
+      </w:pPr>
+      <w:r>
+        <w:rPr>
+          <w:rFonts w:ascii="Malgun Gothic" w:cs="Malgun Gothic" w:eastAsia="Malgun Gothic" w:hAnsi="Malgun Gothic"/>
+          <w:sz w:val="20"/>
+          <w:szCs w:val="20"/>
+          <w:rtl w:val="0"/>
+        </w:rPr>
+        <w:t xml:space="preserve">2026-08-29 결정으로 설정을 대상 서버가 아니라 중앙 저장소에 두기로 했다. 정본은 program/plan/A-COP_Composer_중앙설정저장소_결정.md 다. 이 화면이 부르는 주소가 대상에서 설정 서비스로 바뀔 뿐 요청과 응답 모양은 같다. 화면 설계는 그대로 유효하다.</w:t>
+      </w:r>
+    </w:p>
+    <w:p>
+      <w:pPr>
+        <w:widowControl w:val="0"/>
+        <w:spacing w:after="60" w:line="264" w:lineRule="auto"/>
+        <w:ind w:left="720"/>
+        <w:jc w:val="both"/>
+      </w:pPr>
+      <w:r>
+        <w:rPr>
+          <w:rFonts w:ascii="Malgun Gothic" w:cs="Malgun Gothic" w:eastAsia="Malgun Gothic" w:hAnsi="Malgun Gothic"/>
+          <w:sz w:val="20"/>
+          <w:szCs w:val="20"/>
+          <w:rtl w:val="0"/>
+        </w:rPr>
+        <w:t xml:space="preserve">다만 화면에 대상을 고르는 자리가 하나 늘어난다. 지금은 프로젝트 경로 하나를 보지만 중앙 저장소에는 배포 인스턴스가 여럿 있기 때문이다. 이 부분은 아직 설계하지 않았다.</w:t>
+      </w:r>
+    </w:p>
+    <w:p>
+      <w:pPr>
+        <w:widowControl w:val="0"/>
+        <w:spacing w:after="60" w:line="264" w:lineRule="auto"/>
+        <w:ind w:left="720"/>
+        <w:jc w:val="both"/>
+      </w:pPr>
+      <w:r>
+        <w:rPr>
+          <w:rFonts w:ascii="Malgun Gothic" w:cs="Malgun Gothic" w:eastAsia="Malgun Gothic" w:hAnsi="Malgun Gothic"/>
+          <w:b w:val="1"/>
+          <w:bCs w:val="1"/>
+          <w:sz w:val="20"/>
+          <w:szCs w:val="20"/>
+          <w:rtl w:val="0"/>
+        </w:rPr>
+        <w:t xml:space="preserve">상태 A. 대상에 연결되지 않았을 때</w:t>
+      </w:r>
+    </w:p>
+    <w:p>
+      <w:pPr>
+        <w:widowControl w:val="0"/>
+        <w:spacing w:after="60" w:line="264" w:lineRule="auto"/>
+        <w:ind w:left="1080"/>
+        <w:jc w:val="both"/>
+      </w:pPr>
+      <w:r>
+        <w:rPr>
+          <w:rFonts w:ascii="Malgun Gothic" w:cs="Malgun Gothic" w:eastAsia="Malgun Gothic" w:hAnsi="Malgun Gothic"/>
+          <w:sz w:val="20"/>
+          <w:szCs w:val="20"/>
+          <w:rtl w:val="0"/>
+        </w:rPr>
+        <w:t xml:space="preserve">- 연결 정보가 없다는 경고를 띄운다.</w:t>
+      </w:r>
+    </w:p>
+    <w:p>
+      <w:pPr>
+        <w:widowControl w:val="0"/>
+        <w:spacing w:after="60" w:line="264" w:lineRule="auto"/>
+        <w:ind w:left="1080"/>
+        <w:jc w:val="both"/>
+      </w:pPr>
+      <w:r>
+        <w:rPr>
+          <w:rFonts w:ascii="Malgun Gothic" w:cs="Malgun Gothic" w:eastAsia="Malgun Gothic" w:hAnsi="Malgun Gothic"/>
+          <w:sz w:val="20"/>
+          <w:szCs w:val="20"/>
+          <w:rtl w:val="0"/>
+        </w:rPr>
+        <w:t xml:space="preserve">- 붙이는 방법 안내 카드에 두 단계를 적는다. 대상 서버를 띄우는 것과 환경변수를 주고 콘솔을 다시 시작하는 것이다.</w:t>
+      </w:r>
+    </w:p>
+    <w:p>
+      <w:pPr>
+        <w:widowControl w:val="0"/>
+        <w:spacing w:after="60" w:line="264" w:lineRule="auto"/>
+        <w:ind w:left="1080"/>
+        <w:jc w:val="both"/>
+      </w:pPr>
+      <w:r>
+        <w:rPr>
+          <w:rFonts w:ascii="Malgun Gothic" w:cs="Malgun Gothic" w:eastAsia="Malgun Gothic" w:hAnsi="Malgun Gothic"/>
+          <w:sz w:val="20"/>
+          <w:szCs w:val="20"/>
+          <w:rtl w:val="0"/>
+        </w:rPr>
+        <w:t xml:space="preserve">- 편집 폼은 그리지 않는다. 모르는 상태로 폼을 그리면 사용자가 저장되는 줄 안다.</w:t>
+      </w:r>
+    </w:p>
+    <w:p>
+      <w:pPr>
+        <w:widowControl w:val="0"/>
+        <w:spacing w:after="60" w:line="264" w:lineRule="auto"/>
+        <w:ind w:left="720"/>
+        <w:jc w:val="both"/>
+      </w:pPr>
+      <w:r>
+        <w:rPr>
+          <w:rFonts w:ascii="Malgun Gothic" w:cs="Malgun Gothic" w:eastAsia="Malgun Gothic" w:hAnsi="Malgun Gothic"/>
+          <w:b w:val="1"/>
+          <w:bCs w:val="1"/>
+          <w:sz w:val="20"/>
+          <w:szCs w:val="20"/>
+          <w:rtl w:val="0"/>
+        </w:rPr>
+        <w:t xml:space="preserve">상태 B. 대상에 연결됐을 때</w:t>
+      </w:r>
+    </w:p>
+    <w:p>
+      <w:pPr>
+        <w:widowControl w:val="0"/>
+        <w:spacing w:after="60" w:line="264" w:lineRule="auto"/>
+        <w:ind w:left="1080"/>
+        <w:jc w:val="both"/>
+      </w:pPr>
+      <w:r>
+        <w:rPr>
+          <w:rFonts w:ascii="Malgun Gothic" w:cs="Malgun Gothic" w:eastAsia="Malgun Gothic" w:hAnsi="Malgun Gothic"/>
+          <w:sz w:val="20"/>
+          <w:szCs w:val="20"/>
+          <w:rtl w:val="0"/>
+        </w:rPr>
+        <w:t xml:space="preserve">- 머리 안내. 이 폼은 대상의 인증된 API만 호출하며 여기서 파일을 직접 쓰지 않는다는 문장</w:t>
+      </w:r>
+    </w:p>
+    <w:p>
+      <w:pPr>
+        <w:widowControl w:val="0"/>
+        <w:spacing w:after="60" w:line="264" w:lineRule="auto"/>
+        <w:ind w:left="1080"/>
+        <w:jc w:val="both"/>
+      </w:pPr>
+      <w:r>
+        <w:rPr>
+          <w:rFonts w:ascii="Malgun Gothic" w:cs="Malgun Gothic" w:eastAsia="Malgun Gothic" w:hAnsi="Malgun Gothic"/>
+          <w:sz w:val="20"/>
+          <w:szCs w:val="20"/>
+          <w:rtl w:val="0"/>
+        </w:rPr>
+        <w:t xml:space="preserve">- REVISION 표시. 지금 읽어온 대상 구성의 revision</w:t>
+      </w:r>
+    </w:p>
+    <w:p>
+      <w:pPr>
+        <w:widowControl w:val="0"/>
+        <w:spacing w:after="60" w:line="264" w:lineRule="auto"/>
+        <w:ind w:left="720"/>
+        <w:jc w:val="both"/>
+      </w:pPr>
+      <w:r>
+        <w:rPr>
+          <w:rFonts w:ascii="Malgun Gothic" w:cs="Malgun Gothic" w:eastAsia="Malgun Gothic" w:hAnsi="Malgun Gothic"/>
+          <w:b w:val="1"/>
+          <w:bCs w:val="1"/>
+          <w:sz w:val="20"/>
+          <w:szCs w:val="20"/>
+          <w:rtl w:val="0"/>
+        </w:rPr>
+        <w:t xml:space="preserve">카드. 빠른 토글</w:t>
+      </w:r>
+    </w:p>
+    <w:p>
+      <w:pPr>
+        <w:widowControl w:val="0"/>
+        <w:spacing w:after="60" w:line="264" w:lineRule="auto"/>
+        <w:ind w:left="1080"/>
+        <w:jc w:val="both"/>
+      </w:pPr>
+      <w:r>
+        <w:rPr>
+          <w:rFonts w:ascii="Malgun Gothic" w:cs="Malgun Gothic" w:eastAsia="Malgun Gothic" w:hAnsi="Malgun Gothic"/>
+          <w:sz w:val="20"/>
+          <w:szCs w:val="20"/>
+          <w:rtl w:val="0"/>
+        </w:rPr>
+        <w:t xml:space="preserve">- 등록된 모듈과 Team 하나의 활성 상태만 바꾸는 버튼 목록이다. 새 항목은 만들지 않는다.</w:t>
+      </w:r>
+    </w:p>
+    <w:p>
+      <w:pPr>
+        <w:widowControl w:val="0"/>
+        <w:spacing w:after="60" w:line="264" w:lineRule="auto"/>
+        <w:ind w:left="1080"/>
+        <w:jc w:val="both"/>
+      </w:pPr>
+      <w:r>
+        <w:rPr>
+          <w:rFonts w:ascii="Malgun Gothic" w:cs="Malgun Gothic" w:eastAsia="Malgun Gothic" w:hAnsi="Malgun Gothic"/>
+          <w:sz w:val="20"/>
+          <w:szCs w:val="20"/>
+          <w:rtl w:val="0"/>
+        </w:rPr>
+        <w:t xml:space="preserve">- 각 행은 종류, ID, 상태, 동작 네 칸이다. 상태를 못 읽으면 모름이라 적고 버튼을 그리지 않는다.</w:t>
+      </w:r>
+    </w:p>
+    <w:p>
+      <w:pPr>
+        <w:widowControl w:val="0"/>
+        <w:spacing w:after="60" w:line="264" w:lineRule="auto"/>
+        <w:ind w:left="720"/>
+        <w:jc w:val="both"/>
+      </w:pPr>
+      <w:r>
+        <w:rPr>
+          <w:rFonts w:ascii="Malgun Gothic" w:cs="Malgun Gothic" w:eastAsia="Malgun Gothic" w:hAnsi="Malgun Gothic"/>
+          <w:b w:val="1"/>
+          <w:bCs w:val="1"/>
+          <w:sz w:val="20"/>
+          <w:szCs w:val="20"/>
+          <w:rtl w:val="0"/>
+        </w:rPr>
+        <w:t xml:space="preserve">카드. 모듈</w:t>
+      </w:r>
+    </w:p>
+    <w:p>
+      <w:pPr>
+        <w:widowControl w:val="0"/>
+        <w:spacing w:after="60" w:line="264" w:lineRule="auto"/>
+        <w:ind w:left="1080"/>
+        <w:jc w:val="both"/>
+      </w:pPr>
+      <w:r>
+        <w:rPr>
+          <w:rFonts w:ascii="Malgun Gothic" w:cs="Malgun Gothic" w:eastAsia="Malgun Gothic" w:hAnsi="Malgun Gothic"/>
+          <w:sz w:val="20"/>
+          <w:szCs w:val="20"/>
+          <w:rtl w:val="0"/>
+        </w:rPr>
+        <w:t xml:space="preserve">- 모듈 이름별 체크박스. 부제에 몇 종이 켜졌는지 적는다.</w:t>
+      </w:r>
+    </w:p>
+    <w:p>
+      <w:pPr>
+        <w:widowControl w:val="0"/>
+        <w:spacing w:after="60" w:line="264" w:lineRule="auto"/>
+        <w:ind w:left="1080"/>
+        <w:jc w:val="both"/>
+      </w:pPr>
+      <w:r>
+        <w:rPr>
+          <w:rFonts w:ascii="Malgun Gothic" w:cs="Malgun Gothic" w:eastAsia="Malgun Gothic" w:hAnsi="Malgun Gothic"/>
+          <w:sz w:val="20"/>
+          <w:szCs w:val="20"/>
+          <w:rtl w:val="0"/>
+        </w:rPr>
+        <w:t xml:space="preserve">- 새 모듈 키를 화면에서 추가할 수 없다. 대상이 준 이름만 다시 그린다.</w:t>
+      </w:r>
+    </w:p>
+    <w:p>
+      <w:pPr>
+        <w:widowControl w:val="0"/>
+        <w:spacing w:after="60" w:line="264" w:lineRule="auto"/>
+        <w:ind w:left="720"/>
+        <w:jc w:val="both"/>
+      </w:pPr>
+      <w:r>
+        <w:rPr>
+          <w:rFonts w:ascii="Malgun Gothic" w:cs="Malgun Gothic" w:eastAsia="Malgun Gothic" w:hAnsi="Malgun Gothic"/>
+          <w:b w:val="1"/>
+          <w:bCs w:val="1"/>
+          <w:sz w:val="20"/>
+          <w:szCs w:val="20"/>
+          <w:rtl w:val="0"/>
+        </w:rPr>
+        <w:t xml:space="preserve">카드. Port</w:t>
+      </w:r>
+    </w:p>
+    <w:p>
+      <w:pPr>
+        <w:widowControl w:val="0"/>
+        <w:spacing w:after="60" w:line="264" w:lineRule="auto"/>
+        <w:ind w:left="1080"/>
+        <w:jc w:val="both"/>
+      </w:pPr>
+      <w:r>
+        <w:rPr>
+          <w:rFonts w:ascii="Malgun Gothic" w:cs="Malgun Gothic" w:eastAsia="Malgun Gothic" w:hAnsi="Malgun Gothic"/>
+          <w:sz w:val="20"/>
+          <w:szCs w:val="20"/>
+          <w:rtl w:val="0"/>
+        </w:rPr>
+        <w:t xml:space="preserve">- Port 이름별 텍스트 입력. 새 Port 종류는 추가할 수 없다.</w:t>
+      </w:r>
+    </w:p>
+    <w:p>
+      <w:pPr>
+        <w:widowControl w:val="0"/>
+        <w:spacing w:after="60" w:line="264" w:lineRule="auto"/>
+        <w:ind w:left="720"/>
+        <w:jc w:val="both"/>
+      </w:pPr>
+      <w:r>
+        <w:rPr>
+          <w:rFonts w:ascii="Malgun Gothic" w:cs="Malgun Gothic" w:eastAsia="Malgun Gothic" w:hAnsi="Malgun Gothic"/>
+          <w:b w:val="1"/>
+          <w:bCs w:val="1"/>
+          <w:sz w:val="20"/>
+          <w:szCs w:val="20"/>
+          <w:rtl w:val="0"/>
+        </w:rPr>
+        <w:t xml:space="preserve">카드. Team</w:t>
+      </w:r>
+    </w:p>
+    <w:p>
+      <w:pPr>
+        <w:widowControl w:val="0"/>
+        <w:spacing w:after="60" w:line="264" w:lineRule="auto"/>
+        <w:ind w:left="1080"/>
+        <w:jc w:val="both"/>
+      </w:pPr>
+      <w:r>
+        <w:rPr>
+          <w:rFonts w:ascii="Malgun Gothic" w:cs="Malgun Gothic" w:eastAsia="Malgun Gothic" w:hAnsi="Malgun Gothic"/>
+          <w:sz w:val="20"/>
+          <w:szCs w:val="20"/>
+          <w:rtl w:val="0"/>
+        </w:rPr>
+        <w:t xml:space="preserve">- 표 4열. team_id 입력, implementation_ref 입력, active 체크박스, 제거 버튼</w:t>
+      </w:r>
+    </w:p>
+    <w:p>
+      <w:pPr>
+        <w:widowControl w:val="0"/>
+        <w:spacing w:after="60" w:line="264" w:lineRule="auto"/>
+        <w:ind w:left="1080"/>
+        <w:jc w:val="both"/>
+      </w:pPr>
+      <w:r>
+        <w:rPr>
+          <w:rFonts w:ascii="Malgun Gothic" w:cs="Malgun Gothic" w:eastAsia="Malgun Gothic" w:hAnsi="Malgun Gothic"/>
+          <w:sz w:val="20"/>
+          <w:szCs w:val="20"/>
+          <w:rtl w:val="0"/>
+        </w:rPr>
+        <w:t xml:space="preserve">- Team 추가 버튼은 team_id가 new_team이고 active가 꺼진 빈 행을 붙인다.</w:t>
+      </w:r>
+    </w:p>
+    <w:p>
+      <w:pPr>
+        <w:widowControl w:val="0"/>
+        <w:spacing w:after="60" w:line="264" w:lineRule="auto"/>
+        <w:ind w:left="1080"/>
+        <w:jc w:val="both"/>
+      </w:pPr>
+      <w:r>
+        <w:rPr>
+          <w:rFonts w:ascii="Malgun Gothic" w:cs="Malgun Gothic" w:eastAsia="Malgun Gothic" w:hAnsi="Malgun Gothic"/>
+          <w:sz w:val="20"/>
+          <w:szCs w:val="20"/>
+          <w:rtl w:val="0"/>
+        </w:rPr>
+        <w:t xml:space="preserve">- 추가와 제거는 대상에 보내지 않는다. 화면의 후보만 바뀌고 적용을 눌러야 저장된다.</w:t>
+      </w:r>
+    </w:p>
+    <w:p>
+      <w:pPr>
+        <w:widowControl w:val="0"/>
+        <w:spacing w:after="60" w:line="264" w:lineRule="auto"/>
+        <w:ind w:left="720"/>
+        <w:jc w:val="both"/>
+      </w:pPr>
+      <w:r>
+        <w:rPr>
+          <w:rFonts w:ascii="Malgun Gothic" w:cs="Malgun Gothic" w:eastAsia="Malgun Gothic" w:hAnsi="Malgun Gothic"/>
+          <w:b w:val="1"/>
+          <w:bCs w:val="1"/>
+          <w:sz w:val="20"/>
+          <w:szCs w:val="20"/>
+          <w:rtl w:val="0"/>
+        </w:rPr>
+        <w:t xml:space="preserve">입력과 버튼</w:t>
+      </w:r>
+    </w:p>
+    <w:p>
+      <w:pPr>
+        <w:widowControl w:val="0"/>
+        <w:spacing w:after="60" w:line="264" w:lineRule="auto"/>
+        <w:ind w:left="1080"/>
+        <w:jc w:val="both"/>
+      </w:pPr>
+      <w:r>
+        <w:rPr>
+          <w:rFonts w:ascii="Malgun Gothic" w:cs="Malgun Gothic" w:eastAsia="Malgun Gothic" w:hAnsi="Malgun Gothic"/>
+          <w:sz w:val="20"/>
+          <w:szCs w:val="20"/>
+          <w:rtl w:val="0"/>
+        </w:rPr>
+        <w:t xml:space="preserve">- 사유 한 줄 입력. 예시 문구는 모듈 구조 설계 테스트다.</w:t>
+      </w:r>
+    </w:p>
+    <w:p>
+      <w:pPr>
+        <w:widowControl w:val="0"/>
+        <w:spacing w:after="60" w:line="264" w:lineRule="auto"/>
+        <w:ind w:left="1080"/>
+        <w:jc w:val="both"/>
+      </w:pPr>
+      <w:r>
+        <w:rPr>
+          <w:rFonts w:ascii="Malgun Gothic" w:cs="Malgun Gothic" w:eastAsia="Malgun Gothic" w:hAnsi="Malgun Gothic"/>
+          <w:sz w:val="20"/>
+          <w:szCs w:val="20"/>
+          <w:rtl w:val="0"/>
+        </w:rPr>
+        <w:t xml:space="preserve">- 검증 버튼. 저장하지 않고 대상의 검증만 받는다.</w:t>
+      </w:r>
+    </w:p>
+    <w:p>
+      <w:pPr>
+        <w:widowControl w:val="0"/>
+        <w:spacing w:after="60" w:line="264" w:lineRule="auto"/>
+        <w:ind w:left="1080"/>
+        <w:jc w:val="both"/>
+      </w:pPr>
+      <w:r>
+        <w:rPr>
+          <w:rFonts w:ascii="Malgun Gothic" w:cs="Malgun Gothic" w:eastAsia="Malgun Gothic" w:hAnsi="Malgun Gothic"/>
+          <w:sz w:val="20"/>
+          <w:szCs w:val="20"/>
+          <w:rtl w:val="0"/>
+        </w:rPr>
+        <w:t xml:space="preserve">- 적용 버튼. 사유가 비어 있으면 보내지 않고 사유를 적으라고 띄운다.</w:t>
+      </w:r>
+    </w:p>
+    <w:p>
+      <w:pPr>
+        <w:widowControl w:val="0"/>
+        <w:spacing w:after="60" w:line="264" w:lineRule="auto"/>
+        <w:ind w:left="720"/>
+        <w:jc w:val="both"/>
+      </w:pPr>
+      <w:r>
+        <w:rPr>
+          <w:rFonts w:ascii="Malgun Gothic" w:cs="Malgun Gothic" w:eastAsia="Malgun Gothic" w:hAnsi="Malgun Gothic"/>
+          <w:b w:val="1"/>
+          <w:bCs w:val="1"/>
+          <w:sz w:val="20"/>
+          <w:szCs w:val="20"/>
+          <w:rtl w:val="0"/>
+        </w:rPr>
+        <w:t xml:space="preserve">결과 표시</w:t>
+      </w:r>
+    </w:p>
+    <w:p>
+      <w:pPr>
+        <w:widowControl w:val="0"/>
+        <w:spacing w:after="60" w:line="264" w:lineRule="auto"/>
+        <w:ind w:left="1080"/>
+        <w:jc w:val="both"/>
+      </w:pPr>
+      <w:r>
+        <w:rPr>
+          <w:rFonts w:ascii="Malgun Gothic" w:cs="Malgun Gothic" w:eastAsia="Malgun Gothic" w:hAnsi="Malgun Gothic"/>
+          <w:sz w:val="20"/>
+          <w:szCs w:val="20"/>
+          <w:rtl w:val="0"/>
+        </w:rPr>
+        <w:t xml:space="preserve">- 적용됨. 새 revision 값을 함께 보여준다.</w:t>
+      </w:r>
+    </w:p>
+    <w:p>
+      <w:pPr>
+        <w:widowControl w:val="0"/>
+        <w:spacing w:after="60" w:line="264" w:lineRule="auto"/>
+        <w:ind w:left="1080"/>
+        <w:jc w:val="both"/>
+      </w:pPr>
+      <w:r>
+        <w:rPr>
+          <w:rFonts w:ascii="Malgun Gothic" w:cs="Malgun Gothic" w:eastAsia="Malgun Gothic" w:hAnsi="Malgun Gothic"/>
+          <w:sz w:val="20"/>
+          <w:szCs w:val="20"/>
+          <w:rtl w:val="0"/>
+        </w:rPr>
+        <w:t xml:space="preserve">- 검증됨. 통과한 revision을 보여준다.</w:t>
+      </w:r>
+    </w:p>
+    <w:p>
+      <w:pPr>
+        <w:widowControl w:val="0"/>
+        <w:spacing w:after="60" w:line="264" w:lineRule="auto"/>
+        <w:ind w:left="1080"/>
+        <w:jc w:val="both"/>
+      </w:pPr>
+      <w:r>
+        <w:rPr>
+          <w:rFonts w:ascii="Malgun Gothic" w:cs="Malgun Gothic" w:eastAsia="Malgun Gothic" w:hAnsi="Malgun Gothic"/>
+          <w:sz w:val="20"/>
+          <w:szCs w:val="20"/>
+          <w:rtl w:val="0"/>
+        </w:rPr>
+        <w:t xml:space="preserve">- 검증 실패. 대상이 준 오류 문장을 이어 붙여 보여준다.</w:t>
+      </w:r>
+    </w:p>
+    <w:p>
+      <w:pPr>
+        <w:widowControl w:val="0"/>
+        <w:spacing w:after="60" w:line="264" w:lineRule="auto"/>
+        <w:ind w:left="1080"/>
+        <w:jc w:val="both"/>
+      </w:pPr>
+      <w:r>
+        <w:rPr>
+          <w:rFonts w:ascii="Malgun Gothic" w:cs="Malgun Gothic" w:eastAsia="Malgun Gothic" w:hAnsi="Malgun Gothic"/>
+          <w:sz w:val="20"/>
+          <w:szCs w:val="20"/>
+          <w:rtl w:val="0"/>
+        </w:rPr>
+        <w:t xml:space="preserve">- 충돌. 다른 사람이 먼저 바꿔 revision이 달라진 경우다. 덮어쓰지 않는다.</w:t>
+      </w:r>
+    </w:p>
+    <w:p>
+      <w:pPr>
+        <w:widowControl w:val="0"/>
+        <w:spacing w:after="60" w:line="264" w:lineRule="auto"/>
+        <w:ind w:left="720"/>
+        <w:jc w:val="both"/>
+      </w:pPr>
+      <w:r>
+        <w:rPr>
+          <w:rFonts w:ascii="Malgun Gothic" w:cs="Malgun Gothic" w:eastAsia="Malgun Gothic" w:hAnsi="Malgun Gothic"/>
+          <w:b w:val="1"/>
+          <w:bCs w:val="1"/>
+          <w:sz w:val="20"/>
+          <w:szCs w:val="20"/>
+          <w:rtl w:val="0"/>
+        </w:rPr>
+        <w:t xml:space="preserve">읽기 전용 카드</w:t>
+      </w:r>
+    </w:p>
+    <w:p>
+      <w:pPr>
+        <w:widowControl w:val="0"/>
+        <w:spacing w:after="60" w:line="264" w:lineRule="auto"/>
+        <w:ind w:left="1080"/>
+        <w:jc w:val="both"/>
+      </w:pPr>
+      <w:r>
+        <w:rPr>
+          <w:rFonts w:ascii="Malgun Gothic" w:cs="Malgun Gothic" w:eastAsia="Malgun Gothic" w:hAnsi="Malgun Gothic"/>
+          <w:sz w:val="20"/>
+          <w:szCs w:val="20"/>
+          <w:rtl w:val="0"/>
+        </w:rPr>
+        <w:t xml:space="preserve">- 구조와 실행 순서. 지금 읽은 설정을 흐름도로 투영한다. 꺼진 모듈은 꺼진 채로 표시한다.</w:t>
+      </w:r>
+    </w:p>
+    <w:p>
+      <w:pPr>
+        <w:widowControl w:val="0"/>
+        <w:spacing w:after="60" w:line="264" w:lineRule="auto"/>
+        <w:ind w:left="1080"/>
+        <w:jc w:val="both"/>
+      </w:pPr>
+      <w:r>
+        <w:rPr>
+          <w:rFonts w:ascii="Malgun Gothic" w:cs="Malgun Gothic" w:eastAsia="Malgun Gothic" w:hAnsi="Malgun Gothic"/>
+          <w:sz w:val="20"/>
+          <w:szCs w:val="20"/>
+          <w:rtl w:val="0"/>
+        </w:rPr>
+        <w:t xml:space="preserve">- 컴포넌트. 여기서 끌 수 없는 고정 구성요소 목록이다.</w:t>
+      </w:r>
+    </w:p>
+    <w:p>
+      <w:pPr>
+        <w:widowControl w:val="0"/>
+        <w:spacing w:after="60" w:line="264" w:lineRule="auto"/>
+        <w:ind w:left="1080"/>
+        <w:jc w:val="both"/>
+      </w:pPr>
+      <w:r>
+        <w:rPr>
+          <w:rFonts w:ascii="Malgun Gothic" w:cs="Malgun Gothic" w:eastAsia="Malgun Gothic" w:hAnsi="Malgun Gothic"/>
+          <w:sz w:val="20"/>
+          <w:szCs w:val="20"/>
+          <w:rtl w:val="0"/>
+        </w:rPr>
+        <w:t xml:space="preserve">- 원본 JSON. 대조용으로 접어 둔다.</w:t>
+      </w:r>
+    </w:p>
+    <w:p>
+      <w:pPr>
+        <w:widowControl w:val="0"/>
+        <w:spacing w:after="60" w:line="264" w:lineRule="auto"/>
+        <w:ind w:left="720"/>
+        <w:jc w:val="both"/>
+      </w:pPr>
+      <w:r>
+        <w:rPr>
+          <w:rFonts w:ascii="Malgun Gothic" w:cs="Malgun Gothic" w:eastAsia="Malgun Gothic" w:hAnsi="Malgun Gothic"/>
+          <w:b w:val="1"/>
+          <w:bCs w:val="1"/>
+          <w:sz w:val="20"/>
+          <w:szCs w:val="20"/>
+          <w:rtl w:val="0"/>
+        </w:rPr>
+        <w:t xml:space="preserve">실제 화면. 상태 A, 대상에 연결되지 않았을 때</w:t>
       </w:r>
     </w:p>
     <w:p>
@@ -3271,7 +3341,7 @@
         </w:rPr>
         <w:drawing>
           <wp:inline xmlns:wp="http://schemas.openxmlformats.org/drawingml/2006/wordprocessingDrawing" distT="0" distB="0" distL="0" distR="0">
-            <wp:extent cx="5760720" cy="4440991"/>
+            <wp:extent cx="5760720" cy="3236477"/>
             <wp:effectExtent l="0" t="0" r="0" b="0"/>
             <wp:docPr id="908" name="그림 8"/>
             <a:graphic xmlns:a="http://schemas.openxmlformats.org/drawingml/2006/main">
@@ -3290,7 +3360,7 @@
                   <pic:spPr>
                     <a:xfrm>
                       <a:off x="0" y="0"/>
-                      <a:ext cx="5760720" cy="4440991"/>
+                      <a:ext cx="5760720" cy="3236477"/>
                     </a:xfrm>
                     <a:prstGeom prst="rect">
                       <a:avLst/>
@@ -3316,7 +3386,26 @@
           <w:color w:val="595959"/>
           <w:rtl w:val="0"/>
         </w:rPr>
-        <w:t xml:space="preserve">그림 8. 빠른 토글 카드와 편집 폼. revision rev-1을 읽어온 상태다. 지면 때문에 잘랐고 아래로 Team 표와 사유 입력, 검증과 적용 버튼이 이어진다.</w:t>
+        <w:t xml:space="preserve">그림 8. 편집 폼을 그리지 않고 붙이는 방법만 안내한다. 모르는 상태로 폼을 그리면 사용자가 저장되는 줄 안다.</w:t>
+      </w:r>
+    </w:p>
+    <w:p>
+      <w:pPr>
+        <w:widowControl w:val="0"/>
+        <w:spacing w:after="60" w:line="264" w:lineRule="auto"/>
+        <w:ind w:left="720"/>
+        <w:jc w:val="both"/>
+      </w:pPr>
+      <w:r>
+        <w:rPr>
+          <w:rFonts w:ascii="Malgun Gothic" w:cs="Malgun Gothic" w:eastAsia="Malgun Gothic" w:hAnsi="Malgun Gothic"/>
+          <w:b w:val="1"/>
+          <w:bCs w:val="1"/>
+          <w:sz w:val="20"/>
+          <w:szCs w:val="20"/>
+          <w:rtl w:val="0"/>
+        </w:rPr>
+        <w:t xml:space="preserve">실제 화면. 상태 B, 대상에 연결됐을 때</w:t>
       </w:r>
     </w:p>
     <w:p>
@@ -3330,7 +3419,7 @@
         </w:rPr>
         <w:drawing>
           <wp:inline xmlns:wp="http://schemas.openxmlformats.org/drawingml/2006/wordprocessingDrawing" distT="0" distB="0" distL="0" distR="0">
-            <wp:extent cx="5486400" cy="1894360"/>
+            <wp:extent cx="5760720" cy="4440991"/>
             <wp:effectExtent l="0" t="0" r="0" b="0"/>
             <wp:docPr id="909" name="그림 9"/>
             <a:graphic xmlns:a="http://schemas.openxmlformats.org/drawingml/2006/main">
@@ -3349,7 +3438,7 @@
                   <pic:spPr>
                     <a:xfrm>
                       <a:off x="0" y="0"/>
-                      <a:ext cx="5486400" cy="1894360"/>
+                      <a:ext cx="5760720" cy="4440991"/>
                     </a:xfrm>
                     <a:prstGeom prst="rect">
                       <a:avLst/>
@@ -3375,7 +3464,7 @@
           <w:color w:val="595959"/>
           <w:rtl w:val="0"/>
         </w:rPr>
-        <w:t xml:space="preserve">그림 9. 빠른 토글 카드만 확대한 것. 켜진 항목에는 끄기, 꺼진 항목에는 켜기 버튼이 붙는다. 사유는 필수다.</w:t>
+        <w:t xml:space="preserve">그림 9. 빠른 토글 카드와 편집 폼. revision rev-1을 읽어온 상태다. 지면 때문에 잘랐고 아래로 Team 표와 사유 입력, 검증과 적용 버튼이 이어진다.</w:t>
       </w:r>
     </w:p>
     <w:p>
@@ -3389,7 +3478,7 @@
         </w:rPr>
         <w:drawing>
           <wp:inline xmlns:wp="http://schemas.openxmlformats.org/drawingml/2006/wordprocessingDrawing" distT="0" distB="0" distL="0" distR="0">
-            <wp:extent cx="5760720" cy="4440991"/>
+            <wp:extent cx="5486400" cy="1894360"/>
             <wp:effectExtent l="0" t="0" r="0" b="0"/>
             <wp:docPr id="910" name="그림 10"/>
             <a:graphic xmlns:a="http://schemas.openxmlformats.org/drawingml/2006/main">
@@ -3408,6 +3497,65 @@
                   <pic:spPr>
                     <a:xfrm>
                       <a:off x="0" y="0"/>
+                      <a:ext cx="5486400" cy="1894360"/>
+                    </a:xfrm>
+                    <a:prstGeom prst="rect">
+                      <a:avLst/>
+                    </a:prstGeom>
+                  </pic:spPr>
+                </pic:pic>
+              </a:graphicData>
+            </a:graphic>
+          </wp:inline>
+        </w:drawing>
+      </w:r>
+    </w:p>
+    <w:p>
+      <w:pPr>
+        <w:jc w:val="center"/>
+        <w:spacing w:after="180"/>
+      </w:pPr>
+      <w:r>
+        <w:rPr>
+          <w:rFonts w:ascii="Malgun Gothic" w:cs="Malgun Gothic" w:eastAsia="Malgun Gothic" w:hAnsi="Malgun Gothic"/>
+          <w:sz w:val="17"/>
+          <w:szCs w:val="17"/>
+          <w:color w:val="595959"/>
+          <w:rtl w:val="0"/>
+        </w:rPr>
+        <w:t xml:space="preserve">그림 10. 빠른 토글 카드만 확대한 것. 켜진 항목에는 끄기, 꺼진 항목에는 켜기 버튼이 붙는다. 사유는 필수다.</w:t>
+      </w:r>
+    </w:p>
+    <w:p>
+      <w:pPr>
+        <w:jc w:val="center"/>
+        <w:spacing w:before="120" w:after="60"/>
+      </w:pPr>
+      <w:r>
+        <w:rPr>
+          <w:noProof/>
+        </w:rPr>
+        <w:drawing>
+          <wp:inline xmlns:wp="http://schemas.openxmlformats.org/drawingml/2006/wordprocessingDrawing" distT="0" distB="0" distL="0" distR="0">
+            <wp:extent cx="5760720" cy="4440991"/>
+            <wp:effectExtent l="0" t="0" r="0" b="0"/>
+            <wp:docPr id="911" name="그림 11"/>
+            <a:graphic xmlns:a="http://schemas.openxmlformats.org/drawingml/2006/main">
+              <a:graphicData uri="http://schemas.openxmlformats.org/drawingml/2006/picture">
+                <pic:pic xmlns:pic="http://schemas.openxmlformats.org/drawingml/2006/picture">
+                  <pic:nvPicPr>
+                    <pic:cNvPr id="911" name="그림 11"/>
+                    <pic:cNvPicPr/>
+                  </pic:nvPicPr>
+                  <pic:blipFill>
+                    <a:blip xmlns:r="http://schemas.openxmlformats.org/officeDocument/2006/relationships" r:embed="rIdIMG511"/>
+                    <a:stretch>
+                      <a:fillRect/>
+                    </a:stretch>
+                  </pic:blipFill>
+                  <pic:spPr>
+                    <a:xfrm>
+                      <a:off x="0" y="0"/>
                       <a:ext cx="5760720" cy="4440991"/>
                     </a:xfrm>
                     <a:prstGeom prst="rect">
@@ -3434,7 +3582,7 @@
           <w:color w:val="595959"/>
           <w:rtl w:val="0"/>
         </w:rPr>
-        <w:t xml:space="preserve">그림 10. 구조와 실행 순서 카드. 지금 읽은 설정을 아홉 단계 흐름으로 투영한다. 꺼진 모듈은 취소선으로 표시된다.</w:t>
+        <w:t xml:space="preserve">그림 11. 구조와 실행 순서 카드. 지금 읽은 설정을 아홉 단계 흐름으로 투영한다. 꺼진 모듈은 취소선으로 표시된다.</w:t>
       </w:r>
     </w:p>
     <w:p>
@@ -3742,7 +3890,7 @@
           <w:szCs w:val="20"/>
           <w:rtl w:val="0"/>
         </w:rPr>
-        <w:t xml:space="preserve">- 목업 원본. screens 폴더의 mockup_shop_cs.html, mockup_personal_agent_mcp.html</w:t>
+        <w:t xml:space="preserve">- 목업 원본. screens 폴더의 mockup_platform_product.html, mockup_shop_cs.html, mockup_personal_agent_mcp.html</w:t>
       </w:r>
     </w:p>
     <w:p>

--- a/program/산출물양식/[모델배포] 화면설계서_A-COPilot.docx
+++ b/program/산출물양식/[모델배포] 화면설계서_A-COPilot.docx
@@ -2580,6 +2580,23 @@
     </w:p>
     <w:p>
       <w:pPr>
+        <w:widowControl w:val="0"/>
+        <w:spacing w:after="60" w:line="264" w:lineRule="auto"/>
+        <w:ind w:left="720"/>
+        <w:jc w:val="both"/>
+      </w:pPr>
+      <w:r>
+        <w:rPr>
+          <w:rFonts w:ascii="Malgun Gothic" w:cs="Malgun Gothic" w:eastAsia="Malgun Gothic" w:hAnsi="Malgun Gothic"/>
+          <w:sz w:val="20"/>
+          <w:szCs w:val="20"/>
+          <w:rtl w:val="0"/>
+        </w:rPr>
+        <w:t xml:space="preserve">한 화면에 카드 다섯 개가 세로로 이어져 한 장에 담기지 않는다. 위쪽을 먼저 보이고, 설명이 있는 카드는 카드 단위로 따로 보인다.</w:t>
+      </w:r>
+    </w:p>
+    <w:p>
+      <w:pPr>
         <w:jc w:val="center"/>
         <w:spacing w:before="120" w:after="60"/>
       </w:pPr>
@@ -2589,7 +2606,7 @@
         </w:rPr>
         <w:drawing>
           <wp:inline xmlns:wp="http://schemas.openxmlformats.org/drawingml/2006/wordprocessingDrawing" distT="0" distB="0" distL="0" distR="0">
-            <wp:extent cx="5760720" cy="4440991"/>
+            <wp:extent cx="5760720" cy="6022570"/>
             <wp:effectExtent l="0" t="0" r="0" b="0"/>
             <wp:docPr id="907" name="그림 7"/>
             <a:graphic xmlns:a="http://schemas.openxmlformats.org/drawingml/2006/main">
@@ -2608,7 +2625,7 @@
                   <pic:spPr>
                     <a:xfrm>
                       <a:off x="0" y="0"/>
-                      <a:ext cx="5760720" cy="4440991"/>
+                      <a:ext cx="5760720" cy="6022570"/>
                     </a:xfrm>
                     <a:prstGeom prst="rect">
                       <a:avLst/>
@@ -2634,700 +2651,7 @@
           <w:color w:val="595959"/>
           <w:rtl w:val="0"/>
         </w:rPr>
-        <w:t xml:space="preserve">그림 7. SCR-02 실제 화면 위쪽. 상단 요약과 조립 카드다. 지면 때문에 잘랐고 아래로 판정, 평가, 연결 카드가 이어진다.</w:t>
-      </w:r>
-    </w:p>
-    <w:p>
-      <w:pPr>
-        <w:widowControl w:val="0"/>
-        <w:numPr>
-          <w:ilvl w:val="0"/>
-          <w:numId w:val="1"/>
-        </w:numPr>
-        <w:spacing w:after="200" w:line="276" w:lineRule="auto"/>
-        <w:ind w:left="720" w:hanging="360"/>
-        <w:jc w:val="both"/>
-        <w:rPr>
-          <w:color w:val="0000ff"/>
-        </w:rPr>
-      </w:pPr>
-      <w:r>
-        <w:rPr>
-          <w:rFonts w:ascii="Arial Unicode MS" w:cs="Arial Unicode MS" w:eastAsia="Arial Unicode MS" w:hAnsi="Arial Unicode MS"/>
-          <w:color w:val="0000ff"/>
-          <w:rtl w:val="0"/>
-        </w:rPr>
-        <w:t xml:space="preserve">SCR-03 Composer 구성 관리</w:t>
-      </w:r>
-    </w:p>
-    <w:p>
-      <w:pPr>
-        <w:widowControl w:val="0"/>
-        <w:spacing w:after="60" w:line="264" w:lineRule="auto"/>
-        <w:ind w:left="720"/>
-        <w:jc w:val="both"/>
-      </w:pPr>
-      <w:r>
-        <w:rPr>
-          <w:rFonts w:ascii="Malgun Gothic" w:cs="Malgun Gothic" w:eastAsia="Malgun Gothic" w:hAnsi="Malgun Gothic"/>
-          <w:b w:val="1"/>
-          <w:bCs w:val="1"/>
-          <w:sz w:val="20"/>
-          <w:szCs w:val="20"/>
-          <w:rtl w:val="0"/>
-        </w:rPr>
-        <w:t xml:space="preserve">목적</w:t>
-      </w:r>
-    </w:p>
-    <w:p>
-      <w:pPr>
-        <w:widowControl w:val="0"/>
-        <w:spacing w:after="60" w:line="264" w:lineRule="auto"/>
-        <w:ind w:left="720"/>
-        <w:jc w:val="both"/>
-      </w:pPr>
-      <w:r>
-        <w:rPr>
-          <w:rFonts w:ascii="Malgun Gothic" w:cs="Malgun Gothic" w:eastAsia="Malgun Gothic" w:hAnsi="Malgun Gothic"/>
-          <w:sz w:val="20"/>
-          <w:szCs w:val="20"/>
-          <w:rtl w:val="0"/>
-        </w:rPr>
-        <w:t xml:space="preserve">구성을 바꾸는 유일한 화면이다. 콘솔은 대상의 Python을 가져오지 않고 파일도 직접 쓰지 않는다. 인증과 검증을 거친 뒤 서버가 자기 프로세스 안에서 저장한다.</w:t>
-      </w:r>
-    </w:p>
-    <w:p>
-      <w:pPr>
-        <w:widowControl w:val="0"/>
-        <w:spacing w:after="60" w:line="264" w:lineRule="auto"/>
-        <w:ind w:left="720"/>
-        <w:jc w:val="both"/>
-      </w:pPr>
-      <w:r>
-        <w:rPr>
-          <w:rFonts w:ascii="Malgun Gothic" w:cs="Malgun Gothic" w:eastAsia="Malgun Gothic" w:hAnsi="Malgun Gothic"/>
-          <w:b w:val="1"/>
-          <w:bCs w:val="1"/>
-          <w:sz w:val="20"/>
-          <w:szCs w:val="20"/>
-          <w:rtl w:val="0"/>
-        </w:rPr>
-        <w:t xml:space="preserve">부르는 곳이 바뀐다</w:t>
-      </w:r>
-    </w:p>
-    <w:p>
-      <w:pPr>
-        <w:widowControl w:val="0"/>
-        <w:spacing w:after="60" w:line="264" w:lineRule="auto"/>
-        <w:ind w:left="720"/>
-        <w:jc w:val="both"/>
-      </w:pPr>
-      <w:r>
-        <w:rPr>
-          <w:rFonts w:ascii="Malgun Gothic" w:cs="Malgun Gothic" w:eastAsia="Malgun Gothic" w:hAnsi="Malgun Gothic"/>
-          <w:sz w:val="20"/>
-          <w:szCs w:val="20"/>
-          <w:rtl w:val="0"/>
-        </w:rPr>
-        <w:t xml:space="preserve">2026-08-29 결정으로 설정을 대상 서버가 아니라 중앙 저장소에 두기로 했다. 정본은 program/plan/A-COP_Composer_중앙설정저장소_결정.md 다. 이 화면이 부르는 주소가 대상에서 설정 서비스로 바뀔 뿐 요청과 응답 모양은 같다. 화면 설계는 그대로 유효하다.</w:t>
-      </w:r>
-    </w:p>
-    <w:p>
-      <w:pPr>
-        <w:widowControl w:val="0"/>
-        <w:spacing w:after="60" w:line="264" w:lineRule="auto"/>
-        <w:ind w:left="720"/>
-        <w:jc w:val="both"/>
-      </w:pPr>
-      <w:r>
-        <w:rPr>
-          <w:rFonts w:ascii="Malgun Gothic" w:cs="Malgun Gothic" w:eastAsia="Malgun Gothic" w:hAnsi="Malgun Gothic"/>
-          <w:sz w:val="20"/>
-          <w:szCs w:val="20"/>
-          <w:rtl w:val="0"/>
-        </w:rPr>
-        <w:t xml:space="preserve">다만 화면에 대상을 고르는 자리가 하나 늘어난다. 지금은 프로젝트 경로 하나를 보지만 중앙 저장소에는 배포 인스턴스가 여럿 있기 때문이다. 이 부분은 아직 설계하지 않았다.</w:t>
-      </w:r>
-    </w:p>
-    <w:p>
-      <w:pPr>
-        <w:widowControl w:val="0"/>
-        <w:spacing w:after="60" w:line="264" w:lineRule="auto"/>
-        <w:ind w:left="720"/>
-        <w:jc w:val="both"/>
-      </w:pPr>
-      <w:r>
-        <w:rPr>
-          <w:rFonts w:ascii="Malgun Gothic" w:cs="Malgun Gothic" w:eastAsia="Malgun Gothic" w:hAnsi="Malgun Gothic"/>
-          <w:b w:val="1"/>
-          <w:bCs w:val="1"/>
-          <w:sz w:val="20"/>
-          <w:szCs w:val="20"/>
-          <w:rtl w:val="0"/>
-        </w:rPr>
-        <w:t xml:space="preserve">상태 A. 대상에 연결되지 않았을 때</w:t>
-      </w:r>
-    </w:p>
-    <w:p>
-      <w:pPr>
-        <w:widowControl w:val="0"/>
-        <w:spacing w:after="60" w:line="264" w:lineRule="auto"/>
-        <w:ind w:left="1080"/>
-        <w:jc w:val="both"/>
-      </w:pPr>
-      <w:r>
-        <w:rPr>
-          <w:rFonts w:ascii="Malgun Gothic" w:cs="Malgun Gothic" w:eastAsia="Malgun Gothic" w:hAnsi="Malgun Gothic"/>
-          <w:sz w:val="20"/>
-          <w:szCs w:val="20"/>
-          <w:rtl w:val="0"/>
-        </w:rPr>
-        <w:t xml:space="preserve">- 연결 정보가 없다는 경고를 띄운다.</w:t>
-      </w:r>
-    </w:p>
-    <w:p>
-      <w:pPr>
-        <w:widowControl w:val="0"/>
-        <w:spacing w:after="60" w:line="264" w:lineRule="auto"/>
-        <w:ind w:left="1080"/>
-        <w:jc w:val="both"/>
-      </w:pPr>
-      <w:r>
-        <w:rPr>
-          <w:rFonts w:ascii="Malgun Gothic" w:cs="Malgun Gothic" w:eastAsia="Malgun Gothic" w:hAnsi="Malgun Gothic"/>
-          <w:sz w:val="20"/>
-          <w:szCs w:val="20"/>
-          <w:rtl w:val="0"/>
-        </w:rPr>
-        <w:t xml:space="preserve">- 붙이는 방법 안내 카드에 두 단계를 적는다. 대상 서버를 띄우는 것과 환경변수를 주고 콘솔을 다시 시작하는 것이다.</w:t>
-      </w:r>
-    </w:p>
-    <w:p>
-      <w:pPr>
-        <w:widowControl w:val="0"/>
-        <w:spacing w:after="60" w:line="264" w:lineRule="auto"/>
-        <w:ind w:left="1080"/>
-        <w:jc w:val="both"/>
-      </w:pPr>
-      <w:r>
-        <w:rPr>
-          <w:rFonts w:ascii="Malgun Gothic" w:cs="Malgun Gothic" w:eastAsia="Malgun Gothic" w:hAnsi="Malgun Gothic"/>
-          <w:sz w:val="20"/>
-          <w:szCs w:val="20"/>
-          <w:rtl w:val="0"/>
-        </w:rPr>
-        <w:t xml:space="preserve">- 편집 폼은 그리지 않는다. 모르는 상태로 폼을 그리면 사용자가 저장되는 줄 안다.</w:t>
-      </w:r>
-    </w:p>
-    <w:p>
-      <w:pPr>
-        <w:widowControl w:val="0"/>
-        <w:spacing w:after="60" w:line="264" w:lineRule="auto"/>
-        <w:ind w:left="720"/>
-        <w:jc w:val="both"/>
-      </w:pPr>
-      <w:r>
-        <w:rPr>
-          <w:rFonts w:ascii="Malgun Gothic" w:cs="Malgun Gothic" w:eastAsia="Malgun Gothic" w:hAnsi="Malgun Gothic"/>
-          <w:b w:val="1"/>
-          <w:bCs w:val="1"/>
-          <w:sz w:val="20"/>
-          <w:szCs w:val="20"/>
-          <w:rtl w:val="0"/>
-        </w:rPr>
-        <w:t xml:space="preserve">상태 B. 대상에 연결됐을 때</w:t>
-      </w:r>
-    </w:p>
-    <w:p>
-      <w:pPr>
-        <w:widowControl w:val="0"/>
-        <w:spacing w:after="60" w:line="264" w:lineRule="auto"/>
-        <w:ind w:left="1080"/>
-        <w:jc w:val="both"/>
-      </w:pPr>
-      <w:r>
-        <w:rPr>
-          <w:rFonts w:ascii="Malgun Gothic" w:cs="Malgun Gothic" w:eastAsia="Malgun Gothic" w:hAnsi="Malgun Gothic"/>
-          <w:sz w:val="20"/>
-          <w:szCs w:val="20"/>
-          <w:rtl w:val="0"/>
-        </w:rPr>
-        <w:t xml:space="preserve">- 머리 안내. 이 폼은 대상의 인증된 API만 호출하며 여기서 파일을 직접 쓰지 않는다는 문장</w:t>
-      </w:r>
-    </w:p>
-    <w:p>
-      <w:pPr>
-        <w:widowControl w:val="0"/>
-        <w:spacing w:after="60" w:line="264" w:lineRule="auto"/>
-        <w:ind w:left="1080"/>
-        <w:jc w:val="both"/>
-      </w:pPr>
-      <w:r>
-        <w:rPr>
-          <w:rFonts w:ascii="Malgun Gothic" w:cs="Malgun Gothic" w:eastAsia="Malgun Gothic" w:hAnsi="Malgun Gothic"/>
-          <w:sz w:val="20"/>
-          <w:szCs w:val="20"/>
-          <w:rtl w:val="0"/>
-        </w:rPr>
-        <w:t xml:space="preserve">- REVISION 표시. 지금 읽어온 대상 구성의 revision</w:t>
-      </w:r>
-    </w:p>
-    <w:p>
-      <w:pPr>
-        <w:widowControl w:val="0"/>
-        <w:spacing w:after="60" w:line="264" w:lineRule="auto"/>
-        <w:ind w:left="720"/>
-        <w:jc w:val="both"/>
-      </w:pPr>
-      <w:r>
-        <w:rPr>
-          <w:rFonts w:ascii="Malgun Gothic" w:cs="Malgun Gothic" w:eastAsia="Malgun Gothic" w:hAnsi="Malgun Gothic"/>
-          <w:b w:val="1"/>
-          <w:bCs w:val="1"/>
-          <w:sz w:val="20"/>
-          <w:szCs w:val="20"/>
-          <w:rtl w:val="0"/>
-        </w:rPr>
-        <w:t xml:space="preserve">카드. 빠른 토글</w:t>
-      </w:r>
-    </w:p>
-    <w:p>
-      <w:pPr>
-        <w:widowControl w:val="0"/>
-        <w:spacing w:after="60" w:line="264" w:lineRule="auto"/>
-        <w:ind w:left="1080"/>
-        <w:jc w:val="both"/>
-      </w:pPr>
-      <w:r>
-        <w:rPr>
-          <w:rFonts w:ascii="Malgun Gothic" w:cs="Malgun Gothic" w:eastAsia="Malgun Gothic" w:hAnsi="Malgun Gothic"/>
-          <w:sz w:val="20"/>
-          <w:szCs w:val="20"/>
-          <w:rtl w:val="0"/>
-        </w:rPr>
-        <w:t xml:space="preserve">- 등록된 모듈과 Team 하나의 활성 상태만 바꾸는 버튼 목록이다. 새 항목은 만들지 않는다.</w:t>
-      </w:r>
-    </w:p>
-    <w:p>
-      <w:pPr>
-        <w:widowControl w:val="0"/>
-        <w:spacing w:after="60" w:line="264" w:lineRule="auto"/>
-        <w:ind w:left="1080"/>
-        <w:jc w:val="both"/>
-      </w:pPr>
-      <w:r>
-        <w:rPr>
-          <w:rFonts w:ascii="Malgun Gothic" w:cs="Malgun Gothic" w:eastAsia="Malgun Gothic" w:hAnsi="Malgun Gothic"/>
-          <w:sz w:val="20"/>
-          <w:szCs w:val="20"/>
-          <w:rtl w:val="0"/>
-        </w:rPr>
-        <w:t xml:space="preserve">- 각 행은 종류, ID, 상태, 동작 네 칸이다. 상태를 못 읽으면 모름이라 적고 버튼을 그리지 않는다.</w:t>
-      </w:r>
-    </w:p>
-    <w:p>
-      <w:pPr>
-        <w:widowControl w:val="0"/>
-        <w:spacing w:after="60" w:line="264" w:lineRule="auto"/>
-        <w:ind w:left="720"/>
-        <w:jc w:val="both"/>
-      </w:pPr>
-      <w:r>
-        <w:rPr>
-          <w:rFonts w:ascii="Malgun Gothic" w:cs="Malgun Gothic" w:eastAsia="Malgun Gothic" w:hAnsi="Malgun Gothic"/>
-          <w:b w:val="1"/>
-          <w:bCs w:val="1"/>
-          <w:sz w:val="20"/>
-          <w:szCs w:val="20"/>
-          <w:rtl w:val="0"/>
-        </w:rPr>
-        <w:t xml:space="preserve">카드. 모듈</w:t>
-      </w:r>
-    </w:p>
-    <w:p>
-      <w:pPr>
-        <w:widowControl w:val="0"/>
-        <w:spacing w:after="60" w:line="264" w:lineRule="auto"/>
-        <w:ind w:left="1080"/>
-        <w:jc w:val="both"/>
-      </w:pPr>
-      <w:r>
-        <w:rPr>
-          <w:rFonts w:ascii="Malgun Gothic" w:cs="Malgun Gothic" w:eastAsia="Malgun Gothic" w:hAnsi="Malgun Gothic"/>
-          <w:sz w:val="20"/>
-          <w:szCs w:val="20"/>
-          <w:rtl w:val="0"/>
-        </w:rPr>
-        <w:t xml:space="preserve">- 모듈 이름별 체크박스. 부제에 몇 종이 켜졌는지 적는다.</w:t>
-      </w:r>
-    </w:p>
-    <w:p>
-      <w:pPr>
-        <w:widowControl w:val="0"/>
-        <w:spacing w:after="60" w:line="264" w:lineRule="auto"/>
-        <w:ind w:left="1080"/>
-        <w:jc w:val="both"/>
-      </w:pPr>
-      <w:r>
-        <w:rPr>
-          <w:rFonts w:ascii="Malgun Gothic" w:cs="Malgun Gothic" w:eastAsia="Malgun Gothic" w:hAnsi="Malgun Gothic"/>
-          <w:sz w:val="20"/>
-          <w:szCs w:val="20"/>
-          <w:rtl w:val="0"/>
-        </w:rPr>
-        <w:t xml:space="preserve">- 새 모듈 키를 화면에서 추가할 수 없다. 대상이 준 이름만 다시 그린다.</w:t>
-      </w:r>
-    </w:p>
-    <w:p>
-      <w:pPr>
-        <w:widowControl w:val="0"/>
-        <w:spacing w:after="60" w:line="264" w:lineRule="auto"/>
-        <w:ind w:left="720"/>
-        <w:jc w:val="both"/>
-      </w:pPr>
-      <w:r>
-        <w:rPr>
-          <w:rFonts w:ascii="Malgun Gothic" w:cs="Malgun Gothic" w:eastAsia="Malgun Gothic" w:hAnsi="Malgun Gothic"/>
-          <w:b w:val="1"/>
-          <w:bCs w:val="1"/>
-          <w:sz w:val="20"/>
-          <w:szCs w:val="20"/>
-          <w:rtl w:val="0"/>
-        </w:rPr>
-        <w:t xml:space="preserve">카드. Port</w:t>
-      </w:r>
-    </w:p>
-    <w:p>
-      <w:pPr>
-        <w:widowControl w:val="0"/>
-        <w:spacing w:after="60" w:line="264" w:lineRule="auto"/>
-        <w:ind w:left="1080"/>
-        <w:jc w:val="both"/>
-      </w:pPr>
-      <w:r>
-        <w:rPr>
-          <w:rFonts w:ascii="Malgun Gothic" w:cs="Malgun Gothic" w:eastAsia="Malgun Gothic" w:hAnsi="Malgun Gothic"/>
-          <w:sz w:val="20"/>
-          <w:szCs w:val="20"/>
-          <w:rtl w:val="0"/>
-        </w:rPr>
-        <w:t xml:space="preserve">- Port 이름별 텍스트 입력. 새 Port 종류는 추가할 수 없다.</w:t>
-      </w:r>
-    </w:p>
-    <w:p>
-      <w:pPr>
-        <w:widowControl w:val="0"/>
-        <w:spacing w:after="60" w:line="264" w:lineRule="auto"/>
-        <w:ind w:left="720"/>
-        <w:jc w:val="both"/>
-      </w:pPr>
-      <w:r>
-        <w:rPr>
-          <w:rFonts w:ascii="Malgun Gothic" w:cs="Malgun Gothic" w:eastAsia="Malgun Gothic" w:hAnsi="Malgun Gothic"/>
-          <w:b w:val="1"/>
-          <w:bCs w:val="1"/>
-          <w:sz w:val="20"/>
-          <w:szCs w:val="20"/>
-          <w:rtl w:val="0"/>
-        </w:rPr>
-        <w:t xml:space="preserve">카드. Team</w:t>
-      </w:r>
-    </w:p>
-    <w:p>
-      <w:pPr>
-        <w:widowControl w:val="0"/>
-        <w:spacing w:after="60" w:line="264" w:lineRule="auto"/>
-        <w:ind w:left="1080"/>
-        <w:jc w:val="both"/>
-      </w:pPr>
-      <w:r>
-        <w:rPr>
-          <w:rFonts w:ascii="Malgun Gothic" w:cs="Malgun Gothic" w:eastAsia="Malgun Gothic" w:hAnsi="Malgun Gothic"/>
-          <w:sz w:val="20"/>
-          <w:szCs w:val="20"/>
-          <w:rtl w:val="0"/>
-        </w:rPr>
-        <w:t xml:space="preserve">- 표 4열. team_id 입력, implementation_ref 입력, active 체크박스, 제거 버튼</w:t>
-      </w:r>
-    </w:p>
-    <w:p>
-      <w:pPr>
-        <w:widowControl w:val="0"/>
-        <w:spacing w:after="60" w:line="264" w:lineRule="auto"/>
-        <w:ind w:left="1080"/>
-        <w:jc w:val="both"/>
-      </w:pPr>
-      <w:r>
-        <w:rPr>
-          <w:rFonts w:ascii="Malgun Gothic" w:cs="Malgun Gothic" w:eastAsia="Malgun Gothic" w:hAnsi="Malgun Gothic"/>
-          <w:sz w:val="20"/>
-          <w:szCs w:val="20"/>
-          <w:rtl w:val="0"/>
-        </w:rPr>
-        <w:t xml:space="preserve">- Team 추가 버튼은 team_id가 new_team이고 active가 꺼진 빈 행을 붙인다.</w:t>
-      </w:r>
-    </w:p>
-    <w:p>
-      <w:pPr>
-        <w:widowControl w:val="0"/>
-        <w:spacing w:after="60" w:line="264" w:lineRule="auto"/>
-        <w:ind w:left="1080"/>
-        <w:jc w:val="both"/>
-      </w:pPr>
-      <w:r>
-        <w:rPr>
-          <w:rFonts w:ascii="Malgun Gothic" w:cs="Malgun Gothic" w:eastAsia="Malgun Gothic" w:hAnsi="Malgun Gothic"/>
-          <w:sz w:val="20"/>
-          <w:szCs w:val="20"/>
-          <w:rtl w:val="0"/>
-        </w:rPr>
-        <w:t xml:space="preserve">- 추가와 제거는 대상에 보내지 않는다. 화면의 후보만 바뀌고 적용을 눌러야 저장된다.</w:t>
-      </w:r>
-    </w:p>
-    <w:p>
-      <w:pPr>
-        <w:widowControl w:val="0"/>
-        <w:spacing w:after="60" w:line="264" w:lineRule="auto"/>
-        <w:ind w:left="720"/>
-        <w:jc w:val="both"/>
-      </w:pPr>
-      <w:r>
-        <w:rPr>
-          <w:rFonts w:ascii="Malgun Gothic" w:cs="Malgun Gothic" w:eastAsia="Malgun Gothic" w:hAnsi="Malgun Gothic"/>
-          <w:b w:val="1"/>
-          <w:bCs w:val="1"/>
-          <w:sz w:val="20"/>
-          <w:szCs w:val="20"/>
-          <w:rtl w:val="0"/>
-        </w:rPr>
-        <w:t xml:space="preserve">입력과 버튼</w:t>
-      </w:r>
-    </w:p>
-    <w:p>
-      <w:pPr>
-        <w:widowControl w:val="0"/>
-        <w:spacing w:after="60" w:line="264" w:lineRule="auto"/>
-        <w:ind w:left="1080"/>
-        <w:jc w:val="both"/>
-      </w:pPr>
-      <w:r>
-        <w:rPr>
-          <w:rFonts w:ascii="Malgun Gothic" w:cs="Malgun Gothic" w:eastAsia="Malgun Gothic" w:hAnsi="Malgun Gothic"/>
-          <w:sz w:val="20"/>
-          <w:szCs w:val="20"/>
-          <w:rtl w:val="0"/>
-        </w:rPr>
-        <w:t xml:space="preserve">- 사유 한 줄 입력. 예시 문구는 모듈 구조 설계 테스트다.</w:t>
-      </w:r>
-    </w:p>
-    <w:p>
-      <w:pPr>
-        <w:widowControl w:val="0"/>
-        <w:spacing w:after="60" w:line="264" w:lineRule="auto"/>
-        <w:ind w:left="1080"/>
-        <w:jc w:val="both"/>
-      </w:pPr>
-      <w:r>
-        <w:rPr>
-          <w:rFonts w:ascii="Malgun Gothic" w:cs="Malgun Gothic" w:eastAsia="Malgun Gothic" w:hAnsi="Malgun Gothic"/>
-          <w:sz w:val="20"/>
-          <w:szCs w:val="20"/>
-          <w:rtl w:val="0"/>
-        </w:rPr>
-        <w:t xml:space="preserve">- 검증 버튼. 저장하지 않고 대상의 검증만 받는다.</w:t>
-      </w:r>
-    </w:p>
-    <w:p>
-      <w:pPr>
-        <w:widowControl w:val="0"/>
-        <w:spacing w:after="60" w:line="264" w:lineRule="auto"/>
-        <w:ind w:left="1080"/>
-        <w:jc w:val="both"/>
-      </w:pPr>
-      <w:r>
-        <w:rPr>
-          <w:rFonts w:ascii="Malgun Gothic" w:cs="Malgun Gothic" w:eastAsia="Malgun Gothic" w:hAnsi="Malgun Gothic"/>
-          <w:sz w:val="20"/>
-          <w:szCs w:val="20"/>
-          <w:rtl w:val="0"/>
-        </w:rPr>
-        <w:t xml:space="preserve">- 적용 버튼. 사유가 비어 있으면 보내지 않고 사유를 적으라고 띄운다.</w:t>
-      </w:r>
-    </w:p>
-    <w:p>
-      <w:pPr>
-        <w:widowControl w:val="0"/>
-        <w:spacing w:after="60" w:line="264" w:lineRule="auto"/>
-        <w:ind w:left="720"/>
-        <w:jc w:val="both"/>
-      </w:pPr>
-      <w:r>
-        <w:rPr>
-          <w:rFonts w:ascii="Malgun Gothic" w:cs="Malgun Gothic" w:eastAsia="Malgun Gothic" w:hAnsi="Malgun Gothic"/>
-          <w:b w:val="1"/>
-          <w:bCs w:val="1"/>
-          <w:sz w:val="20"/>
-          <w:szCs w:val="20"/>
-          <w:rtl w:val="0"/>
-        </w:rPr>
-        <w:t xml:space="preserve">결과 표시</w:t>
-      </w:r>
-    </w:p>
-    <w:p>
-      <w:pPr>
-        <w:widowControl w:val="0"/>
-        <w:spacing w:after="60" w:line="264" w:lineRule="auto"/>
-        <w:ind w:left="1080"/>
-        <w:jc w:val="both"/>
-      </w:pPr>
-      <w:r>
-        <w:rPr>
-          <w:rFonts w:ascii="Malgun Gothic" w:cs="Malgun Gothic" w:eastAsia="Malgun Gothic" w:hAnsi="Malgun Gothic"/>
-          <w:sz w:val="20"/>
-          <w:szCs w:val="20"/>
-          <w:rtl w:val="0"/>
-        </w:rPr>
-        <w:t xml:space="preserve">- 적용됨. 새 revision 값을 함께 보여준다.</w:t>
-      </w:r>
-    </w:p>
-    <w:p>
-      <w:pPr>
-        <w:widowControl w:val="0"/>
-        <w:spacing w:after="60" w:line="264" w:lineRule="auto"/>
-        <w:ind w:left="1080"/>
-        <w:jc w:val="both"/>
-      </w:pPr>
-      <w:r>
-        <w:rPr>
-          <w:rFonts w:ascii="Malgun Gothic" w:cs="Malgun Gothic" w:eastAsia="Malgun Gothic" w:hAnsi="Malgun Gothic"/>
-          <w:sz w:val="20"/>
-          <w:szCs w:val="20"/>
-          <w:rtl w:val="0"/>
-        </w:rPr>
-        <w:t xml:space="preserve">- 검증됨. 통과한 revision을 보여준다.</w:t>
-      </w:r>
-    </w:p>
-    <w:p>
-      <w:pPr>
-        <w:widowControl w:val="0"/>
-        <w:spacing w:after="60" w:line="264" w:lineRule="auto"/>
-        <w:ind w:left="1080"/>
-        <w:jc w:val="both"/>
-      </w:pPr>
-      <w:r>
-        <w:rPr>
-          <w:rFonts w:ascii="Malgun Gothic" w:cs="Malgun Gothic" w:eastAsia="Malgun Gothic" w:hAnsi="Malgun Gothic"/>
-          <w:sz w:val="20"/>
-          <w:szCs w:val="20"/>
-          <w:rtl w:val="0"/>
-        </w:rPr>
-        <w:t xml:space="preserve">- 검증 실패. 대상이 준 오류 문장을 이어 붙여 보여준다.</w:t>
-      </w:r>
-    </w:p>
-    <w:p>
-      <w:pPr>
-        <w:widowControl w:val="0"/>
-        <w:spacing w:after="60" w:line="264" w:lineRule="auto"/>
-        <w:ind w:left="1080"/>
-        <w:jc w:val="both"/>
-      </w:pPr>
-      <w:r>
-        <w:rPr>
-          <w:rFonts w:ascii="Malgun Gothic" w:cs="Malgun Gothic" w:eastAsia="Malgun Gothic" w:hAnsi="Malgun Gothic"/>
-          <w:sz w:val="20"/>
-          <w:szCs w:val="20"/>
-          <w:rtl w:val="0"/>
-        </w:rPr>
-        <w:t xml:space="preserve">- 충돌. 다른 사람이 먼저 바꿔 revision이 달라진 경우다. 덮어쓰지 않는다.</w:t>
-      </w:r>
-    </w:p>
-    <w:p>
-      <w:pPr>
-        <w:widowControl w:val="0"/>
-        <w:spacing w:after="60" w:line="264" w:lineRule="auto"/>
-        <w:ind w:left="720"/>
-        <w:jc w:val="both"/>
-      </w:pPr>
-      <w:r>
-        <w:rPr>
-          <w:rFonts w:ascii="Malgun Gothic" w:cs="Malgun Gothic" w:eastAsia="Malgun Gothic" w:hAnsi="Malgun Gothic"/>
-          <w:b w:val="1"/>
-          <w:bCs w:val="1"/>
-          <w:sz w:val="20"/>
-          <w:szCs w:val="20"/>
-          <w:rtl w:val="0"/>
-        </w:rPr>
-        <w:t xml:space="preserve">읽기 전용 카드</w:t>
-      </w:r>
-    </w:p>
-    <w:p>
-      <w:pPr>
-        <w:widowControl w:val="0"/>
-        <w:spacing w:after="60" w:line="264" w:lineRule="auto"/>
-        <w:ind w:left="1080"/>
-        <w:jc w:val="both"/>
-      </w:pPr>
-      <w:r>
-        <w:rPr>
-          <w:rFonts w:ascii="Malgun Gothic" w:cs="Malgun Gothic" w:eastAsia="Malgun Gothic" w:hAnsi="Malgun Gothic"/>
-          <w:sz w:val="20"/>
-          <w:szCs w:val="20"/>
-          <w:rtl w:val="0"/>
-        </w:rPr>
-        <w:t xml:space="preserve">- 구조와 실행 순서. 지금 읽은 설정을 흐름도로 투영한다. 꺼진 모듈은 꺼진 채로 표시한다.</w:t>
-      </w:r>
-    </w:p>
-    <w:p>
-      <w:pPr>
-        <w:widowControl w:val="0"/>
-        <w:spacing w:after="60" w:line="264" w:lineRule="auto"/>
-        <w:ind w:left="1080"/>
-        <w:jc w:val="both"/>
-      </w:pPr>
-      <w:r>
-        <w:rPr>
-          <w:rFonts w:ascii="Malgun Gothic" w:cs="Malgun Gothic" w:eastAsia="Malgun Gothic" w:hAnsi="Malgun Gothic"/>
-          <w:sz w:val="20"/>
-          <w:szCs w:val="20"/>
-          <w:rtl w:val="0"/>
-        </w:rPr>
-        <w:t xml:space="preserve">- 컴포넌트. 여기서 끌 수 없는 고정 구성요소 목록이다.</w:t>
-      </w:r>
-    </w:p>
-    <w:p>
-      <w:pPr>
-        <w:widowControl w:val="0"/>
-        <w:spacing w:after="60" w:line="264" w:lineRule="auto"/>
-        <w:ind w:left="1080"/>
-        <w:jc w:val="both"/>
-      </w:pPr>
-      <w:r>
-        <w:rPr>
-          <w:rFonts w:ascii="Malgun Gothic" w:cs="Malgun Gothic" w:eastAsia="Malgun Gothic" w:hAnsi="Malgun Gothic"/>
-          <w:sz w:val="20"/>
-          <w:szCs w:val="20"/>
-          <w:rtl w:val="0"/>
-        </w:rPr>
-        <w:t xml:space="preserve">- 원본 JSON. 대조용으로 접어 둔다.</w:t>
-      </w:r>
-    </w:p>
-    <w:p>
-      <w:pPr>
-        <w:widowControl w:val="0"/>
-        <w:spacing w:after="60" w:line="264" w:lineRule="auto"/>
-        <w:ind w:left="720"/>
-        <w:jc w:val="both"/>
-      </w:pPr>
-      <w:r>
-        <w:rPr>
-          <w:rFonts w:ascii="Malgun Gothic" w:cs="Malgun Gothic" w:eastAsia="Malgun Gothic" w:hAnsi="Malgun Gothic"/>
-          <w:b w:val="1"/>
-          <w:bCs w:val="1"/>
-          <w:sz w:val="20"/>
-          <w:szCs w:val="20"/>
-          <w:rtl w:val="0"/>
-        </w:rPr>
-        <w:t xml:space="preserve">실제 화면. 상태 A, 대상에 연결되지 않았을 때</w:t>
+        <w:t xml:space="preserve">그림 7. SCR-02 위쪽. 상단 요약과 카드 1 조립이다.</w:t>
       </w:r>
     </w:p>
     <w:p>
@@ -3341,7 +2665,7 @@
         </w:rPr>
         <w:drawing>
           <wp:inline xmlns:wp="http://schemas.openxmlformats.org/drawingml/2006/wordprocessingDrawing" distT="0" distB="0" distL="0" distR="0">
-            <wp:extent cx="5760720" cy="3236477"/>
+            <wp:extent cx="5760720" cy="1722781"/>
             <wp:effectExtent l="0" t="0" r="0" b="0"/>
             <wp:docPr id="908" name="그림 8"/>
             <a:graphic xmlns:a="http://schemas.openxmlformats.org/drawingml/2006/main">
@@ -3360,7 +2684,7 @@
                   <pic:spPr>
                     <a:xfrm>
                       <a:off x="0" y="0"/>
-                      <a:ext cx="5760720" cy="3236477"/>
+                      <a:ext cx="5760720" cy="1722781"/>
                     </a:xfrm>
                     <a:prstGeom prst="rect">
                       <a:avLst/>
@@ -3386,26 +2710,7 @@
           <w:color w:val="595959"/>
           <w:rtl w:val="0"/>
         </w:rPr>
-        <w:t xml:space="preserve">그림 8. 편집 폼을 그리지 않고 붙이는 방법만 안내한다. 모르는 상태로 폼을 그리면 사용자가 저장되는 줄 안다.</w:t>
-      </w:r>
-    </w:p>
-    <w:p>
-      <w:pPr>
-        <w:widowControl w:val="0"/>
-        <w:spacing w:after="60" w:line="264" w:lineRule="auto"/>
-        <w:ind w:left="720"/>
-        <w:jc w:val="both"/>
-      </w:pPr>
-      <w:r>
-        <w:rPr>
-          <w:rFonts w:ascii="Malgun Gothic" w:cs="Malgun Gothic" w:eastAsia="Malgun Gothic" w:hAnsi="Malgun Gothic"/>
-          <w:b w:val="1"/>
-          <w:bCs w:val="1"/>
-          <w:sz w:val="20"/>
-          <w:szCs w:val="20"/>
-          <w:rtl w:val="0"/>
-        </w:rPr>
-        <w:t xml:space="preserve">실제 화면. 상태 B, 대상에 연결됐을 때</w:t>
+        <w:t xml:space="preserve">그림 8. 카드 2 무엇이 막혀 있나. 부분통과 3, 통과 26, 판정 없음 1이 요약으로 뜨고 막힌 항목만 표에 남는다. 통과한 26건은 접어 둔다.</w:t>
       </w:r>
     </w:p>
     <w:p>
@@ -3419,7 +2724,7 @@
         </w:rPr>
         <w:drawing>
           <wp:inline xmlns:wp="http://schemas.openxmlformats.org/drawingml/2006/wordprocessingDrawing" distT="0" distB="0" distL="0" distR="0">
-            <wp:extent cx="5760720" cy="4440991"/>
+            <wp:extent cx="5760720" cy="2429284"/>
             <wp:effectExtent l="0" t="0" r="0" b="0"/>
             <wp:docPr id="909" name="그림 9"/>
             <a:graphic xmlns:a="http://schemas.openxmlformats.org/drawingml/2006/main">
@@ -3438,7 +2743,7 @@
                   <pic:spPr>
                     <a:xfrm>
                       <a:off x="0" y="0"/>
-                      <a:ext cx="5760720" cy="4440991"/>
+                      <a:ext cx="5760720" cy="2429284"/>
                     </a:xfrm>
                     <a:prstGeom prst="rect">
                       <a:avLst/>
@@ -3464,7 +2769,7 @@
           <w:color w:val="595959"/>
           <w:rtl w:val="0"/>
         </w:rPr>
-        <w:t xml:space="preserve">그림 9. 빠른 토글 카드와 편집 폼. revision rev-1을 읽어온 상태다. 지면 때문에 잘랐고 아래로 Team 표와 사유 입력, 검증과 적용 버튼이 이어진다.</w:t>
+        <w:t xml:space="preserve">그림 9. 카드 3 평가 실행. run 단위로만 비교한다는 경고를 카드 머리에 고정한다. 최근 6개만 보이고 전체 40개 중 34개는 화면에 없다고 문장으로 알린다.</w:t>
       </w:r>
     </w:p>
     <w:p>
@@ -3478,7 +2783,7 @@
         </w:rPr>
         <w:drawing>
           <wp:inline xmlns:wp="http://schemas.openxmlformats.org/drawingml/2006/wordprocessingDrawing" distT="0" distB="0" distL="0" distR="0">
-            <wp:extent cx="5486400" cy="1894360"/>
+            <wp:extent cx="5760720" cy="1722781"/>
             <wp:effectExtent l="0" t="0" r="0" b="0"/>
             <wp:docPr id="910" name="그림 10"/>
             <a:graphic xmlns:a="http://schemas.openxmlformats.org/drawingml/2006/main">
@@ -3497,7 +2802,7 @@
                   <pic:spPr>
                     <a:xfrm>
                       <a:off x="0" y="0"/>
-                      <a:ext cx="5486400" cy="1894360"/>
+                      <a:ext cx="5760720" cy="1722781"/>
                     </a:xfrm>
                     <a:prstGeom prst="rect">
                       <a:avLst/>
@@ -3523,7 +2828,717 @@
           <w:color w:val="595959"/>
           <w:rtl w:val="0"/>
         </w:rPr>
-        <w:t xml:space="preserve">그림 10. 빠른 토글 카드만 확대한 것. 켜진 항목에는 끄기, 꺼진 항목에는 켜기 버튼이 붙는다. 사유는 필수다.</w:t>
+        <w:t xml:space="preserve">그림 10. 카드 5 연결. 읽은 것은 파일 경로를 그대로 적고 못 읽은 것은 이유를 적는다. 실행 이력이 연결 안 함인 이유가 database_url 이 프로필에 없어서임을 그대로 보여준다.</w:t>
+      </w:r>
+    </w:p>
+    <w:p>
+      <w:pPr>
+        <w:widowControl w:val="0"/>
+        <w:spacing w:after="60" w:line="264" w:lineRule="auto"/>
+        <w:ind w:left="720"/>
+        <w:jc w:val="both"/>
+      </w:pPr>
+      <w:r>
+        <w:rPr>
+          <w:rFonts w:ascii="Malgun Gothic" w:cs="Malgun Gothic" w:eastAsia="Malgun Gothic" w:hAnsi="Malgun Gothic"/>
+          <w:sz w:val="20"/>
+          <w:szCs w:val="20"/>
+          <w:rtl w:val="0"/>
+        </w:rPr>
+        <w:t xml:space="preserve">카드 4 상태 분포와 실행 이력은 DB 에 붙었을 때만 값이 찬다. 위 그림에서는 접속 정보가 없어 없다고 적힌 상태이며, 카드 5 연결의 마지막 줄이 그 이유를 말한다.</w:t>
+      </w:r>
+    </w:p>
+    <w:p>
+      <w:pPr>
+        <w:widowControl w:val="0"/>
+        <w:numPr>
+          <w:ilvl w:val="0"/>
+          <w:numId w:val="1"/>
+        </w:numPr>
+        <w:spacing w:after="200" w:line="276" w:lineRule="auto"/>
+        <w:ind w:left="720" w:hanging="360"/>
+        <w:jc w:val="both"/>
+        <w:rPr>
+          <w:color w:val="0000ff"/>
+        </w:rPr>
+      </w:pPr>
+      <w:r>
+        <w:rPr>
+          <w:rFonts w:ascii="Arial Unicode MS" w:cs="Arial Unicode MS" w:eastAsia="Arial Unicode MS" w:hAnsi="Arial Unicode MS"/>
+          <w:color w:val="0000ff"/>
+          <w:rtl w:val="0"/>
+        </w:rPr>
+        <w:t xml:space="preserve">SCR-03 Composer 구성 관리</w:t>
+      </w:r>
+    </w:p>
+    <w:p>
+      <w:pPr>
+        <w:widowControl w:val="0"/>
+        <w:spacing w:after="60" w:line="264" w:lineRule="auto"/>
+        <w:ind w:left="720"/>
+        <w:jc w:val="both"/>
+      </w:pPr>
+      <w:r>
+        <w:rPr>
+          <w:rFonts w:ascii="Malgun Gothic" w:cs="Malgun Gothic" w:eastAsia="Malgun Gothic" w:hAnsi="Malgun Gothic"/>
+          <w:b w:val="1"/>
+          <w:bCs w:val="1"/>
+          <w:sz w:val="20"/>
+          <w:szCs w:val="20"/>
+          <w:rtl w:val="0"/>
+        </w:rPr>
+        <w:t xml:space="preserve">목적</w:t>
+      </w:r>
+    </w:p>
+    <w:p>
+      <w:pPr>
+        <w:widowControl w:val="0"/>
+        <w:spacing w:after="60" w:line="264" w:lineRule="auto"/>
+        <w:ind w:left="720"/>
+        <w:jc w:val="both"/>
+      </w:pPr>
+      <w:r>
+        <w:rPr>
+          <w:rFonts w:ascii="Malgun Gothic" w:cs="Malgun Gothic" w:eastAsia="Malgun Gothic" w:hAnsi="Malgun Gothic"/>
+          <w:sz w:val="20"/>
+          <w:szCs w:val="20"/>
+          <w:rtl w:val="0"/>
+        </w:rPr>
+        <w:t xml:space="preserve">구성을 바꾸는 유일한 화면이다. 콘솔은 대상의 Python을 가져오지 않고 파일도 직접 쓰지 않는다. 인증과 검증을 거친 뒤 서버가 자기 프로세스 안에서 저장한다.</w:t>
+      </w:r>
+    </w:p>
+    <w:p>
+      <w:pPr>
+        <w:widowControl w:val="0"/>
+        <w:spacing w:after="60" w:line="264" w:lineRule="auto"/>
+        <w:ind w:left="720"/>
+        <w:jc w:val="both"/>
+      </w:pPr>
+      <w:r>
+        <w:rPr>
+          <w:rFonts w:ascii="Malgun Gothic" w:cs="Malgun Gothic" w:eastAsia="Malgun Gothic" w:hAnsi="Malgun Gothic"/>
+          <w:b w:val="1"/>
+          <w:bCs w:val="1"/>
+          <w:sz w:val="20"/>
+          <w:szCs w:val="20"/>
+          <w:rtl w:val="0"/>
+        </w:rPr>
+        <w:t xml:space="preserve">부르는 곳이 바뀐다</w:t>
+      </w:r>
+    </w:p>
+    <w:p>
+      <w:pPr>
+        <w:widowControl w:val="0"/>
+        <w:spacing w:after="60" w:line="264" w:lineRule="auto"/>
+        <w:ind w:left="720"/>
+        <w:jc w:val="both"/>
+      </w:pPr>
+      <w:r>
+        <w:rPr>
+          <w:rFonts w:ascii="Malgun Gothic" w:cs="Malgun Gothic" w:eastAsia="Malgun Gothic" w:hAnsi="Malgun Gothic"/>
+          <w:sz w:val="20"/>
+          <w:szCs w:val="20"/>
+          <w:rtl w:val="0"/>
+        </w:rPr>
+        <w:t xml:space="preserve">2026-08-29 결정으로 설정을 대상 서버가 아니라 중앙 저장소에 두기로 했다. 정본은 program/plan/A-COP_Composer_중앙설정저장소_결정.md 다. 이 화면이 부르는 주소가 대상에서 설정 서비스로 바뀔 뿐 요청과 응답 모양은 같다. 화면 설계는 그대로 유효하다.</w:t>
+      </w:r>
+    </w:p>
+    <w:p>
+      <w:pPr>
+        <w:widowControl w:val="0"/>
+        <w:spacing w:after="60" w:line="264" w:lineRule="auto"/>
+        <w:ind w:left="720"/>
+        <w:jc w:val="both"/>
+      </w:pPr>
+      <w:r>
+        <w:rPr>
+          <w:rFonts w:ascii="Malgun Gothic" w:cs="Malgun Gothic" w:eastAsia="Malgun Gothic" w:hAnsi="Malgun Gothic"/>
+          <w:sz w:val="20"/>
+          <w:szCs w:val="20"/>
+          <w:rtl w:val="0"/>
+        </w:rPr>
+        <w:t xml:space="preserve">다만 화면에 대상을 고르는 자리가 하나 늘어난다. 지금은 프로젝트 경로 하나를 보지만 중앙 저장소에는 배포 인스턴스가 여럿 있기 때문이다. 이 부분은 아직 설계하지 않았다.</w:t>
+      </w:r>
+    </w:p>
+    <w:p>
+      <w:pPr>
+        <w:widowControl w:val="0"/>
+        <w:spacing w:after="60" w:line="264" w:lineRule="auto"/>
+        <w:ind w:left="720"/>
+        <w:jc w:val="both"/>
+      </w:pPr>
+      <w:r>
+        <w:rPr>
+          <w:rFonts w:ascii="Malgun Gothic" w:cs="Malgun Gothic" w:eastAsia="Malgun Gothic" w:hAnsi="Malgun Gothic"/>
+          <w:b w:val="1"/>
+          <w:bCs w:val="1"/>
+          <w:sz w:val="20"/>
+          <w:szCs w:val="20"/>
+          <w:rtl w:val="0"/>
+        </w:rPr>
+        <w:t xml:space="preserve">상태 A. 대상에 연결되지 않았을 때</w:t>
+      </w:r>
+    </w:p>
+    <w:p>
+      <w:pPr>
+        <w:widowControl w:val="0"/>
+        <w:spacing w:after="60" w:line="264" w:lineRule="auto"/>
+        <w:ind w:left="1080"/>
+        <w:jc w:val="both"/>
+      </w:pPr>
+      <w:r>
+        <w:rPr>
+          <w:rFonts w:ascii="Malgun Gothic" w:cs="Malgun Gothic" w:eastAsia="Malgun Gothic" w:hAnsi="Malgun Gothic"/>
+          <w:sz w:val="20"/>
+          <w:szCs w:val="20"/>
+          <w:rtl w:val="0"/>
+        </w:rPr>
+        <w:t xml:space="preserve">- 연결 정보가 없다는 경고를 띄운다.</w:t>
+      </w:r>
+    </w:p>
+    <w:p>
+      <w:pPr>
+        <w:widowControl w:val="0"/>
+        <w:spacing w:after="60" w:line="264" w:lineRule="auto"/>
+        <w:ind w:left="1080"/>
+        <w:jc w:val="both"/>
+      </w:pPr>
+      <w:r>
+        <w:rPr>
+          <w:rFonts w:ascii="Malgun Gothic" w:cs="Malgun Gothic" w:eastAsia="Malgun Gothic" w:hAnsi="Malgun Gothic"/>
+          <w:sz w:val="20"/>
+          <w:szCs w:val="20"/>
+          <w:rtl w:val="0"/>
+        </w:rPr>
+        <w:t xml:space="preserve">- 붙이는 방법 안내 카드에 두 단계를 적는다. 대상 서버를 띄우는 것과 환경변수를 주고 콘솔을 다시 시작하는 것이다.</w:t>
+      </w:r>
+    </w:p>
+    <w:p>
+      <w:pPr>
+        <w:widowControl w:val="0"/>
+        <w:spacing w:after="60" w:line="264" w:lineRule="auto"/>
+        <w:ind w:left="1080"/>
+        <w:jc w:val="both"/>
+      </w:pPr>
+      <w:r>
+        <w:rPr>
+          <w:rFonts w:ascii="Malgun Gothic" w:cs="Malgun Gothic" w:eastAsia="Malgun Gothic" w:hAnsi="Malgun Gothic"/>
+          <w:sz w:val="20"/>
+          <w:szCs w:val="20"/>
+          <w:rtl w:val="0"/>
+        </w:rPr>
+        <w:t xml:space="preserve">- 편집 폼은 그리지 않는다. 모르는 상태로 폼을 그리면 사용자가 저장되는 줄 안다.</w:t>
+      </w:r>
+    </w:p>
+    <w:p>
+      <w:pPr>
+        <w:widowControl w:val="0"/>
+        <w:spacing w:after="60" w:line="264" w:lineRule="auto"/>
+        <w:ind w:left="720"/>
+        <w:jc w:val="both"/>
+      </w:pPr>
+      <w:r>
+        <w:rPr>
+          <w:rFonts w:ascii="Malgun Gothic" w:cs="Malgun Gothic" w:eastAsia="Malgun Gothic" w:hAnsi="Malgun Gothic"/>
+          <w:b w:val="1"/>
+          <w:bCs w:val="1"/>
+          <w:sz w:val="20"/>
+          <w:szCs w:val="20"/>
+          <w:rtl w:val="0"/>
+        </w:rPr>
+        <w:t xml:space="preserve">상태 B. 대상에 연결됐을 때</w:t>
+      </w:r>
+    </w:p>
+    <w:p>
+      <w:pPr>
+        <w:widowControl w:val="0"/>
+        <w:spacing w:after="60" w:line="264" w:lineRule="auto"/>
+        <w:ind w:left="1080"/>
+        <w:jc w:val="both"/>
+      </w:pPr>
+      <w:r>
+        <w:rPr>
+          <w:rFonts w:ascii="Malgun Gothic" w:cs="Malgun Gothic" w:eastAsia="Malgun Gothic" w:hAnsi="Malgun Gothic"/>
+          <w:sz w:val="20"/>
+          <w:szCs w:val="20"/>
+          <w:rtl w:val="0"/>
+        </w:rPr>
+        <w:t xml:space="preserve">- 머리 안내. 이 폼은 대상의 인증된 API만 호출하며 여기서 파일을 직접 쓰지 않는다는 문장</w:t>
+      </w:r>
+    </w:p>
+    <w:p>
+      <w:pPr>
+        <w:widowControl w:val="0"/>
+        <w:spacing w:after="60" w:line="264" w:lineRule="auto"/>
+        <w:ind w:left="1080"/>
+        <w:jc w:val="both"/>
+      </w:pPr>
+      <w:r>
+        <w:rPr>
+          <w:rFonts w:ascii="Malgun Gothic" w:cs="Malgun Gothic" w:eastAsia="Malgun Gothic" w:hAnsi="Malgun Gothic"/>
+          <w:sz w:val="20"/>
+          <w:szCs w:val="20"/>
+          <w:rtl w:val="0"/>
+        </w:rPr>
+        <w:t xml:space="preserve">- REVISION 표시. 지금 읽어온 대상 구성의 revision</w:t>
+      </w:r>
+    </w:p>
+    <w:p>
+      <w:pPr>
+        <w:widowControl w:val="0"/>
+        <w:spacing w:after="60" w:line="264" w:lineRule="auto"/>
+        <w:ind w:left="720"/>
+        <w:jc w:val="both"/>
+      </w:pPr>
+      <w:r>
+        <w:rPr>
+          <w:rFonts w:ascii="Malgun Gothic" w:cs="Malgun Gothic" w:eastAsia="Malgun Gothic" w:hAnsi="Malgun Gothic"/>
+          <w:b w:val="1"/>
+          <w:bCs w:val="1"/>
+          <w:sz w:val="20"/>
+          <w:szCs w:val="20"/>
+          <w:rtl w:val="0"/>
+        </w:rPr>
+        <w:t xml:space="preserve">카드. 빠른 토글</w:t>
+      </w:r>
+    </w:p>
+    <w:p>
+      <w:pPr>
+        <w:widowControl w:val="0"/>
+        <w:spacing w:after="60" w:line="264" w:lineRule="auto"/>
+        <w:ind w:left="1080"/>
+        <w:jc w:val="both"/>
+      </w:pPr>
+      <w:r>
+        <w:rPr>
+          <w:rFonts w:ascii="Malgun Gothic" w:cs="Malgun Gothic" w:eastAsia="Malgun Gothic" w:hAnsi="Malgun Gothic"/>
+          <w:sz w:val="20"/>
+          <w:szCs w:val="20"/>
+          <w:rtl w:val="0"/>
+        </w:rPr>
+        <w:t xml:space="preserve">- 등록된 모듈과 Team 하나의 활성 상태만 바꾸는 버튼 목록이다. 새 항목은 만들지 않는다.</w:t>
+      </w:r>
+    </w:p>
+    <w:p>
+      <w:pPr>
+        <w:widowControl w:val="0"/>
+        <w:spacing w:after="60" w:line="264" w:lineRule="auto"/>
+        <w:ind w:left="1080"/>
+        <w:jc w:val="both"/>
+      </w:pPr>
+      <w:r>
+        <w:rPr>
+          <w:rFonts w:ascii="Malgun Gothic" w:cs="Malgun Gothic" w:eastAsia="Malgun Gothic" w:hAnsi="Malgun Gothic"/>
+          <w:sz w:val="20"/>
+          <w:szCs w:val="20"/>
+          <w:rtl w:val="0"/>
+        </w:rPr>
+        <w:t xml:space="preserve">- 각 행은 종류, ID, 상태, 동작 네 칸이다. 상태를 못 읽으면 모름이라 적고 버튼을 그리지 않는다.</w:t>
+      </w:r>
+    </w:p>
+    <w:p>
+      <w:pPr>
+        <w:widowControl w:val="0"/>
+        <w:spacing w:after="60" w:line="264" w:lineRule="auto"/>
+        <w:ind w:left="720"/>
+        <w:jc w:val="both"/>
+      </w:pPr>
+      <w:r>
+        <w:rPr>
+          <w:rFonts w:ascii="Malgun Gothic" w:cs="Malgun Gothic" w:eastAsia="Malgun Gothic" w:hAnsi="Malgun Gothic"/>
+          <w:b w:val="1"/>
+          <w:bCs w:val="1"/>
+          <w:sz w:val="20"/>
+          <w:szCs w:val="20"/>
+          <w:rtl w:val="0"/>
+        </w:rPr>
+        <w:t xml:space="preserve">카드. 모듈</w:t>
+      </w:r>
+    </w:p>
+    <w:p>
+      <w:pPr>
+        <w:widowControl w:val="0"/>
+        <w:spacing w:after="60" w:line="264" w:lineRule="auto"/>
+        <w:ind w:left="1080"/>
+        <w:jc w:val="both"/>
+      </w:pPr>
+      <w:r>
+        <w:rPr>
+          <w:rFonts w:ascii="Malgun Gothic" w:cs="Malgun Gothic" w:eastAsia="Malgun Gothic" w:hAnsi="Malgun Gothic"/>
+          <w:sz w:val="20"/>
+          <w:szCs w:val="20"/>
+          <w:rtl w:val="0"/>
+        </w:rPr>
+        <w:t xml:space="preserve">- 모듈 이름별 체크박스. 부제에 몇 종이 켜졌는지 적는다.</w:t>
+      </w:r>
+    </w:p>
+    <w:p>
+      <w:pPr>
+        <w:widowControl w:val="0"/>
+        <w:spacing w:after="60" w:line="264" w:lineRule="auto"/>
+        <w:ind w:left="1080"/>
+        <w:jc w:val="both"/>
+      </w:pPr>
+      <w:r>
+        <w:rPr>
+          <w:rFonts w:ascii="Malgun Gothic" w:cs="Malgun Gothic" w:eastAsia="Malgun Gothic" w:hAnsi="Malgun Gothic"/>
+          <w:sz w:val="20"/>
+          <w:szCs w:val="20"/>
+          <w:rtl w:val="0"/>
+        </w:rPr>
+        <w:t xml:space="preserve">- 새 모듈 키를 화면에서 추가할 수 없다. 대상이 준 이름만 다시 그린다.</w:t>
+      </w:r>
+    </w:p>
+    <w:p>
+      <w:pPr>
+        <w:widowControl w:val="0"/>
+        <w:spacing w:after="60" w:line="264" w:lineRule="auto"/>
+        <w:ind w:left="720"/>
+        <w:jc w:val="both"/>
+      </w:pPr>
+      <w:r>
+        <w:rPr>
+          <w:rFonts w:ascii="Malgun Gothic" w:cs="Malgun Gothic" w:eastAsia="Malgun Gothic" w:hAnsi="Malgun Gothic"/>
+          <w:b w:val="1"/>
+          <w:bCs w:val="1"/>
+          <w:sz w:val="20"/>
+          <w:szCs w:val="20"/>
+          <w:rtl w:val="0"/>
+        </w:rPr>
+        <w:t xml:space="preserve">카드. Port</w:t>
+      </w:r>
+    </w:p>
+    <w:p>
+      <w:pPr>
+        <w:widowControl w:val="0"/>
+        <w:spacing w:after="60" w:line="264" w:lineRule="auto"/>
+        <w:ind w:left="1080"/>
+        <w:jc w:val="both"/>
+      </w:pPr>
+      <w:r>
+        <w:rPr>
+          <w:rFonts w:ascii="Malgun Gothic" w:cs="Malgun Gothic" w:eastAsia="Malgun Gothic" w:hAnsi="Malgun Gothic"/>
+          <w:sz w:val="20"/>
+          <w:szCs w:val="20"/>
+          <w:rtl w:val="0"/>
+        </w:rPr>
+        <w:t xml:space="preserve">- Port 이름별 텍스트 입력. 새 Port 종류는 추가할 수 없다.</w:t>
+      </w:r>
+    </w:p>
+    <w:p>
+      <w:pPr>
+        <w:widowControl w:val="0"/>
+        <w:spacing w:after="60" w:line="264" w:lineRule="auto"/>
+        <w:ind w:left="720"/>
+        <w:jc w:val="both"/>
+      </w:pPr>
+      <w:r>
+        <w:rPr>
+          <w:rFonts w:ascii="Malgun Gothic" w:cs="Malgun Gothic" w:eastAsia="Malgun Gothic" w:hAnsi="Malgun Gothic"/>
+          <w:b w:val="1"/>
+          <w:bCs w:val="1"/>
+          <w:sz w:val="20"/>
+          <w:szCs w:val="20"/>
+          <w:rtl w:val="0"/>
+        </w:rPr>
+        <w:t xml:space="preserve">카드. Team</w:t>
+      </w:r>
+    </w:p>
+    <w:p>
+      <w:pPr>
+        <w:widowControl w:val="0"/>
+        <w:spacing w:after="60" w:line="264" w:lineRule="auto"/>
+        <w:ind w:left="1080"/>
+        <w:jc w:val="both"/>
+      </w:pPr>
+      <w:r>
+        <w:rPr>
+          <w:rFonts w:ascii="Malgun Gothic" w:cs="Malgun Gothic" w:eastAsia="Malgun Gothic" w:hAnsi="Malgun Gothic"/>
+          <w:sz w:val="20"/>
+          <w:szCs w:val="20"/>
+          <w:rtl w:val="0"/>
+        </w:rPr>
+        <w:t xml:space="preserve">- 표 4열. team_id 입력, implementation_ref 입력, active 체크박스, 제거 버튼</w:t>
+      </w:r>
+    </w:p>
+    <w:p>
+      <w:pPr>
+        <w:widowControl w:val="0"/>
+        <w:spacing w:after="60" w:line="264" w:lineRule="auto"/>
+        <w:ind w:left="1080"/>
+        <w:jc w:val="both"/>
+      </w:pPr>
+      <w:r>
+        <w:rPr>
+          <w:rFonts w:ascii="Malgun Gothic" w:cs="Malgun Gothic" w:eastAsia="Malgun Gothic" w:hAnsi="Malgun Gothic"/>
+          <w:sz w:val="20"/>
+          <w:szCs w:val="20"/>
+          <w:rtl w:val="0"/>
+        </w:rPr>
+        <w:t xml:space="preserve">- Team 추가 버튼은 team_id가 new_team이고 active가 꺼진 빈 행을 붙인다.</w:t>
+      </w:r>
+    </w:p>
+    <w:p>
+      <w:pPr>
+        <w:widowControl w:val="0"/>
+        <w:spacing w:after="60" w:line="264" w:lineRule="auto"/>
+        <w:ind w:left="1080"/>
+        <w:jc w:val="both"/>
+      </w:pPr>
+      <w:r>
+        <w:rPr>
+          <w:rFonts w:ascii="Malgun Gothic" w:cs="Malgun Gothic" w:eastAsia="Malgun Gothic" w:hAnsi="Malgun Gothic"/>
+          <w:sz w:val="20"/>
+          <w:szCs w:val="20"/>
+          <w:rtl w:val="0"/>
+        </w:rPr>
+        <w:t xml:space="preserve">- 추가와 제거는 대상에 보내지 않는다. 화면의 후보만 바뀌고 적용을 눌러야 저장된다.</w:t>
+      </w:r>
+    </w:p>
+    <w:p>
+      <w:pPr>
+        <w:widowControl w:val="0"/>
+        <w:spacing w:after="60" w:line="264" w:lineRule="auto"/>
+        <w:ind w:left="720"/>
+        <w:jc w:val="both"/>
+      </w:pPr>
+      <w:r>
+        <w:rPr>
+          <w:rFonts w:ascii="Malgun Gothic" w:cs="Malgun Gothic" w:eastAsia="Malgun Gothic" w:hAnsi="Malgun Gothic"/>
+          <w:b w:val="1"/>
+          <w:bCs w:val="1"/>
+          <w:sz w:val="20"/>
+          <w:szCs w:val="20"/>
+          <w:rtl w:val="0"/>
+        </w:rPr>
+        <w:t xml:space="preserve">입력과 버튼</w:t>
+      </w:r>
+    </w:p>
+    <w:p>
+      <w:pPr>
+        <w:widowControl w:val="0"/>
+        <w:spacing w:after="60" w:line="264" w:lineRule="auto"/>
+        <w:ind w:left="1080"/>
+        <w:jc w:val="both"/>
+      </w:pPr>
+      <w:r>
+        <w:rPr>
+          <w:rFonts w:ascii="Malgun Gothic" w:cs="Malgun Gothic" w:eastAsia="Malgun Gothic" w:hAnsi="Malgun Gothic"/>
+          <w:sz w:val="20"/>
+          <w:szCs w:val="20"/>
+          <w:rtl w:val="0"/>
+        </w:rPr>
+        <w:t xml:space="preserve">- 사유 한 줄 입력. 예시 문구는 모듈 구조 설계 테스트다.</w:t>
+      </w:r>
+    </w:p>
+    <w:p>
+      <w:pPr>
+        <w:widowControl w:val="0"/>
+        <w:spacing w:after="60" w:line="264" w:lineRule="auto"/>
+        <w:ind w:left="1080"/>
+        <w:jc w:val="both"/>
+      </w:pPr>
+      <w:r>
+        <w:rPr>
+          <w:rFonts w:ascii="Malgun Gothic" w:cs="Malgun Gothic" w:eastAsia="Malgun Gothic" w:hAnsi="Malgun Gothic"/>
+          <w:sz w:val="20"/>
+          <w:szCs w:val="20"/>
+          <w:rtl w:val="0"/>
+        </w:rPr>
+        <w:t xml:space="preserve">- 검증 버튼. 저장하지 않고 대상의 검증만 받는다.</w:t>
+      </w:r>
+    </w:p>
+    <w:p>
+      <w:pPr>
+        <w:widowControl w:val="0"/>
+        <w:spacing w:after="60" w:line="264" w:lineRule="auto"/>
+        <w:ind w:left="1080"/>
+        <w:jc w:val="both"/>
+      </w:pPr>
+      <w:r>
+        <w:rPr>
+          <w:rFonts w:ascii="Malgun Gothic" w:cs="Malgun Gothic" w:eastAsia="Malgun Gothic" w:hAnsi="Malgun Gothic"/>
+          <w:sz w:val="20"/>
+          <w:szCs w:val="20"/>
+          <w:rtl w:val="0"/>
+        </w:rPr>
+        <w:t xml:space="preserve">- 적용 버튼. 사유가 비어 있으면 보내지 않고 사유를 적으라고 띄운다.</w:t>
+      </w:r>
+    </w:p>
+    <w:p>
+      <w:pPr>
+        <w:widowControl w:val="0"/>
+        <w:spacing w:after="60" w:line="264" w:lineRule="auto"/>
+        <w:ind w:left="720"/>
+        <w:jc w:val="both"/>
+      </w:pPr>
+      <w:r>
+        <w:rPr>
+          <w:rFonts w:ascii="Malgun Gothic" w:cs="Malgun Gothic" w:eastAsia="Malgun Gothic" w:hAnsi="Malgun Gothic"/>
+          <w:b w:val="1"/>
+          <w:bCs w:val="1"/>
+          <w:sz w:val="20"/>
+          <w:szCs w:val="20"/>
+          <w:rtl w:val="0"/>
+        </w:rPr>
+        <w:t xml:space="preserve">결과 표시</w:t>
+      </w:r>
+    </w:p>
+    <w:p>
+      <w:pPr>
+        <w:widowControl w:val="0"/>
+        <w:spacing w:after="60" w:line="264" w:lineRule="auto"/>
+        <w:ind w:left="1080"/>
+        <w:jc w:val="both"/>
+      </w:pPr>
+      <w:r>
+        <w:rPr>
+          <w:rFonts w:ascii="Malgun Gothic" w:cs="Malgun Gothic" w:eastAsia="Malgun Gothic" w:hAnsi="Malgun Gothic"/>
+          <w:sz w:val="20"/>
+          <w:szCs w:val="20"/>
+          <w:rtl w:val="0"/>
+        </w:rPr>
+        <w:t xml:space="preserve">- 적용됨. 새 revision 값을 함께 보여준다.</w:t>
+      </w:r>
+    </w:p>
+    <w:p>
+      <w:pPr>
+        <w:widowControl w:val="0"/>
+        <w:spacing w:after="60" w:line="264" w:lineRule="auto"/>
+        <w:ind w:left="1080"/>
+        <w:jc w:val="both"/>
+      </w:pPr>
+      <w:r>
+        <w:rPr>
+          <w:rFonts w:ascii="Malgun Gothic" w:cs="Malgun Gothic" w:eastAsia="Malgun Gothic" w:hAnsi="Malgun Gothic"/>
+          <w:sz w:val="20"/>
+          <w:szCs w:val="20"/>
+          <w:rtl w:val="0"/>
+        </w:rPr>
+        <w:t xml:space="preserve">- 검증됨. 통과한 revision을 보여준다.</w:t>
+      </w:r>
+    </w:p>
+    <w:p>
+      <w:pPr>
+        <w:widowControl w:val="0"/>
+        <w:spacing w:after="60" w:line="264" w:lineRule="auto"/>
+        <w:ind w:left="1080"/>
+        <w:jc w:val="both"/>
+      </w:pPr>
+      <w:r>
+        <w:rPr>
+          <w:rFonts w:ascii="Malgun Gothic" w:cs="Malgun Gothic" w:eastAsia="Malgun Gothic" w:hAnsi="Malgun Gothic"/>
+          <w:sz w:val="20"/>
+          <w:szCs w:val="20"/>
+          <w:rtl w:val="0"/>
+        </w:rPr>
+        <w:t xml:space="preserve">- 검증 실패. 대상이 준 오류 문장을 이어 붙여 보여준다.</w:t>
+      </w:r>
+    </w:p>
+    <w:p>
+      <w:pPr>
+        <w:widowControl w:val="0"/>
+        <w:spacing w:after="60" w:line="264" w:lineRule="auto"/>
+        <w:ind w:left="1080"/>
+        <w:jc w:val="both"/>
+      </w:pPr>
+      <w:r>
+        <w:rPr>
+          <w:rFonts w:ascii="Malgun Gothic" w:cs="Malgun Gothic" w:eastAsia="Malgun Gothic" w:hAnsi="Malgun Gothic"/>
+          <w:sz w:val="20"/>
+          <w:szCs w:val="20"/>
+          <w:rtl w:val="0"/>
+        </w:rPr>
+        <w:t xml:space="preserve">- 충돌. 다른 사람이 먼저 바꿔 revision이 달라진 경우다. 덮어쓰지 않는다.</w:t>
+      </w:r>
+    </w:p>
+    <w:p>
+      <w:pPr>
+        <w:widowControl w:val="0"/>
+        <w:spacing w:after="60" w:line="264" w:lineRule="auto"/>
+        <w:ind w:left="720"/>
+        <w:jc w:val="both"/>
+      </w:pPr>
+      <w:r>
+        <w:rPr>
+          <w:rFonts w:ascii="Malgun Gothic" w:cs="Malgun Gothic" w:eastAsia="Malgun Gothic" w:hAnsi="Malgun Gothic"/>
+          <w:b w:val="1"/>
+          <w:bCs w:val="1"/>
+          <w:sz w:val="20"/>
+          <w:szCs w:val="20"/>
+          <w:rtl w:val="0"/>
+        </w:rPr>
+        <w:t xml:space="preserve">읽기 전용 카드</w:t>
+      </w:r>
+    </w:p>
+    <w:p>
+      <w:pPr>
+        <w:widowControl w:val="0"/>
+        <w:spacing w:after="60" w:line="264" w:lineRule="auto"/>
+        <w:ind w:left="1080"/>
+        <w:jc w:val="both"/>
+      </w:pPr>
+      <w:r>
+        <w:rPr>
+          <w:rFonts w:ascii="Malgun Gothic" w:cs="Malgun Gothic" w:eastAsia="Malgun Gothic" w:hAnsi="Malgun Gothic"/>
+          <w:sz w:val="20"/>
+          <w:szCs w:val="20"/>
+          <w:rtl w:val="0"/>
+        </w:rPr>
+        <w:t xml:space="preserve">- 구조와 실행 순서. 지금 읽은 설정을 흐름도로 투영한다. 꺼진 모듈은 꺼진 채로 표시한다.</w:t>
+      </w:r>
+    </w:p>
+    <w:p>
+      <w:pPr>
+        <w:widowControl w:val="0"/>
+        <w:spacing w:after="60" w:line="264" w:lineRule="auto"/>
+        <w:ind w:left="1080"/>
+        <w:jc w:val="both"/>
+      </w:pPr>
+      <w:r>
+        <w:rPr>
+          <w:rFonts w:ascii="Malgun Gothic" w:cs="Malgun Gothic" w:eastAsia="Malgun Gothic" w:hAnsi="Malgun Gothic"/>
+          <w:sz w:val="20"/>
+          <w:szCs w:val="20"/>
+          <w:rtl w:val="0"/>
+        </w:rPr>
+        <w:t xml:space="preserve">- 컴포넌트. 여기서 끌 수 없는 고정 구성요소 목록이다.</w:t>
+      </w:r>
+    </w:p>
+    <w:p>
+      <w:pPr>
+        <w:widowControl w:val="0"/>
+        <w:spacing w:after="60" w:line="264" w:lineRule="auto"/>
+        <w:ind w:left="1080"/>
+        <w:jc w:val="both"/>
+      </w:pPr>
+      <w:r>
+        <w:rPr>
+          <w:rFonts w:ascii="Malgun Gothic" w:cs="Malgun Gothic" w:eastAsia="Malgun Gothic" w:hAnsi="Malgun Gothic"/>
+          <w:sz w:val="20"/>
+          <w:szCs w:val="20"/>
+          <w:rtl w:val="0"/>
+        </w:rPr>
+        <w:t xml:space="preserve">- 원본 JSON. 대조용으로 접어 둔다.</w:t>
+      </w:r>
+    </w:p>
+    <w:p>
+      <w:pPr>
+        <w:widowControl w:val="0"/>
+        <w:spacing w:after="60" w:line="264" w:lineRule="auto"/>
+        <w:ind w:left="720"/>
+        <w:jc w:val="both"/>
+      </w:pPr>
+      <w:r>
+        <w:rPr>
+          <w:rFonts w:ascii="Malgun Gothic" w:cs="Malgun Gothic" w:eastAsia="Malgun Gothic" w:hAnsi="Malgun Gothic"/>
+          <w:b w:val="1"/>
+          <w:bCs w:val="1"/>
+          <w:sz w:val="20"/>
+          <w:szCs w:val="20"/>
+          <w:rtl w:val="0"/>
+        </w:rPr>
+        <w:t xml:space="preserve">실제 화면. 상태 A, 대상에 연결되지 않았을 때</w:t>
       </w:r>
     </w:p>
     <w:p>
@@ -3537,7 +3552,7 @@
         </w:rPr>
         <w:drawing>
           <wp:inline xmlns:wp="http://schemas.openxmlformats.org/drawingml/2006/wordprocessingDrawing" distT="0" distB="0" distL="0" distR="0">
-            <wp:extent cx="5760720" cy="4440991"/>
+            <wp:extent cx="5760720" cy="3236477"/>
             <wp:effectExtent l="0" t="0" r="0" b="0"/>
             <wp:docPr id="911" name="그림 11"/>
             <a:graphic xmlns:a="http://schemas.openxmlformats.org/drawingml/2006/main">
@@ -3556,7 +3571,7 @@
                   <pic:spPr>
                     <a:xfrm>
                       <a:off x="0" y="0"/>
-                      <a:ext cx="5760720" cy="4440991"/>
+                      <a:ext cx="5760720" cy="3236477"/>
                     </a:xfrm>
                     <a:prstGeom prst="rect">
                       <a:avLst/>
@@ -3582,7 +3597,262 @@
           <w:color w:val="595959"/>
           <w:rtl w:val="0"/>
         </w:rPr>
-        <w:t xml:space="preserve">그림 11. 구조와 실행 순서 카드. 지금 읽은 설정을 아홉 단계 흐름으로 투영한다. 꺼진 모듈은 취소선으로 표시된다.</w:t>
+        <w:t xml:space="preserve">그림 11. 편집 폼을 그리지 않고 붙이는 방법만 안내한다. 모르는 상태로 폼을 그리면 사용자가 저장되는 줄 안다.</w:t>
+      </w:r>
+    </w:p>
+    <w:p>
+      <w:pPr>
+        <w:widowControl w:val="0"/>
+        <w:spacing w:after="60" w:line="264" w:lineRule="auto"/>
+        <w:ind w:left="720"/>
+        <w:jc w:val="both"/>
+      </w:pPr>
+      <w:r>
+        <w:rPr>
+          <w:rFonts w:ascii="Malgun Gothic" w:cs="Malgun Gothic" w:eastAsia="Malgun Gothic" w:hAnsi="Malgun Gothic"/>
+          <w:b w:val="1"/>
+          <w:bCs w:val="1"/>
+          <w:sz w:val="20"/>
+          <w:szCs w:val="20"/>
+          <w:rtl w:val="0"/>
+        </w:rPr>
+        <w:t xml:space="preserve">실제 화면. 상태 B, 대상에 연결됐을 때</w:t>
+      </w:r>
+    </w:p>
+    <w:p>
+      <w:pPr>
+        <w:jc w:val="center"/>
+        <w:spacing w:before="120" w:after="60"/>
+      </w:pPr>
+      <w:r>
+        <w:rPr>
+          <w:noProof/>
+        </w:rPr>
+        <w:drawing>
+          <wp:inline xmlns:wp="http://schemas.openxmlformats.org/drawingml/2006/wordprocessingDrawing" distT="0" distB="0" distL="0" distR="0">
+            <wp:extent cx="5760720" cy="6546272"/>
+            <wp:effectExtent l="0" t="0" r="0" b="0"/>
+            <wp:docPr id="912" name="그림 12"/>
+            <a:graphic xmlns:a="http://schemas.openxmlformats.org/drawingml/2006/main">
+              <a:graphicData uri="http://schemas.openxmlformats.org/drawingml/2006/picture">
+                <pic:pic xmlns:pic="http://schemas.openxmlformats.org/drawingml/2006/picture">
+                  <pic:nvPicPr>
+                    <pic:cNvPr id="912" name="그림 12"/>
+                    <pic:cNvPicPr/>
+                  </pic:nvPicPr>
+                  <pic:blipFill>
+                    <a:blip xmlns:r="http://schemas.openxmlformats.org/officeDocument/2006/relationships" r:embed="rIdIMG512"/>
+                    <a:stretch>
+                      <a:fillRect/>
+                    </a:stretch>
+                  </pic:blipFill>
+                  <pic:spPr>
+                    <a:xfrm>
+                      <a:off x="0" y="0"/>
+                      <a:ext cx="5760720" cy="6546272"/>
+                    </a:xfrm>
+                    <a:prstGeom prst="rect">
+                      <a:avLst/>
+                    </a:prstGeom>
+                  </pic:spPr>
+                </pic:pic>
+              </a:graphicData>
+            </a:graphic>
+          </wp:inline>
+        </w:drawing>
+      </w:r>
+    </w:p>
+    <w:p>
+      <w:pPr>
+        <w:jc w:val="center"/>
+        <w:spacing w:after="180"/>
+      </w:pPr>
+      <w:r>
+        <w:rPr>
+          <w:rFonts w:ascii="Malgun Gothic" w:cs="Malgun Gothic" w:eastAsia="Malgun Gothic" w:hAnsi="Malgun Gothic"/>
+          <w:sz w:val="17"/>
+          <w:szCs w:val="17"/>
+          <w:color w:val="595959"/>
+          <w:rtl w:val="0"/>
+        </w:rPr>
+        <w:t xml:space="preserve">그림 12. 상태 B 위쪽. 빠른 토글 카드와 모듈, Port 카드다. revision rev-1을 읽어온 상태다.</w:t>
+      </w:r>
+    </w:p>
+    <w:p>
+      <w:pPr>
+        <w:jc w:val="center"/>
+        <w:spacing w:before="120" w:after="60"/>
+      </w:pPr>
+      <w:r>
+        <w:rPr>
+          <w:noProof/>
+        </w:rPr>
+        <w:drawing>
+          <wp:inline xmlns:wp="http://schemas.openxmlformats.org/drawingml/2006/wordprocessingDrawing" distT="0" distB="0" distL="0" distR="0">
+            <wp:extent cx="5760720" cy="4592864"/>
+            <wp:effectExtent l="0" t="0" r="0" b="0"/>
+            <wp:docPr id="913" name="그림 13"/>
+            <a:graphic xmlns:a="http://schemas.openxmlformats.org/drawingml/2006/main">
+              <a:graphicData uri="http://schemas.openxmlformats.org/drawingml/2006/picture">
+                <pic:pic xmlns:pic="http://schemas.openxmlformats.org/drawingml/2006/picture">
+                  <pic:nvPicPr>
+                    <pic:cNvPr id="913" name="그림 13"/>
+                    <pic:cNvPicPr/>
+                  </pic:nvPicPr>
+                  <pic:blipFill>
+                    <a:blip xmlns:r="http://schemas.openxmlformats.org/officeDocument/2006/relationships" r:embed="rIdIMG513"/>
+                    <a:stretch>
+                      <a:fillRect/>
+                    </a:stretch>
+                  </pic:blipFill>
+                  <pic:spPr>
+                    <a:xfrm>
+                      <a:off x="0" y="0"/>
+                      <a:ext cx="5760720" cy="4592864"/>
+                    </a:xfrm>
+                    <a:prstGeom prst="rect">
+                      <a:avLst/>
+                    </a:prstGeom>
+                  </pic:spPr>
+                </pic:pic>
+              </a:graphicData>
+            </a:graphic>
+          </wp:inline>
+        </w:drawing>
+      </w:r>
+    </w:p>
+    <w:p>
+      <w:pPr>
+        <w:jc w:val="center"/>
+        <w:spacing w:after="180"/>
+      </w:pPr>
+      <w:r>
+        <w:rPr>
+          <w:rFonts w:ascii="Malgun Gothic" w:cs="Malgun Gothic" w:eastAsia="Malgun Gothic" w:hAnsi="Malgun Gothic"/>
+          <w:sz w:val="17"/>
+          <w:szCs w:val="17"/>
+          <w:color w:val="595959"/>
+          <w:rtl w:val="0"/>
+        </w:rPr>
+        <w:t xml:space="preserve">그림 13. 상태 B 아래쪽. Team 표와 사유 입력, 검증과 적용 버튼이다. 사유가 비어 있으면 적용을 보내지 않는다.</w:t>
+      </w:r>
+    </w:p>
+    <w:p>
+      <w:pPr>
+        <w:jc w:val="center"/>
+        <w:spacing w:before="120" w:after="60"/>
+      </w:pPr>
+      <w:r>
+        <w:rPr>
+          <w:noProof/>
+        </w:rPr>
+        <w:drawing>
+          <wp:inline xmlns:wp="http://schemas.openxmlformats.org/drawingml/2006/wordprocessingDrawing" distT="0" distB="0" distL="0" distR="0">
+            <wp:extent cx="5486400" cy="1894360"/>
+            <wp:effectExtent l="0" t="0" r="0" b="0"/>
+            <wp:docPr id="914" name="그림 14"/>
+            <a:graphic xmlns:a="http://schemas.openxmlformats.org/drawingml/2006/main">
+              <a:graphicData uri="http://schemas.openxmlformats.org/drawingml/2006/picture">
+                <pic:pic xmlns:pic="http://schemas.openxmlformats.org/drawingml/2006/picture">
+                  <pic:nvPicPr>
+                    <pic:cNvPr id="914" name="그림 14"/>
+                    <pic:cNvPicPr/>
+                  </pic:nvPicPr>
+                  <pic:blipFill>
+                    <a:blip xmlns:r="http://schemas.openxmlformats.org/officeDocument/2006/relationships" r:embed="rIdIMG514"/>
+                    <a:stretch>
+                      <a:fillRect/>
+                    </a:stretch>
+                  </pic:blipFill>
+                  <pic:spPr>
+                    <a:xfrm>
+                      <a:off x="0" y="0"/>
+                      <a:ext cx="5486400" cy="1894360"/>
+                    </a:xfrm>
+                    <a:prstGeom prst="rect">
+                      <a:avLst/>
+                    </a:prstGeom>
+                  </pic:spPr>
+                </pic:pic>
+              </a:graphicData>
+            </a:graphic>
+          </wp:inline>
+        </w:drawing>
+      </w:r>
+    </w:p>
+    <w:p>
+      <w:pPr>
+        <w:jc w:val="center"/>
+        <w:spacing w:after="180"/>
+      </w:pPr>
+      <w:r>
+        <w:rPr>
+          <w:rFonts w:ascii="Malgun Gothic" w:cs="Malgun Gothic" w:eastAsia="Malgun Gothic" w:hAnsi="Malgun Gothic"/>
+          <w:sz w:val="17"/>
+          <w:szCs w:val="17"/>
+          <w:color w:val="595959"/>
+          <w:rtl w:val="0"/>
+        </w:rPr>
+        <w:t xml:space="preserve">그림 14. 빠른 토글 카드만 확대한 것. 켜진 항목에는 끄기, 꺼진 항목에는 켜기 버튼이 붙는다. 사유는 필수다.</w:t>
+      </w:r>
+    </w:p>
+    <w:p>
+      <w:pPr>
+        <w:jc w:val="center"/>
+        <w:spacing w:before="120" w:after="60"/>
+      </w:pPr>
+      <w:r>
+        <w:rPr>
+          <w:noProof/>
+        </w:rPr>
+        <w:drawing>
+          <wp:inline xmlns:wp="http://schemas.openxmlformats.org/drawingml/2006/wordprocessingDrawing" distT="0" distB="0" distL="0" distR="0">
+            <wp:extent cx="5760720" cy="7855527"/>
+            <wp:effectExtent l="0" t="0" r="0" b="0"/>
+            <wp:docPr id="915" name="그림 15"/>
+            <a:graphic xmlns:a="http://schemas.openxmlformats.org/drawingml/2006/main">
+              <a:graphicData uri="http://schemas.openxmlformats.org/drawingml/2006/picture">
+                <pic:pic xmlns:pic="http://schemas.openxmlformats.org/drawingml/2006/picture">
+                  <pic:nvPicPr>
+                    <pic:cNvPr id="915" name="그림 15"/>
+                    <pic:cNvPicPr/>
+                  </pic:nvPicPr>
+                  <pic:blipFill>
+                    <a:blip xmlns:r="http://schemas.openxmlformats.org/officeDocument/2006/relationships" r:embed="rIdIMG515"/>
+                    <a:stretch>
+                      <a:fillRect/>
+                    </a:stretch>
+                  </pic:blipFill>
+                  <pic:spPr>
+                    <a:xfrm>
+                      <a:off x="0" y="0"/>
+                      <a:ext cx="5760720" cy="7855527"/>
+                    </a:xfrm>
+                    <a:prstGeom prst="rect">
+                      <a:avLst/>
+                    </a:prstGeom>
+                  </pic:spPr>
+                </pic:pic>
+              </a:graphicData>
+            </a:graphic>
+          </wp:inline>
+        </w:drawing>
+      </w:r>
+    </w:p>
+    <w:p>
+      <w:pPr>
+        <w:jc w:val="center"/>
+        <w:spacing w:after="180"/>
+      </w:pPr>
+      <w:r>
+        <w:rPr>
+          <w:rFonts w:ascii="Malgun Gothic" w:cs="Malgun Gothic" w:eastAsia="Malgun Gothic" w:hAnsi="Malgun Gothic"/>
+          <w:sz w:val="17"/>
+          <w:szCs w:val="17"/>
+          <w:color w:val="595959"/>
+          <w:rtl w:val="0"/>
+        </w:rPr>
+        <w:t xml:space="preserve">그림 15. 구조와 실행 순서 카드. 지금 읽은 설정을 아홉 단계 흐름으로 투영한다. 꺼진 모듈은 취소선으로 표시된다.</w:t>
       </w:r>
     </w:p>
     <w:p>
